--- a/docs/BUNNIES AND TEA.docx
+++ b/docs/BUNNIES AND TEA.docx
@@ -5203,9 +5203,8 @@
           <w:sz w:val="22"/>
           <w:szCs w:val="20"/>
         </w:rPr>
-        <w:t xml:space="preserve">Título del Proyecto: </w:t>
-      </w:r>
-      <w:proofErr w:type="spellStart"/>
+        <w:t>nu</w:t>
+      </w:r>
       <w:r>
         <w:rPr>
           <w:b/>
@@ -5214,18 +5213,7 @@
           <w:sz w:val="22"/>
           <w:szCs w:val="20"/>
         </w:rPr>
-        <w:t>Bunnies</w:t>
-      </w:r>
-      <w:proofErr w:type="spellEnd"/>
-      <w:r>
-        <w:rPr>
-          <w:b/>
-          <w:bCs/>
-          <w:smallCaps/>
-          <w:sz w:val="22"/>
-          <w:szCs w:val="20"/>
-        </w:rPr>
-        <w:t xml:space="preserve"> &amp; Tea.</w:t>
+        <w:t>Título del Proyecto: Bunnies &amp; Tea.</w:t>
       </w:r>
     </w:p>
     <w:p>
@@ -5288,29 +5276,7 @@
           <w:sz w:val="22"/>
           <w:szCs w:val="20"/>
         </w:rPr>
-        <w:t xml:space="preserve">Módulo: Proyecto </w:t>
-      </w:r>
-      <w:proofErr w:type="spellStart"/>
-      <w:r>
-        <w:rPr>
-          <w:b/>
-          <w:bCs/>
-          <w:smallCaps/>
-          <w:sz w:val="22"/>
-          <w:szCs w:val="20"/>
-        </w:rPr>
-        <w:t>intermodular</w:t>
-      </w:r>
-      <w:proofErr w:type="spellEnd"/>
-      <w:r>
-        <w:rPr>
-          <w:b/>
-          <w:bCs/>
-          <w:smallCaps/>
-          <w:sz w:val="22"/>
-          <w:szCs w:val="20"/>
-        </w:rPr>
-        <w:t xml:space="preserve"> II</w:t>
+        <w:t>Módulo: Proyecto intermodular II</w:t>
       </w:r>
     </w:p>
     <w:p>
@@ -5346,36 +5312,12 @@
     </w:p>
     <w:p>
       <w:r>
-        <w:t>En este proyecto presento "</w:t>
-      </w:r>
-      <w:proofErr w:type="spellStart"/>
-      <w:r>
-        <w:t>Bunnies</w:t>
-      </w:r>
-      <w:proofErr w:type="spellEnd"/>
-      <w:r>
-        <w:t xml:space="preserve"> &amp; Tea", una aplicación web que he desarrollado basándome en el género de videojuegos conocidos como Idle o </w:t>
-      </w:r>
-      <w:proofErr w:type="spellStart"/>
-      <w:r>
-        <w:t>Clicker</w:t>
-      </w:r>
-      <w:proofErr w:type="spellEnd"/>
-      <w:r>
-        <w:t>. Básicamente, este tipo de juegos consisten en que el jugador empieza haciendo clics manualmente para conseguir recursos y, poco a poco, va invirtiendo esos beneficios para automatizar el proceso y generar ingresos de forma pasiva.</w:t>
-      </w:r>
-    </w:p>
-    <w:p>
-      <w:r>
-        <w:t>El objetivo principal que tenía en mente al crear "</w:t>
-      </w:r>
-      <w:proofErr w:type="spellStart"/>
-      <w:r>
-        <w:t>Bunnies</w:t>
-      </w:r>
-      <w:proofErr w:type="spellEnd"/>
-      <w:r>
-        <w:t xml:space="preserve"> &amp; Tea" era hacer un simulador de gestión que fuera relajante, donde el usuario asume el papel de gerente de una cafetería temática.</w:t>
+        <w:t>En este proyecto presento "Bunnies &amp; Tea", una aplicación web que he desarrollado basándome en el género de videojuegos conocidos como Idle o Clicker. Básicamente, este tipo de juegos consisten en que el jugador empieza haciendo clics manualmente para conseguir recursos y, poco a poco, va invirtiendo esos beneficios para automatizar el proceso y generar ingresos de forma pasiva.</w:t>
+      </w:r>
+    </w:p>
+    <w:p>
+      <w:r>
+        <w:t>El objetivo principal que tenía en mente al crear "Bunnies &amp; Tea" era hacer un simulador de gestión que fuera relajante, donde el usuario asume el papel de gerente de una cafetería temática.</w:t>
       </w:r>
     </w:p>
     <w:p>
@@ -5411,15 +5353,7 @@
     </w:p>
     <w:p>
       <w:r>
-        <w:t>A grandes rasgos, "</w:t>
-      </w:r>
-      <w:proofErr w:type="spellStart"/>
-      <w:r>
-        <w:t>Bunnies</w:t>
-      </w:r>
-      <w:proofErr w:type="spellEnd"/>
-      <w:r>
-        <w:t xml:space="preserve"> &amp; Tea" es un juego de gestión económica interactivo. La idea principal es que el jugador acumule recursos (monedas y productos) de dos formas: activamente, haciendo clic en la pantalla, y pasivamente, dejando que el juego genere ingresos con el tiempo.</w:t>
+        <w:t>A grandes rasgos, "Bunnies &amp; Tea" es un juego de gestión económica interactivo. La idea principal es que el jugador acumule recursos (monedas y productos) de dos formas: activamente, haciendo clic en la pantalla, y pasivamente, dejando que el juego genere ingresos con el tiempo.</w:t>
       </w:r>
     </w:p>
     <w:p>
@@ -5458,15 +5392,7 @@
     </w:p>
     <w:p>
       <w:r>
-        <w:t xml:space="preserve">Por otro lado, a nivel comercial y de producto, mi intención es que este proyecto no se quede solo en una práctica académica. Una vez que perfeccione las mecánicas y el código base, tengo planeado escalar el juego y empaquetarlo para llevarlo a plataformas móviles como Android o incluso publicarlo en </w:t>
-      </w:r>
-      <w:proofErr w:type="spellStart"/>
-      <w:r>
-        <w:t>Steam</w:t>
-      </w:r>
-      <w:proofErr w:type="spellEnd"/>
-      <w:r>
-        <w:t xml:space="preserve"> para PC.</w:t>
+        <w:t>Por otro lado, a nivel comercial y de producto, mi intención es que este proyecto no se quede solo en una práctica académica. Una vez que perfeccione las mecánicas y el código base, tengo planeado escalar el juego y empaquetarlo para llevarlo a plataformas móviles como Android o incluso publicarlo en Steam para PC.</w:t>
       </w:r>
     </w:p>
     <w:p>
@@ -5615,17 +5541,7 @@
               <w:cnfStyle w:val="000000100000" w:firstRow="0" w:lastRow="0" w:firstColumn="0" w:lastColumn="0" w:oddVBand="0" w:evenVBand="0" w:oddHBand="1" w:evenHBand="0" w:firstRowFirstColumn="0" w:firstRowLastColumn="0" w:lastRowFirstColumn="0" w:lastRowLastColumn="0"/>
             </w:pPr>
             <w:r>
-              <w:t>El sistema debe permitir el registro de nuevos usuarios (email/</w:t>
-            </w:r>
-            <w:proofErr w:type="spellStart"/>
-            <w:proofErr w:type="gramStart"/>
-            <w:r>
-              <w:t>password</w:t>
-            </w:r>
-            <w:proofErr w:type="spellEnd"/>
-            <w:proofErr w:type="gramEnd"/>
-            <w:r>
-              <w:t>) y el inicio/cierre de sesión seguro mediante el manejo de variables de sesión ($_SESSION).</w:t>
+              <w:t>El sistema debe permitir el registro de nuevos usuarios (email/password) y el inicio/cierre de sesión seguro mediante el manejo de variables de sesión ($_SESSION).</w:t>
             </w:r>
           </w:p>
         </w:tc>
@@ -5892,6 +5808,19 @@
         </w:tc>
       </w:tr>
     </w:tbl>
+    <w:p>
+      <w:pPr>
+        <w:pStyle w:val="Descripcin"/>
+        <w:rPr>
+          <w:kern w:val="2"/>
+          <w:lang w:eastAsia="es-ES"/>
+          <w14:ligatures w14:val="standardContextual"/>
+        </w:rPr>
+      </w:pPr>
+      <w:r>
+        <w:t>Tabla 1. Requisitos funcionales</w:t>
+      </w:r>
+    </w:p>
     <w:p/>
     <w:p/>
     <w:p>
@@ -6015,23 +5944,7 @@
               <w:cnfStyle w:val="000000100000" w:firstRow="0" w:lastRow="0" w:firstColumn="0" w:lastColumn="0" w:oddVBand="0" w:evenVBand="0" w:oddHBand="1" w:evenHBand="0" w:firstRowFirstColumn="0" w:firstRowLastColumn="0" w:lastRowFirstColumn="0" w:lastRowLastColumn="0"/>
             </w:pPr>
             <w:r>
-              <w:t xml:space="preserve">Las peticiones asíncronas de guardado en segundo plano deben procesarse y devolver un código HTTP 200 en menos de 100 milisegundos para evitar que el </w:t>
-            </w:r>
-            <w:proofErr w:type="spellStart"/>
-            <w:r>
-              <w:t>frontend</w:t>
-            </w:r>
-            <w:proofErr w:type="spellEnd"/>
-            <w:r>
-              <w:t xml:space="preserve"> sufra de desincronización ("</w:t>
-            </w:r>
-            <w:proofErr w:type="spellStart"/>
-            <w:r>
-              <w:t>rubber-banding</w:t>
-            </w:r>
-            <w:proofErr w:type="spellEnd"/>
-            <w:r>
-              <w:t>").</w:t>
+              <w:t>Las peticiones asíncronas de guardado en segundo plano deben procesarse y devolver un código HTTP 200 en menos de 100 milisegundos para evitar que el frontend sufra de desincronización ("rubber-banding").</w:t>
             </w:r>
           </w:p>
         </w:tc>
@@ -6082,36 +5995,7 @@
               <w:cnfStyle w:val="000000000000" w:firstRow="0" w:lastRow="0" w:firstColumn="0" w:lastColumn="0" w:oddVBand="0" w:evenVBand="0" w:oddHBand="0" w:evenHBand="0" w:firstRowFirstColumn="0" w:firstRowLastColumn="0" w:lastRowFirstColumn="0" w:lastRowLastColumn="0"/>
             </w:pPr>
             <w:r>
-              <w:t xml:space="preserve">Las contraseñas de los usuarios deben procesarse mediante funciones de </w:t>
-            </w:r>
-            <w:proofErr w:type="spellStart"/>
-            <w:r>
-              <w:t>hashing</w:t>
-            </w:r>
-            <w:proofErr w:type="spellEnd"/>
-            <w:r>
-              <w:t xml:space="preserve"> criptográfico seguro (ej. </w:t>
-            </w:r>
-            <w:proofErr w:type="spellStart"/>
-            <w:proofErr w:type="gramStart"/>
-            <w:r>
-              <w:t>password</w:t>
-            </w:r>
-            <w:proofErr w:type="gramEnd"/>
-            <w:r>
-              <w:t>_</w:t>
-            </w:r>
-            <w:proofErr w:type="gramStart"/>
-            <w:r>
-              <w:t>hash</w:t>
-            </w:r>
-            <w:proofErr w:type="spellEnd"/>
-            <w:r>
-              <w:t>(</w:t>
-            </w:r>
-            <w:proofErr w:type="gramEnd"/>
-            <w:r>
-              <w:t>) de PHP) antes de almacenarse en la base de datos.</w:t>
+              <w:t>Las contraseñas de los usuarios deben procesarse mediante funciones de hashing criptográfico seguro (ej. password_hash() de PHP) antes de almacenarse en la base de datos.</w:t>
             </w:r>
           </w:p>
         </w:tc>
@@ -6165,23 +6049,7 @@
               <w:cnfStyle w:val="000000100000" w:firstRow="0" w:lastRow="0" w:firstColumn="0" w:lastColumn="0" w:oddVBand="0" w:evenVBand="0" w:oddHBand="1" w:evenHBand="0" w:firstRowFirstColumn="0" w:firstRowLastColumn="0" w:lastRowFirstColumn="0" w:lastRowLastColumn="0"/>
             </w:pPr>
             <w:r>
-              <w:t>Todas las consultas SQL deben implementarse obligatoriamente utilizando sentencias preparadas (</w:t>
-            </w:r>
-            <w:proofErr w:type="spellStart"/>
-            <w:r>
-              <w:t>Prepared</w:t>
-            </w:r>
-            <w:proofErr w:type="spellEnd"/>
-            <w:r>
-              <w:t xml:space="preserve"> </w:t>
-            </w:r>
-            <w:proofErr w:type="spellStart"/>
-            <w:r>
-              <w:t>Statements</w:t>
-            </w:r>
-            <w:proofErr w:type="spellEnd"/>
-            <w:r>
-              <w:t>) a través de PDO para blindar la aplicación contra inyecciones SQL.</w:t>
+              <w:t>Todas las consultas SQL deben implementarse obligatoriamente utilizando sentencias preparadas (Prepared Statements) a través de PDO para blindar la aplicación contra inyecciones SQL.</w:t>
             </w:r>
           </w:p>
         </w:tc>
@@ -6232,15 +6100,7 @@
               <w:cnfStyle w:val="000000000000" w:firstRow="0" w:lastRow="0" w:firstColumn="0" w:lastColumn="0" w:oddVBand="0" w:evenVBand="0" w:oddHBand="0" w:evenHBand="0" w:firstRowFirstColumn="0" w:firstRowLastColumn="0" w:lastRowFirstColumn="0" w:lastRowLastColumn="0"/>
             </w:pPr>
             <w:r>
-              <w:t xml:space="preserve">El </w:t>
-            </w:r>
-            <w:proofErr w:type="spellStart"/>
-            <w:r>
-              <w:t>backend</w:t>
-            </w:r>
-            <w:proofErr w:type="spellEnd"/>
-            <w:r>
-              <w:t xml:space="preserve"> debe desarrollarse estrictamente bajo el patrón arquitectónico MVC, separando la capa de presentación (Vistas), la lógica de negocio (Controladores) y el acceso a datos (Modelos).</w:t>
+              <w:t>El backend debe desarrollarse estrictamente bajo el patrón arquitectónico MVC, separando la capa de presentación (Vistas), la lógica de negocio (Controladores) y el acceso a datos (Modelos).</w:t>
             </w:r>
           </w:p>
         </w:tc>
@@ -6301,56 +6161,28 @@
                 <w:i/>
                 <w:iCs/>
               </w:rPr>
-              <w:t xml:space="preserve">Responsive </w:t>
-            </w:r>
-            <w:proofErr w:type="spellStart"/>
-            <w:r>
-              <w:rPr>
-                <w:i/>
-                <w:iCs/>
-              </w:rPr>
-              <w:t>Design</w:t>
-            </w:r>
-            <w:proofErr w:type="spellEnd"/>
-            <w:r>
-              <w:t> mediante CSS puro (</w:t>
-            </w:r>
-            <w:proofErr w:type="spellStart"/>
-            <w:r>
-              <w:t>Grid</w:t>
-            </w:r>
-            <w:proofErr w:type="spellEnd"/>
-            <w:r>
-              <w:t>/</w:t>
-            </w:r>
-            <w:proofErr w:type="spellStart"/>
-            <w:r>
-              <w:t>Flexbox</w:t>
-            </w:r>
-            <w:proofErr w:type="spellEnd"/>
-            <w:r>
-              <w:t xml:space="preserve"> y Media </w:t>
-            </w:r>
-            <w:proofErr w:type="spellStart"/>
-            <w:r>
-              <w:t>Queries</w:t>
-            </w:r>
-            <w:proofErr w:type="spellEnd"/>
-            <w:r>
-              <w:t xml:space="preserve">) para una correcta visualización en cualquier resolución (móvil, </w:t>
-            </w:r>
-            <w:proofErr w:type="spellStart"/>
-            <w:r>
-              <w:t>tablet</w:t>
-            </w:r>
-            <w:proofErr w:type="spellEnd"/>
-            <w:r>
-              <w:t>, escritorio).</w:t>
+              <w:t>Responsive Design</w:t>
+            </w:r>
+            <w:r>
+              <w:t> mediante CSS puro (Grid/Flexbox y Media Queries) para una correcta visualización en cualquier resolución (móvil, tablet, escritorio).</w:t>
             </w:r>
           </w:p>
         </w:tc>
       </w:tr>
     </w:tbl>
+    <w:p>
+      <w:pPr>
+        <w:pStyle w:val="Descripcin"/>
+        <w:rPr>
+          <w:kern w:val="2"/>
+          <w:lang w:eastAsia="es-ES"/>
+          <w14:ligatures w14:val="standardContextual"/>
+        </w:rPr>
+      </w:pPr>
+      <w:r>
+        <w:t>Tabla 2. Requisitos no funcionales</w:t>
+      </w:r>
+    </w:p>
     <w:p/>
     <w:p/>
     <w:p/>
@@ -6463,74 +6295,73 @@
                 <w:bCs w:val="0"/>
               </w:rPr>
               <w:br/>
-              <w:t xml:space="preserve">• Falta de un equipo multidisciplinar (diseño gráfico, </w:t>
-            </w:r>
-            <w:proofErr w:type="spellStart"/>
-            <w:r>
+              <w:t>• Falta de un equipo multidisciplinar (diseño gráfico, testing), teniendo que asumir yo todos los roles del desarrollo.</w:t>
+            </w:r>
+          </w:p>
+        </w:tc>
+        <w:tc>
+          <w:tcPr>
+            <w:tcW w:w="0" w:type="auto"/>
+            <w:hideMark/>
+          </w:tcPr>
+          <w:p>
+            <w:pPr>
+              <w:spacing w:after="160"/>
+              <w:cnfStyle w:val="000000000000" w:firstRow="0" w:lastRow="0" w:firstColumn="0" w:lastColumn="0" w:oddVBand="0" w:evenVBand="0" w:oddHBand="0" w:evenHBand="0" w:firstRowFirstColumn="0" w:firstRowLastColumn="0" w:lastRowFirstColumn="0" w:lastRowLastColumn="0"/>
+            </w:pPr>
+            <w:r>
+              <w:t>Amenazas (A)</w:t>
+            </w:r>
+            <w:r>
+              <w:br/>
+            </w:r>
+            <w:r>
+              <w:br/>
+              <w:t>• Riesgo de cuellos de botella en la base de datos si muchos jugadores realizan peticiones asíncronas de guardado simultáneamente.</w:t>
+            </w:r>
+            <w:r>
+              <w:br/>
+              <w:t>• Posibles "condiciones de carrera" (descuadres de saldo) si la latencia de red del usuario es alta durante las compras rápidas.</w:t>
+            </w:r>
+          </w:p>
+        </w:tc>
+      </w:tr>
+      <w:tr>
+        <w:tc>
+          <w:tcPr>
+            <w:cnfStyle w:val="001000000000" w:firstRow="0" w:lastRow="0" w:firstColumn="1" w:lastColumn="0" w:oddVBand="0" w:evenVBand="0" w:oddHBand="0" w:evenHBand="0" w:firstRowFirstColumn="0" w:firstRowLastColumn="0" w:lastRowFirstColumn="0" w:lastRowLastColumn="0"/>
+            <w:tcW w:w="0" w:type="auto"/>
+            <w:hideMark/>
+          </w:tcPr>
+          <w:p>
+            <w:pPr>
+              <w:spacing w:after="160"/>
               <w:rPr>
                 <w:b w:val="0"/>
                 <w:bCs w:val="0"/>
               </w:rPr>
-              <w:t>testing</w:t>
-            </w:r>
-            <w:proofErr w:type="spellEnd"/>
+            </w:pPr>
             <w:r>
               <w:rPr>
                 <w:b w:val="0"/>
                 <w:bCs w:val="0"/>
               </w:rPr>
-              <w:t>), teniendo que asumir yo todos los roles del desarrollo.</w:t>
-            </w:r>
-          </w:p>
-        </w:tc>
-        <w:tc>
-          <w:tcPr>
-            <w:tcW w:w="0" w:type="auto"/>
-            <w:hideMark/>
-          </w:tcPr>
-          <w:p>
-            <w:pPr>
-              <w:spacing w:after="160"/>
-              <w:cnfStyle w:val="000000000000" w:firstRow="0" w:lastRow="0" w:firstColumn="0" w:lastColumn="0" w:oddVBand="0" w:evenVBand="0" w:oddHBand="0" w:evenHBand="0" w:firstRowFirstColumn="0" w:firstRowLastColumn="0" w:lastRowFirstColumn="0" w:lastRowLastColumn="0"/>
-            </w:pPr>
-            <w:r>
-              <w:t>Amenazas (A)</w:t>
-            </w:r>
-            <w:r>
-              <w:br/>
-            </w:r>
-            <w:r>
-              <w:br/>
-              <w:t>• Riesgo de cuellos de botella en la base de datos si muchos jugadores realizan peticiones asíncronas de guardado simultáneamente.</w:t>
-            </w:r>
-            <w:r>
-              <w:br/>
-              <w:t>• Posibles "condiciones de carrera" (descuadres de saldo) si la latencia de red del usuario es alta durante las compras rápidas.</w:t>
-            </w:r>
-          </w:p>
-        </w:tc>
-      </w:tr>
-      <w:tr>
-        <w:tc>
-          <w:tcPr>
-            <w:cnfStyle w:val="001000000000" w:firstRow="0" w:lastRow="0" w:firstColumn="1" w:lastColumn="0" w:oddVBand="0" w:evenVBand="0" w:oddHBand="0" w:evenHBand="0" w:firstRowFirstColumn="0" w:firstRowLastColumn="0" w:lastRowFirstColumn="0" w:lastRowLastColumn="0"/>
-            <w:tcW w:w="0" w:type="auto"/>
-            <w:hideMark/>
-          </w:tcPr>
-          <w:p>
-            <w:pPr>
-              <w:spacing w:after="160"/>
+              <w:t>Fortalezas (F)</w:t>
+            </w:r>
+            <w:r>
               <w:rPr>
                 <w:b w:val="0"/>
                 <w:bCs w:val="0"/>
               </w:rPr>
-            </w:pPr>
+              <w:br/>
+            </w:r>
             <w:r>
               <w:rPr>
                 <w:b w:val="0"/>
                 <w:bCs w:val="0"/>
               </w:rPr>
-              <w:t>Fortalezas (F)</w:t>
+              <w:br/>
+              <w:t>• Control absoluto sobre cada línea de código al no depender de librerías de terceros, evitando el comportamiento de "caja negra".</w:t>
             </w:r>
             <w:r>
               <w:rPr>
@@ -6538,6 +6369,7 @@
                 <w:bCs w:val="0"/>
               </w:rPr>
               <w:br/>
+              <w:t>• Arquitectura final extremadamente ligera y rápida, ideal para ejecución en navegadores móviles.</w:t>
             </w:r>
             <w:r>
               <w:rPr>
@@ -6545,22 +6377,6 @@
                 <w:bCs w:val="0"/>
               </w:rPr>
               <w:br/>
-              <w:t>• Control absoluto sobre cada línea de código al no depender de librerías de terceros, evitando el comportamiento de "caja negra".</w:t>
-            </w:r>
-            <w:r>
-              <w:rPr>
-                <w:b w:val="0"/>
-                <w:bCs w:val="0"/>
-              </w:rPr>
-              <w:br/>
-              <w:t>• Arquitectura final extremadamente ligera y rápida, ideal para ejecución en navegadores móviles.</w:t>
-            </w:r>
-            <w:r>
-              <w:rPr>
-                <w:b w:val="0"/>
-                <w:bCs w:val="0"/>
-              </w:rPr>
-              <w:br/>
               <w:t>• Costes operativos y de licencias inexistentes.</w:t>
             </w:r>
           </w:p>
@@ -6587,20 +6403,25 @@
             </w:r>
             <w:r>
               <w:br/>
-              <w:t xml:space="preserve">• Posibilidad de escalar el producto a nivel comercial para plataformas como Android o </w:t>
-            </w:r>
-            <w:proofErr w:type="spellStart"/>
-            <w:r>
-              <w:t>Steam</w:t>
-            </w:r>
-            <w:proofErr w:type="spellEnd"/>
-            <w:r>
-              <w:t>.</w:t>
+              <w:t>• Posibilidad de escalar el producto a nivel comercial para plataformas como Android o Steam.</w:t>
             </w:r>
           </w:p>
         </w:tc>
       </w:tr>
     </w:tbl>
+    <w:p>
+      <w:pPr>
+        <w:pStyle w:val="Descripcin"/>
+        <w:rPr>
+          <w:kern w:val="2"/>
+          <w:lang w:eastAsia="es-ES"/>
+          <w14:ligatures w14:val="standardContextual"/>
+        </w:rPr>
+      </w:pPr>
+      <w:r>
+        <w:t>Tabla 3. Análisis DAFO</w:t>
+      </w:r>
+    </w:p>
     <w:p/>
     <w:p>
       <w:pPr>
@@ -6617,7 +6438,6 @@
       <w:r>
         <w:t>Para el desarrollo de este proyecto he decidido prescindir de </w:t>
       </w:r>
-      <w:proofErr w:type="spellStart"/>
       <w:r>
         <w:rPr>
           <w:i/>
@@ -6625,7 +6445,6 @@
         </w:rPr>
         <w:t>frameworks</w:t>
       </w:r>
-      <w:proofErr w:type="spellEnd"/>
       <w:r>
         <w:t> y librerías externas. El objetivo de esta decisión ha sido programar la arquitectura desde cero para consolidar los conocimientos técnicos adquiridos. Las tecnologías seleccionadas y su justificación son las siguientes:</w:t>
       </w:r>
@@ -6647,7 +6466,6 @@
       <w:r>
         <w:t> He diseñado la interfaz de forma personalizada utilizando CSS nativo. Al no depender de librerías de estilos predefinidas como Bootstrap, he aplicado directamente técnicas de </w:t>
       </w:r>
-      <w:proofErr w:type="spellStart"/>
       <w:r>
         <w:rPr>
           <w:i/>
@@ -6655,7 +6473,6 @@
         </w:rPr>
         <w:t>Flexbox</w:t>
       </w:r>
-      <w:proofErr w:type="spellEnd"/>
       <w:r>
         <w:t> y </w:t>
       </w:r>
@@ -6664,17 +6481,8 @@
           <w:i/>
           <w:iCs/>
         </w:rPr>
-        <w:t xml:space="preserve">CSS </w:t>
-      </w:r>
-      <w:proofErr w:type="spellStart"/>
-      <w:r>
-        <w:rPr>
-          <w:i/>
-          <w:iCs/>
-        </w:rPr>
-        <w:t>Grid</w:t>
-      </w:r>
-      <w:proofErr w:type="spellEnd"/>
+        <w:t>CSS Grid</w:t>
+      </w:r>
       <w:r>
         <w:t> para lograr un diseño </w:t>
       </w:r>
@@ -6734,7 +6542,6 @@
       <w:r>
         <w:t> El </w:t>
       </w:r>
-      <w:proofErr w:type="spellStart"/>
       <w:r>
         <w:rPr>
           <w:i/>
@@ -6742,7 +6549,6 @@
         </w:rPr>
         <w:t>backend</w:t>
       </w:r>
-      <w:proofErr w:type="spellEnd"/>
       <w:r>
         <w:t> del proyecto está programado íntegramente en PHP aplicando Programación Orientada a Objetos. He implementado un sistema de enrutamiento propio y he estructurado la aplicación bajo el patrón </w:t>
       </w:r>
@@ -6784,31 +6590,13 @@
       <w:r>
         <w:t>. La elección de PDO frente a otras extensiones se justifica por su seguridad, ya que permite ejecutar sentencias preparadas (</w:t>
       </w:r>
-      <w:proofErr w:type="spellStart"/>
       <w:r>
         <w:rPr>
           <w:i/>
           <w:iCs/>
         </w:rPr>
-        <w:t>Prepared</w:t>
-      </w:r>
-      <w:proofErr w:type="spellEnd"/>
-      <w:r>
-        <w:rPr>
-          <w:i/>
-          <w:iCs/>
-        </w:rPr>
-        <w:t xml:space="preserve"> </w:t>
-      </w:r>
-      <w:proofErr w:type="spellStart"/>
-      <w:r>
-        <w:rPr>
-          <w:i/>
-          <w:iCs/>
-        </w:rPr>
-        <w:t>Statements</w:t>
-      </w:r>
-      <w:proofErr w:type="spellEnd"/>
+        <w:t>Prepared Statements</w:t>
+      </w:r>
       <w:r>
         <w:t>) y previene ataques de inyección SQL.</w:t>
       </w:r>
@@ -6830,7 +6618,6 @@
       <w:r>
         <w:t> He utilizado Git para llevar un control de versiones exhaustivo. Mantener un registro ordenado de los </w:t>
       </w:r>
-      <w:proofErr w:type="spellStart"/>
       <w:r>
         <w:rPr>
           <w:i/>
@@ -6838,7 +6625,6 @@
         </w:rPr>
         <w:t>commits</w:t>
       </w:r>
-      <w:proofErr w:type="spellEnd"/>
       <w:r>
         <w:t> ha sido fundamental para desarrollar nuevas mecánicas de juego con la garantía de poder revertir el código a una versión estable en caso de error.</w:t>
       </w:r>
@@ -6909,9 +6695,22 @@
     </w:p>
     <w:p>
       <w:pPr>
+        <w:pStyle w:val="Descripcin"/>
+        <w:rPr>
+          <w:kern w:val="2"/>
+          <w:lang w:eastAsia="es-ES"/>
+          <w14:ligatures w14:val="standardContextual"/>
+        </w:rPr>
+      </w:pPr>
+      <w:bookmarkStart w:id="12" w:name="_Toc230682481"/>
+      <w:r>
+        <w:t>Imagen 1. Diagrama de casos de uso</w:t>
+      </w:r>
+    </w:p>
+    <w:p>
+      <w:pPr>
         <w:pStyle w:val="Ttulo3"/>
       </w:pPr>
-      <w:bookmarkStart w:id="12" w:name="_Toc230682481"/>
       <w:r>
         <w:t>Modelo Entidad-Relación y Diccionario de Datos</w:t>
       </w:r>
@@ -6961,6 +6760,19 @@
     </w:p>
     <w:p>
       <w:pPr>
+        <w:pStyle w:val="Descripcin"/>
+        <w:rPr>
+          <w:kern w:val="2"/>
+          <w:lang w:eastAsia="es-ES"/>
+          <w14:ligatures w14:val="standardContextual"/>
+        </w:rPr>
+      </w:pPr>
+      <w:r>
+        <w:t>Imagen 2. Modelo entidad-relación</w:t>
+      </w:r>
+    </w:p>
+    <w:p>
+      <w:pPr>
         <w:pStyle w:val="Prrafodelista"/>
         <w:numPr>
           <w:ilvl w:val="0"/>
@@ -6968,71 +6780,7 @@
         </w:numPr>
       </w:pPr>
       <w:r>
-        <w:t>USUARIO (</w:t>
-      </w:r>
-      <w:proofErr w:type="spellStart"/>
-      <w:r>
-        <w:t>usuarioId</w:t>
-      </w:r>
-      <w:proofErr w:type="spellEnd"/>
-      <w:r>
-        <w:t xml:space="preserve">, email, </w:t>
-      </w:r>
-      <w:proofErr w:type="spellStart"/>
-      <w:r>
-        <w:t>passwordHash</w:t>
-      </w:r>
-      <w:proofErr w:type="spellEnd"/>
-      <w:r>
-        <w:t xml:space="preserve">, </w:t>
-      </w:r>
-      <w:proofErr w:type="spellStart"/>
-      <w:r>
-        <w:t>nombreCafeteria</w:t>
-      </w:r>
-      <w:proofErr w:type="spellEnd"/>
-      <w:r>
-        <w:t xml:space="preserve">, </w:t>
-      </w:r>
-      <w:proofErr w:type="spellStart"/>
-      <w:r>
-        <w:t>monedasActuales</w:t>
-      </w:r>
-      <w:proofErr w:type="spellEnd"/>
-      <w:r>
-        <w:t xml:space="preserve">, </w:t>
-      </w:r>
-      <w:proofErr w:type="spellStart"/>
-      <w:r>
-        <w:t>clicsSucios</w:t>
-      </w:r>
-      <w:proofErr w:type="spellEnd"/>
-      <w:r>
-        <w:t xml:space="preserve">, </w:t>
-      </w:r>
-      <w:proofErr w:type="spellStart"/>
-      <w:r>
-        <w:t>ultimoAcceso</w:t>
-      </w:r>
-      <w:proofErr w:type="spellEnd"/>
-      <w:r>
-        <w:t xml:space="preserve">, </w:t>
-      </w:r>
-      <w:proofErr w:type="spellStart"/>
-      <w:r>
-        <w:t>monedasHistoricas</w:t>
-      </w:r>
-      <w:proofErr w:type="spellEnd"/>
-      <w:r>
-        <w:t xml:space="preserve">, </w:t>
-      </w:r>
-      <w:proofErr w:type="spellStart"/>
-      <w:r>
-        <w:t>puntosLegado</w:t>
-      </w:r>
-      <w:proofErr w:type="spellEnd"/>
-      <w:r>
-        <w:t>)</w:t>
+        <w:t>USUARIO (usuarioId, email, passwordHash, nombreCafeteria, monedasActuales, clicsSucios, ultimoAcceso, monedasHistoricas, puntosLegado)</w:t>
       </w:r>
     </w:p>
     <w:p>
@@ -7044,31 +6792,7 @@
         </w:numPr>
       </w:pPr>
       <w:r>
-        <w:t>CONEJO (</w:t>
-      </w:r>
-      <w:proofErr w:type="spellStart"/>
-      <w:r>
-        <w:t>conejoId</w:t>
-      </w:r>
-      <w:proofErr w:type="spellEnd"/>
-      <w:r>
-        <w:t xml:space="preserve">, nombre, rol, </w:t>
-      </w:r>
-      <w:proofErr w:type="spellStart"/>
-      <w:r>
-        <w:t>produccionBase</w:t>
-      </w:r>
-      <w:proofErr w:type="spellEnd"/>
-      <w:r>
-        <w:t xml:space="preserve">, </w:t>
-      </w:r>
-      <w:proofErr w:type="spellStart"/>
-      <w:r>
-        <w:t>costeBase</w:t>
-      </w:r>
-      <w:proofErr w:type="spellEnd"/>
-      <w:r>
-        <w:t>)</w:t>
+        <w:t>CONEJO (conejoId, nombre, rol, produccionBase, costeBase)</w:t>
       </w:r>
     </w:p>
     <w:p>
@@ -7080,47 +6804,7 @@
         </w:numPr>
       </w:pPr>
       <w:r>
-        <w:t>UTENSILIO (</w:t>
-      </w:r>
-      <w:proofErr w:type="spellStart"/>
-      <w:r>
-        <w:t>utensilioId</w:t>
-      </w:r>
-      <w:proofErr w:type="spellEnd"/>
-      <w:r>
-        <w:t xml:space="preserve">, nombre, </w:t>
-      </w:r>
-      <w:proofErr w:type="spellStart"/>
-      <w:r>
-        <w:t>valorExtraClic</w:t>
-      </w:r>
-      <w:proofErr w:type="spellEnd"/>
-      <w:r>
-        <w:t xml:space="preserve">, </w:t>
-      </w:r>
-      <w:proofErr w:type="spellStart"/>
-      <w:r>
-        <w:t>produccionPasivaExtra</w:t>
-      </w:r>
-      <w:proofErr w:type="spellEnd"/>
-      <w:r>
-        <w:t xml:space="preserve">, </w:t>
-      </w:r>
-      <w:proofErr w:type="spellStart"/>
-      <w:r>
-        <w:t>costeBase</w:t>
-      </w:r>
-      <w:proofErr w:type="spellEnd"/>
-      <w:r>
-        <w:t xml:space="preserve">, </w:t>
-      </w:r>
-      <w:proofErr w:type="spellStart"/>
-      <w:r>
-        <w:t>limiteMax</w:t>
-      </w:r>
-      <w:proofErr w:type="spellEnd"/>
-      <w:r>
-        <w:t>)</w:t>
+        <w:t>UTENSILIO (utensilioId, nombre, valorExtraClic, produccionPasivaExtra, costeBase, limiteMax)</w:t>
       </w:r>
     </w:p>
     <w:p>
@@ -7132,47 +6816,7 @@
         </w:numPr>
       </w:pPr>
       <w:r>
-        <w:t>LOGRO (</w:t>
-      </w:r>
-      <w:proofErr w:type="spellStart"/>
-      <w:r>
-        <w:t>logroId</w:t>
-      </w:r>
-      <w:proofErr w:type="spellEnd"/>
-      <w:r>
-        <w:t xml:space="preserve">, nombre, </w:t>
-      </w:r>
-      <w:proofErr w:type="spellStart"/>
-      <w:r>
-        <w:t>descripcion</w:t>
-      </w:r>
-      <w:proofErr w:type="spellEnd"/>
-      <w:r>
-        <w:t xml:space="preserve">, </w:t>
-      </w:r>
-      <w:proofErr w:type="spellStart"/>
-      <w:r>
-        <w:t>tipoCondicion</w:t>
-      </w:r>
-      <w:proofErr w:type="spellEnd"/>
-      <w:r>
-        <w:t xml:space="preserve">, </w:t>
-      </w:r>
-      <w:proofErr w:type="spellStart"/>
-      <w:r>
-        <w:t>valorCondicion</w:t>
-      </w:r>
-      <w:proofErr w:type="spellEnd"/>
-      <w:r>
-        <w:t xml:space="preserve">, </w:t>
-      </w:r>
-      <w:proofErr w:type="spellStart"/>
-      <w:r>
-        <w:t>multiplicadorRecompensa</w:t>
-      </w:r>
-      <w:proofErr w:type="spellEnd"/>
-      <w:r>
-        <w:t>)</w:t>
+        <w:t>LOGRO (logroId, nombre, descripcion, tipoCondicion, valorCondicion, multiplicadorRecompensa)</w:t>
       </w:r>
     </w:p>
     <w:p>
@@ -7184,31 +6828,7 @@
         </w:numPr>
       </w:pPr>
       <w:r>
-        <w:t>USUARIO_CONEJO (</w:t>
-      </w:r>
-      <w:proofErr w:type="spellStart"/>
-      <w:r>
-        <w:t>usuario_conejoId</w:t>
-      </w:r>
-      <w:proofErr w:type="spellEnd"/>
-      <w:r>
-        <w:t xml:space="preserve">, </w:t>
-      </w:r>
-      <w:proofErr w:type="spellStart"/>
-      <w:r>
-        <w:t>usuarioId</w:t>
-      </w:r>
-      <w:proofErr w:type="spellEnd"/>
-      <w:r>
-        <w:t xml:space="preserve">, </w:t>
-      </w:r>
-      <w:proofErr w:type="spellStart"/>
-      <w:r>
-        <w:t>conejoId</w:t>
-      </w:r>
-      <w:proofErr w:type="spellEnd"/>
-      <w:r>
-        <w:t>, cantidad)</w:t>
+        <w:t>USUARIO_CONEJO (usuario_conejoId, usuarioId, conejoId, cantidad)</w:t>
       </w:r>
     </w:p>
     <w:p>
@@ -7220,31 +6840,7 @@
         </w:numPr>
       </w:pPr>
       <w:r>
-        <w:t>USUARIO_UTENSILIO (</w:t>
-      </w:r>
-      <w:proofErr w:type="spellStart"/>
-      <w:r>
-        <w:t>usuario_utensilioId</w:t>
-      </w:r>
-      <w:proofErr w:type="spellEnd"/>
-      <w:r>
-        <w:t xml:space="preserve">, </w:t>
-      </w:r>
-      <w:proofErr w:type="spellStart"/>
-      <w:r>
-        <w:t>usuarioId</w:t>
-      </w:r>
-      <w:proofErr w:type="spellEnd"/>
-      <w:r>
-        <w:t xml:space="preserve">, </w:t>
-      </w:r>
-      <w:proofErr w:type="spellStart"/>
-      <w:r>
-        <w:t>utensilioId</w:t>
-      </w:r>
-      <w:proofErr w:type="spellEnd"/>
-      <w:r>
-        <w:t>)</w:t>
+        <w:t>USUARIO_UTENSILIO (usuario_utensilioId, usuarioId, utensilioId)</w:t>
       </w:r>
     </w:p>
     <w:p>
@@ -7256,39 +6852,8 @@
         </w:numPr>
       </w:pPr>
       <w:r>
-        <w:t>USUARIO_LOGRO (</w:t>
-      </w:r>
-      <w:proofErr w:type="spellStart"/>
-      <w:r>
-        <w:t>usuario_logroId</w:t>
-      </w:r>
-      <w:proofErr w:type="spellEnd"/>
-      <w:r>
-        <w:t xml:space="preserve">, </w:t>
-      </w:r>
-      <w:proofErr w:type="spellStart"/>
-      <w:r>
-        <w:t>usuarioId</w:t>
-      </w:r>
-      <w:proofErr w:type="spellEnd"/>
-      <w:r>
-        <w:t xml:space="preserve">, </w:t>
-      </w:r>
-      <w:proofErr w:type="spellStart"/>
-      <w:r>
-        <w:t>logroId</w:t>
-      </w:r>
-      <w:proofErr w:type="spellEnd"/>
-      <w:r>
-        <w:t xml:space="preserve">, </w:t>
-      </w:r>
-      <w:proofErr w:type="spellStart"/>
-      <w:r>
-        <w:t>fechaDesbloqueo</w:t>
-      </w:r>
-      <w:proofErr w:type="spellEnd"/>
-      <w:r>
-        <w:t>)</w:t>
+        <w:lastRenderedPageBreak/>
+        <w:t>USUARIO_LOGRO (usuario_logroId, usuarioId, logroId, fechaDesbloqueo)</w:t>
       </w:r>
     </w:p>
     <w:p/>
@@ -7305,7 +6870,6 @@
           <w:b/>
           <w:bCs/>
         </w:rPr>
-        <w:lastRenderedPageBreak/>
         <w:t>Tabla usuario</w:t>
       </w:r>
       <w:r>
@@ -7401,11 +6965,9 @@
             <w:pPr>
               <w:spacing w:after="160"/>
             </w:pPr>
-            <w:proofErr w:type="spellStart"/>
             <w:r>
               <w:t>usuarioId</w:t>
             </w:r>
-            <w:proofErr w:type="spellEnd"/>
           </w:p>
         </w:tc>
         <w:tc>
@@ -7480,13 +7042,8 @@
               <w:spacing w:after="160"/>
               <w:cnfStyle w:val="000000000000" w:firstRow="0" w:lastRow="0" w:firstColumn="0" w:lastColumn="0" w:oddVBand="0" w:evenVBand="0" w:oddHBand="0" w:evenHBand="0" w:firstRowFirstColumn="0" w:firstRowLastColumn="0" w:lastRowFirstColumn="0" w:lastRowLastColumn="0"/>
             </w:pPr>
-            <w:proofErr w:type="gramStart"/>
-            <w:r>
-              <w:t>VARCHAR(</w:t>
-            </w:r>
-            <w:proofErr w:type="gramEnd"/>
-            <w:r>
-              <w:t>255)</w:t>
+            <w:r>
+              <w:t>VARCHAR(255)</w:t>
             </w:r>
           </w:p>
         </w:tc>
@@ -7516,15 +7073,7 @@
               <w:cnfStyle w:val="000000000000" w:firstRow="0" w:lastRow="0" w:firstColumn="0" w:lastColumn="0" w:oddVBand="0" w:evenVBand="0" w:oddHBand="0" w:evenHBand="0" w:firstRowFirstColumn="0" w:firstRowLastColumn="0" w:lastRowFirstColumn="0" w:lastRowLastColumn="0"/>
             </w:pPr>
             <w:r>
-              <w:t xml:space="preserve">Correo electrónico usado para el </w:t>
-            </w:r>
-            <w:proofErr w:type="spellStart"/>
-            <w:r>
-              <w:t>login</w:t>
-            </w:r>
-            <w:proofErr w:type="spellEnd"/>
-            <w:r>
-              <w:t>.</w:t>
+              <w:t>Correo electrónico usado para el login.</w:t>
             </w:r>
           </w:p>
         </w:tc>
@@ -7540,11 +7089,9 @@
             <w:pPr>
               <w:spacing w:after="160"/>
             </w:pPr>
-            <w:proofErr w:type="spellStart"/>
             <w:r>
               <w:t>passwordHash</w:t>
             </w:r>
-            <w:proofErr w:type="spellEnd"/>
           </w:p>
         </w:tc>
         <w:tc>
@@ -7557,13 +7104,8 @@
               <w:spacing w:after="160"/>
               <w:cnfStyle w:val="000000000000" w:firstRow="0" w:lastRow="0" w:firstColumn="0" w:lastColumn="0" w:oddVBand="0" w:evenVBand="0" w:oddHBand="0" w:evenHBand="0" w:firstRowFirstColumn="0" w:firstRowLastColumn="0" w:lastRowFirstColumn="0" w:lastRowLastColumn="0"/>
             </w:pPr>
-            <w:proofErr w:type="gramStart"/>
-            <w:r>
-              <w:t>VARCHAR(</w:t>
-            </w:r>
-            <w:proofErr w:type="gramEnd"/>
-            <w:r>
-              <w:t>255)</w:t>
+            <w:r>
+              <w:t>VARCHAR(255)</w:t>
             </w:r>
           </w:p>
         </w:tc>
@@ -7593,15 +7135,7 @@
               <w:cnfStyle w:val="000000000000" w:firstRow="0" w:lastRow="0" w:firstColumn="0" w:lastColumn="0" w:oddVBand="0" w:evenVBand="0" w:oddHBand="0" w:evenHBand="0" w:firstRowFirstColumn="0" w:firstRowLastColumn="0" w:lastRowFirstColumn="0" w:lastRowLastColumn="0"/>
             </w:pPr>
             <w:r>
-              <w:t>Contraseña cifrada mediante algoritmos de hash seguros (</w:t>
-            </w:r>
-            <w:proofErr w:type="spellStart"/>
-            <w:r>
-              <w:t>bcrypt</w:t>
-            </w:r>
-            <w:proofErr w:type="spellEnd"/>
-            <w:r>
-              <w:t>).</w:t>
+              <w:t>Contraseña cifrada mediante algoritmos de hash seguros (bcrypt).</w:t>
             </w:r>
           </w:p>
         </w:tc>
@@ -7617,11 +7151,9 @@
             <w:pPr>
               <w:spacing w:after="160"/>
             </w:pPr>
-            <w:proofErr w:type="spellStart"/>
             <w:r>
               <w:t>nombreCafeteria</w:t>
             </w:r>
-            <w:proofErr w:type="spellEnd"/>
           </w:p>
         </w:tc>
         <w:tc>
@@ -7634,13 +7166,8 @@
               <w:spacing w:after="160"/>
               <w:cnfStyle w:val="000000000000" w:firstRow="0" w:lastRow="0" w:firstColumn="0" w:lastColumn="0" w:oddVBand="0" w:evenVBand="0" w:oddHBand="0" w:evenHBand="0" w:firstRowFirstColumn="0" w:firstRowLastColumn="0" w:lastRowFirstColumn="0" w:lastRowLastColumn="0"/>
             </w:pPr>
-            <w:proofErr w:type="gramStart"/>
-            <w:r>
-              <w:t>VARCHAR(</w:t>
-            </w:r>
-            <w:proofErr w:type="gramEnd"/>
-            <w:r>
-              <w:t>100)</w:t>
+            <w:r>
+              <w:t>VARCHAR(100)</w:t>
             </w:r>
           </w:p>
         </w:tc>
@@ -7683,11 +7210,9 @@
             <w:pPr>
               <w:spacing w:after="160"/>
             </w:pPr>
-            <w:proofErr w:type="spellStart"/>
             <w:r>
               <w:t>monedasActuales</w:t>
             </w:r>
-            <w:proofErr w:type="spellEnd"/>
           </w:p>
         </w:tc>
         <w:tc>
@@ -7700,13 +7225,8 @@
               <w:spacing w:after="160"/>
               <w:cnfStyle w:val="000000000000" w:firstRow="0" w:lastRow="0" w:firstColumn="0" w:lastColumn="0" w:oddVBand="0" w:evenVBand="0" w:oddHBand="0" w:evenHBand="0" w:firstRowFirstColumn="0" w:firstRowLastColumn="0" w:lastRowFirstColumn="0" w:lastRowLastColumn="0"/>
             </w:pPr>
-            <w:proofErr w:type="gramStart"/>
-            <w:r>
-              <w:t>DECIMAL(</w:t>
-            </w:r>
-            <w:proofErr w:type="gramEnd"/>
-            <w:r>
-              <w:t>20,2)</w:t>
+            <w:r>
+              <w:t>DECIMAL(20,2)</w:t>
             </w:r>
           </w:p>
         </w:tc>
@@ -7752,11 +7272,9 @@
             <w:pPr>
               <w:spacing w:after="160"/>
             </w:pPr>
-            <w:proofErr w:type="spellStart"/>
             <w:r>
               <w:t>clicsSucios</w:t>
             </w:r>
-            <w:proofErr w:type="spellEnd"/>
           </w:p>
         </w:tc>
         <w:tc>
@@ -7769,13 +7287,8 @@
               <w:spacing w:after="160"/>
               <w:cnfStyle w:val="000000000000" w:firstRow="0" w:lastRow="0" w:firstColumn="0" w:lastColumn="0" w:oddVBand="0" w:evenVBand="0" w:oddHBand="0" w:evenHBand="0" w:firstRowFirstColumn="0" w:firstRowLastColumn="0" w:lastRowFirstColumn="0" w:lastRowLastColumn="0"/>
             </w:pPr>
-            <w:proofErr w:type="gramStart"/>
-            <w:r>
-              <w:t>DECIMAL(</w:t>
-            </w:r>
-            <w:proofErr w:type="gramEnd"/>
-            <w:r>
-              <w:t>10,2)</w:t>
+            <w:r>
+              <w:t>DECIMAL(10,2)</w:t>
             </w:r>
           </w:p>
         </w:tc>
@@ -7821,11 +7334,9 @@
             <w:pPr>
               <w:spacing w:after="160"/>
             </w:pPr>
-            <w:proofErr w:type="spellStart"/>
             <w:r>
               <w:t>ultimoAcceso</w:t>
             </w:r>
-            <w:proofErr w:type="spellEnd"/>
           </w:p>
         </w:tc>
         <w:tc>
@@ -7885,11 +7396,10 @@
             <w:pPr>
               <w:spacing w:after="160"/>
             </w:pPr>
-            <w:proofErr w:type="spellStart"/>
-            <w:r>
+            <w:r>
+              <w:lastRenderedPageBreak/>
               <w:t>monedasHistoricas</w:t>
             </w:r>
-            <w:proofErr w:type="spellEnd"/>
           </w:p>
         </w:tc>
         <w:tc>
@@ -7902,13 +7412,8 @@
               <w:spacing w:after="160"/>
               <w:cnfStyle w:val="000000000000" w:firstRow="0" w:lastRow="0" w:firstColumn="0" w:lastColumn="0" w:oddVBand="0" w:evenVBand="0" w:oddHBand="0" w:evenHBand="0" w:firstRowFirstColumn="0" w:firstRowLastColumn="0" w:lastRowFirstColumn="0" w:lastRowLastColumn="0"/>
             </w:pPr>
-            <w:proofErr w:type="gramStart"/>
-            <w:r>
-              <w:t>DECIMAL(</w:t>
-            </w:r>
-            <w:proofErr w:type="gramEnd"/>
-            <w:r>
-              <w:t>20,2)</w:t>
+            <w:r>
+              <w:t>DECIMAL(20,2)</w:t>
             </w:r>
           </w:p>
         </w:tc>
@@ -7937,13 +7442,8 @@
               <w:spacing w:after="160"/>
               <w:cnfStyle w:val="000000000000" w:firstRow="0" w:lastRow="0" w:firstColumn="0" w:lastColumn="0" w:oddVBand="0" w:evenVBand="0" w:oddHBand="0" w:evenHBand="0" w:firstRowFirstColumn="0" w:firstRowLastColumn="0" w:lastRowFirstColumn="0" w:lastRowLastColumn="0"/>
             </w:pPr>
-            <w:proofErr w:type="gramStart"/>
-            <w:r>
-              <w:t>Total</w:t>
-            </w:r>
-            <w:proofErr w:type="gramEnd"/>
-            <w:r>
-              <w:t xml:space="preserve"> histórico generado. Usado para hitos y prestigio.</w:t>
+            <w:r>
+              <w:t>Total histórico generado. Usado para hitos y prestigio.</w:t>
             </w:r>
           </w:p>
         </w:tc>
@@ -7959,12 +7459,9 @@
             <w:pPr>
               <w:spacing w:after="160"/>
             </w:pPr>
-            <w:proofErr w:type="spellStart"/>
-            <w:r>
-              <w:lastRenderedPageBreak/>
+            <w:r>
               <w:t>puntosLegado</w:t>
             </w:r>
-            <w:proofErr w:type="spellEnd"/>
           </w:p>
         </w:tc>
         <w:tc>
@@ -8014,6 +7511,19 @@
         </w:tc>
       </w:tr>
     </w:tbl>
+    <w:p>
+      <w:pPr>
+        <w:pStyle w:val="Descripcin"/>
+        <w:rPr>
+          <w:kern w:val="2"/>
+          <w:lang w:eastAsia="es-ES"/>
+          <w14:ligatures w14:val="standardContextual"/>
+        </w:rPr>
+      </w:pPr>
+      <w:r>
+        <w:t>Tabla 4. Diccionario de datos de usuario</w:t>
+      </w:r>
+    </w:p>
     <w:p>
       <w:pPr>
         <w:pStyle w:val="Prrafodelista"/>
@@ -8126,11 +7636,9 @@
             <w:pPr>
               <w:spacing w:after="160"/>
             </w:pPr>
-            <w:proofErr w:type="spellStart"/>
             <w:r>
               <w:t>conejoId</w:t>
             </w:r>
-            <w:proofErr w:type="spellEnd"/>
           </w:p>
         </w:tc>
         <w:tc>
@@ -8205,13 +7713,8 @@
               <w:spacing w:after="160"/>
               <w:cnfStyle w:val="000000000000" w:firstRow="0" w:lastRow="0" w:firstColumn="0" w:lastColumn="0" w:oddVBand="0" w:evenVBand="0" w:oddHBand="0" w:evenHBand="0" w:firstRowFirstColumn="0" w:firstRowLastColumn="0" w:lastRowFirstColumn="0" w:lastRowLastColumn="0"/>
             </w:pPr>
-            <w:proofErr w:type="gramStart"/>
-            <w:r>
-              <w:t>VARCHAR(</w:t>
-            </w:r>
-            <w:proofErr w:type="gramEnd"/>
-            <w:r>
-              <w:t>100)</w:t>
+            <w:r>
+              <w:t>VARCHAR(100)</w:t>
             </w:r>
           </w:p>
         </w:tc>
@@ -8272,13 +7775,8 @@
               <w:spacing w:after="160"/>
               <w:cnfStyle w:val="000000000000" w:firstRow="0" w:lastRow="0" w:firstColumn="0" w:lastColumn="0" w:oddVBand="0" w:evenVBand="0" w:oddHBand="0" w:evenHBand="0" w:firstRowFirstColumn="0" w:firstRowLastColumn="0" w:lastRowFirstColumn="0" w:lastRowLastColumn="0"/>
             </w:pPr>
-            <w:proofErr w:type="gramStart"/>
-            <w:r>
-              <w:t>VARCHAR(</w:t>
-            </w:r>
-            <w:proofErr w:type="gramEnd"/>
-            <w:r>
-              <w:t>50)</w:t>
+            <w:r>
+              <w:t>VARCHAR(50)</w:t>
             </w:r>
           </w:p>
         </w:tc>
@@ -8321,11 +7819,9 @@
             <w:pPr>
               <w:spacing w:after="160"/>
             </w:pPr>
-            <w:proofErr w:type="spellStart"/>
             <w:r>
               <w:t>produccionBase</w:t>
             </w:r>
-            <w:proofErr w:type="spellEnd"/>
           </w:p>
         </w:tc>
         <w:tc>
@@ -8338,13 +7834,8 @@
               <w:spacing w:after="160"/>
               <w:cnfStyle w:val="000000000000" w:firstRow="0" w:lastRow="0" w:firstColumn="0" w:lastColumn="0" w:oddVBand="0" w:evenVBand="0" w:oddHBand="0" w:evenHBand="0" w:firstRowFirstColumn="0" w:firstRowLastColumn="0" w:lastRowFirstColumn="0" w:lastRowLastColumn="0"/>
             </w:pPr>
-            <w:proofErr w:type="gramStart"/>
-            <w:r>
-              <w:t>DECIMAL(</w:t>
-            </w:r>
-            <w:proofErr w:type="gramEnd"/>
-            <w:r>
-              <w:t>10,2)</w:t>
+            <w:r>
+              <w:t>DECIMAL(10,2)</w:t>
             </w:r>
           </w:p>
         </w:tc>
@@ -8390,11 +7881,9 @@
             <w:pPr>
               <w:spacing w:after="160"/>
             </w:pPr>
-            <w:proofErr w:type="spellStart"/>
             <w:r>
               <w:t>costeBase</w:t>
             </w:r>
-            <w:proofErr w:type="spellEnd"/>
           </w:p>
         </w:tc>
         <w:tc>
@@ -8407,13 +7896,8 @@
               <w:spacing w:after="160"/>
               <w:cnfStyle w:val="000000000000" w:firstRow="0" w:lastRow="0" w:firstColumn="0" w:lastColumn="0" w:oddVBand="0" w:evenVBand="0" w:oddHBand="0" w:evenHBand="0" w:firstRowFirstColumn="0" w:firstRowLastColumn="0" w:lastRowFirstColumn="0" w:lastRowLastColumn="0"/>
             </w:pPr>
-            <w:proofErr w:type="gramStart"/>
-            <w:r>
-              <w:t>DECIMAL(</w:t>
-            </w:r>
-            <w:proofErr w:type="gramEnd"/>
-            <w:r>
-              <w:t>15,2)</w:t>
+            <w:r>
+              <w:t>DECIMAL(15,2)</w:t>
             </w:r>
           </w:p>
         </w:tc>
@@ -8449,6 +7933,19 @@
         </w:tc>
       </w:tr>
     </w:tbl>
+    <w:p>
+      <w:pPr>
+        <w:pStyle w:val="Descripcin"/>
+        <w:rPr>
+          <w:kern w:val="2"/>
+          <w:lang w:eastAsia="es-ES"/>
+          <w14:ligatures w14:val="standardContextual"/>
+        </w:rPr>
+      </w:pPr>
+      <w:r>
+        <w:t>Tabla 5. Diccionario de datos de conejo</w:t>
+      </w:r>
+    </w:p>
     <w:p>
       <w:pPr>
         <w:rPr>
@@ -8526,7 +8023,6 @@
           <w:b/>
           <w:bCs/>
         </w:rPr>
-        <w:lastRenderedPageBreak/>
         <w:t>Tabla utensilio</w:t>
       </w:r>
       <w:r>
@@ -8621,11 +8117,9 @@
             <w:pPr>
               <w:spacing w:after="160"/>
             </w:pPr>
-            <w:proofErr w:type="spellStart"/>
             <w:r>
               <w:t>utensilioId</w:t>
             </w:r>
-            <w:proofErr w:type="spellEnd"/>
           </w:p>
         </w:tc>
         <w:tc>
@@ -8700,13 +8194,8 @@
               <w:spacing w:after="160"/>
               <w:cnfStyle w:val="000000000000" w:firstRow="0" w:lastRow="0" w:firstColumn="0" w:lastColumn="0" w:oddVBand="0" w:evenVBand="0" w:oddHBand="0" w:evenHBand="0" w:firstRowFirstColumn="0" w:firstRowLastColumn="0" w:lastRowFirstColumn="0" w:lastRowLastColumn="0"/>
             </w:pPr>
-            <w:proofErr w:type="gramStart"/>
-            <w:r>
-              <w:t>VARCHAR(</w:t>
-            </w:r>
-            <w:proofErr w:type="gramEnd"/>
-            <w:r>
-              <w:t>100)</w:t>
+            <w:r>
+              <w:t>VARCHAR(100)</w:t>
             </w:r>
           </w:p>
         </w:tc>
@@ -8752,11 +8241,9 @@
             <w:pPr>
               <w:spacing w:after="160"/>
             </w:pPr>
-            <w:proofErr w:type="spellStart"/>
             <w:r>
               <w:t>valorExtraClic</w:t>
             </w:r>
-            <w:proofErr w:type="spellEnd"/>
           </w:p>
         </w:tc>
         <w:tc>
@@ -8769,13 +8256,8 @@
               <w:spacing w:after="160"/>
               <w:cnfStyle w:val="000000000000" w:firstRow="0" w:lastRow="0" w:firstColumn="0" w:lastColumn="0" w:oddVBand="0" w:evenVBand="0" w:oddHBand="0" w:evenHBand="0" w:firstRowFirstColumn="0" w:firstRowLastColumn="0" w:lastRowFirstColumn="0" w:lastRowLastColumn="0"/>
             </w:pPr>
-            <w:proofErr w:type="gramStart"/>
-            <w:r>
-              <w:t>DECIMAL(</w:t>
-            </w:r>
-            <w:proofErr w:type="gramEnd"/>
-            <w:r>
-              <w:t>10,2)</w:t>
+            <w:r>
+              <w:t>DECIMAL(10,2)</w:t>
             </w:r>
           </w:p>
         </w:tc>
@@ -8821,11 +8303,9 @@
             <w:pPr>
               <w:spacing w:after="160"/>
             </w:pPr>
-            <w:proofErr w:type="spellStart"/>
             <w:r>
               <w:t>produccionPasivaExtra</w:t>
             </w:r>
-            <w:proofErr w:type="spellEnd"/>
           </w:p>
         </w:tc>
         <w:tc>
@@ -8838,13 +8318,8 @@
               <w:spacing w:after="160"/>
               <w:cnfStyle w:val="000000000000" w:firstRow="0" w:lastRow="0" w:firstColumn="0" w:lastColumn="0" w:oddVBand="0" w:evenVBand="0" w:oddHBand="0" w:evenHBand="0" w:firstRowFirstColumn="0" w:firstRowLastColumn="0" w:lastRowFirstColumn="0" w:lastRowLastColumn="0"/>
             </w:pPr>
-            <w:proofErr w:type="gramStart"/>
-            <w:r>
-              <w:t>DECIMAL(</w:t>
-            </w:r>
-            <w:proofErr w:type="gramEnd"/>
-            <w:r>
-              <w:t>10,2)</w:t>
+            <w:r>
+              <w:t>DECIMAL(10,2)</w:t>
             </w:r>
           </w:p>
         </w:tc>
@@ -8890,11 +8365,9 @@
             <w:pPr>
               <w:spacing w:after="160"/>
             </w:pPr>
-            <w:proofErr w:type="spellStart"/>
             <w:r>
               <w:t>costeBase</w:t>
             </w:r>
-            <w:proofErr w:type="spellEnd"/>
           </w:p>
         </w:tc>
         <w:tc>
@@ -8907,13 +8380,8 @@
               <w:spacing w:after="160"/>
               <w:cnfStyle w:val="000000000000" w:firstRow="0" w:lastRow="0" w:firstColumn="0" w:lastColumn="0" w:oddVBand="0" w:evenVBand="0" w:oddHBand="0" w:evenHBand="0" w:firstRowFirstColumn="0" w:firstRowLastColumn="0" w:lastRowFirstColumn="0" w:lastRowLastColumn="0"/>
             </w:pPr>
-            <w:proofErr w:type="gramStart"/>
-            <w:r>
-              <w:t>DECIMAL(</w:t>
-            </w:r>
-            <w:proofErr w:type="gramEnd"/>
-            <w:r>
-              <w:t>15,2)</w:t>
+            <w:r>
+              <w:t>DECIMAL(15,2)</w:t>
             </w:r>
           </w:p>
         </w:tc>
@@ -8959,11 +8427,9 @@
             <w:pPr>
               <w:spacing w:after="160"/>
             </w:pPr>
-            <w:proofErr w:type="spellStart"/>
             <w:r>
               <w:t>limiteMax</w:t>
             </w:r>
-            <w:proofErr w:type="spellEnd"/>
           </w:p>
         </w:tc>
         <w:tc>
@@ -9013,6 +8479,19 @@
         </w:tc>
       </w:tr>
     </w:tbl>
+    <w:p>
+      <w:pPr>
+        <w:pStyle w:val="Descripcin"/>
+        <w:rPr>
+          <w:kern w:val="2"/>
+          <w:lang w:eastAsia="es-ES"/>
+          <w14:ligatures w14:val="standardContextual"/>
+        </w:rPr>
+      </w:pPr>
+      <w:r>
+        <w:t>Tabla 6. Diccionario de datos de utensilio</w:t>
+      </w:r>
+    </w:p>
     <w:p>
       <w:pPr>
         <w:rPr>
@@ -9090,7 +8569,6 @@
           <w:b/>
           <w:bCs/>
         </w:rPr>
-        <w:lastRenderedPageBreak/>
         <w:t>Tabla logro</w:t>
       </w:r>
       <w:r>
@@ -9185,11 +8663,9 @@
             <w:pPr>
               <w:spacing w:after="160"/>
             </w:pPr>
-            <w:proofErr w:type="spellStart"/>
             <w:r>
               <w:t>logroId</w:t>
             </w:r>
-            <w:proofErr w:type="spellEnd"/>
           </w:p>
         </w:tc>
         <w:tc>
@@ -9264,13 +8740,8 @@
               <w:spacing w:after="160"/>
               <w:cnfStyle w:val="000000000000" w:firstRow="0" w:lastRow="0" w:firstColumn="0" w:lastColumn="0" w:oddVBand="0" w:evenVBand="0" w:oddHBand="0" w:evenHBand="0" w:firstRowFirstColumn="0" w:firstRowLastColumn="0" w:lastRowFirstColumn="0" w:lastRowLastColumn="0"/>
             </w:pPr>
-            <w:proofErr w:type="gramStart"/>
-            <w:r>
-              <w:t>VARCHAR(</w:t>
-            </w:r>
-            <w:proofErr w:type="gramEnd"/>
-            <w:r>
-              <w:t>100)</w:t>
+            <w:r>
+              <w:t>VARCHAR(100)</w:t>
             </w:r>
           </w:p>
         </w:tc>
@@ -9316,11 +8787,9 @@
             <w:pPr>
               <w:spacing w:after="160"/>
             </w:pPr>
-            <w:proofErr w:type="spellStart"/>
             <w:r>
               <w:t>descripcion</w:t>
             </w:r>
-            <w:proofErr w:type="spellEnd"/>
           </w:p>
         </w:tc>
         <w:tc>
@@ -9333,13 +8802,8 @@
               <w:spacing w:after="160"/>
               <w:cnfStyle w:val="000000000000" w:firstRow="0" w:lastRow="0" w:firstColumn="0" w:lastColumn="0" w:oddVBand="0" w:evenVBand="0" w:oddHBand="0" w:evenHBand="0" w:firstRowFirstColumn="0" w:firstRowLastColumn="0" w:lastRowFirstColumn="0" w:lastRowLastColumn="0"/>
             </w:pPr>
-            <w:proofErr w:type="gramStart"/>
-            <w:r>
-              <w:t>VARCHAR(</w:t>
-            </w:r>
-            <w:proofErr w:type="gramEnd"/>
-            <w:r>
-              <w:t>255)</w:t>
+            <w:r>
+              <w:t>VARCHAR(255)</w:t>
             </w:r>
           </w:p>
         </w:tc>
@@ -9385,11 +8849,9 @@
             <w:pPr>
               <w:spacing w:after="160"/>
             </w:pPr>
-            <w:proofErr w:type="spellStart"/>
             <w:r>
               <w:t>tipoCondicion</w:t>
             </w:r>
-            <w:proofErr w:type="spellEnd"/>
           </w:p>
         </w:tc>
         <w:tc>
@@ -9402,13 +8864,8 @@
               <w:spacing w:after="160"/>
               <w:cnfStyle w:val="000000000000" w:firstRow="0" w:lastRow="0" w:firstColumn="0" w:lastColumn="0" w:oddVBand="0" w:evenVBand="0" w:oddHBand="0" w:evenHBand="0" w:firstRowFirstColumn="0" w:firstRowLastColumn="0" w:lastRowFirstColumn="0" w:lastRowLastColumn="0"/>
             </w:pPr>
-            <w:proofErr w:type="gramStart"/>
-            <w:r>
-              <w:t>VARCHAR(</w:t>
-            </w:r>
-            <w:proofErr w:type="gramEnd"/>
-            <w:r>
-              <w:t>50)</w:t>
+            <w:r>
+              <w:t>VARCHAR(50)</w:t>
             </w:r>
           </w:p>
         </w:tc>
@@ -9438,23 +8895,7 @@
               <w:cnfStyle w:val="000000000000" w:firstRow="0" w:lastRow="0" w:firstColumn="0" w:lastColumn="0" w:oddVBand="0" w:evenVBand="0" w:oddHBand="0" w:evenHBand="0" w:firstRowFirstColumn="0" w:firstRowLastColumn="0" w:lastRowFirstColumn="0" w:lastRowLastColumn="0"/>
             </w:pPr>
             <w:r>
-              <w:t xml:space="preserve">Tipo de </w:t>
-            </w:r>
-            <w:proofErr w:type="spellStart"/>
-            <w:r>
-              <w:t>trigger</w:t>
-            </w:r>
-            <w:proofErr w:type="spellEnd"/>
-            <w:r>
-              <w:t xml:space="preserve"> (ej. clics, </w:t>
-            </w:r>
-            <w:proofErr w:type="spellStart"/>
-            <w:r>
-              <w:t>monedas_totales</w:t>
-            </w:r>
-            <w:proofErr w:type="spellEnd"/>
-            <w:r>
-              <w:t>).</w:t>
+              <w:t>Tipo de trigger (ej. clics, monedas_totales).</w:t>
             </w:r>
           </w:p>
         </w:tc>
@@ -9470,11 +8911,9 @@
             <w:pPr>
               <w:spacing w:after="160"/>
             </w:pPr>
-            <w:proofErr w:type="spellStart"/>
             <w:r>
               <w:t>valorCondicion</w:t>
             </w:r>
-            <w:proofErr w:type="spellEnd"/>
           </w:p>
         </w:tc>
         <w:tc>
@@ -9487,13 +8926,8 @@
               <w:spacing w:after="160"/>
               <w:cnfStyle w:val="000000000000" w:firstRow="0" w:lastRow="0" w:firstColumn="0" w:lastColumn="0" w:oddVBand="0" w:evenVBand="0" w:oddHBand="0" w:evenHBand="0" w:firstRowFirstColumn="0" w:firstRowLastColumn="0" w:lastRowFirstColumn="0" w:lastRowLastColumn="0"/>
             </w:pPr>
-            <w:proofErr w:type="gramStart"/>
-            <w:r>
-              <w:t>DECIMAL(</w:t>
-            </w:r>
-            <w:proofErr w:type="gramEnd"/>
-            <w:r>
-              <w:t>20,2)</w:t>
+            <w:r>
+              <w:t>DECIMAL(20,2)</w:t>
             </w:r>
           </w:p>
         </w:tc>
@@ -9539,11 +8973,9 @@
             <w:pPr>
               <w:spacing w:after="160"/>
             </w:pPr>
-            <w:proofErr w:type="spellStart"/>
             <w:r>
               <w:t>multiplicadorRecompensa</w:t>
             </w:r>
-            <w:proofErr w:type="spellEnd"/>
           </w:p>
         </w:tc>
         <w:tc>
@@ -9556,13 +8988,8 @@
               <w:spacing w:after="160"/>
               <w:cnfStyle w:val="000000000000" w:firstRow="0" w:lastRow="0" w:firstColumn="0" w:lastColumn="0" w:oddVBand="0" w:evenVBand="0" w:oddHBand="0" w:evenHBand="0" w:firstRowFirstColumn="0" w:firstRowLastColumn="0" w:lastRowFirstColumn="0" w:lastRowLastColumn="0"/>
             </w:pPr>
-            <w:proofErr w:type="gramStart"/>
-            <w:r>
-              <w:t>DECIMAL(</w:t>
-            </w:r>
-            <w:proofErr w:type="gramEnd"/>
-            <w:r>
-              <w:t>5,2)</w:t>
+            <w:r>
+              <w:t>DECIMAL(5,2)</w:t>
             </w:r>
           </w:p>
         </w:tc>
@@ -9598,6 +9025,19 @@
         </w:tc>
       </w:tr>
     </w:tbl>
+    <w:p>
+      <w:pPr>
+        <w:pStyle w:val="Descripcin"/>
+        <w:rPr>
+          <w:kern w:val="2"/>
+          <w:lang w:eastAsia="es-ES"/>
+          <w14:ligatures w14:val="standardContextual"/>
+        </w:rPr>
+      </w:pPr>
+      <w:r>
+        <w:t>Tabla 7. Diccionario de datos de logro</w:t>
+      </w:r>
+    </w:p>
     <w:p>
       <w:pPr>
         <w:rPr>
@@ -9676,24 +9116,7 @@
           <w:b/>
           <w:bCs/>
         </w:rPr>
-        <w:lastRenderedPageBreak/>
-        <w:t>Tabla </w:t>
-      </w:r>
-      <w:proofErr w:type="spellStart"/>
-      <w:r>
-        <w:rPr>
-          <w:b/>
-          <w:bCs/>
-        </w:rPr>
-        <w:t>usuario_conejo</w:t>
-      </w:r>
-      <w:proofErr w:type="spellEnd"/>
-      <w:r>
-        <w:rPr>
-          <w:b/>
-          <w:bCs/>
-        </w:rPr>
-        <w:t> (Inventario de Empleados)</w:t>
+        <w:t>Tabla usuario_conejo (Inventario de Empleados)</w:t>
       </w:r>
     </w:p>
     <w:tbl>
@@ -9784,11 +9207,9 @@
             <w:pPr>
               <w:spacing w:after="160"/>
             </w:pPr>
-            <w:proofErr w:type="spellStart"/>
             <w:r>
               <w:t>usuario_conejoId</w:t>
             </w:r>
-            <w:proofErr w:type="spellEnd"/>
           </w:p>
         </w:tc>
         <w:tc>
@@ -9848,11 +9269,9 @@
             <w:pPr>
               <w:spacing w:after="160"/>
             </w:pPr>
-            <w:proofErr w:type="spellStart"/>
             <w:r>
               <w:t>usuarioId</w:t>
             </w:r>
-            <w:proofErr w:type="spellEnd"/>
           </w:p>
         </w:tc>
         <w:tc>
@@ -9881,17 +9300,7 @@
               <w:cnfStyle w:val="000000000000" w:firstRow="0" w:lastRow="0" w:firstColumn="0" w:lastColumn="0" w:oddVBand="0" w:evenVBand="0" w:oddHBand="0" w:evenHBand="0" w:firstRowFirstColumn="0" w:firstRowLastColumn="0" w:lastRowFirstColumn="0" w:lastRowLastColumn="0"/>
             </w:pPr>
             <w:r>
-              <w:t>FK (</w:t>
-            </w:r>
-            <w:proofErr w:type="spellStart"/>
-            <w:proofErr w:type="gramStart"/>
-            <w:r>
-              <w:t>usuario.usuarioId</w:t>
-            </w:r>
-            <w:proofErr w:type="spellEnd"/>
-            <w:proofErr w:type="gramEnd"/>
-            <w:r>
-              <w:t>)</w:t>
+              <w:t>FK (usuario.usuarioId)</w:t>
             </w:r>
           </w:p>
         </w:tc>
@@ -9922,11 +9331,9 @@
             <w:pPr>
               <w:spacing w:after="160"/>
             </w:pPr>
-            <w:proofErr w:type="spellStart"/>
             <w:r>
               <w:t>conejoId</w:t>
             </w:r>
-            <w:proofErr w:type="spellEnd"/>
           </w:p>
         </w:tc>
         <w:tc>
@@ -9955,17 +9362,7 @@
               <w:cnfStyle w:val="000000000000" w:firstRow="0" w:lastRow="0" w:firstColumn="0" w:lastColumn="0" w:oddVBand="0" w:evenVBand="0" w:oddHBand="0" w:evenHBand="0" w:firstRowFirstColumn="0" w:firstRowLastColumn="0" w:lastRowFirstColumn="0" w:lastRowLastColumn="0"/>
             </w:pPr>
             <w:r>
-              <w:t>FK (</w:t>
-            </w:r>
-            <w:proofErr w:type="spellStart"/>
-            <w:proofErr w:type="gramStart"/>
-            <w:r>
-              <w:t>conejo.conejoId</w:t>
-            </w:r>
-            <w:proofErr w:type="spellEnd"/>
-            <w:proofErr w:type="gramEnd"/>
-            <w:r>
-              <w:t>)</w:t>
+              <w:t>FK (conejo.conejoId)</w:t>
             </w:r>
           </w:p>
         </w:tc>
@@ -10048,6 +9445,19 @@
         </w:tc>
       </w:tr>
     </w:tbl>
+    <w:p>
+      <w:pPr>
+        <w:pStyle w:val="Descripcin"/>
+        <w:rPr>
+          <w:kern w:val="2"/>
+          <w:lang w:eastAsia="es-ES"/>
+          <w14:ligatures w14:val="standardContextual"/>
+        </w:rPr>
+      </w:pPr>
+      <w:r>
+        <w:t>Tabla 8. Diccionario de datos de usuario_conejo</w:t>
+      </w:r>
+    </w:p>
     <w:p>
       <w:pPr>
         <w:rPr>
@@ -10069,23 +9479,7 @@
           <w:b/>
           <w:bCs/>
         </w:rPr>
-        <w:t>Tabla </w:t>
-      </w:r>
-      <w:proofErr w:type="spellStart"/>
-      <w:r>
-        <w:rPr>
-          <w:b/>
-          <w:bCs/>
-        </w:rPr>
-        <w:t>usuario_utensilio</w:t>
-      </w:r>
-      <w:proofErr w:type="spellEnd"/>
-      <w:r>
-        <w:rPr>
-          <w:b/>
-          <w:bCs/>
-        </w:rPr>
-        <w:t> (Inventario de Mejoras)</w:t>
+        <w:t>Tabla usuario_utensilio (Inventario de Mejoras)</w:t>
       </w:r>
     </w:p>
     <w:tbl>
@@ -10176,11 +9570,9 @@
             <w:pPr>
               <w:spacing w:after="160"/>
             </w:pPr>
-            <w:proofErr w:type="spellStart"/>
             <w:r>
               <w:t>usuario_utensilioId</w:t>
             </w:r>
-            <w:proofErr w:type="spellEnd"/>
           </w:p>
         </w:tc>
         <w:tc>
@@ -10240,11 +9632,9 @@
             <w:pPr>
               <w:spacing w:after="160"/>
             </w:pPr>
-            <w:proofErr w:type="spellStart"/>
             <w:r>
               <w:t>usuarioId</w:t>
             </w:r>
-            <w:proofErr w:type="spellEnd"/>
           </w:p>
         </w:tc>
         <w:tc>
@@ -10273,17 +9663,7 @@
               <w:cnfStyle w:val="000000000000" w:firstRow="0" w:lastRow="0" w:firstColumn="0" w:lastColumn="0" w:oddVBand="0" w:evenVBand="0" w:oddHBand="0" w:evenHBand="0" w:firstRowFirstColumn="0" w:firstRowLastColumn="0" w:lastRowFirstColumn="0" w:lastRowLastColumn="0"/>
             </w:pPr>
             <w:r>
-              <w:t>FK (</w:t>
-            </w:r>
-            <w:proofErr w:type="spellStart"/>
-            <w:proofErr w:type="gramStart"/>
-            <w:r>
-              <w:t>usuario.usuarioId</w:t>
-            </w:r>
-            <w:proofErr w:type="spellEnd"/>
-            <w:proofErr w:type="gramEnd"/>
-            <w:r>
-              <w:t>)</w:t>
+              <w:t>FK (usuario.usuarioId)</w:t>
             </w:r>
           </w:p>
         </w:tc>
@@ -10314,11 +9694,10 @@
             <w:pPr>
               <w:spacing w:after="160"/>
             </w:pPr>
-            <w:proofErr w:type="spellStart"/>
-            <w:r>
+            <w:r>
+              <w:lastRenderedPageBreak/>
               <w:t>utensilioId</w:t>
             </w:r>
-            <w:proofErr w:type="spellEnd"/>
           </w:p>
         </w:tc>
         <w:tc>
@@ -10347,17 +9726,7 @@
               <w:cnfStyle w:val="000000000000" w:firstRow="0" w:lastRow="0" w:firstColumn="0" w:lastColumn="0" w:oddVBand="0" w:evenVBand="0" w:oddHBand="0" w:evenHBand="0" w:firstRowFirstColumn="0" w:firstRowLastColumn="0" w:lastRowFirstColumn="0" w:lastRowLastColumn="0"/>
             </w:pPr>
             <w:r>
-              <w:t>FK (</w:t>
-            </w:r>
-            <w:proofErr w:type="spellStart"/>
-            <w:proofErr w:type="gramStart"/>
-            <w:r>
-              <w:t>utensilio.utensilioId</w:t>
-            </w:r>
-            <w:proofErr w:type="spellEnd"/>
-            <w:proofErr w:type="gramEnd"/>
-            <w:r>
-              <w:t>)</w:t>
+              <w:t>FK (utensilio.utensilioId)</w:t>
             </w:r>
           </w:p>
         </w:tc>
@@ -10378,6 +9747,19 @@
         </w:tc>
       </w:tr>
     </w:tbl>
+    <w:p>
+      <w:pPr>
+        <w:pStyle w:val="Descripcin"/>
+        <w:rPr>
+          <w:kern w:val="2"/>
+          <w:lang w:eastAsia="es-ES"/>
+          <w14:ligatures w14:val="standardContextual"/>
+        </w:rPr>
+      </w:pPr>
+      <w:r>
+        <w:t>Tabla 9. Diccionario de datos de usuario_utensilio</w:t>
+      </w:r>
+    </w:p>
     <w:p>
       <w:pPr>
         <w:rPr>
@@ -10431,24 +9813,7 @@
           <w:b/>
           <w:bCs/>
         </w:rPr>
-        <w:lastRenderedPageBreak/>
-        <w:t>Tabla </w:t>
-      </w:r>
-      <w:proofErr w:type="spellStart"/>
-      <w:r>
-        <w:rPr>
-          <w:b/>
-          <w:bCs/>
-        </w:rPr>
-        <w:t>usuario_logro</w:t>
-      </w:r>
-      <w:proofErr w:type="spellEnd"/>
-      <w:r>
-        <w:rPr>
-          <w:b/>
-          <w:bCs/>
-        </w:rPr>
-        <w:t> (Registro de Hitos Desbloqueados)</w:t>
+        <w:t>Tabla usuario_logro (Registro de Hitos Desbloqueados)</w:t>
       </w:r>
     </w:p>
     <w:tbl>
@@ -10539,11 +9904,9 @@
             <w:pPr>
               <w:spacing w:after="160"/>
             </w:pPr>
-            <w:proofErr w:type="spellStart"/>
             <w:r>
               <w:t>usuario_logroId</w:t>
             </w:r>
-            <w:proofErr w:type="spellEnd"/>
           </w:p>
         </w:tc>
         <w:tc>
@@ -10603,11 +9966,9 @@
             <w:pPr>
               <w:spacing w:after="160"/>
             </w:pPr>
-            <w:proofErr w:type="spellStart"/>
             <w:r>
               <w:t>usuarioId</w:t>
             </w:r>
-            <w:proofErr w:type="spellEnd"/>
           </w:p>
         </w:tc>
         <w:tc>
@@ -10636,17 +9997,7 @@
               <w:cnfStyle w:val="000000000000" w:firstRow="0" w:lastRow="0" w:firstColumn="0" w:lastColumn="0" w:oddVBand="0" w:evenVBand="0" w:oddHBand="0" w:evenHBand="0" w:firstRowFirstColumn="0" w:firstRowLastColumn="0" w:lastRowFirstColumn="0" w:lastRowLastColumn="0"/>
             </w:pPr>
             <w:r>
-              <w:t>FK (</w:t>
-            </w:r>
-            <w:proofErr w:type="spellStart"/>
-            <w:proofErr w:type="gramStart"/>
-            <w:r>
-              <w:t>usuario.usuarioId</w:t>
-            </w:r>
-            <w:proofErr w:type="spellEnd"/>
-            <w:proofErr w:type="gramEnd"/>
-            <w:r>
-              <w:t>)</w:t>
+              <w:t>FK (usuario.usuarioId)</w:t>
             </w:r>
           </w:p>
         </w:tc>
@@ -10677,11 +10028,9 @@
             <w:pPr>
               <w:spacing w:after="160"/>
             </w:pPr>
-            <w:proofErr w:type="spellStart"/>
             <w:r>
               <w:t>logroId</w:t>
             </w:r>
-            <w:proofErr w:type="spellEnd"/>
           </w:p>
         </w:tc>
         <w:tc>
@@ -10710,17 +10059,7 @@
               <w:cnfStyle w:val="000000000000" w:firstRow="0" w:lastRow="0" w:firstColumn="0" w:lastColumn="0" w:oddVBand="0" w:evenVBand="0" w:oddHBand="0" w:evenHBand="0" w:firstRowFirstColumn="0" w:firstRowLastColumn="0" w:lastRowFirstColumn="0" w:lastRowLastColumn="0"/>
             </w:pPr>
             <w:r>
-              <w:t>FK (</w:t>
-            </w:r>
-            <w:proofErr w:type="spellStart"/>
-            <w:proofErr w:type="gramStart"/>
-            <w:r>
-              <w:t>logro.logroId</w:t>
-            </w:r>
-            <w:proofErr w:type="spellEnd"/>
-            <w:proofErr w:type="gramEnd"/>
-            <w:r>
-              <w:t>)</w:t>
+              <w:t>FK (logro.logroId)</w:t>
             </w:r>
           </w:p>
         </w:tc>
@@ -10751,11 +10090,9 @@
             <w:pPr>
               <w:spacing w:after="160"/>
             </w:pPr>
-            <w:proofErr w:type="spellStart"/>
             <w:r>
               <w:t>fechaDesbloqueo</w:t>
             </w:r>
-            <w:proofErr w:type="spellEnd"/>
           </w:p>
         </w:tc>
         <w:tc>
@@ -10805,9 +10142,19 @@
         </w:tc>
       </w:tr>
     </w:tbl>
-    <w:p/>
-    <w:p/>
-    <w:p/>
+    <w:p>
+      <w:pPr>
+        <w:pStyle w:val="Descripcin"/>
+        <w:rPr>
+          <w:kern w:val="2"/>
+          <w:lang w:eastAsia="es-ES"/>
+          <w14:ligatures w14:val="standardContextual"/>
+        </w:rPr>
+      </w:pPr>
+      <w:r>
+        <w:t>Tabla 10. Diccionario de datos de usuario_logro</w:t>
+      </w:r>
+    </w:p>
     <w:p/>
     <w:p/>
     <w:p/>
@@ -10872,6 +10219,19 @@
     </w:p>
     <w:p>
       <w:pPr>
+        <w:pStyle w:val="Descripcin"/>
+        <w:rPr>
+          <w:kern w:val="2"/>
+          <w:lang w:eastAsia="es-ES"/>
+          <w14:ligatures w14:val="standardContextual"/>
+        </w:rPr>
+      </w:pPr>
+      <w:r>
+        <w:t>Imagen 3. Mockup de pantalla principal</w:t>
+      </w:r>
+    </w:p>
+    <w:p>
+      <w:pPr>
         <w:jc w:val="center"/>
       </w:pPr>
       <w:r>
@@ -10916,10 +10276,24 @@
       </w:r>
     </w:p>
     <w:p>
+      <w:pPr>
+        <w:pStyle w:val="Descripcin"/>
+        <w:rPr>
+          <w:kern w:val="2"/>
+          <w:lang w:eastAsia="es-ES"/>
+          <w14:ligatures w14:val="standardContextual"/>
+        </w:rPr>
+      </w:pPr>
+      <w:r>
+        <w:t>Imagen 4. Mockup de interfaz de juego</w:t>
+      </w:r>
+    </w:p>
+    <w:p>
       <w:r>
         <w:rPr>
           <w:noProof/>
         </w:rPr>
+        <w:lastRenderedPageBreak/>
         <w:drawing>
           <wp:inline distT="0" distB="0" distL="0" distR="0" wp14:anchorId="36A07AD1" wp14:editId="23D5A61F">
             <wp:extent cx="5400040" cy="2279015"/>
@@ -10959,13 +10333,25 @@
     </w:p>
     <w:p>
       <w:pPr>
+        <w:pStyle w:val="Descripcin"/>
+        <w:rPr>
+          <w:kern w:val="2"/>
+          <w:lang w:eastAsia="es-ES"/>
+          <w14:ligatures w14:val="standardContextual"/>
+        </w:rPr>
+      </w:pPr>
+      <w:r>
+        <w:t>Imagen 5. Vista general de interfaz</w:t>
+      </w:r>
+    </w:p>
+    <w:p>
+      <w:pPr>
         <w:jc w:val="center"/>
       </w:pPr>
       <w:r>
         <w:rPr>
           <w:noProof/>
         </w:rPr>
-        <w:lastRenderedPageBreak/>
         <w:drawing>
           <wp:inline distT="0" distB="0" distL="0" distR="0" wp14:anchorId="2A445A10" wp14:editId="6690C3E8">
             <wp:extent cx="3740150" cy="3547513"/>
@@ -11005,12 +10391,26 @@
     </w:p>
     <w:p>
       <w:pPr>
+        <w:pStyle w:val="Descripcin"/>
+        <w:rPr>
+          <w:kern w:val="2"/>
+          <w:lang w:eastAsia="es-ES"/>
+          <w14:ligatures w14:val="standardContextual"/>
+        </w:rPr>
+      </w:pPr>
+      <w:r>
+        <w:t>Imagen 6. Mockup de tienda</w:t>
+      </w:r>
+    </w:p>
+    <w:p>
+      <w:pPr>
         <w:jc w:val="center"/>
       </w:pPr>
       <w:r>
         <w:rPr>
           <w:noProof/>
         </w:rPr>
+        <w:lastRenderedPageBreak/>
         <w:drawing>
           <wp:inline distT="0" distB="0" distL="0" distR="0" wp14:anchorId="7419FF8D" wp14:editId="6A36117A">
             <wp:extent cx="4241800" cy="3018741"/>
@@ -11050,13 +10450,25 @@
     </w:p>
     <w:p>
       <w:pPr>
+        <w:pStyle w:val="Descripcin"/>
+        <w:rPr>
+          <w:kern w:val="2"/>
+          <w:lang w:eastAsia="es-ES"/>
+          <w14:ligatures w14:val="standardContextual"/>
+        </w:rPr>
+      </w:pPr>
+      <w:r>
+        <w:t>Imagen 7. Mockup de logros</w:t>
+      </w:r>
+    </w:p>
+    <w:p>
+      <w:pPr>
         <w:jc w:val="center"/>
       </w:pPr>
       <w:r>
         <w:rPr>
           <w:noProof/>
         </w:rPr>
-        <w:lastRenderedPageBreak/>
         <w:drawing>
           <wp:inline distT="0" distB="0" distL="0" distR="0" wp14:anchorId="38D77493" wp14:editId="0E40EBA1">
             <wp:extent cx="3562350" cy="2746746"/>
@@ -11096,10 +10508,47 @@
     </w:p>
     <w:p>
       <w:pPr>
+        <w:pStyle w:val="Descripcin"/>
+      </w:pPr>
+      <w:bookmarkStart w:id="14" w:name="_Toc230682483"/>
+      <w:r>
+        <w:t>Imagen 8. Mockup de menú</w:t>
+      </w:r>
+    </w:p>
+    <w:p>
+      <w:pPr>
+        <w:rPr>
+          <w:lang w:eastAsia="es-ES"/>
+        </w:rPr>
+      </w:pPr>
+    </w:p>
+    <w:p>
+      <w:pPr>
+        <w:rPr>
+          <w:lang w:eastAsia="es-ES"/>
+        </w:rPr>
+      </w:pPr>
+    </w:p>
+    <w:p>
+      <w:pPr>
+        <w:rPr>
+          <w:lang w:eastAsia="es-ES"/>
+        </w:rPr>
+      </w:pPr>
+    </w:p>
+    <w:p>
+      <w:pPr>
+        <w:rPr>
+          <w:lang w:eastAsia="es-ES"/>
+        </w:rPr>
+      </w:pPr>
+    </w:p>
+    <w:p>
+      <w:pPr>
         <w:pStyle w:val="Ttulo2"/>
       </w:pPr>
-      <w:bookmarkStart w:id="14" w:name="_Toc230682483"/>
-      <w:r>
+      <w:r>
+        <w:lastRenderedPageBreak/>
         <w:t>Fases del proyecto</w:t>
       </w:r>
       <w:bookmarkEnd w:id="14"/>
@@ -11181,7 +10630,6 @@
       <w:r>
         <w:t> La fase más extensa del proyecto. Comenzó con la implementación del </w:t>
       </w:r>
-      <w:proofErr w:type="spellStart"/>
       <w:r>
         <w:rPr>
           <w:i/>
@@ -11189,11 +10637,9 @@
         </w:rPr>
         <w:t>backend</w:t>
       </w:r>
-      <w:proofErr w:type="spellEnd"/>
       <w:r>
         <w:t> (controladores, modelos y enrutador en PHP), seguida de la maquetación </w:t>
       </w:r>
-      <w:proofErr w:type="spellStart"/>
       <w:r>
         <w:rPr>
           <w:i/>
@@ -11201,7 +10647,6 @@
         </w:rPr>
         <w:t>frontend</w:t>
       </w:r>
-      <w:proofErr w:type="spellEnd"/>
       <w:r>
         <w:t> (HTML/CSS) y finalizando con la lógica del cliente y la comunicación asíncrona mediante JavaScript nativo.</w:t>
       </w:r>
@@ -11221,49 +10666,40 @@
           <w:b/>
           <w:bCs/>
         </w:rPr>
-        <w:t>Pruebas (</w:t>
-      </w:r>
-      <w:proofErr w:type="spellStart"/>
+        <w:t>Pruebas (Testing):</w:t>
+      </w:r>
+      <w:r>
+        <w:t> Durante esta etapa realicé pruebas manuales exhaustivas. Me centré especialmente en comprobar la resistencia del sistema ante "condiciones de carrera" (compras rápidas simultáneas) y en asegurar que la recuperación de la sesión funcionaba correctamente sin pérdida de datos.</w:t>
+      </w:r>
+    </w:p>
+    <w:p>
+      <w:pPr>
+        <w:numPr>
+          <w:ilvl w:val="0"/>
+          <w:numId w:val="14"/>
+        </w:numPr>
+        <w:tabs>
+          <w:tab w:val="num" w:pos="720"/>
+        </w:tabs>
+      </w:pPr>
       <w:r>
         <w:rPr>
           <w:b/>
           <w:bCs/>
         </w:rPr>
-        <w:t>Testing</w:t>
-      </w:r>
-      <w:proofErr w:type="spellEnd"/>
-      <w:r>
-        <w:rPr>
-          <w:b/>
-          <w:bCs/>
-        </w:rPr>
-        <w:t>):</w:t>
-      </w:r>
-      <w:r>
-        <w:t> Durante esta etapa realicé pruebas manuales exhaustivas. Me centré especialmente en comprobar la resistencia del sistema ante "condiciones de carrera" (compras rápidas simultáneas) y en asegurar que la recuperación de la sesión funcionaba correctamente sin pérdida de datos.</w:t>
-      </w:r>
-    </w:p>
-    <w:p>
-      <w:pPr>
-        <w:numPr>
-          <w:ilvl w:val="0"/>
-          <w:numId w:val="14"/>
-        </w:numPr>
+        <w:t>Mantenimiento y Despliegue:</w:t>
+      </w:r>
+      <w:r>
+        <w:t> Fase final orientada a la limpieza y refactorización del código, preparación del entorno de producción y elaboración de esta misma documentación técnica para la presentación del proyecto.</w:t>
+      </w:r>
+    </w:p>
+    <w:p>
+      <w:pPr>
         <w:tabs>
           <w:tab w:val="num" w:pos="720"/>
         </w:tabs>
-      </w:pPr>
-      <w:r>
-        <w:rPr>
-          <w:b/>
-          <w:bCs/>
-        </w:rPr>
-        <w:lastRenderedPageBreak/>
-        <w:t>Mantenimiento y Despliegue:</w:t>
-      </w:r>
-      <w:r>
-        <w:t> Fase final orientada a la limpieza y refactorización del código, preparación del entorno de producción y elaboración de esta misma documentación técnica para la presentación del proyecto.</w:t>
-      </w:r>
+        <w:ind w:left="360"/>
+      </w:pPr>
     </w:p>
     <w:p>
       <w:pPr>
@@ -11333,6 +10769,7 @@
               <w:spacing w:after="160"/>
             </w:pPr>
             <w:r>
+              <w:lastRenderedPageBreak/>
               <w:t>Costes de Personal</w:t>
             </w:r>
           </w:p>
@@ -11429,15 +10866,7 @@
               <w:spacing w:after="160"/>
             </w:pPr>
             <w:r>
-              <w:t xml:space="preserve">Programador </w:t>
-            </w:r>
-            <w:proofErr w:type="spellStart"/>
-            <w:r>
-              <w:t>Backend</w:t>
-            </w:r>
-            <w:proofErr w:type="spellEnd"/>
-            <w:r>
-              <w:t xml:space="preserve"> (PHP/MySQL)</w:t>
+              <w:t>Programador Backend (PHP/MySQL)</w:t>
             </w:r>
           </w:p>
         </w:tc>
@@ -11502,15 +10931,7 @@
               <w:spacing w:after="160"/>
             </w:pPr>
             <w:r>
-              <w:t xml:space="preserve">Programador </w:t>
-            </w:r>
-            <w:proofErr w:type="spellStart"/>
-            <w:r>
-              <w:t>Frontend</w:t>
-            </w:r>
-            <w:proofErr w:type="spellEnd"/>
-            <w:r>
-              <w:t xml:space="preserve"> (JS/CSS)</w:t>
+              <w:t>Programador Frontend (JS/CSS)</w:t>
             </w:r>
           </w:p>
         </w:tc>
@@ -11826,15 +11247,7 @@
               <w:cnfStyle w:val="000000000000" w:firstRow="0" w:lastRow="0" w:firstColumn="0" w:lastColumn="0" w:oddVBand="0" w:evenVBand="0" w:oddHBand="0" w:evenHBand="0" w:firstRowFirstColumn="0" w:firstRowLastColumn="0" w:lastRowFirstColumn="0" w:lastRowLastColumn="0"/>
             </w:pPr>
             <w:r>
-              <w:t xml:space="preserve">0 € (Open </w:t>
-            </w:r>
-            <w:proofErr w:type="spellStart"/>
-            <w:r>
-              <w:t>Source</w:t>
-            </w:r>
-            <w:proofErr w:type="spellEnd"/>
-            <w:r>
-              <w:t>)</w:t>
+              <w:t>0 € (Open Source)</w:t>
             </w:r>
           </w:p>
         </w:tc>
@@ -11918,16 +11331,27 @@
         </w:tc>
       </w:tr>
     </w:tbl>
+    <w:p>
+      <w:pPr>
+        <w:pStyle w:val="Descripcin"/>
+        <w:rPr>
+          <w:kern w:val="2"/>
+          <w:lang w:eastAsia="es-ES"/>
+          <w14:ligatures w14:val="standardContextual"/>
+        </w:rPr>
+      </w:pPr>
+      <w:r>
+        <w:t>Tabla 11. Presupuesto estimado del proyecto</w:t>
+      </w:r>
+    </w:p>
     <w:p/>
     <w:p/>
-    <w:p/>
     <w:p>
       <w:pPr>
         <w:pStyle w:val="Ttulo1"/>
       </w:pPr>
       <w:bookmarkStart w:id="16" w:name="_Toc230682485"/>
       <w:r>
-        <w:lastRenderedPageBreak/>
         <w:t>Planificación del Proyecto</w:t>
       </w:r>
       <w:bookmarkEnd w:id="16"/>
@@ -11953,15 +11377,7 @@
         <w:t xml:space="preserve"> </w:t>
       </w:r>
       <w:r>
-        <w:t xml:space="preserve">A </w:t>
-      </w:r>
-      <w:proofErr w:type="gramStart"/>
-      <w:r>
-        <w:t>continuación</w:t>
-      </w:r>
-      <w:proofErr w:type="gramEnd"/>
-      <w:r>
-        <w:t xml:space="preserve"> detallo la lista de tareas secuenciadas:</w:t>
+        <w:t>A continuación detallo la lista de tareas secuenciadas:</w:t>
       </w:r>
     </w:p>
     <w:p>
@@ -11989,17 +11405,8 @@
           <w:i/>
           <w:iCs/>
         </w:rPr>
-        <w:t>Idle/</w:t>
-      </w:r>
-      <w:proofErr w:type="spellStart"/>
-      <w:r>
-        <w:rPr>
-          <w:i/>
-          <w:iCs/>
-        </w:rPr>
-        <w:t>Clicker</w:t>
-      </w:r>
-      <w:proofErr w:type="spellEnd"/>
+        <w:t>Idle/Clicker</w:t>
+      </w:r>
       <w:r>
         <w:t>).</w:t>
       </w:r>
@@ -12034,6 +11441,7 @@
           <w:b/>
           <w:bCs/>
         </w:rPr>
+        <w:lastRenderedPageBreak/>
         <w:t>2. Fase de Diseño Conceptual y Lógico</w:t>
       </w:r>
     </w:p>
@@ -12137,15 +11545,7 @@
         </w:numPr>
       </w:pPr>
       <w:r>
-        <w:t xml:space="preserve">Programación del </w:t>
-      </w:r>
-      <w:proofErr w:type="spellStart"/>
-      <w:r>
-        <w:t>Backend</w:t>
-      </w:r>
-      <w:proofErr w:type="spellEnd"/>
-      <w:r>
-        <w:t xml:space="preserve"> (PHP 8):</w:t>
+        <w:t>Programación del Backend (PHP 8):</w:t>
       </w:r>
     </w:p>
     <w:p>
@@ -12193,15 +11593,7 @@
         </w:numPr>
       </w:pPr>
       <w:r>
-        <w:t xml:space="preserve">Programación del </w:t>
-      </w:r>
-      <w:proofErr w:type="spellStart"/>
-      <w:r>
-        <w:t>Frontend</w:t>
-      </w:r>
-      <w:proofErr w:type="spellEnd"/>
-      <w:r>
-        <w:t xml:space="preserve"> (HTML5/CSS3/JS):</w:t>
+        <w:t>Programación del Frontend (HTML5/CSS3/JS):</w:t>
       </w:r>
     </w:p>
     <w:p>
@@ -12272,7 +11664,6 @@
           <w:b/>
           <w:bCs/>
         </w:rPr>
-        <w:lastRenderedPageBreak/>
         <w:t>4. Fase de Pruebas y Depuración</w:t>
       </w:r>
     </w:p>
@@ -12297,23 +11688,7 @@
         </w:numPr>
       </w:pPr>
       <w:r>
-        <w:t xml:space="preserve">Pruebas de integración entre el </w:t>
-      </w:r>
-      <w:proofErr w:type="spellStart"/>
-      <w:r>
-        <w:t>frontend</w:t>
-      </w:r>
-      <w:proofErr w:type="spellEnd"/>
-      <w:r>
-        <w:t xml:space="preserve"> y el </w:t>
-      </w:r>
-      <w:proofErr w:type="spellStart"/>
-      <w:r>
-        <w:t>backend</w:t>
-      </w:r>
-      <w:proofErr w:type="spellEnd"/>
-      <w:r>
-        <w:t xml:space="preserve"> (guardado asíncrono).</w:t>
+        <w:t>Pruebas de integración entre el frontend y el backend (guardado asíncrono).</w:t>
       </w:r>
     </w:p>
     <w:p>
@@ -12392,6 +11767,7 @@
       </w:pPr>
       <w:bookmarkStart w:id="18" w:name="_Toc230682487"/>
       <w:r>
+        <w:lastRenderedPageBreak/>
         <w:t>Diagrama de secuenciación de proyecto</w:t>
       </w:r>
       <w:bookmarkEnd w:id="18"/>
@@ -12437,12 +11813,16 @@
           </wp:inline>
         </w:drawing>
       </w:r>
-    </w:p>
+      <w:bookmarkStart w:id="19" w:name="_Toc230682488"/>
+      <w:r>
+        <w:t>Imagen 9. Diagrama de secuenciación del proyecto</w:t>
+      </w:r>
+    </w:p>
+    <w:p/>
     <w:p>
       <w:pPr>
         <w:pStyle w:val="Ttulo2"/>
       </w:pPr>
-      <w:bookmarkStart w:id="19" w:name="_Toc230682488"/>
       <w:r>
         <w:t>Procedimientos de ejecución</w:t>
       </w:r>
@@ -12474,7 +11854,6 @@
       <w:r>
         <w:t xml:space="preserve"> para el control de versiones, realizando subidas periódicas al repositorio remoto. Para que el historial de cambios sea legible y profesional, usaré los siguientes prefijos en los mensajes de cada </w:t>
       </w:r>
-      <w:proofErr w:type="spellStart"/>
       <w:r>
         <w:rPr>
           <w:i/>
@@ -12482,7 +11861,6 @@
         </w:rPr>
         <w:t>commit</w:t>
       </w:r>
-      <w:proofErr w:type="spellEnd"/>
       <w:r>
         <w:t>:</w:t>
       </w:r>
@@ -12561,11 +11939,18 @@
     </w:p>
     <w:p>
       <w:pPr>
+        <w:numPr>
+          <w:ilvl w:val="0"/>
+          <w:numId w:val="5"/>
+        </w:numPr>
+      </w:pPr>
+    </w:p>
+    <w:p>
+      <w:pPr>
         <w:pStyle w:val="Ttulo2"/>
       </w:pPr>
       <w:bookmarkStart w:id="20" w:name="_Toc230682489"/>
       <w:r>
-        <w:lastRenderedPageBreak/>
         <w:t>Prevención de riesgos y seguridad</w:t>
       </w:r>
       <w:bookmarkEnd w:id="20"/>
@@ -12587,6 +11972,7 @@
           <w:b/>
           <w:bCs/>
         </w:rPr>
+        <w:lastRenderedPageBreak/>
         <w:t>Prevención de Inyección SQL (Uso de PDO):</w:t>
       </w:r>
       <w:r>
@@ -12597,56 +11983,21 @@
           <w:b/>
           <w:bCs/>
         </w:rPr>
-        <w:t xml:space="preserve">PDO (PHP Data </w:t>
-      </w:r>
-      <w:proofErr w:type="spellStart"/>
-      <w:r>
-        <w:rPr>
-          <w:b/>
-          <w:bCs/>
-        </w:rPr>
-        <w:t>Objects</w:t>
-      </w:r>
-      <w:proofErr w:type="spellEnd"/>
-      <w:r>
-        <w:rPr>
-          <w:b/>
-          <w:bCs/>
-        </w:rPr>
-        <w:t>)</w:t>
+        <w:t>PDO (PHP Data Objects)</w:t>
       </w:r>
       <w:r>
         <w:t>. Esta decisión me ha permitido utilizar </w:t>
       </w:r>
-      <w:proofErr w:type="spellStart"/>
       <w:r>
         <w:rPr>
           <w:i/>
           <w:iCs/>
         </w:rPr>
-        <w:t>Prepared</w:t>
-      </w:r>
-      <w:proofErr w:type="spellEnd"/>
-      <w:r>
-        <w:rPr>
-          <w:i/>
-          <w:iCs/>
-        </w:rPr>
-        <w:t xml:space="preserve"> </w:t>
-      </w:r>
-      <w:proofErr w:type="spellStart"/>
-      <w:r>
-        <w:rPr>
-          <w:i/>
-          <w:iCs/>
-        </w:rPr>
-        <w:t>Statements</w:t>
-      </w:r>
-      <w:proofErr w:type="spellEnd"/>
+        <w:t>Prepared Statements</w:t>
+      </w:r>
       <w:r>
         <w:t> (Sentencias Preparadas), lo que significa que todos los datos enviados por el usuario en los formularios de registro o </w:t>
       </w:r>
-      <w:proofErr w:type="spellStart"/>
       <w:r>
         <w:rPr>
           <w:i/>
@@ -12654,7 +12005,6 @@
         </w:rPr>
         <w:t>login</w:t>
       </w:r>
-      <w:proofErr w:type="spellEnd"/>
       <w:r>
         <w:t> son escapados automáticamente por el sistema. Esto hace matemáticamente imposible que un atacante inyecte código SQL malicioso para manipular la base de datos.</w:t>
       </w:r>
@@ -12671,71 +12021,10 @@
           <w:b/>
           <w:bCs/>
         </w:rPr>
-        <w:t>Cifrado de Credenciales (</w:t>
-      </w:r>
-      <w:proofErr w:type="spellStart"/>
-      <w:r>
-        <w:rPr>
-          <w:b/>
-          <w:bCs/>
-        </w:rPr>
-        <w:t>Hashing</w:t>
-      </w:r>
-      <w:proofErr w:type="spellEnd"/>
-      <w:r>
-        <w:rPr>
-          <w:b/>
-          <w:bCs/>
-        </w:rPr>
-        <w:t>):</w:t>
-      </w:r>
-      <w:r>
-        <w:t> Las contraseñas de los jugadores nunca se guardan en texto plano en la base de datos. He implementado la función nativa </w:t>
-      </w:r>
-      <w:proofErr w:type="spellStart"/>
-      <w:proofErr w:type="gramStart"/>
-      <w:r>
-        <w:t>password</w:t>
-      </w:r>
-      <w:proofErr w:type="gramEnd"/>
-      <w:r>
-        <w:t>_</w:t>
-      </w:r>
-      <w:proofErr w:type="gramStart"/>
-      <w:r>
-        <w:t>hash</w:t>
-      </w:r>
-      <w:proofErr w:type="spellEnd"/>
-      <w:r>
-        <w:t>(</w:t>
-      </w:r>
-      <w:proofErr w:type="gramEnd"/>
-      <w:r>
-        <w:t xml:space="preserve">) de PHP, que aplica un algoritmo de cifrado robusto. Esto asegura que, incluso en el hipotético caso de que la base de datos fuera vulnerada, las contraseñas de los usuarios estarían protegidas y serían ilegibles. Para el proceso de autenticación, la aplicación utiliza la función </w:t>
-      </w:r>
-      <w:proofErr w:type="gramStart"/>
-      <w:r>
-        <w:t>correspondiente </w:t>
-      </w:r>
-      <w:proofErr w:type="spellStart"/>
-      <w:r>
-        <w:t>password</w:t>
-      </w:r>
-      <w:proofErr w:type="gramEnd"/>
-      <w:r>
-        <w:t>_</w:t>
-      </w:r>
-      <w:proofErr w:type="gramStart"/>
-      <w:r>
-        <w:t>verify</w:t>
-      </w:r>
-      <w:proofErr w:type="spellEnd"/>
-      <w:r>
-        <w:t>(</w:t>
-      </w:r>
-      <w:proofErr w:type="gramEnd"/>
-      <w:r>
-        <w:t>).</w:t>
+        <w:t>Cifrado de Credenciales (Hashing):</w:t>
+      </w:r>
+      <w:r>
+        <w:t> Las contraseñas de los jugadores nunca se guardan en texto plano en la base de datos. He implementado la función nativa password_hash() de PHP, que aplica un algoritmo de cifrado robusto. Esto asegura que, incluso en el hipotético caso de que la base de datos fuera vulnerada, las contraseñas de los usuarios estarían protegidas y serían ilegibles. Para el proceso de autenticación, la aplicación utiliza la función correspondiente password_verify().</w:t>
       </w:r>
     </w:p>
     <w:p>
@@ -12773,15 +12062,7 @@
         <w:t>middleware</w:t>
       </w:r>
       <w:r>
-        <w:t> (</w:t>
-      </w:r>
-      <w:proofErr w:type="spellStart"/>
-      <w:r>
-        <w:t>verificar_sesion.php</w:t>
-      </w:r>
-      <w:proofErr w:type="spellEnd"/>
-      <w:r>
-        <w:t>). Este </w:t>
+        <w:t> (verificar_sesion.php). Este </w:t>
       </w:r>
       <w:r>
         <w:rPr>
@@ -12803,7 +12084,6 @@
       <w:r>
         <w:t> detiene la carga inmediatamente y lo redirige forzosamente a la página de </w:t>
       </w:r>
-      <w:proofErr w:type="spellStart"/>
       <w:r>
         <w:rPr>
           <w:i/>
@@ -12811,11 +12091,12 @@
         </w:rPr>
         <w:t>login</w:t>
       </w:r>
-      <w:proofErr w:type="spellEnd"/>
       <w:r>
         <w:t>.</w:t>
       </w:r>
     </w:p>
+    <w:p/>
+    <w:p/>
     <w:p/>
     <w:p>
       <w:pPr>
@@ -12904,129 +12185,46 @@
           <w:b/>
           <w:bCs/>
         </w:rPr>
-        <w:t>Controlador (</w:t>
-      </w:r>
-      <w:proofErr w:type="spellStart"/>
+        <w:t>Controlador (Controller):</w:t>
+      </w:r>
+      <w:r>
+        <w:t> Es el cerebro de la aplicación. Recibe las peticiones del usuario (por ejemplo, "comprar un conejo"), pide la información necesaria al Modelo, aplica la lógica de negocio (comprobar si hay saldo suficiente) y decide qué Vista debe cargar para mostrar el resultado.</w:t>
+      </w:r>
+    </w:p>
+    <w:p>
+      <w:r>
+        <w:t>A nivel de organización de archivos, esta separación se refleja en un árbol de directorios jerarquizado y lógico:</w:t>
+      </w:r>
+    </w:p>
+    <w:p>
+      <w:r>
+        <w:t xml:space="preserve">- </w:t>
+      </w:r>
       <w:r>
         <w:rPr>
           <w:b/>
           <w:bCs/>
         </w:rPr>
-        <w:t>Controller</w:t>
-      </w:r>
-      <w:proofErr w:type="spellEnd"/>
+        <w:t xml:space="preserve">/ (Raíz del proyecto): </w:t>
+      </w:r>
+      <w:r>
+        <w:t>.gitignore, composer.json, composer.lock, docker-compose.yml, Dockerfile, phpunit.xml, README.md</w:t>
+      </w:r>
+    </w:p>
+    <w:p>
+      <w:r>
+        <w:t xml:space="preserve">- </w:t>
+      </w:r>
       <w:r>
         <w:rPr>
           <w:b/>
           <w:bCs/>
         </w:rPr>
-        <w:t>):</w:t>
-      </w:r>
-      <w:r>
-        <w:t> Es el cerebro de la aplicación. Recibe las peticiones del usuario (por ejemplo, "comprar un conejo"), pide la información necesaria al Modelo, aplica la lógica de negocio (comprobar si hay saldo suficiente) y decide qué Vista debe cargar para mostrar el resultado.</w:t>
-      </w:r>
-    </w:p>
-    <w:p>
-      <w:r>
-        <w:t>A nivel de organización de archivos, esta separación se refleja en un árbol de directorios jerarquizado y lógico:</w:t>
-      </w:r>
-    </w:p>
-    <w:p>
-      <w:r>
-        <w:t xml:space="preserve">- </w:t>
-      </w:r>
-      <w:r>
-        <w:rPr>
-          <w:b/>
-          <w:bCs/>
-        </w:rPr>
-        <w:t>/ (Raíz del proyecto)</w:t>
-      </w:r>
-      <w:proofErr w:type="gramStart"/>
-      <w:r>
-        <w:rPr>
-          <w:b/>
-          <w:bCs/>
-        </w:rPr>
-        <w:t xml:space="preserve">: </w:t>
-      </w:r>
-      <w:r>
-        <w:t>.</w:t>
-      </w:r>
-      <w:proofErr w:type="spellStart"/>
-      <w:r>
-        <w:t>gitignore</w:t>
-      </w:r>
-      <w:proofErr w:type="spellEnd"/>
-      <w:proofErr w:type="gramEnd"/>
-      <w:r>
-        <w:t xml:space="preserve">, </w:t>
-      </w:r>
-      <w:proofErr w:type="spellStart"/>
-      <w:proofErr w:type="gramStart"/>
-      <w:r>
-        <w:t>composer.json</w:t>
-      </w:r>
-      <w:proofErr w:type="spellEnd"/>
-      <w:proofErr w:type="gramEnd"/>
-      <w:r>
-        <w:t xml:space="preserve">, </w:t>
-      </w:r>
-      <w:proofErr w:type="spellStart"/>
-      <w:proofErr w:type="gramStart"/>
-      <w:r>
-        <w:t>composer.lock</w:t>
-      </w:r>
-      <w:proofErr w:type="spellEnd"/>
-      <w:proofErr w:type="gramEnd"/>
-      <w:r>
-        <w:t xml:space="preserve">, </w:t>
-      </w:r>
-      <w:proofErr w:type="spellStart"/>
-      <w:r>
-        <w:t>docker-compose.yml</w:t>
-      </w:r>
-      <w:proofErr w:type="spellEnd"/>
-      <w:r>
-        <w:t xml:space="preserve">, </w:t>
-      </w:r>
-      <w:proofErr w:type="spellStart"/>
-      <w:r>
-        <w:t>Dockerfile</w:t>
-      </w:r>
-      <w:proofErr w:type="spellEnd"/>
-      <w:r>
-        <w:t>, phpunit.xml, README.md</w:t>
-      </w:r>
-    </w:p>
-    <w:p>
-      <w:r>
-        <w:t xml:space="preserve">- </w:t>
-      </w:r>
-      <w:r>
-        <w:rPr>
-          <w:b/>
-          <w:bCs/>
-        </w:rPr>
-        <w:t>/</w:t>
-      </w:r>
-      <w:proofErr w:type="spellStart"/>
-      <w:r>
-        <w:rPr>
-          <w:b/>
-          <w:bCs/>
-        </w:rPr>
-        <w:t>db</w:t>
-      </w:r>
-      <w:proofErr w:type="spellEnd"/>
-      <w:r>
-        <w:t xml:space="preserve">: </w:t>
-      </w:r>
-      <w:proofErr w:type="spellStart"/>
-      <w:r>
-        <w:t>init.sql</w:t>
-      </w:r>
-      <w:proofErr w:type="spellEnd"/>
+        <w:t>/db</w:t>
+      </w:r>
+      <w:r>
+        <w:t>: init.sql</w:t>
+      </w:r>
     </w:p>
     <w:p>
       <w:pPr>
@@ -13064,134 +12262,23 @@
           <w:b/>
           <w:bCs/>
         </w:rPr>
-        <w:t>/</w:t>
-      </w:r>
-      <w:proofErr w:type="spellStart"/>
+        <w:t>/src</w:t>
+      </w:r>
+      <w:r>
+        <w:t>: cerrar_sesion.php, db.php, index.php, iniciar_sesion.php, obtener_estado.php, registro.php, tienda.php, verificar_sesion.php</w:t>
+      </w:r>
+    </w:p>
+    <w:p>
+      <w:r>
+        <w:t>-</w:t>
+      </w:r>
       <w:r>
         <w:rPr>
           <w:b/>
           <w:bCs/>
         </w:rPr>
-        <w:t>src</w:t>
-      </w:r>
-      <w:proofErr w:type="spellEnd"/>
-      <w:r>
-        <w:t xml:space="preserve">: </w:t>
-      </w:r>
-      <w:proofErr w:type="spellStart"/>
-      <w:r>
-        <w:t>cerrar_sesion.php</w:t>
-      </w:r>
-      <w:proofErr w:type="spellEnd"/>
-      <w:r>
-        <w:t xml:space="preserve">, </w:t>
-      </w:r>
-      <w:proofErr w:type="spellStart"/>
-      <w:r>
-        <w:t>db.php</w:t>
-      </w:r>
-      <w:proofErr w:type="spellEnd"/>
-      <w:r>
-        <w:t xml:space="preserve">, </w:t>
-      </w:r>
-      <w:proofErr w:type="spellStart"/>
-      <w:r>
-        <w:t>index.php</w:t>
-      </w:r>
-      <w:proofErr w:type="spellEnd"/>
-      <w:r>
-        <w:t xml:space="preserve">, </w:t>
-      </w:r>
-      <w:proofErr w:type="spellStart"/>
-      <w:r>
-        <w:t>iniciar_sesion.php</w:t>
-      </w:r>
-      <w:proofErr w:type="spellEnd"/>
-      <w:r>
-        <w:t xml:space="preserve">, </w:t>
-      </w:r>
-      <w:proofErr w:type="spellStart"/>
-      <w:r>
-        <w:t>obtener_estado.php</w:t>
-      </w:r>
-      <w:proofErr w:type="spellEnd"/>
-      <w:r>
-        <w:t xml:space="preserve">, </w:t>
-      </w:r>
-      <w:proofErr w:type="spellStart"/>
-      <w:r>
-        <w:t>registro.php</w:t>
-      </w:r>
-      <w:proofErr w:type="spellEnd"/>
-      <w:r>
-        <w:t xml:space="preserve">, </w:t>
-      </w:r>
-      <w:proofErr w:type="spellStart"/>
-      <w:r>
-        <w:t>tienda.php</w:t>
-      </w:r>
-      <w:proofErr w:type="spellEnd"/>
-      <w:r>
-        <w:t xml:space="preserve">, </w:t>
-      </w:r>
-      <w:proofErr w:type="spellStart"/>
-      <w:r>
-        <w:t>verificar_sesion.php</w:t>
-      </w:r>
-      <w:proofErr w:type="spellEnd"/>
-    </w:p>
-    <w:p>
-      <w:r>
-        <w:t>-</w:t>
-      </w:r>
-      <w:r>
-        <w:rPr>
-          <w:b/>
-          <w:bCs/>
-        </w:rPr>
-        <w:t xml:space="preserve"> /</w:t>
-      </w:r>
-      <w:proofErr w:type="spellStart"/>
-      <w:r>
-        <w:rPr>
-          <w:b/>
-          <w:bCs/>
-        </w:rPr>
-        <w:t>src</w:t>
-      </w:r>
-      <w:proofErr w:type="spellEnd"/>
-      <w:r>
-        <w:rPr>
-          <w:b/>
-          <w:bCs/>
-        </w:rPr>
-        <w:t>/</w:t>
-      </w:r>
-      <w:proofErr w:type="spellStart"/>
-      <w:r>
-        <w:rPr>
-          <w:b/>
-          <w:bCs/>
-        </w:rPr>
-        <w:t>assets</w:t>
-      </w:r>
-      <w:proofErr w:type="spellEnd"/>
-      <w:r>
-        <w:rPr>
-          <w:b/>
-          <w:bCs/>
-        </w:rPr>
-        <w:t>/</w:t>
-      </w:r>
-      <w:proofErr w:type="spellStart"/>
-      <w:r>
-        <w:rPr>
-          <w:b/>
-          <w:bCs/>
-        </w:rPr>
-        <w:t>css</w:t>
-      </w:r>
-      <w:proofErr w:type="spellEnd"/>
+        <w:t xml:space="preserve"> /src/assets/css</w:t>
+      </w:r>
       <w:r>
         <w:t>: style.css</w:t>
       </w:r>
@@ -13203,271 +12290,47 @@
           <w:bCs/>
         </w:rPr>
         <w:lastRenderedPageBreak/>
-        <w:t>- /</w:t>
-      </w:r>
-      <w:proofErr w:type="spellStart"/>
+        <w:t>- /src/controllers</w:t>
+      </w:r>
+      <w:r>
+        <w:t>: controladorEstadisticas.php, controladorExportacion.php, controladorImportacion.php, controladorLimpieza.php, controladorMonedas.php, controladorProduccionPasiva.php, controladorReinicio.php</w:t>
+      </w:r>
+    </w:p>
+    <w:p>
       <w:r>
         <w:rPr>
           <w:b/>
           <w:bCs/>
         </w:rPr>
-        <w:t>src</w:t>
-      </w:r>
-      <w:proofErr w:type="spellEnd"/>
+        <w:t>- /src/models</w:t>
+      </w:r>
+      <w:r>
+        <w:t>: GestorAutenticacion.php, GestorLogros.php, GestorTienda.php, MotorJuego.php</w:t>
+      </w:r>
+    </w:p>
+    <w:p>
       <w:r>
         <w:rPr>
           <w:b/>
           <w:bCs/>
         </w:rPr>
-        <w:t>/</w:t>
-      </w:r>
-      <w:proofErr w:type="spellStart"/>
+        <w:t>- /src/views</w:t>
+      </w:r>
+      <w:r>
+        <w:t>: home.view.php, iniciar_sesion.view.php, registro.view.php, tienda.view.php</w:t>
+      </w:r>
+    </w:p>
+    <w:p>
       <w:r>
         <w:rPr>
           <w:b/>
           <w:bCs/>
         </w:rPr>
-        <w:t>controllers</w:t>
-      </w:r>
-      <w:proofErr w:type="spellEnd"/>
-      <w:r>
-        <w:t xml:space="preserve">: </w:t>
-      </w:r>
-      <w:proofErr w:type="spellStart"/>
-      <w:r>
-        <w:t>controladorEstadisticas.php</w:t>
-      </w:r>
-      <w:proofErr w:type="spellEnd"/>
-      <w:r>
-        <w:t xml:space="preserve">, </w:t>
-      </w:r>
-      <w:proofErr w:type="spellStart"/>
-      <w:r>
-        <w:t>controladorExportacion.php</w:t>
-      </w:r>
-      <w:proofErr w:type="spellEnd"/>
-      <w:r>
-        <w:t xml:space="preserve">, </w:t>
-      </w:r>
-      <w:proofErr w:type="spellStart"/>
-      <w:r>
-        <w:t>controladorImportacion.php</w:t>
-      </w:r>
-      <w:proofErr w:type="spellEnd"/>
-      <w:r>
-        <w:t xml:space="preserve">, </w:t>
-      </w:r>
-      <w:proofErr w:type="spellStart"/>
-      <w:r>
-        <w:t>controladorLimpieza.php</w:t>
-      </w:r>
-      <w:proofErr w:type="spellEnd"/>
-      <w:r>
-        <w:t xml:space="preserve">, </w:t>
-      </w:r>
-      <w:proofErr w:type="spellStart"/>
-      <w:r>
-        <w:t>controladorMonedas.php</w:t>
-      </w:r>
-      <w:proofErr w:type="spellEnd"/>
-      <w:r>
-        <w:t xml:space="preserve">, </w:t>
-      </w:r>
-      <w:proofErr w:type="spellStart"/>
-      <w:r>
-        <w:t>controladorProduccionPasiva.php</w:t>
-      </w:r>
-      <w:proofErr w:type="spellEnd"/>
-      <w:r>
-        <w:t xml:space="preserve">, </w:t>
-      </w:r>
-      <w:proofErr w:type="spellStart"/>
-      <w:r>
-        <w:t>controladorReinicio.php</w:t>
-      </w:r>
-      <w:proofErr w:type="spellEnd"/>
-    </w:p>
-    <w:p>
-      <w:r>
-        <w:rPr>
-          <w:b/>
-          <w:bCs/>
-        </w:rPr>
-        <w:t>- /</w:t>
-      </w:r>
-      <w:proofErr w:type="spellStart"/>
-      <w:r>
-        <w:rPr>
-          <w:b/>
-          <w:bCs/>
-        </w:rPr>
-        <w:t>src</w:t>
-      </w:r>
-      <w:proofErr w:type="spellEnd"/>
-      <w:r>
-        <w:rPr>
-          <w:b/>
-          <w:bCs/>
-        </w:rPr>
-        <w:t>/</w:t>
-      </w:r>
-      <w:proofErr w:type="spellStart"/>
-      <w:r>
-        <w:rPr>
-          <w:b/>
-          <w:bCs/>
-        </w:rPr>
-        <w:t>models</w:t>
-      </w:r>
-      <w:proofErr w:type="spellEnd"/>
-      <w:r>
-        <w:t xml:space="preserve">: </w:t>
-      </w:r>
-      <w:proofErr w:type="spellStart"/>
-      <w:r>
-        <w:t>GestorAutenticacion.php</w:t>
-      </w:r>
-      <w:proofErr w:type="spellEnd"/>
-      <w:r>
-        <w:t xml:space="preserve">, </w:t>
-      </w:r>
-      <w:proofErr w:type="spellStart"/>
-      <w:r>
-        <w:t>GestorLogros.php</w:t>
-      </w:r>
-      <w:proofErr w:type="spellEnd"/>
-      <w:r>
-        <w:t xml:space="preserve">, </w:t>
-      </w:r>
-      <w:proofErr w:type="spellStart"/>
-      <w:r>
-        <w:t>GestorTienda.php</w:t>
-      </w:r>
-      <w:proofErr w:type="spellEnd"/>
-      <w:r>
-        <w:t xml:space="preserve">, </w:t>
-      </w:r>
-      <w:proofErr w:type="spellStart"/>
-      <w:r>
-        <w:t>MotorJuego.php</w:t>
-      </w:r>
-      <w:proofErr w:type="spellEnd"/>
-    </w:p>
-    <w:p>
-      <w:r>
-        <w:rPr>
-          <w:b/>
-          <w:bCs/>
-        </w:rPr>
-        <w:t>- /</w:t>
-      </w:r>
-      <w:proofErr w:type="spellStart"/>
-      <w:r>
-        <w:rPr>
-          <w:b/>
-          <w:bCs/>
-        </w:rPr>
-        <w:t>src</w:t>
-      </w:r>
-      <w:proofErr w:type="spellEnd"/>
-      <w:r>
-        <w:rPr>
-          <w:b/>
-          <w:bCs/>
-        </w:rPr>
-        <w:t>/</w:t>
-      </w:r>
-      <w:proofErr w:type="spellStart"/>
-      <w:r>
-        <w:rPr>
-          <w:b/>
-          <w:bCs/>
-        </w:rPr>
-        <w:t>views</w:t>
-      </w:r>
-      <w:proofErr w:type="spellEnd"/>
-      <w:r>
-        <w:t xml:space="preserve">: </w:t>
-      </w:r>
-      <w:proofErr w:type="spellStart"/>
-      <w:r>
-        <w:t>home.view.php</w:t>
-      </w:r>
-      <w:proofErr w:type="spellEnd"/>
-      <w:r>
-        <w:t xml:space="preserve">, </w:t>
-      </w:r>
-      <w:proofErr w:type="spellStart"/>
-      <w:r>
-        <w:t>iniciar_sesion.view.php</w:t>
-      </w:r>
-      <w:proofErr w:type="spellEnd"/>
-      <w:r>
-        <w:t xml:space="preserve">, </w:t>
-      </w:r>
-      <w:proofErr w:type="spellStart"/>
-      <w:r>
-        <w:t>registro.view.php</w:t>
-      </w:r>
-      <w:proofErr w:type="spellEnd"/>
-      <w:r>
-        <w:t xml:space="preserve">, </w:t>
-      </w:r>
-      <w:proofErr w:type="spellStart"/>
-      <w:r>
-        <w:t>tienda.view.php</w:t>
-      </w:r>
-      <w:proofErr w:type="spellEnd"/>
-    </w:p>
-    <w:p>
-      <w:r>
-        <w:rPr>
-          <w:b/>
-          <w:bCs/>
-        </w:rPr>
-        <w:t>- /</w:t>
-      </w:r>
-      <w:proofErr w:type="spellStart"/>
-      <w:r>
-        <w:rPr>
-          <w:b/>
-          <w:bCs/>
-        </w:rPr>
-        <w:t>tests</w:t>
-      </w:r>
-      <w:proofErr w:type="spellEnd"/>
-      <w:r>
-        <w:t xml:space="preserve">: </w:t>
-      </w:r>
-      <w:proofErr w:type="spellStart"/>
-      <w:r>
-        <w:t>BaseTestCase.php</w:t>
-      </w:r>
-      <w:proofErr w:type="spellEnd"/>
-      <w:r>
-        <w:t xml:space="preserve">, </w:t>
-      </w:r>
-      <w:proofErr w:type="spellStart"/>
-      <w:r>
-        <w:t>GestorAutenticacionTest.php</w:t>
-      </w:r>
-      <w:proofErr w:type="spellEnd"/>
-      <w:r>
-        <w:t xml:space="preserve">, </w:t>
-      </w:r>
-      <w:proofErr w:type="spellStart"/>
-      <w:r>
-        <w:t>GestorTiendaTest.php</w:t>
-      </w:r>
-      <w:proofErr w:type="spellEnd"/>
-      <w:r>
-        <w:t xml:space="preserve">, </w:t>
-      </w:r>
-      <w:proofErr w:type="spellStart"/>
-      <w:r>
-        <w:t>MotorJuegoTest.php</w:t>
-      </w:r>
-      <w:proofErr w:type="spellEnd"/>
+        <w:t>- /tests</w:t>
+      </w:r>
+      <w:r>
+        <w:t>: BaseTestCase.php, GestorAutenticacionTest.php, GestorTiendaTest.php, MotorJuegoTest.php</w:t>
+      </w:r>
     </w:p>
     <w:p>
       <w:pPr>
@@ -13520,6 +12383,153 @@
           </wp:inline>
         </w:drawing>
       </w:r>
+      <w:r>
+        <w:t>Imagen 10. Diagrama de clases</w:t>
+      </w:r>
+    </w:p>
+    <w:p>
+      <w:pPr>
+        <w:pStyle w:val="Ttulo2"/>
+      </w:pPr>
+      <w:bookmarkStart w:id="24" w:name="_Toc230682493"/>
+      <w:r>
+        <w:t>Desarrollo backend</w:t>
+      </w:r>
+      <w:bookmarkEnd w:id="24"/>
+    </w:p>
+    <w:p>
+      <w:r>
+        <w:t>En un simulador del género clicker, la alta frecuencia de interacciones del usuario presenta un desafío crítico a nivel de servidor: el manejo de peticiones concurrentes. Si un jugador realiza múltiples clics en fracciones de segundo, se envían ráfagas de peticiones asíncronas simultáneas. Esto genera un problema clásico de arquitectura conocido como "condición de carrera" (race condition).</w:t>
+      </w:r>
+    </w:p>
+    <w:p>
+      <w:r>
+        <w:t>Bajo un flujo tradicional de lectura-escritura, el sistema leería el saldo actual, sumaría el valor del clic y guardaría el nuevo resultado. Sin embargo, si dos peticiones llegan exactamente en el mismo milisegundo, ambas podrían leer el valor inicial de 100, procesar la suma por separado y sobrescribir la base de datos con el valor 110 dos veces. El resultado sería una pérdida de datos evidente, contabilizando un solo clic en lugar de dos.</w:t>
+      </w:r>
+    </w:p>
+    <w:p>
+      <w:pPr>
+        <w:pStyle w:val="Ttulo3"/>
+      </w:pPr>
+      <w:bookmarkStart w:id="25" w:name="_Toc230682494"/>
+      <w:r>
+        <w:lastRenderedPageBreak/>
+        <w:t>Consultas Atómicas como Solución</w:t>
+      </w:r>
+      <w:bookmarkEnd w:id="25"/>
+    </w:p>
+    <w:p>
+      <w:r>
+        <w:t>Para garantizar la integridad de los datos y asegurar que el servidor mantenga la autoridad absoluta en todo momento, se descartó realizar los cálculos de saldo en la capa de PHP. En su lugar, se delegó la responsabilidad matemática directamente al motor de la base de datos mediante el uso de consultas SQL atómicas.</w:t>
+      </w:r>
+    </w:p>
+    <w:p>
+      <w:r>
+        <w:t>En la clase MotorJuego.php, en lugar de extraer el dato para manipularlo, se ejecuta una orden directa de actualización.</w:t>
+      </w:r>
+    </w:p>
+    <w:p>
+      <w:r>
+        <w:t>Mediante este enfoque, es el propio gestor de bases de datos quien bloquea el registro, encola las operaciones y las resuelve de forma secuencial a nivel interno. Esto garantiza que ninguna petición se superponga y que cada clic se sume con absoluta precisión, sin importar cuántos lleguen al mismo tiempo.</w:t>
+      </w:r>
+    </w:p>
+    <w:p>
+      <w:pPr>
+        <w:pStyle w:val="Ttulo3"/>
+      </w:pPr>
+      <w:bookmarkStart w:id="26" w:name="_Toc230682495"/>
+      <w:r>
+        <w:t>Transacciones Seguras (PDO) en la Tienda</w:t>
+      </w:r>
+      <w:bookmarkEnd w:id="26"/>
+    </w:p>
+    <w:p>
+      <w:r>
+        <w:t>Esta misma filosofía de seguridad y blindaje se aplicó en el modelo GestorTienda.php para la adquisición de recursos. Las operaciones de compra, que implican verificar el saldo, restar el coste y añadir el ítem al inventario, se encapsularon dentro de transacciones nativas de PDO.</w:t>
+      </w:r>
+    </w:p>
+    <w:p>
+      <w:r>
+        <w:t>Esto protege al sistema frente a posibles abusos de latencia (lag). Si un jugador intenta explotar un retraso de red haciendo doble clic en el botón de compra teniendo saldo solo para un ítem, el motor relacional bloquea el proceso, verifica el estado en tiempo real y rechaza la segunda petición, evitando por completo la duplicación de compras o la caída del saldo en números rojos.</w:t>
+      </w:r>
+    </w:p>
+    <w:p>
+      <w:pPr>
+        <w:pStyle w:val="Ttulo2"/>
+      </w:pPr>
+      <w:bookmarkStart w:id="27" w:name="_Toc230682496"/>
+      <w:r>
+        <w:t>Desarrollo Frontend</w:t>
+      </w:r>
+      <w:bookmarkEnd w:id="27"/>
+    </w:p>
+    <w:p>
+      <w:r>
+        <w:t>Para garantizar una experiencia de usuario fluida y evitar la recarga constante del navegador, el cliente web se diseñó para operar de forma asíncrona, acercándose al comportamiento de una Single Page Application (SPA).</w:t>
+      </w:r>
+    </w:p>
+    <w:p>
+      <w:r>
+        <w:t xml:space="preserve">Se implementó un bucle principal mediante la función setInterval de JavaScript que, exactamente cada 1000 milisegundos, ejecuta una petición en segundo plano a través de la Fetch API hacia el servidor. Este procesa la producción pasiva generada por el </w:t>
+      </w:r>
+      <w:r>
+        <w:lastRenderedPageBreak/>
+        <w:t>inventario del usuario, actualiza la base de datos de forma segura y devuelve el nuevo estado al cliente para actualizar la interfaz gráfica.</w:t>
+      </w:r>
+    </w:p>
+    <w:p>
+      <w:pPr>
+        <w:pStyle w:val="Ttulo3"/>
+      </w:pPr>
+      <w:bookmarkStart w:id="28" w:name="_Toc230682497"/>
+      <w:r>
+        <w:t>El problema de la latencia y el "Parpadeo de Red"</w:t>
+      </w:r>
+      <w:bookmarkEnd w:id="28"/>
+    </w:p>
+    <w:p>
+      <w:r>
+        <w:t>En un entorno de interacciones de alta frecuencia (como es el caso de hacer clic rápidamente), la latencia inherente a la red genera un desajuste temporal crítico entre el cliente y el servidor. Cuando el usuario interactúa, el contador local sube inmediatamente (ej. de 100 a 102 en dos clics rápidos), pero la petición tarda unos milisegundos en viajar y ser procesada.</w:t>
+      </w:r>
+    </w:p>
+    <w:p>
+      <w:r>
+        <w:t>El problema visual (flickering o efecto rubber-banding) ocurre cuando el servidor responde al primer clic indicando el nuevo saldo (101). Si la interfaz gráfica acepta ciegamente ese dato, el contador retrocedería de 102 a 101 visualmente, para luego volver a saltar al recibir la segunda respuesta. Los números saltarían hacia adelante y hacia atrás constantemente.</w:t>
+      </w:r>
+    </w:p>
+    <w:p>
+      <w:pPr>
+        <w:pStyle w:val="Ttulo3"/>
+      </w:pPr>
+      <w:bookmarkStart w:id="29" w:name="_Toc230682498"/>
+      <w:r>
+        <w:t>Predicción del Cliente y Descarte de Respuestas Obsoletas</w:t>
+      </w:r>
+      <w:bookmarkEnd w:id="29"/>
+    </w:p>
+    <w:p>
+      <w:r>
+        <w:t>Para solucionar esta desincronización, se desarrolló un sistema predictivo de control de estado en el Frontend. Se establecieron dos variables de seguimiento: clicsPendientes y peticionesEnVuelo.</w:t>
+      </w:r>
+    </w:p>
+    <w:p>
+      <w:r>
+        <w:t>Cada vez que JavaScript emite una petición fetch, se incrementa el contador de peticiones en vuelo, restándose cuando se recibe la respuesta. La lógica de renderizado aplica entonces una regla estricta: la interfaz de usuario solo sobrescribe su contador con el total absoluto dictado por el servidor si y solo si peticionesEnVuelo === 0 y clicsPendientes === 0.</w:t>
+      </w:r>
+    </w:p>
+    <w:p>
+      <w:r>
+        <w:t>Si el cliente recibe datos del servidor pero existen peticiones en vuelo, asume que la respuesta del servidor contiene información "obsoleta" a nivel visual, ya que el usuario ha realizado acciones más recientes que el servidor aún está procesando. En estos casos, el Frontend suma los incrementos correspondientes, pero ignora el total absoluto enviado por el servidor, confiando en su propia predicción local.</w:t>
+      </w:r>
+    </w:p>
+    <w:p>
+      <w:r>
+        <w:lastRenderedPageBreak/>
+        <w:t>Gracias a esta arquitectura, el juego logra una actualización visual suave, instantánea y predictiva, sin comprometer en ningún momento la seguridad ni la autoridad de la base de datos en el servidor</w:t>
+      </w:r>
+      <w:r>
+        <w:t>.</w:t>
+      </w:r>
     </w:p>
     <w:p/>
     <w:p/>
@@ -13528,331 +12538,12 @@
     <w:p/>
     <w:p/>
     <w:p/>
-    <w:p/>
-    <w:p/>
-    <w:p>
-      <w:pPr>
-        <w:pStyle w:val="Ttulo2"/>
-      </w:pPr>
-      <w:bookmarkStart w:id="24" w:name="_Toc230682493"/>
-      <w:r>
-        <w:lastRenderedPageBreak/>
-        <w:t xml:space="preserve">Desarrollo </w:t>
-      </w:r>
-      <w:proofErr w:type="spellStart"/>
-      <w:r>
-        <w:t>backend</w:t>
-      </w:r>
-      <w:bookmarkEnd w:id="24"/>
-      <w:proofErr w:type="spellEnd"/>
-    </w:p>
-    <w:p>
-      <w:r>
-        <w:t xml:space="preserve">En un simulador del género </w:t>
-      </w:r>
-      <w:proofErr w:type="spellStart"/>
-      <w:r>
-        <w:t>clicker</w:t>
-      </w:r>
-      <w:proofErr w:type="spellEnd"/>
-      <w:r>
-        <w:t>, la alta frecuencia de interacciones del usuario presenta un desafío crítico a nivel de servidor: el manejo de peticiones concurrentes. Si un jugador realiza múltiples clics en fracciones de segundo, se envían ráfagas de peticiones asíncronas simultáneas. Esto genera un problema clásico de arquitectura conocido como "condición de carrera" (</w:t>
-      </w:r>
-      <w:proofErr w:type="spellStart"/>
-      <w:r>
-        <w:t>race</w:t>
-      </w:r>
-      <w:proofErr w:type="spellEnd"/>
-      <w:r>
-        <w:t xml:space="preserve"> </w:t>
-      </w:r>
-      <w:proofErr w:type="spellStart"/>
-      <w:r>
-        <w:t>condition</w:t>
-      </w:r>
-      <w:proofErr w:type="spellEnd"/>
-      <w:r>
-        <w:t>).</w:t>
-      </w:r>
-    </w:p>
-    <w:p>
-      <w:r>
-        <w:t>Bajo un flujo tradicional de lectura-escritura, el sistema leería el saldo actual, sumaría el valor del clic y guardaría el nuevo resultado. Sin embargo, si dos peticiones llegan exactamente en el mismo milisegundo, ambas podrían leer el valor inicial de 100, procesar la suma por separado y sobrescribir la base de datos con el valor 110 dos veces. El resultado sería una pérdida de datos evidente, contabilizando un solo clic en lugar de dos.</w:t>
-      </w:r>
-    </w:p>
-    <w:p>
-      <w:pPr>
-        <w:pStyle w:val="Ttulo3"/>
-      </w:pPr>
-      <w:bookmarkStart w:id="25" w:name="_Toc230682494"/>
-      <w:r>
-        <w:t>Consultas Atómicas como Solución</w:t>
-      </w:r>
-      <w:bookmarkEnd w:id="25"/>
-    </w:p>
-    <w:p>
-      <w:r>
-        <w:t>Para garantizar la integridad de los datos y asegurar que el servidor mantenga la autoridad absoluta en todo momento, se descartó realizar los cálculos de saldo en la capa de PHP. En su lugar, se delegó la responsabilidad matemática directamente al motor de la base de datos mediante el uso de consultas SQL atómicas.</w:t>
-      </w:r>
-    </w:p>
-    <w:p>
-      <w:r>
-        <w:t xml:space="preserve">En la clase </w:t>
-      </w:r>
-      <w:proofErr w:type="spellStart"/>
-      <w:r>
-        <w:t>MotorJuego.php</w:t>
-      </w:r>
-      <w:proofErr w:type="spellEnd"/>
-      <w:r>
-        <w:t>, en lugar de extraer el dato para manipularlo, se ejecuta una orden directa de actualización.</w:t>
-      </w:r>
-    </w:p>
-    <w:p>
-      <w:r>
-        <w:t>Mediante este enfoque, es el propio gestor de bases de datos quien bloquea el registro, encola las operaciones y las resuelve de forma secuencial a nivel interno. Esto garantiza que ninguna petición se superponga y que cada clic se sume con absoluta precisión, sin importar cuántos lleguen al mismo tiempo.</w:t>
-      </w:r>
-    </w:p>
-    <w:p>
-      <w:pPr>
-        <w:pStyle w:val="Ttulo3"/>
-      </w:pPr>
-      <w:bookmarkStart w:id="26" w:name="_Toc230682495"/>
-      <w:r>
-        <w:t>Transacciones Seguras (PDO) en la Tienda</w:t>
-      </w:r>
-      <w:bookmarkEnd w:id="26"/>
-    </w:p>
-    <w:p>
-      <w:r>
-        <w:t xml:space="preserve">Esta misma filosofía de seguridad y blindaje se aplicó en el modelo </w:t>
-      </w:r>
-      <w:proofErr w:type="spellStart"/>
-      <w:r>
-        <w:t>GestorTienda.php</w:t>
-      </w:r>
-      <w:proofErr w:type="spellEnd"/>
-      <w:r>
-        <w:t xml:space="preserve"> para la adquisición de recursos. Las operaciones de compra, que implican verificar el saldo, restar el coste y añadir el ítem al inventario, se encapsularon dentro de transacciones nativas de PDO.</w:t>
-      </w:r>
-    </w:p>
-    <w:p/>
-    <w:p>
-      <w:r>
-        <w:lastRenderedPageBreak/>
-        <w:t>Esto protege al sistema frente a posibles abusos de latencia (</w:t>
-      </w:r>
-      <w:proofErr w:type="spellStart"/>
-      <w:r>
-        <w:t>lag</w:t>
-      </w:r>
-      <w:proofErr w:type="spellEnd"/>
-      <w:r>
-        <w:t>). Si un jugador intenta explotar un retraso de red haciendo doble clic en el botón de compra teniendo saldo solo para un ítem, el motor relacional bloquea el proceso, verifica el estado en tiempo real y rechaza la segunda petición, evitando por completo la duplicación de compras o la caída del saldo en números rojos.</w:t>
-      </w:r>
-    </w:p>
-    <w:p>
-      <w:r>
-        <w:t>este texto es correcto?</w:t>
-      </w:r>
-    </w:p>
-    <w:p>
-      <w:pPr>
-        <w:pStyle w:val="Ttulo2"/>
-      </w:pPr>
-      <w:bookmarkStart w:id="27" w:name="_Toc230682496"/>
-      <w:r>
-        <w:t xml:space="preserve">Desarrollo </w:t>
-      </w:r>
-      <w:proofErr w:type="spellStart"/>
-      <w:r>
-        <w:t>Frontend</w:t>
-      </w:r>
-      <w:bookmarkEnd w:id="27"/>
-      <w:proofErr w:type="spellEnd"/>
-    </w:p>
-    <w:p>
-      <w:r>
-        <w:t xml:space="preserve">Para garantizar una experiencia de usuario fluida y evitar la recarga constante del navegador, el cliente web se diseñó para operar de forma asíncrona, acercándose al comportamiento de una </w:t>
-      </w:r>
-      <w:proofErr w:type="gramStart"/>
-      <w:r>
-        <w:t>Single</w:t>
-      </w:r>
-      <w:proofErr w:type="gramEnd"/>
-      <w:r>
-        <w:t xml:space="preserve"> Page </w:t>
-      </w:r>
-      <w:proofErr w:type="spellStart"/>
-      <w:r>
-        <w:t>Application</w:t>
-      </w:r>
-      <w:proofErr w:type="spellEnd"/>
-      <w:r>
-        <w:t xml:space="preserve"> (SPA).</w:t>
-      </w:r>
-    </w:p>
-    <w:p>
-      <w:r>
-        <w:t xml:space="preserve">Se implementó un bucle principal mediante la función </w:t>
-      </w:r>
-      <w:proofErr w:type="spellStart"/>
-      <w:r>
-        <w:t>setInterval</w:t>
-      </w:r>
-      <w:proofErr w:type="spellEnd"/>
-      <w:r>
-        <w:t xml:space="preserve"> de JavaScript que, exactamente cada 1000 milisegundos, ejecuta una petición en segundo plano a través de la Fetch API hacia el servidor. Este procesa la producción pasiva generada por el inventario del usuario, actualiza la base de datos de forma segura y devuelve el nuevo estado al cliente para actualizar la interfaz gráfica.</w:t>
-      </w:r>
-    </w:p>
-    <w:p>
-      <w:pPr>
-        <w:pStyle w:val="Ttulo3"/>
-      </w:pPr>
-      <w:bookmarkStart w:id="28" w:name="_Toc230682497"/>
-      <w:r>
-        <w:t>El problema de la latencia y el "Parpadeo de Red"</w:t>
-      </w:r>
-      <w:bookmarkEnd w:id="28"/>
-    </w:p>
-    <w:p>
-      <w:r>
-        <w:t>En un entorno de interacciones de alta frecuencia (como es el caso de hacer clic rápidamente), la latencia inherente a la red genera un desajuste temporal crítico entre el cliente y el servidor. Cuando el usuario interactúa, el contador local sube inmediatamente (ej. de 100 a 102 en dos clics rápidos), pero la petición tarda unos milisegundos en viajar y ser procesada.</w:t>
-      </w:r>
-    </w:p>
-    <w:p>
-      <w:r>
-        <w:t>El problema visual (</w:t>
-      </w:r>
-      <w:proofErr w:type="spellStart"/>
-      <w:r>
-        <w:t>flickering</w:t>
-      </w:r>
-      <w:proofErr w:type="spellEnd"/>
-      <w:r>
-        <w:t xml:space="preserve"> o efecto </w:t>
-      </w:r>
-      <w:proofErr w:type="spellStart"/>
-      <w:r>
-        <w:t>rubber-banding</w:t>
-      </w:r>
-      <w:proofErr w:type="spellEnd"/>
-      <w:r>
-        <w:t>) ocurre cuando el servidor responde al primer clic indicando el nuevo saldo (101). Si la interfaz gráfica acepta ciegamente ese dato, el contador retrocedería de 102 a 101 visualmente, para luego volver a saltar al recibir la segunda respuesta. Los números saltarían hacia adelante y hacia atrás constantemente.</w:t>
-      </w:r>
-    </w:p>
-    <w:p>
-      <w:pPr>
-        <w:pStyle w:val="Ttulo3"/>
-      </w:pPr>
-      <w:bookmarkStart w:id="29" w:name="_Toc230682498"/>
-      <w:r>
-        <w:lastRenderedPageBreak/>
-        <w:t>Predicción del Cliente y Descarte de Respuestas Obsoletas</w:t>
-      </w:r>
-      <w:bookmarkEnd w:id="29"/>
-    </w:p>
-    <w:p>
-      <w:r>
-        <w:t xml:space="preserve">Para solucionar esta desincronización, se desarrolló un sistema predictivo de control de estado en el </w:t>
-      </w:r>
-      <w:proofErr w:type="spellStart"/>
-      <w:r>
-        <w:t>Frontend</w:t>
-      </w:r>
-      <w:proofErr w:type="spellEnd"/>
-      <w:r>
-        <w:t xml:space="preserve">. Se establecieron dos variables de seguimiento: </w:t>
-      </w:r>
-      <w:proofErr w:type="spellStart"/>
-      <w:r>
-        <w:t>clicsPendientes</w:t>
-      </w:r>
-      <w:proofErr w:type="spellEnd"/>
-      <w:r>
-        <w:t xml:space="preserve"> y </w:t>
-      </w:r>
-      <w:proofErr w:type="spellStart"/>
-      <w:r>
-        <w:t>peticionesEnVuelo</w:t>
-      </w:r>
-      <w:proofErr w:type="spellEnd"/>
-      <w:r>
-        <w:t>.</w:t>
-      </w:r>
-    </w:p>
-    <w:p>
-      <w:r>
-        <w:t xml:space="preserve">Cada vez que JavaScript emite una petición </w:t>
-      </w:r>
-      <w:proofErr w:type="spellStart"/>
-      <w:r>
-        <w:t>fetch</w:t>
-      </w:r>
-      <w:proofErr w:type="spellEnd"/>
-      <w:r>
-        <w:t xml:space="preserve">, se incrementa el contador de peticiones en vuelo, restándose cuando se recibe la respuesta. La lógica de renderizado aplica entonces una regla estricta: la interfaz de usuario solo sobrescribe su contador con el total absoluto dictado por el servidor si y solo si </w:t>
-      </w:r>
-      <w:proofErr w:type="spellStart"/>
-      <w:r>
-        <w:t>peticionesEnVuelo</w:t>
-      </w:r>
-      <w:proofErr w:type="spellEnd"/>
-      <w:r>
-        <w:t xml:space="preserve"> === 0 y </w:t>
-      </w:r>
-      <w:proofErr w:type="spellStart"/>
-      <w:r>
-        <w:t>clicsPendientes</w:t>
-      </w:r>
-      <w:proofErr w:type="spellEnd"/>
-      <w:r>
-        <w:t xml:space="preserve"> === 0.</w:t>
-      </w:r>
-    </w:p>
-    <w:p>
-      <w:r>
-        <w:t xml:space="preserve">Si el cliente recibe datos del </w:t>
-      </w:r>
-      <w:proofErr w:type="gramStart"/>
-      <w:r>
-        <w:t>servidor</w:t>
-      </w:r>
-      <w:proofErr w:type="gramEnd"/>
-      <w:r>
-        <w:t xml:space="preserve"> pero existen peticiones en vuelo, asume que la respuesta del servidor contiene información "obsoleta" a nivel visual, ya que el usuario ha realizado acciones más recientes que el servidor aún está procesando. En estos casos, el </w:t>
-      </w:r>
-      <w:proofErr w:type="spellStart"/>
-      <w:r>
-        <w:t>Frontend</w:t>
-      </w:r>
-      <w:proofErr w:type="spellEnd"/>
-      <w:r>
-        <w:t xml:space="preserve"> suma los incrementos correspondientes, pero ignora el total absoluto enviado por el servidor, confiando en su propia predicción local.</w:t>
-      </w:r>
-    </w:p>
-    <w:p>
-      <w:r>
-        <w:t>Gracias a esta arquitectura, el juego logra una actualización visual suave, instantánea y predictiva, sin comprometer en ningún momento la seguridad ni la autoridad de la base de datos en el servidor</w:t>
-      </w:r>
-      <w:r>
-        <w:t>.</w:t>
-      </w:r>
-    </w:p>
-    <w:p/>
-    <w:p/>
-    <w:p/>
-    <w:p/>
-    <w:p/>
-    <w:p/>
-    <w:p/>
     <w:p>
       <w:pPr>
         <w:pStyle w:val="Ttulo1"/>
       </w:pPr>
       <w:bookmarkStart w:id="30" w:name="_Toc230682499"/>
       <w:r>
-        <w:lastRenderedPageBreak/>
         <w:t>Pruebas y validación del proyecto</w:t>
       </w:r>
       <w:bookmarkEnd w:id="30"/>
@@ -13878,28 +12569,11 @@
           <w:b/>
           <w:bCs/>
         </w:rPr>
-        <w:t>Pruebas Unitarias Automatizadas (</w:t>
-      </w:r>
-      <w:proofErr w:type="spellStart"/>
-      <w:r>
-        <w:rPr>
-          <w:b/>
-          <w:bCs/>
-        </w:rPr>
-        <w:t>PHPUnit</w:t>
-      </w:r>
-      <w:proofErr w:type="spellEnd"/>
-      <w:r>
-        <w:rPr>
-          <w:b/>
-          <w:bCs/>
-        </w:rPr>
-        <w:t>)</w:t>
+        <w:t>Pruebas Unitarias Automatizadas (PHPUnit)</w:t>
       </w:r>
       <w:r>
         <w:t xml:space="preserve"> El núcleo lógico del juego debía ser infalible. Un error de cálculo en la producción en segundo plano o en las transacciones invalidaría toda la experiencia. Por ello, se utilizó el </w:t>
       </w:r>
-      <w:proofErr w:type="spellStart"/>
       <w:r>
         <w:rPr>
           <w:i/>
@@ -13907,33 +12581,8 @@
         </w:rPr>
         <w:t>framework</w:t>
       </w:r>
-      <w:proofErr w:type="spellEnd"/>
-      <w:r>
-        <w:t xml:space="preserve"> </w:t>
-      </w:r>
-      <w:proofErr w:type="spellStart"/>
-      <w:r>
-        <w:t>PHPUnit</w:t>
-      </w:r>
-      <w:proofErr w:type="spellEnd"/>
-      <w:r>
-        <w:t xml:space="preserve"> para desarrollar una batería de pruebas sobre los modelos principales (</w:t>
-      </w:r>
-      <w:proofErr w:type="spellStart"/>
-      <w:r>
-        <w:t>MotorJuego.php</w:t>
-      </w:r>
-      <w:proofErr w:type="spellEnd"/>
-      <w:r>
-        <w:t xml:space="preserve"> y </w:t>
-      </w:r>
-      <w:proofErr w:type="spellStart"/>
-      <w:r>
-        <w:t>GestorTienda.php</w:t>
-      </w:r>
-      <w:proofErr w:type="spellEnd"/>
-      <w:r>
-        <w:t>).</w:t>
+      <w:r>
+        <w:t xml:space="preserve"> PHPUnit para desarrollar una batería de pruebas sobre los modelos principales (MotorJuego.php y GestorTienda.php).</w:t>
       </w:r>
     </w:p>
     <w:p>
@@ -13957,7 +12606,11 @@
         <w:t>Cálculo de clics y mejoras:</w:t>
       </w:r>
       <w:r>
-        <w:t xml:space="preserve"> Comprobar que un usuario sin mejoras genera exactamente 1 moneda por clic, y validar que la inserción de un "utensilio" en la base de datos incrementa el valor del clic de forma matemáticamente exacta.</w:t>
+        <w:t xml:space="preserve"> Comprobar que un usuario sin mejoras genera exactamente 1 moneda por clic, y validar que la inserción de un "utensilio" en </w:t>
+      </w:r>
+      <w:r>
+        <w:lastRenderedPageBreak/>
+        <w:t>la base de datos incrementa el valor del clic de forma matemáticamente exacta.</w:t>
       </w:r>
     </w:p>
     <w:p>
@@ -13976,23 +12629,7 @@
         <w:t>Penalización por suciedad:</w:t>
       </w:r>
       <w:r>
-        <w:t xml:space="preserve"> Simular que la variable </w:t>
-      </w:r>
-      <w:proofErr w:type="spellStart"/>
-      <w:r>
-        <w:t>clicsSucios</w:t>
-      </w:r>
-      <w:proofErr w:type="spellEnd"/>
-      <w:r>
-        <w:t xml:space="preserve"> supera el límite de 50. </w:t>
-      </w:r>
-      <w:proofErr w:type="gramStart"/>
-      <w:r>
-        <w:t>El test</w:t>
-      </w:r>
-      <w:proofErr w:type="gramEnd"/>
-      <w:r>
-        <w:t xml:space="preserve"> verifica que la producción total calculada por el servidor se reduce automáticamente a la mitad, tal y como dictan las reglas de negocio.</w:t>
+        <w:t xml:space="preserve"> Simular que la variable clicsSucios supera el límite de 50. El test verifica que la producción total calculada por el servidor se reduce automáticamente a la mitad, tal y como dictan las reglas de negocio.</w:t>
       </w:r>
     </w:p>
     <w:p>
@@ -14027,36 +12664,11 @@
           <w:b/>
           <w:bCs/>
         </w:rPr>
-        <w:t>Compras seguras (</w:t>
-      </w:r>
-      <w:proofErr w:type="spellStart"/>
-      <w:r>
-        <w:rPr>
-          <w:b/>
-          <w:bCs/>
-        </w:rPr>
-        <w:t>Rollback</w:t>
-      </w:r>
-      <w:proofErr w:type="spellEnd"/>
-      <w:r>
-        <w:rPr>
-          <w:b/>
-          <w:bCs/>
-        </w:rPr>
-        <w:t>):</w:t>
-      </w:r>
-      <w:r>
-        <w:t xml:space="preserve"> Validar que el </w:t>
-      </w:r>
-      <w:proofErr w:type="spellStart"/>
-      <w:r>
-        <w:t>GestorTienda</w:t>
-      </w:r>
-      <w:proofErr w:type="spellEnd"/>
-      <w:r>
-        <w:t xml:space="preserve"> rechaza cualquier intento de compra si el coste es superior al saldo del usuario, asegurando que la transacción de PDO realiza un </w:t>
-      </w:r>
-      <w:proofErr w:type="spellStart"/>
+        <w:t>Compras seguras (Rollback):</w:t>
+      </w:r>
+      <w:r>
+        <w:t xml:space="preserve"> Validar que el GestorTienda rechaza cualquier intento de compra si el coste es superior al saldo del usuario, asegurando que la transacción de PDO realiza un </w:t>
+      </w:r>
       <w:r>
         <w:rPr>
           <w:i/>
@@ -14064,7 +12676,6 @@
         </w:rPr>
         <w:t>Rollback</w:t>
       </w:r>
-      <w:proofErr w:type="spellEnd"/>
       <w:r>
         <w:t xml:space="preserve"> correcto y mantiene la integridad de los datos.</w:t>
       </w:r>
@@ -14075,7 +12686,6 @@
           <w:b/>
           <w:bCs/>
         </w:rPr>
-        <w:lastRenderedPageBreak/>
         <w:t>Pruebas Manuales y Casos Límite</w:t>
       </w:r>
       <w:r>
@@ -14100,7 +12710,6 @@
       <w:r>
         <w:t xml:space="preserve"> Se utilizaron herramientas externas (</w:t>
       </w:r>
-      <w:proofErr w:type="spellStart"/>
       <w:r>
         <w:rPr>
           <w:i/>
@@ -14108,27 +12717,9 @@
         </w:rPr>
         <w:t>autoclickers</w:t>
       </w:r>
-      <w:proofErr w:type="spellEnd"/>
-      <w:r>
-        <w:t xml:space="preserve">) para simular cientos de clics por segundo. Esta prueba demostró el éxito de la arquitectura: la lógica predictiva de </w:t>
-      </w:r>
-      <w:proofErr w:type="spellStart"/>
-      <w:r>
-        <w:t>peticionesEnVuelo</w:t>
-      </w:r>
-      <w:proofErr w:type="spellEnd"/>
-      <w:r>
-        <w:t xml:space="preserve"> del </w:t>
-      </w:r>
-      <w:proofErr w:type="spellStart"/>
-      <w:r>
-        <w:t>Frontend</w:t>
-      </w:r>
-      <w:proofErr w:type="spellEnd"/>
-      <w:r>
-        <w:t xml:space="preserve"> evitó el parpadeo visual (</w:t>
-      </w:r>
-      <w:proofErr w:type="spellStart"/>
+      <w:r>
+        <w:t>) para simular cientos de clics por segundo. Esta prueba demostró el éxito de la arquitectura: la lógica predictiva de peticionesEnVuelo del Frontend evitó el parpadeo visual (</w:t>
+      </w:r>
       <w:r>
         <w:rPr>
           <w:i/>
@@ -14136,7 +12727,6 @@
         </w:rPr>
         <w:t>flickering</w:t>
       </w:r>
-      <w:proofErr w:type="spellEnd"/>
       <w:r>
         <w:t>), mientras que las consultas atómicas SQL garantizaron que el servidor no perdiera el registro de ningún clic.</w:t>
       </w:r>
@@ -14178,7 +12768,6 @@
       <w:r>
         <w:t xml:space="preserve"> Se comprobó que el </w:t>
       </w:r>
-      <w:proofErr w:type="spellStart"/>
       <w:r>
         <w:rPr>
           <w:i/>
@@ -14186,7 +12775,6 @@
         </w:rPr>
         <w:t>feedback</w:t>
       </w:r>
-      <w:proofErr w:type="spellEnd"/>
       <w:r>
         <w:t xml:space="preserve"> visual (como los cambios de color y la barra de suciedad al superar los 50 clics) respondía correctamente en tiempo real, guiando al usuario para pagar el mantenimiento y recuperar su tasa de producción pasiva.</w:t>
       </w:r>
@@ -14197,21 +12785,14 @@
       </w:pPr>
       <w:bookmarkStart w:id="32" w:name="_Toc230682501"/>
       <w:r>
+        <w:lastRenderedPageBreak/>
         <w:t>Indicadores de calidad</w:t>
       </w:r>
       <w:bookmarkEnd w:id="32"/>
     </w:p>
     <w:p>
       <w:r>
-        <w:t xml:space="preserve">Para validar la robustez del sistema y la base de datos, se definieron y ejecutaron casos de prueba críticos que abarcan tanto la lógica de negocio como la experiencia de usuario. A </w:t>
-      </w:r>
-      <w:proofErr w:type="gramStart"/>
-      <w:r>
-        <w:t>continuación</w:t>
-      </w:r>
-      <w:proofErr w:type="gramEnd"/>
-      <w:r>
-        <w:t xml:space="preserve"> se presenta la matriz de resultados:</w:t>
+        <w:t>Para validar la robustez del sistema y la base de datos, se definieron y ejecutaron casos de prueba críticos que abarcan tanto la lógica de negocio como la experiencia de usuario. A continuación se presenta la matriz de resultados:</w:t>
       </w:r>
     </w:p>
     <w:tbl>
@@ -14392,24 +12973,7 @@
                 <w:b/>
                 <w:bCs/>
               </w:rPr>
-              <w:lastRenderedPageBreak/>
-              <w:t xml:space="preserve">Doble petición de compra por </w:t>
-            </w:r>
-            <w:proofErr w:type="spellStart"/>
-            <w:r>
-              <w:rPr>
-                <w:b/>
-                <w:bCs/>
-              </w:rPr>
-              <w:t>lag</w:t>
-            </w:r>
-            <w:proofErr w:type="spellEnd"/>
-            <w:r>
-              <w:rPr>
-                <w:b/>
-                <w:bCs/>
-              </w:rPr>
-              <w:t xml:space="preserve"> (Abuso)</w:t>
+              <w:t>Doble petición de compra por lag (Abuso)</w:t>
             </w:r>
           </w:p>
         </w:tc>
@@ -14571,15 +13135,7 @@
               <w:cnfStyle w:val="000000000000" w:firstRow="0" w:lastRow="0" w:firstColumn="0" w:lastColumn="0" w:oddVBand="0" w:evenVBand="0" w:oddHBand="0" w:evenHBand="0" w:firstRowFirstColumn="0" w:firstRowLastColumn="0" w:lastRowFirstColumn="0" w:lastRowLastColumn="0"/>
             </w:pPr>
             <w:r>
-              <w:t>El usuario acumula 50 clics manuales (</w:t>
-            </w:r>
-            <w:proofErr w:type="spellStart"/>
-            <w:r>
-              <w:t>clicsSucios</w:t>
-            </w:r>
-            <w:proofErr w:type="spellEnd"/>
-            <w:r>
-              <w:t>).</w:t>
+              <w:t>El usuario acumula 50 clics manuales (clicsSucios).</w:t>
             </w:r>
           </w:p>
         </w:tc>
@@ -14594,23 +13150,11 @@
               <w:cnfStyle w:val="000000000000" w:firstRow="0" w:lastRow="0" w:firstColumn="0" w:lastColumn="0" w:oddVBand="0" w:evenVBand="0" w:oddHBand="0" w:evenHBand="0" w:firstRowFirstColumn="0" w:firstRowLastColumn="0" w:lastRowFirstColumn="0" w:lastRowLastColumn="0"/>
             </w:pPr>
             <w:r>
-              <w:t xml:space="preserve">El </w:t>
-            </w:r>
-            <w:proofErr w:type="spellStart"/>
-            <w:r>
-              <w:t>backend</w:t>
-            </w:r>
-            <w:proofErr w:type="spellEnd"/>
-            <w:r>
-              <w:t xml:space="preserve"> reduce la producción pasiva a la mitad. El </w:t>
-            </w:r>
-            <w:proofErr w:type="spellStart"/>
-            <w:r>
-              <w:t>frontend</w:t>
-            </w:r>
-            <w:proofErr w:type="spellEnd"/>
-            <w:r>
-              <w:t xml:space="preserve"> cambia la interfaz a estado de alerta (rojo) y habilita el pago de 20 monedas para limpiar la cafetería.</w:t>
+              <w:t xml:space="preserve">El backend reduce la producción pasiva a la mitad. El frontend cambia la interfaz a estado de alerta </w:t>
+            </w:r>
+            <w:r>
+              <w:lastRenderedPageBreak/>
+              <w:t>(rojo) y habilita el pago de 20 monedas para limpiar la cafetería.</w:t>
             </w:r>
           </w:p>
         </w:tc>
@@ -14629,12 +13173,26 @@
                 <w:b/>
                 <w:bCs/>
               </w:rPr>
+              <w:lastRenderedPageBreak/>
               <w:t>PASS</w:t>
             </w:r>
           </w:p>
         </w:tc>
       </w:tr>
     </w:tbl>
+    <w:p>
+      <w:pPr>
+        <w:pStyle w:val="Descripcin"/>
+        <w:rPr>
+          <w:kern w:val="2"/>
+          <w:lang w:eastAsia="es-ES"/>
+          <w14:ligatures w14:val="standardContextual"/>
+        </w:rPr>
+      </w:pPr>
+      <w:r>
+        <w:t>Tabla 12. Matriz de indicadores de calidad</w:t>
+      </w:r>
+    </w:p>
     <w:p/>
     <w:p/>
     <w:p/>
@@ -14647,7 +13205,6 @@
       </w:pPr>
       <w:bookmarkStart w:id="33" w:name="_Toc230682502"/>
       <w:r>
-        <w:lastRenderedPageBreak/>
         <w:t>Informe de evaluación de incidencias y soluciones</w:t>
       </w:r>
       <w:bookmarkEnd w:id="33"/>
@@ -14660,44 +13217,10 @@
         <w:t>n</w:t>
       </w:r>
       <w:r>
-        <w:t xml:space="preserve">, se detectó un fallo visual. Si un jugador hacía clics manuales al mismo tiempo que el bucle de "producción pasiva" recibía datos de fondo, el contador de monedas en pantalla saltaba hacia atrás y hacia adelante. Esto ocurría porque la interfaz aceptaba ciegamente la respuesta del servidor que llegaba con latencia, sobrescribiendo y borrando los clics </w:t>
-      </w:r>
-      <w:proofErr w:type="spellStart"/>
-      <w:proofErr w:type="gramStart"/>
-      <w:r>
-        <w:t>locales.Se</w:t>
-      </w:r>
-      <w:proofErr w:type="spellEnd"/>
-      <w:proofErr w:type="gramEnd"/>
-      <w:r>
-        <w:t xml:space="preserve"> reestructuró la arquitectura de renderizado del cliente. En lugar de que el servidor dicte el número absoluto en cada actualización, se implementó un sistema de Predicción del Cliente. Mediante el uso de variables de control de red (</w:t>
-      </w:r>
-      <w:proofErr w:type="spellStart"/>
-      <w:r>
-        <w:t>peticionesEnVuelo</w:t>
-      </w:r>
-      <w:proofErr w:type="spellEnd"/>
-      <w:r>
-        <w:t xml:space="preserve"> y </w:t>
-      </w:r>
-      <w:proofErr w:type="spellStart"/>
-      <w:r>
-        <w:t>clicsPendientes</w:t>
-      </w:r>
-      <w:proofErr w:type="spellEnd"/>
-      <w:r>
-        <w:t xml:space="preserve">), el navegador confía temporalmente en sus propios cálculos matemáticos. Solo cuando el canal de red está completamente libre (sin peticiones encoladas), </w:t>
-      </w:r>
-      <w:r>
-        <w:t xml:space="preserve">el cliente se </w:t>
-      </w:r>
-      <w:proofErr w:type="spellStart"/>
-      <w:r>
-        <w:t>resincroniza</w:t>
-      </w:r>
-      <w:proofErr w:type="spellEnd"/>
-      <w:r>
-        <w:t xml:space="preserve"> con el estado definitivo validado por el servidor. Esta lógica solucionó el 100% de los parpadeos.</w:t>
+        <w:t xml:space="preserve">, se detectó un fallo visual. Si un jugador hacía clics manuales al mismo tiempo que el bucle de "producción pasiva" recibía datos de fondo, el contador de monedas en pantalla saltaba hacia atrás y hacia adelante. Esto ocurría porque la interfaz aceptaba ciegamente la respuesta del servidor que llegaba con latencia, sobrescribiendo y borrando los clics locales.Se reestructuró la arquitectura de renderizado del cliente. En lugar de que el servidor dicte el número absoluto en cada actualización, se implementó un sistema de Predicción del Cliente. Mediante el uso de variables de control de red (peticionesEnVuelo y clicsPendientes), el navegador confía temporalmente en sus propios cálculos matemáticos. Solo cuando el canal de red está completamente libre (sin peticiones encoladas), </w:t>
+      </w:r>
+      <w:r>
+        <w:t>el cliente se resincroniza con el estado definitivo validado por el servidor. Esta lógica solucionó el 100% de los parpadeos.</w:t>
       </w:r>
     </w:p>
     <w:p>
@@ -14731,39 +13254,8 @@
           <w:b/>
           <w:bCs/>
         </w:rPr>
-        <w:t>Transición a comportamiento SPA (</w:t>
-      </w:r>
-      <w:proofErr w:type="gramStart"/>
-      <w:r>
-        <w:rPr>
-          <w:b/>
-          <w:bCs/>
-        </w:rPr>
-        <w:t>Single</w:t>
-      </w:r>
-      <w:proofErr w:type="gramEnd"/>
-      <w:r>
-        <w:rPr>
-          <w:b/>
-          <w:bCs/>
-        </w:rPr>
-        <w:t xml:space="preserve"> Page </w:t>
-      </w:r>
-      <w:proofErr w:type="spellStart"/>
-      <w:r>
-        <w:rPr>
-          <w:b/>
-          <w:bCs/>
-        </w:rPr>
-        <w:t>Application</w:t>
-      </w:r>
-      <w:proofErr w:type="spellEnd"/>
-      <w:r>
-        <w:rPr>
-          <w:b/>
-          <w:bCs/>
-        </w:rPr>
-        <w:t>):</w:t>
+        <w:lastRenderedPageBreak/>
+        <w:t>Transición a comportamiento SPA (Single Page Application):</w:t>
       </w:r>
       <w:r>
         <w:t xml:space="preserve"> Originalmente, las interacciones web requerían recargas de página o bloqueaban la interfaz. Se decidió refactorizar el núcleo hacia un bucle asíncrono puro (</w:t>
@@ -14820,25 +13312,13 @@
         <w:t>Sistema de Prestigio (Puntos de Legado):</w:t>
       </w:r>
       <w:r>
-        <w:t xml:space="preserve"> El prototipo inicial tenía un final abrupto al adquirir todas las mejoras. Para dotarlo de </w:t>
-      </w:r>
-      <w:proofErr w:type="spellStart"/>
-      <w:r>
-        <w:t>rejugabilidad</w:t>
-      </w:r>
-      <w:proofErr w:type="spellEnd"/>
-      <w:r>
-        <w:t xml:space="preserve"> infinita, se desarrolló una mecánica de reinicio</w:t>
+        <w:t xml:space="preserve"> El prototipo inicial tenía un final abrupto al adquirir todas las mejoras. Para dotarlo de rejugabilidad infinita, se desarrolló una mecánica de reinicio</w:t>
       </w:r>
       <w:r>
         <w:t xml:space="preserve">, </w:t>
       </w:r>
       <w:r>
-        <w:t xml:space="preserve">donde el usuario sacrifica su partida actual </w:t>
-      </w:r>
-      <w:r>
-        <w:lastRenderedPageBreak/>
-        <w:t>a cambio de ganar multiplicadores permanentes, añadiendo una nueva capa de estrategia a largo plazo.</w:t>
+        <w:t>donde el usuario sacrifica su partida actual a cambio de ganar multiplicadores permanentes, añadiendo una nueva capa de estrategia a largo plazo.</w:t>
       </w:r>
     </w:p>
     <w:p/>
@@ -14879,31 +13359,14 @@
     </w:p>
     <w:p>
       <w:r>
-        <w:t xml:space="preserve">Se ha creado un archivo </w:t>
-      </w:r>
-      <w:proofErr w:type="spellStart"/>
-      <w:r>
-        <w:t>docker-compose.yml</w:t>
-      </w:r>
-      <w:proofErr w:type="spellEnd"/>
-      <w:r>
-        <w:t xml:space="preserve"> que define toda la infraestructura como código (</w:t>
-      </w:r>
-      <w:proofErr w:type="spellStart"/>
+        <w:t>Se ha creado un archivo docker-compose.yml que define toda la infraestructura como código (</w:t>
+      </w:r>
       <w:r>
         <w:rPr>
           <w:i/>
           <w:iCs/>
         </w:rPr>
-        <w:t>Infrastructure</w:t>
-      </w:r>
-      <w:proofErr w:type="spellEnd"/>
-      <w:r>
-        <w:rPr>
-          <w:i/>
-          <w:iCs/>
-        </w:rPr>
-        <w:t xml:space="preserve"> as Code</w:t>
+        <w:t>Infrastructure as Code</w:t>
       </w:r>
       <w:r>
         <w:t>). Este archivo levanta simultáneamente tres servicios interconectados en una red virtual aislada:</w:t>
@@ -14917,21 +13380,12 @@
           <w:numId w:val="30"/>
         </w:numPr>
       </w:pPr>
-      <w:proofErr w:type="gramStart"/>
       <w:r>
         <w:rPr>
           <w:b/>
           <w:bCs/>
         </w:rPr>
-        <w:t>app</w:t>
-      </w:r>
-      <w:proofErr w:type="gramEnd"/>
-      <w:r>
-        <w:rPr>
-          <w:b/>
-          <w:bCs/>
-        </w:rPr>
-        <w:t>:</w:t>
+        <w:t>app:</w:t>
       </w:r>
       <w:r>
         <w:t xml:space="preserve"> Un contenedor con el servidor web (Apache) y PHP 8, que expone el juego en el puerto 8080.</w:t>
@@ -14945,48 +13399,16 @@
           <w:numId w:val="30"/>
         </w:numPr>
       </w:pPr>
-      <w:proofErr w:type="spellStart"/>
       <w:r>
         <w:rPr>
           <w:b/>
           <w:bCs/>
         </w:rPr>
-        <w:t>db</w:t>
-      </w:r>
-      <w:proofErr w:type="spellEnd"/>
-      <w:r>
-        <w:rPr>
-          <w:b/>
-          <w:bCs/>
-        </w:rPr>
-        <w:t>:</w:t>
-      </w:r>
-      <w:r>
-        <w:t xml:space="preserve"> Un motor de base de datos </w:t>
-      </w:r>
-      <w:proofErr w:type="spellStart"/>
-      <w:r>
-        <w:t>MariaDB</w:t>
-      </w:r>
-      <w:proofErr w:type="spellEnd"/>
-      <w:r>
-        <w:t xml:space="preserve">. Al levantarse por primera vez, lee automáticamente el archivo </w:t>
-      </w:r>
-      <w:proofErr w:type="spellStart"/>
-      <w:r>
-        <w:t>init.sql</w:t>
-      </w:r>
-      <w:proofErr w:type="spellEnd"/>
-      <w:r>
-        <w:t xml:space="preserve"> de la carpeta /</w:t>
-      </w:r>
-      <w:proofErr w:type="spellStart"/>
-      <w:r>
-        <w:t>db</w:t>
-      </w:r>
-      <w:proofErr w:type="spellEnd"/>
-      <w:r>
-        <w:t xml:space="preserve"> para crear las tablas relacionales y rellenar los datos iniciales del catálogo sin intervención humana.</w:t>
+        <w:lastRenderedPageBreak/>
+        <w:t>db:</w:t>
+      </w:r>
+      <w:r>
+        <w:t xml:space="preserve"> Un motor de base de datos MariaDB. Al levantarse por primera vez, lee automáticamente el archivo init.sql de la carpeta /db para crear las tablas relacionales y rellenar los datos iniciales del catálogo sin intervención humana.</w:t>
       </w:r>
     </w:p>
     <w:p>
@@ -14997,21 +13419,12 @@
           <w:numId w:val="30"/>
         </w:numPr>
       </w:pPr>
-      <w:proofErr w:type="spellStart"/>
       <w:r>
         <w:rPr>
           <w:b/>
           <w:bCs/>
         </w:rPr>
-        <w:t>phpmyadmin</w:t>
-      </w:r>
-      <w:proofErr w:type="spellEnd"/>
-      <w:r>
-        <w:rPr>
-          <w:b/>
-          <w:bCs/>
-        </w:rPr>
-        <w:t>:</w:t>
+        <w:t>phpmyadmin:</w:t>
       </w:r>
       <w:r>
         <w:t xml:space="preserve"> Una interfaz gráfica de administración de base de datos accesible en el puerto 8081 para facilitar tareas de mantenimiento y auditoría.</w:t>
@@ -15019,23 +13432,7 @@
     </w:p>
     <w:p>
       <w:r>
-        <w:t xml:space="preserve">El uso de esta tecnología moderna de despliegue permite que cualquier persona, independientemente de su sistema operativo, pueda levantar toda la arquitectura de </w:t>
-      </w:r>
-      <w:proofErr w:type="spellStart"/>
-      <w:r>
-        <w:t>Backend</w:t>
-      </w:r>
-      <w:proofErr w:type="spellEnd"/>
-      <w:r>
-        <w:t xml:space="preserve"> y </w:t>
-      </w:r>
-      <w:proofErr w:type="spellStart"/>
-      <w:r>
-        <w:t>Frontend</w:t>
-      </w:r>
-      <w:proofErr w:type="spellEnd"/>
-      <w:r>
-        <w:t xml:space="preserve"> con un solo comando en cuestión de segundos, garantizando un entorno idéntico al de desarrollo.</w:t>
+        <w:t>El uso de esta tecnología moderna de despliegue permite que cualquier persona, independientemente de su sistema operativo, pueda levantar toda la arquitectura de Backend y Frontend con un solo comando en cuestión de segundos, garantizando un entorno idéntico al de desarrollo.</w:t>
       </w:r>
     </w:p>
     <w:p/>
@@ -15045,7 +13442,6 @@
       </w:pPr>
       <w:bookmarkStart w:id="37" w:name="_Toc230682506"/>
       <w:r>
-        <w:lastRenderedPageBreak/>
         <w:t>Manual de instalación</w:t>
       </w:r>
       <w:bookmarkEnd w:id="37"/>
@@ -15054,11 +13450,9 @@
       <w:r>
         <w:t xml:space="preserve">Gracias a </w:t>
       </w:r>
-      <w:proofErr w:type="spellStart"/>
       <w:r>
         <w:t>docker</w:t>
       </w:r>
-      <w:proofErr w:type="spellEnd"/>
       <w:r>
         <w:t xml:space="preserve">, los requisitos previos para instalar el juego son mínimos. Solo es necesario tener instalados </w:t>
       </w:r>
@@ -15080,15 +13474,7 @@
         <w:t>Docker Desktop</w:t>
       </w:r>
       <w:r>
-        <w:t xml:space="preserve"> (o Docker </w:t>
-      </w:r>
-      <w:proofErr w:type="spellStart"/>
-      <w:r>
-        <w:t>Engine</w:t>
-      </w:r>
-      <w:proofErr w:type="spellEnd"/>
-      <w:r>
-        <w:t>) en la máquina anfitriona.</w:t>
+        <w:t xml:space="preserve"> (o Docker Engine) en la máquina anfitriona.</w:t>
       </w:r>
     </w:p>
     <w:p>
@@ -15116,13 +13502,8 @@
       <w:pPr>
         <w:pStyle w:val="Cita"/>
       </w:pPr>
-      <w:proofErr w:type="spellStart"/>
-      <w:r>
-        <w:t>git</w:t>
-      </w:r>
-      <w:proofErr w:type="spellEnd"/>
-      <w:r>
-        <w:t xml:space="preserve"> clone [URL_DEL_REPOSITORIO]</w:t>
+      <w:r>
+        <w:t>git clone [URL_DEL_REPOSITORIO]</w:t>
       </w:r>
     </w:p>
     <w:p>
@@ -15141,13 +13522,8 @@
         <w:pStyle w:val="Cita"/>
       </w:pPr>
       <w:r>
-        <w:t xml:space="preserve">cd </w:t>
-      </w:r>
-      <w:proofErr w:type="spellStart"/>
-      <w:r>
-        <w:t>BaT</w:t>
-      </w:r>
-      <w:proofErr w:type="spellEnd"/>
+        <w:t>cd BaT</w:t>
+      </w:r>
     </w:p>
     <w:p>
       <w:pPr>
@@ -15157,46 +13533,20 @@
         </w:numPr>
       </w:pPr>
       <w:r>
-        <w:t xml:space="preserve">Construir y levantar los contenedores en segundo plano usando Docker </w:t>
-      </w:r>
-      <w:proofErr w:type="spellStart"/>
-      <w:r>
-        <w:t>Compose</w:t>
-      </w:r>
-      <w:proofErr w:type="spellEnd"/>
-      <w:r>
-        <w:t>:</w:t>
+        <w:t>Construir y levantar los contenedores en segundo plano usando Docker Compose:</w:t>
       </w:r>
     </w:p>
     <w:p>
       <w:pPr>
         <w:pStyle w:val="Cita"/>
       </w:pPr>
-      <w:proofErr w:type="spellStart"/>
-      <w:r>
-        <w:t>docker-compose</w:t>
-      </w:r>
-      <w:proofErr w:type="spellEnd"/>
-      <w:r>
-        <w:t xml:space="preserve"> up -d --</w:t>
-      </w:r>
-      <w:proofErr w:type="spellStart"/>
-      <w:r>
-        <w:t>build</w:t>
-      </w:r>
-      <w:proofErr w:type="spellEnd"/>
-    </w:p>
-    <w:p>
-      <w:r>
-        <w:t xml:space="preserve">Una vez finalizado el proceso, el juego estará funcionando. Para acceder a él, solo hay que abrir cualquier navegador web e introducir la dirección: http://localhost:8080. Si se desea gestionar la base de datos de forma visual, se puede acceder a </w:t>
-      </w:r>
-      <w:proofErr w:type="spellStart"/>
-      <w:r>
-        <w:t>phpMyAdmin</w:t>
-      </w:r>
-      <w:proofErr w:type="spellEnd"/>
-      <w:r>
-        <w:t xml:space="preserve"> en http://localhost:8081.</w:t>
+      <w:r>
+        <w:t>docker-compose up -d --build</w:t>
+      </w:r>
+    </w:p>
+    <w:p>
+      <w:r>
+        <w:t>Una vez finalizado el proceso, el juego estará funcionando. Para acceder a él, solo hay que abrir cualquier navegador web e introducir la dirección: http://localhost:8080. Si se desea gestionar la base de datos de forma visual, se puede acceder a phpMyAdmin en http://localhost:8081.</w:t>
       </w:r>
     </w:p>
     <w:p/>
@@ -15216,23 +13566,13 @@
           <w:rFonts w:cs="Calibri"/>
         </w:rPr>
       </w:pPr>
-      <w:proofErr w:type="spellStart"/>
       <w:r>
         <w:rPr>
           <w:rFonts w:cs="Calibri"/>
           <w:b/>
           <w:bCs/>
         </w:rPr>
-        <w:t>Bunnies</w:t>
-      </w:r>
-      <w:proofErr w:type="spellEnd"/>
-      <w:r>
-        <w:rPr>
-          <w:rFonts w:cs="Calibri"/>
-          <w:b/>
-          <w:bCs/>
-        </w:rPr>
-        <w:t xml:space="preserve"> &amp; Tea</w:t>
+        <w:t>Bunnies &amp; Tea</w:t>
       </w:r>
       <w:r>
         <w:rPr>
@@ -15240,7 +13580,6 @@
         </w:rPr>
         <w:t xml:space="preserve"> es un juego de tipo incremental (</w:t>
       </w:r>
-      <w:proofErr w:type="spellStart"/>
       <w:r>
         <w:rPr>
           <w:rFonts w:cs="Calibri"/>
@@ -15249,7 +13588,6 @@
         </w:rPr>
         <w:t>clicker</w:t>
       </w:r>
-      <w:proofErr w:type="spellEnd"/>
       <w:r>
         <w:rPr>
           <w:rFonts w:cs="Calibri"/>
@@ -15300,7 +13638,6 @@
           <w:b/>
           <w:bCs/>
         </w:rPr>
-        <w:lastRenderedPageBreak/>
         <w:t>Mecánica de penalización (Limpieza):</w:t>
       </w:r>
       <w:r>
@@ -15406,15 +13743,7 @@
         <w:t>⚙️</w:t>
       </w:r>
       <w:r>
-        <w:t xml:space="preserve"> Opciones" y pulsar en "Descargar Partida (.</w:t>
-      </w:r>
-      <w:proofErr w:type="spellStart"/>
-      <w:r>
-        <w:t>json</w:t>
-      </w:r>
-      <w:proofErr w:type="spellEnd"/>
-      <w:r>
-        <w:t>)". Esto generará un archivo cifrado con todos sus progresos y logros. En la pantalla de inicio de sesión (antes de entrar al juego), existe un botón para subir este archivo JSON y restaurar la partida exactamente donde la dejó.</w:t>
+        <w:t xml:space="preserve"> Opciones" y pulsar en "Descargar Partida (.json)". Esto generará un archivo cifrado con todos sus progresos y logros. En la pantalla de inicio de sesión (antes de entrar al juego), existe un botón para subir este archivo JSON y restaurar la partida exactamente donde la dejó.</w:t>
       </w:r>
     </w:p>
     <w:p>
@@ -15448,15 +13777,7 @@
     </w:p>
     <w:p>
       <w:r>
-        <w:t xml:space="preserve">Tras la finalización del desarrollo, se puede afirmar que los objetivos principales del proyecto se han cumplido con éxito y dentro de los plazos estipulados. Se ha logrado construir un videojuego web de tipo </w:t>
-      </w:r>
-      <w:proofErr w:type="spellStart"/>
-      <w:r>
-        <w:t>clicker</w:t>
-      </w:r>
-      <w:proofErr w:type="spellEnd"/>
-      <w:r>
-        <w:t xml:space="preserve"> plenamente funcional, con una economía escalable, persistencia de datos segura y un sistema de renderizado asíncrono que ofrece una experiencia de usuario (UX) fluida.</w:t>
+        <w:t>Tras la finalización del desarrollo, se puede afirmar que los objetivos principales del proyecto se han cumplido con éxito y dentro de los plazos estipulados. Se ha logrado construir un videojuego web de tipo clicker plenamente funcional, con una economía escalable, persistencia de datos segura y un sistema de renderizado asíncrono que ofrece una experiencia de usuario (UX) fluida.</w:t>
       </w:r>
     </w:p>
     <w:p>
@@ -15493,55 +13814,7 @@
         </w:numPr>
       </w:pPr>
       <w:r>
-        <w:t>Escalabilidad técnica extrema (</w:t>
-      </w:r>
-      <w:proofErr w:type="spellStart"/>
-      <w:r>
-        <w:t>Batching</w:t>
-      </w:r>
-      <w:proofErr w:type="spellEnd"/>
-      <w:r>
-        <w:t xml:space="preserve"> y Client-</w:t>
-      </w:r>
-      <w:proofErr w:type="spellStart"/>
-      <w:r>
-        <w:t>Side</w:t>
-      </w:r>
-      <w:proofErr w:type="spellEnd"/>
-      <w:r>
-        <w:t xml:space="preserve"> </w:t>
-      </w:r>
-      <w:proofErr w:type="spellStart"/>
-      <w:r>
-        <w:t>Prediction</w:t>
-      </w:r>
-      <w:proofErr w:type="spellEnd"/>
-      <w:r>
-        <w:t xml:space="preserve">): Actualmente el juego es robusto para un volumen moderado de usuarios. Sin embargo, para soportar a miles de jugadores concurrentes sin saturar la base de datos relacional, se llevaría la "Predicción del Cliente" al siguiente nivel. En lugar de informar al servidor </w:t>
-      </w:r>
-      <w:proofErr w:type="gramStart"/>
-      <w:r>
-        <w:t>cada pocos segundos</w:t>
-      </w:r>
-      <w:proofErr w:type="gramEnd"/>
-      <w:r>
-        <w:t>, el motor matemático se ejecutaría casi al 100% en el navegador del jugador. El cliente encolaría todas las interacciones, clics y ganancias pasivas localmente, y enviaría un único "paquete de sincronización cifrado" al servidor cada 30 segundos (</w:t>
-      </w:r>
-      <w:proofErr w:type="spellStart"/>
-      <w:r>
-        <w:t>Batching</w:t>
-      </w:r>
-      <w:proofErr w:type="spellEnd"/>
-      <w:r>
-        <w:t xml:space="preserve">). El </w:t>
-      </w:r>
-      <w:proofErr w:type="spellStart"/>
-      <w:r>
-        <w:t>backend</w:t>
-      </w:r>
-      <w:proofErr w:type="spellEnd"/>
-      <w:r>
-        <w:t xml:space="preserve"> actuaría puramente como validador de trampas y guardado final, reduciendo las consultas SQL y el consumo de CPU del servidor en más de un 95%.</w:t>
+        <w:t>Escalabilidad técnica extrema (Batching y Client-Side Prediction): Actualmente el juego es robusto para un volumen moderado de usuarios. Sin embargo, para soportar a miles de jugadores concurrentes sin saturar la base de datos relacional, se llevaría la "Predicción del Cliente" al siguiente nivel. En lugar de informar al servidor cada pocos segundos, el motor matemático se ejecutaría casi al 100% en el navegador del jugador. El cliente encolaría todas las interacciones, clics y ganancias pasivas localmente, y enviaría un único "paquete de sincronización cifrado" al servidor cada 30 segundos (Batching). El backend actuaría puramente como validador de trampas y guardado final, reduciendo las consultas SQL y el consumo de CPU del servidor en más de un 95%.</w:t>
       </w:r>
     </w:p>
     <w:p>
@@ -15553,39 +13826,7 @@
         </w:numPr>
       </w:pPr>
       <w:r>
-        <w:t xml:space="preserve">Profundidad de </w:t>
-      </w:r>
-      <w:proofErr w:type="spellStart"/>
-      <w:r>
-        <w:t>Game</w:t>
-      </w:r>
-      <w:proofErr w:type="spellEnd"/>
-      <w:r>
-        <w:t xml:space="preserve"> </w:t>
-      </w:r>
-      <w:proofErr w:type="spellStart"/>
-      <w:r>
-        <w:t>Design</w:t>
-      </w:r>
-      <w:proofErr w:type="spellEnd"/>
-      <w:r>
-        <w:t xml:space="preserve"> y Decisiones: A nivel de jugabilidad, el objetivo de la Versión 1.0 es dotar a la cafetería de más personalidad y opciones estratégicas. Se implementarían </w:t>
-      </w:r>
-      <w:proofErr w:type="spellStart"/>
-      <w:r>
-        <w:t>trade-offs</w:t>
-      </w:r>
-      <w:proofErr w:type="spellEnd"/>
-      <w:r>
-        <w:t xml:space="preserve"> o sacrificios (ej. un objeto que multiplica enormemente tus </w:t>
-      </w:r>
-      <w:proofErr w:type="gramStart"/>
-      <w:r>
-        <w:t>ingresos</w:t>
-      </w:r>
-      <w:proofErr w:type="gramEnd"/>
-      <w:r>
-        <w:t xml:space="preserve"> pero ensucia el local el triple de rápido). También se planea incluir </w:t>
+        <w:t xml:space="preserve">Profundidad de Game Design y Decisiones: A nivel de jugabilidad, el objetivo de la Versión 1.0 es dotar a la cafetería de más personalidad y opciones estratégicas. Se implementarían trade-offs o sacrificios (ej. un objeto que multiplica enormemente tus ingresos pero ensucia el local el triple de rápido). También se planea incluir </w:t>
       </w:r>
       <w:r>
         <w:lastRenderedPageBreak/>
@@ -15601,15 +13842,7 @@
         </w:numPr>
       </w:pPr>
       <w:r>
-        <w:t xml:space="preserve">Salto de calidad visual: El diseño de interfaz actual es limpio y funcional, pero el atractivo principal de un simulador de gestión relajante debe ser su apartado artístico. Se sustituiría el arte actual por un diseño con ilustraciones profesionales, de alta calidad y estética </w:t>
-      </w:r>
-      <w:proofErr w:type="spellStart"/>
-      <w:r>
-        <w:t>cozy</w:t>
-      </w:r>
-      <w:proofErr w:type="spellEnd"/>
-      <w:r>
-        <w:t>, añadiendo animaciones complejas a los conejos interactuando con la cafetería, lo que aumentaría dramáticamente la retención del usuario.</w:t>
+        <w:t>Salto de calidad visual: El diseño de interfaz actual es limpio y funcional, pero el atractivo principal de un simulador de gestión relajante debe ser su apartado artístico. Se sustituiría el arte actual por un diseño con ilustraciones profesionales, de alta calidad y estética cozy, añadiendo animaciones complejas a los conejos interactuando con la cafetería, lo que aumentaría dramáticamente la retención del usuario.</w:t>
       </w:r>
     </w:p>
     <w:p>
@@ -15657,20 +13890,7 @@
         </w:numPr>
       </w:pPr>
       <w:r>
-        <w:t>Documentación Oficial de PHP (The PHP Group): Manual de PHP, Referencia de Objetos de Datos de PHP (PDO), manejo seguro de contraseñas (</w:t>
-      </w:r>
-      <w:proofErr w:type="spellStart"/>
-      <w:proofErr w:type="gramStart"/>
-      <w:r>
-        <w:t>password</w:t>
-      </w:r>
-      <w:proofErr w:type="gramEnd"/>
-      <w:r>
-        <w:t>_hash</w:t>
-      </w:r>
-      <w:proofErr w:type="spellEnd"/>
-      <w:r>
-        <w:t>) y control de sesiones.</w:t>
+        <w:t>Documentación Oficial de PHP (The PHP Group): Manual de PHP, Referencia de Objetos de Datos de PHP (PDO), manejo seguro de contraseñas (password_hash) y control de sesiones.</w:t>
       </w:r>
     </w:p>
     <w:p>
@@ -15702,23 +13922,7 @@
         </w:numPr>
       </w:pPr>
       <w:r>
-        <w:t xml:space="preserve">MDN Web </w:t>
-      </w:r>
-      <w:proofErr w:type="spellStart"/>
-      <w:r>
-        <w:t>Docs</w:t>
-      </w:r>
-      <w:proofErr w:type="spellEnd"/>
-      <w:r>
-        <w:t xml:space="preserve"> (Mozilla </w:t>
-      </w:r>
-      <w:proofErr w:type="spellStart"/>
-      <w:r>
-        <w:t>Developer</w:t>
-      </w:r>
-      <w:proofErr w:type="spellEnd"/>
-      <w:r>
-        <w:t xml:space="preserve"> Network): Referencia de JavaScript moderno (ES6+), implementación de promesas y comunicación asíncrona mediante la Fetch API.</w:t>
+        <w:t>MDN Web Docs (Mozilla Developer Network): Referencia de JavaScript moderno (ES6+), implementación de promesas y comunicación asíncrona mediante la Fetch API.</w:t>
       </w:r>
     </w:p>
     <w:p>
@@ -15750,39 +13954,7 @@
         </w:numPr>
       </w:pPr>
       <w:r>
-        <w:t xml:space="preserve">Documentación de </w:t>
-      </w:r>
-      <w:proofErr w:type="spellStart"/>
-      <w:r>
-        <w:t>MariaDB</w:t>
-      </w:r>
-      <w:proofErr w:type="spellEnd"/>
-      <w:r>
-        <w:t xml:space="preserve"> (</w:t>
-      </w:r>
-      <w:proofErr w:type="spellStart"/>
-      <w:r>
-        <w:t>MariaDB</w:t>
-      </w:r>
-      <w:proofErr w:type="spellEnd"/>
-      <w:r>
-        <w:t xml:space="preserve"> </w:t>
-      </w:r>
-      <w:proofErr w:type="spellStart"/>
-      <w:r>
-        <w:t>Foundation</w:t>
-      </w:r>
-      <w:proofErr w:type="spellEnd"/>
-      <w:r>
-        <w:t xml:space="preserve">): </w:t>
-      </w:r>
-      <w:proofErr w:type="spellStart"/>
-      <w:r>
-        <w:t>MariaDB</w:t>
-      </w:r>
-      <w:proofErr w:type="spellEnd"/>
-      <w:r>
-        <w:t xml:space="preserve"> Knowledge Base, Sintaxis SQL, atomicidad y control de Transacciones (BEGIN, COMMIT, ROLLBACK).</w:t>
+        <w:t>Documentación de MariaDB (MariaDB Foundation): MariaDB Knowledge Base, Sintaxis SQL, atomicidad y control de Transacciones (BEGIN, COMMIT, ROLLBACK).</w:t>
       </w:r>
     </w:p>
     <w:p>
@@ -15814,15 +13986,7 @@
         </w:numPr>
       </w:pPr>
       <w:r>
-        <w:t xml:space="preserve">Documentación de Docker (Docker Inc.): Referencia de Docker Desktop y orquestación de contenedores mediante Docker </w:t>
-      </w:r>
-      <w:proofErr w:type="spellStart"/>
-      <w:r>
-        <w:t>Compose</w:t>
-      </w:r>
-      <w:proofErr w:type="spellEnd"/>
-      <w:r>
-        <w:t>.</w:t>
+        <w:t>Documentación de Docker (Docker Inc.): Referencia de Docker Desktop y orquestación de contenedores mediante Docker Compose.</w:t>
       </w:r>
     </w:p>
     <w:p>
@@ -15854,23 +14018,7 @@
         </w:numPr>
       </w:pPr>
       <w:r>
-        <w:t>Documentación de Chart.js: Guías de implementación de gráficos dinámicos (</w:t>
-      </w:r>
-      <w:proofErr w:type="spellStart"/>
-      <w:r>
-        <w:t>Doughnut</w:t>
-      </w:r>
-      <w:proofErr w:type="spellEnd"/>
-      <w:r>
-        <w:t xml:space="preserve"> Charts) mediante elementos </w:t>
-      </w:r>
-      <w:proofErr w:type="spellStart"/>
-      <w:r>
-        <w:t>Canvas</w:t>
-      </w:r>
-      <w:proofErr w:type="spellEnd"/>
-      <w:r>
-        <w:t xml:space="preserve"> de HTML5.</w:t>
+        <w:t>Documentación de Chart.js: Guías de implementación de gráficos dinámicos (Doughnut Charts) mediante elementos Canvas de HTML5.</w:t>
       </w:r>
     </w:p>
     <w:p>
@@ -15902,31 +14050,7 @@
         </w:numPr>
       </w:pPr>
       <w:r>
-        <w:t xml:space="preserve">W3C (World Wide Web </w:t>
-      </w:r>
-      <w:proofErr w:type="spellStart"/>
-      <w:r>
-        <w:t>Consortium</w:t>
-      </w:r>
-      <w:proofErr w:type="spellEnd"/>
-      <w:r>
-        <w:t xml:space="preserve">): Estándares de HTML5 y CSS3, con especial énfasis en el diseño responsivo usando </w:t>
-      </w:r>
-      <w:proofErr w:type="spellStart"/>
-      <w:r>
-        <w:t>Flexbox</w:t>
-      </w:r>
-      <w:proofErr w:type="spellEnd"/>
-      <w:r>
-        <w:t xml:space="preserve"> y Media </w:t>
-      </w:r>
-      <w:proofErr w:type="spellStart"/>
-      <w:r>
-        <w:t>Queries</w:t>
-      </w:r>
-      <w:proofErr w:type="spellEnd"/>
-      <w:r>
-        <w:t>.</w:t>
+        <w:t>W3C (World Wide Web Consortium): Estándares de HTML5 y CSS3, con especial énfasis en el diseño responsivo usando Flexbox y Media Queries.</w:t>
       </w:r>
     </w:p>
     <w:p>
@@ -16085,11 +14209,9 @@
     <w:r>
       <w:tab/>
     </w:r>
-    <w:proofErr w:type="spellStart"/>
     <w:r>
       <w:t>Bunnies&amp;Tea</w:t>
     </w:r>
-    <w:proofErr w:type="spellEnd"/>
   </w:p>
 </w:hdr>
 </file>

--- a/docs/BUNNIES AND TEA.docx
+++ b/docs/BUNNIES AND TEA.docx
@@ -5612,10 +5612,12 @@
               <w:t>El sistema debe permitir el registro de nuevos usuarios (email/</w:t>
             </w:r>
             <w:proofErr w:type="spellStart"/>
+            <w:proofErr w:type="gramStart"/>
             <w:r>
               <w:t>password</w:t>
             </w:r>
             <w:proofErr w:type="spellEnd"/>
+            <w:proofErr w:type="gramEnd"/>
             <w:r>
               <w:t>) y el inicio/cierre de sesión seguro mediante el manejo de variables de sesión ($_SESSION).</w:t>
             </w:r>
@@ -6096,12 +6098,25 @@
               <w:t xml:space="preserve"> criptográfico seguro (ej. </w:t>
             </w:r>
             <w:proofErr w:type="spellStart"/>
-            <w:r>
-              <w:t>password_hash</w:t>
+            <w:proofErr w:type="gramStart"/>
+            <w:r>
+              <w:t>password</w:t>
+            </w:r>
+            <w:proofErr w:type="gramEnd"/>
+            <w:r>
+              <w:t>_</w:t>
+            </w:r>
+            <w:proofErr w:type="gramStart"/>
+            <w:r>
+              <w:t>hash</w:t>
             </w:r>
             <w:proofErr w:type="spellEnd"/>
             <w:r>
-              <w:t>() de PHP) antes de almacenarse en la base de datos.</w:t>
+              <w:t>(</w:t>
+            </w:r>
+            <w:proofErr w:type="gramEnd"/>
+            <w:r>
+              <w:t>) de PHP) antes de almacenarse en la base de datos.</w:t>
             </w:r>
           </w:p>
         </w:tc>
@@ -7524,8 +7539,13 @@
               <w:spacing w:after="160"/>
               <w:cnfStyle w:val="000000000000" w:firstRow="0" w:lastRow="0" w:firstColumn="0" w:lastColumn="0" w:oddVBand="0" w:evenVBand="0" w:oddHBand="0" w:evenHBand="0" w:firstRowFirstColumn="0" w:firstRowLastColumn="0" w:lastRowFirstColumn="0" w:lastRowLastColumn="0"/>
             </w:pPr>
-            <w:r>
-              <w:t>VARCHAR(255)</w:t>
+            <w:proofErr w:type="gramStart"/>
+            <w:r>
+              <w:t>VARCHAR(</w:t>
+            </w:r>
+            <w:proofErr w:type="gramEnd"/>
+            <w:r>
+              <w:t>255)</w:t>
             </w:r>
           </w:p>
         </w:tc>
@@ -7596,8 +7616,13 @@
               <w:spacing w:after="160"/>
               <w:cnfStyle w:val="000000000000" w:firstRow="0" w:lastRow="0" w:firstColumn="0" w:lastColumn="0" w:oddVBand="0" w:evenVBand="0" w:oddHBand="0" w:evenHBand="0" w:firstRowFirstColumn="0" w:firstRowLastColumn="0" w:lastRowFirstColumn="0" w:lastRowLastColumn="0"/>
             </w:pPr>
-            <w:r>
-              <w:t>VARCHAR(255)</w:t>
+            <w:proofErr w:type="gramStart"/>
+            <w:r>
+              <w:t>VARCHAR(</w:t>
+            </w:r>
+            <w:proofErr w:type="gramEnd"/>
+            <w:r>
+              <w:t>255)</w:t>
             </w:r>
           </w:p>
         </w:tc>
@@ -7668,8 +7693,13 @@
               <w:spacing w:after="160"/>
               <w:cnfStyle w:val="000000000000" w:firstRow="0" w:lastRow="0" w:firstColumn="0" w:lastColumn="0" w:oddVBand="0" w:evenVBand="0" w:oddHBand="0" w:evenHBand="0" w:firstRowFirstColumn="0" w:firstRowLastColumn="0" w:lastRowFirstColumn="0" w:lastRowLastColumn="0"/>
             </w:pPr>
-            <w:r>
-              <w:t>VARCHAR(100)</w:t>
+            <w:proofErr w:type="gramStart"/>
+            <w:r>
+              <w:t>VARCHAR(</w:t>
+            </w:r>
+            <w:proofErr w:type="gramEnd"/>
+            <w:r>
+              <w:t>100)</w:t>
             </w:r>
           </w:p>
         </w:tc>
@@ -7729,8 +7759,13 @@
               <w:spacing w:after="160"/>
               <w:cnfStyle w:val="000000000000" w:firstRow="0" w:lastRow="0" w:firstColumn="0" w:lastColumn="0" w:oddVBand="0" w:evenVBand="0" w:oddHBand="0" w:evenHBand="0" w:firstRowFirstColumn="0" w:firstRowLastColumn="0" w:lastRowFirstColumn="0" w:lastRowLastColumn="0"/>
             </w:pPr>
-            <w:r>
-              <w:t>DECIMAL(20,2)</w:t>
+            <w:proofErr w:type="gramStart"/>
+            <w:r>
+              <w:t>DECIMAL(</w:t>
+            </w:r>
+            <w:proofErr w:type="gramEnd"/>
+            <w:r>
+              <w:t>20,2)</w:t>
             </w:r>
           </w:p>
         </w:tc>
@@ -7793,8 +7828,13 @@
               <w:spacing w:after="160"/>
               <w:cnfStyle w:val="000000000000" w:firstRow="0" w:lastRow="0" w:firstColumn="0" w:lastColumn="0" w:oddVBand="0" w:evenVBand="0" w:oddHBand="0" w:evenHBand="0" w:firstRowFirstColumn="0" w:firstRowLastColumn="0" w:lastRowFirstColumn="0" w:lastRowLastColumn="0"/>
             </w:pPr>
-            <w:r>
-              <w:t>DECIMAL(10,2)</w:t>
+            <w:proofErr w:type="gramStart"/>
+            <w:r>
+              <w:t>DECIMAL(</w:t>
+            </w:r>
+            <w:proofErr w:type="gramEnd"/>
+            <w:r>
+              <w:t>10,2)</w:t>
             </w:r>
           </w:p>
         </w:tc>
@@ -7921,8 +7961,13 @@
               <w:spacing w:after="160"/>
               <w:cnfStyle w:val="000000000000" w:firstRow="0" w:lastRow="0" w:firstColumn="0" w:lastColumn="0" w:oddVBand="0" w:evenVBand="0" w:oddHBand="0" w:evenHBand="0" w:firstRowFirstColumn="0" w:firstRowLastColumn="0" w:lastRowFirstColumn="0" w:lastRowLastColumn="0"/>
             </w:pPr>
-            <w:r>
-              <w:t>DECIMAL(20,2)</w:t>
+            <w:proofErr w:type="gramStart"/>
+            <w:r>
+              <w:t>DECIMAL(</w:t>
+            </w:r>
+            <w:proofErr w:type="gramEnd"/>
+            <w:r>
+              <w:t>20,2)</w:t>
             </w:r>
           </w:p>
         </w:tc>
@@ -7951,8 +7996,13 @@
               <w:spacing w:after="160"/>
               <w:cnfStyle w:val="000000000000" w:firstRow="0" w:lastRow="0" w:firstColumn="0" w:lastColumn="0" w:oddVBand="0" w:evenVBand="0" w:oddHBand="0" w:evenHBand="0" w:firstRowFirstColumn="0" w:firstRowLastColumn="0" w:lastRowFirstColumn="0" w:lastRowLastColumn="0"/>
             </w:pPr>
-            <w:r>
-              <w:t>Total histórico generado. Usado para hitos y prestigio.</w:t>
+            <w:proofErr w:type="gramStart"/>
+            <w:r>
+              <w:t>Total</w:t>
+            </w:r>
+            <w:proofErr w:type="gramEnd"/>
+            <w:r>
+              <w:t xml:space="preserve"> histórico generado. Usado para hitos y prestigio.</w:t>
             </w:r>
           </w:p>
         </w:tc>
@@ -8215,8 +8265,13 @@
               <w:spacing w:after="160"/>
               <w:cnfStyle w:val="000000000000" w:firstRow="0" w:lastRow="0" w:firstColumn="0" w:lastColumn="0" w:oddVBand="0" w:evenVBand="0" w:oddHBand="0" w:evenHBand="0" w:firstRowFirstColumn="0" w:firstRowLastColumn="0" w:lastRowFirstColumn="0" w:lastRowLastColumn="0"/>
             </w:pPr>
-            <w:r>
-              <w:t>VARCHAR(100)</w:t>
+            <w:proofErr w:type="gramStart"/>
+            <w:r>
+              <w:t>VARCHAR(</w:t>
+            </w:r>
+            <w:proofErr w:type="gramEnd"/>
+            <w:r>
+              <w:t>100)</w:t>
             </w:r>
           </w:p>
         </w:tc>
@@ -8277,8 +8332,13 @@
               <w:spacing w:after="160"/>
               <w:cnfStyle w:val="000000000000" w:firstRow="0" w:lastRow="0" w:firstColumn="0" w:lastColumn="0" w:oddVBand="0" w:evenVBand="0" w:oddHBand="0" w:evenHBand="0" w:firstRowFirstColumn="0" w:firstRowLastColumn="0" w:lastRowFirstColumn="0" w:lastRowLastColumn="0"/>
             </w:pPr>
-            <w:r>
-              <w:t>VARCHAR(50)</w:t>
+            <w:proofErr w:type="gramStart"/>
+            <w:r>
+              <w:t>VARCHAR(</w:t>
+            </w:r>
+            <w:proofErr w:type="gramEnd"/>
+            <w:r>
+              <w:t>50)</w:t>
             </w:r>
           </w:p>
         </w:tc>
@@ -8338,8 +8398,13 @@
               <w:spacing w:after="160"/>
               <w:cnfStyle w:val="000000000000" w:firstRow="0" w:lastRow="0" w:firstColumn="0" w:lastColumn="0" w:oddVBand="0" w:evenVBand="0" w:oddHBand="0" w:evenHBand="0" w:firstRowFirstColumn="0" w:firstRowLastColumn="0" w:lastRowFirstColumn="0" w:lastRowLastColumn="0"/>
             </w:pPr>
-            <w:r>
-              <w:t>DECIMAL(10,2)</w:t>
+            <w:proofErr w:type="gramStart"/>
+            <w:r>
+              <w:t>DECIMAL(</w:t>
+            </w:r>
+            <w:proofErr w:type="gramEnd"/>
+            <w:r>
+              <w:t>10,2)</w:t>
             </w:r>
           </w:p>
         </w:tc>
@@ -8402,8 +8467,13 @@
               <w:spacing w:after="160"/>
               <w:cnfStyle w:val="000000000000" w:firstRow="0" w:lastRow="0" w:firstColumn="0" w:lastColumn="0" w:oddVBand="0" w:evenVBand="0" w:oddHBand="0" w:evenHBand="0" w:firstRowFirstColumn="0" w:firstRowLastColumn="0" w:lastRowFirstColumn="0" w:lastRowLastColumn="0"/>
             </w:pPr>
-            <w:r>
-              <w:t>DECIMAL(15,2)</w:t>
+            <w:proofErr w:type="gramStart"/>
+            <w:r>
+              <w:t>DECIMAL(</w:t>
+            </w:r>
+            <w:proofErr w:type="gramEnd"/>
+            <w:r>
+              <w:t>15,2)</w:t>
             </w:r>
           </w:p>
         </w:tc>
@@ -8639,8 +8709,13 @@
               <w:spacing w:after="160"/>
               <w:cnfStyle w:val="000000000000" w:firstRow="0" w:lastRow="0" w:firstColumn="0" w:lastColumn="0" w:oddVBand="0" w:evenVBand="0" w:oddHBand="0" w:evenHBand="0" w:firstRowFirstColumn="0" w:firstRowLastColumn="0" w:lastRowFirstColumn="0" w:lastRowLastColumn="0"/>
             </w:pPr>
-            <w:r>
-              <w:t>VARCHAR(100)</w:t>
+            <w:proofErr w:type="gramStart"/>
+            <w:r>
+              <w:t>VARCHAR(</w:t>
+            </w:r>
+            <w:proofErr w:type="gramEnd"/>
+            <w:r>
+              <w:t>100)</w:t>
             </w:r>
           </w:p>
         </w:tc>
@@ -8703,8 +8778,13 @@
               <w:spacing w:after="160"/>
               <w:cnfStyle w:val="000000000000" w:firstRow="0" w:lastRow="0" w:firstColumn="0" w:lastColumn="0" w:oddVBand="0" w:evenVBand="0" w:oddHBand="0" w:evenHBand="0" w:firstRowFirstColumn="0" w:firstRowLastColumn="0" w:lastRowFirstColumn="0" w:lastRowLastColumn="0"/>
             </w:pPr>
-            <w:r>
-              <w:t>DECIMAL(10,2)</w:t>
+            <w:proofErr w:type="gramStart"/>
+            <w:r>
+              <w:t>DECIMAL(</w:t>
+            </w:r>
+            <w:proofErr w:type="gramEnd"/>
+            <w:r>
+              <w:t>10,2)</w:t>
             </w:r>
           </w:p>
         </w:tc>
@@ -8768,8 +8848,13 @@
               <w:spacing w:after="160"/>
               <w:cnfStyle w:val="000000000000" w:firstRow="0" w:lastRow="0" w:firstColumn="0" w:lastColumn="0" w:oddVBand="0" w:evenVBand="0" w:oddHBand="0" w:evenHBand="0" w:firstRowFirstColumn="0" w:firstRowLastColumn="0" w:lastRowFirstColumn="0" w:lastRowLastColumn="0"/>
             </w:pPr>
-            <w:r>
-              <w:t>DECIMAL(10,2)</w:t>
+            <w:proofErr w:type="gramStart"/>
+            <w:r>
+              <w:t>DECIMAL(</w:t>
+            </w:r>
+            <w:proofErr w:type="gramEnd"/>
+            <w:r>
+              <w:t>10,2)</w:t>
             </w:r>
           </w:p>
         </w:tc>
@@ -8832,8 +8917,13 @@
               <w:spacing w:after="160"/>
               <w:cnfStyle w:val="000000000000" w:firstRow="0" w:lastRow="0" w:firstColumn="0" w:lastColumn="0" w:oddVBand="0" w:evenVBand="0" w:oddHBand="0" w:evenHBand="0" w:firstRowFirstColumn="0" w:firstRowLastColumn="0" w:lastRowFirstColumn="0" w:lastRowLastColumn="0"/>
             </w:pPr>
-            <w:r>
-              <w:t>DECIMAL(15,2)</w:t>
+            <w:proofErr w:type="gramStart"/>
+            <w:r>
+              <w:t>DECIMAL(</w:t>
+            </w:r>
+            <w:proofErr w:type="gramEnd"/>
+            <w:r>
+              <w:t>15,2)</w:t>
             </w:r>
           </w:p>
         </w:tc>
@@ -9125,8 +9215,13 @@
               <w:spacing w:after="160"/>
               <w:cnfStyle w:val="000000000000" w:firstRow="0" w:lastRow="0" w:firstColumn="0" w:lastColumn="0" w:oddVBand="0" w:evenVBand="0" w:oddHBand="0" w:evenHBand="0" w:firstRowFirstColumn="0" w:firstRowLastColumn="0" w:lastRowFirstColumn="0" w:lastRowLastColumn="0"/>
             </w:pPr>
-            <w:r>
-              <w:t>VARCHAR(100)</w:t>
+            <w:proofErr w:type="gramStart"/>
+            <w:r>
+              <w:t>VARCHAR(</w:t>
+            </w:r>
+            <w:proofErr w:type="gramEnd"/>
+            <w:r>
+              <w:t>100)</w:t>
             </w:r>
           </w:p>
         </w:tc>
@@ -9189,8 +9284,13 @@
               <w:spacing w:after="160"/>
               <w:cnfStyle w:val="000000000000" w:firstRow="0" w:lastRow="0" w:firstColumn="0" w:lastColumn="0" w:oddVBand="0" w:evenVBand="0" w:oddHBand="0" w:evenHBand="0" w:firstRowFirstColumn="0" w:firstRowLastColumn="0" w:lastRowFirstColumn="0" w:lastRowLastColumn="0"/>
             </w:pPr>
-            <w:r>
-              <w:t>VARCHAR(255)</w:t>
+            <w:proofErr w:type="gramStart"/>
+            <w:r>
+              <w:t>VARCHAR(</w:t>
+            </w:r>
+            <w:proofErr w:type="gramEnd"/>
+            <w:r>
+              <w:t>255)</w:t>
             </w:r>
           </w:p>
         </w:tc>
@@ -9253,8 +9353,13 @@
               <w:spacing w:after="160"/>
               <w:cnfStyle w:val="000000000000" w:firstRow="0" w:lastRow="0" w:firstColumn="0" w:lastColumn="0" w:oddVBand="0" w:evenVBand="0" w:oddHBand="0" w:evenHBand="0" w:firstRowFirstColumn="0" w:firstRowLastColumn="0" w:lastRowFirstColumn="0" w:lastRowLastColumn="0"/>
             </w:pPr>
-            <w:r>
-              <w:t>VARCHAR(50)</w:t>
+            <w:proofErr w:type="gramStart"/>
+            <w:r>
+              <w:t>VARCHAR(</w:t>
+            </w:r>
+            <w:proofErr w:type="gramEnd"/>
+            <w:r>
+              <w:t>50)</w:t>
             </w:r>
           </w:p>
         </w:tc>
@@ -9333,8 +9438,13 @@
               <w:spacing w:after="160"/>
               <w:cnfStyle w:val="000000000000" w:firstRow="0" w:lastRow="0" w:firstColumn="0" w:lastColumn="0" w:oddVBand="0" w:evenVBand="0" w:oddHBand="0" w:evenHBand="0" w:firstRowFirstColumn="0" w:firstRowLastColumn="0" w:lastRowFirstColumn="0" w:lastRowLastColumn="0"/>
             </w:pPr>
-            <w:r>
-              <w:t>DECIMAL(20,2)</w:t>
+            <w:proofErr w:type="gramStart"/>
+            <w:r>
+              <w:t>DECIMAL(</w:t>
+            </w:r>
+            <w:proofErr w:type="gramEnd"/>
+            <w:r>
+              <w:t>20,2)</w:t>
             </w:r>
           </w:p>
         </w:tc>
@@ -9397,8 +9507,13 @@
               <w:spacing w:after="160"/>
               <w:cnfStyle w:val="000000000000" w:firstRow="0" w:lastRow="0" w:firstColumn="0" w:lastColumn="0" w:oddVBand="0" w:evenVBand="0" w:oddHBand="0" w:evenHBand="0" w:firstRowFirstColumn="0" w:firstRowLastColumn="0" w:lastRowFirstColumn="0" w:lastRowLastColumn="0"/>
             </w:pPr>
-            <w:r>
-              <w:t>DECIMAL(5,2)</w:t>
+            <w:proofErr w:type="gramStart"/>
+            <w:r>
+              <w:t>DECIMAL(</w:t>
+            </w:r>
+            <w:proofErr w:type="gramEnd"/>
+            <w:r>
+              <w:t>5,2)</w:t>
             </w:r>
           </w:p>
         </w:tc>
@@ -9661,10 +9776,12 @@
               <w:t>FK (</w:t>
             </w:r>
             <w:proofErr w:type="spellStart"/>
+            <w:proofErr w:type="gramStart"/>
             <w:r>
               <w:t>usuario.usuarioId</w:t>
             </w:r>
             <w:proofErr w:type="spellEnd"/>
+            <w:proofErr w:type="gramEnd"/>
             <w:r>
               <w:t>)</w:t>
             </w:r>
@@ -9733,10 +9850,12 @@
               <w:t>FK (</w:t>
             </w:r>
             <w:proofErr w:type="spellStart"/>
+            <w:proofErr w:type="gramStart"/>
             <w:r>
               <w:t>conejo.conejoId</w:t>
             </w:r>
             <w:proofErr w:type="spellEnd"/>
+            <w:proofErr w:type="gramEnd"/>
             <w:r>
               <w:t>)</w:t>
             </w:r>
@@ -10052,10 +10171,12 @@
               <w:t>FK (</w:t>
             </w:r>
             <w:proofErr w:type="spellStart"/>
+            <w:proofErr w:type="gramStart"/>
             <w:r>
               <w:t>usuario.usuarioId</w:t>
             </w:r>
             <w:proofErr w:type="spellEnd"/>
+            <w:proofErr w:type="gramEnd"/>
             <w:r>
               <w:t>)</w:t>
             </w:r>
@@ -10124,10 +10245,12 @@
               <w:t>FK (</w:t>
             </w:r>
             <w:proofErr w:type="spellStart"/>
+            <w:proofErr w:type="gramStart"/>
             <w:r>
               <w:t>utensilio.utensilioId</w:t>
             </w:r>
             <w:proofErr w:type="spellEnd"/>
+            <w:proofErr w:type="gramEnd"/>
             <w:r>
               <w:t>)</w:t>
             </w:r>
@@ -10422,10 +10545,12 @@
               <w:t>FK (</w:t>
             </w:r>
             <w:proofErr w:type="spellStart"/>
+            <w:proofErr w:type="gramStart"/>
             <w:r>
               <w:t>usuario.usuarioId</w:t>
             </w:r>
             <w:proofErr w:type="spellEnd"/>
+            <w:proofErr w:type="gramEnd"/>
             <w:r>
               <w:t>)</w:t>
             </w:r>
@@ -10494,10 +10619,12 @@
               <w:t>FK (</w:t>
             </w:r>
             <w:proofErr w:type="spellStart"/>
+            <w:proofErr w:type="gramStart"/>
             <w:r>
               <w:t>logro.logroId</w:t>
             </w:r>
             <w:proofErr w:type="spellEnd"/>
+            <w:proofErr w:type="gramEnd"/>
             <w:r>
               <w:t>)</w:t>
             </w:r>
@@ -11835,7 +11962,15 @@
         <w:t xml:space="preserve"> </w:t>
       </w:r>
       <w:r>
-        <w:t>A continuación detallo la lista de tareas secuenciadas:</w:t>
+        <w:t xml:space="preserve">A </w:t>
+      </w:r>
+      <w:proofErr w:type="gramStart"/>
+      <w:r>
+        <w:t>continuación</w:t>
+      </w:r>
+      <w:proofErr w:type="gramEnd"/>
+      <w:r>
+        <w:t xml:space="preserve"> detallo la lista de tareas secuenciadas:</w:t>
       </w:r>
     </w:p>
     <w:p>
@@ -12585,20 +12720,49 @@
         <w:t> Las contraseñas de los jugadores nunca se guardan en texto plano en la base de datos. He implementado la función nativa </w:t>
       </w:r>
       <w:proofErr w:type="spellStart"/>
-      <w:r>
-        <w:t>password_hash</w:t>
+      <w:proofErr w:type="gramStart"/>
+      <w:r>
+        <w:t>password</w:t>
+      </w:r>
+      <w:proofErr w:type="gramEnd"/>
+      <w:r>
+        <w:t>_</w:t>
+      </w:r>
+      <w:proofErr w:type="gramStart"/>
+      <w:r>
+        <w:t>hash</w:t>
       </w:r>
       <w:proofErr w:type="spellEnd"/>
       <w:r>
-        <w:t>() de PHP, que aplica un algoritmo de cifrado robusto. Esto asegura que, incluso en el hipotético caso de que la base de datos fuera vulnerada, las contraseñas de los usuarios estarían protegidas y serían ilegibles. Para el proceso de autenticación, la aplicación utiliza la función correspondiente </w:t>
+        <w:t>(</w:t>
+      </w:r>
+      <w:proofErr w:type="gramEnd"/>
+      <w:r>
+        <w:t xml:space="preserve">) de PHP, que aplica un algoritmo de cifrado robusto. Esto asegura que, incluso en el hipotético caso de que la base de datos fuera vulnerada, las contraseñas de los usuarios estarían protegidas y serían ilegibles. Para el proceso de autenticación, la aplicación utiliza la función </w:t>
+      </w:r>
+      <w:proofErr w:type="gramStart"/>
+      <w:r>
+        <w:t>correspondiente </w:t>
       </w:r>
       <w:proofErr w:type="spellStart"/>
       <w:r>
-        <w:t>password_verify</w:t>
+        <w:t>password</w:t>
+      </w:r>
+      <w:proofErr w:type="gramEnd"/>
+      <w:r>
+        <w:t>_</w:t>
+      </w:r>
+      <w:proofErr w:type="gramStart"/>
+      <w:r>
+        <w:t>verify</w:t>
       </w:r>
       <w:proofErr w:type="spellEnd"/>
       <w:r>
-        <w:t>().</w:t>
+        <w:t>(</w:t>
+      </w:r>
+      <w:proofErr w:type="gramEnd"/>
+      <w:r>
+        <w:t>).</w:t>
       </w:r>
     </w:p>
     <w:p>
@@ -12811,7 +12975,15 @@
           <w:b/>
           <w:bCs/>
         </w:rPr>
-        <w:t xml:space="preserve">/ (Raíz del proyecto): </w:t>
+        <w:t>/ (Raíz del proyecto)</w:t>
+      </w:r>
+      <w:proofErr w:type="gramStart"/>
+      <w:r>
+        <w:rPr>
+          <w:b/>
+          <w:bCs/>
+        </w:rPr>
+        <w:t xml:space="preserve">: </w:t>
       </w:r>
       <w:r>
         <w:t>.</w:t>
@@ -12821,22 +12993,27 @@
         <w:t>gitignore</w:t>
       </w:r>
       <w:proofErr w:type="spellEnd"/>
+      <w:proofErr w:type="gramEnd"/>
       <w:r>
         <w:t xml:space="preserve">, </w:t>
       </w:r>
       <w:proofErr w:type="spellStart"/>
+      <w:proofErr w:type="gramStart"/>
       <w:r>
         <w:t>composer.json</w:t>
       </w:r>
       <w:proofErr w:type="spellEnd"/>
+      <w:proofErr w:type="gramEnd"/>
       <w:r>
         <w:t xml:space="preserve">, </w:t>
       </w:r>
       <w:proofErr w:type="spellStart"/>
+      <w:proofErr w:type="gramStart"/>
       <w:r>
         <w:t>composer.lock</w:t>
       </w:r>
       <w:proofErr w:type="spellEnd"/>
+      <w:proofErr w:type="gramEnd"/>
       <w:r>
         <w:t xml:space="preserve">, </w:t>
       </w:r>
@@ -13526,7 +13703,15 @@
     </w:p>
     <w:p>
       <w:r>
-        <w:t xml:space="preserve">Para garantizar una experiencia de usuario fluida y evitar la recarga constante del navegador, el cliente web se diseñó para operar de forma asíncrona, acercándose al comportamiento de una Single Page </w:t>
+        <w:t xml:space="preserve">Para garantizar una experiencia de usuario fluida y evitar la recarga constante del navegador, el cliente web se diseñó para operar de forma asíncrona, acercándose al comportamiento de una </w:t>
+      </w:r>
+      <w:proofErr w:type="gramStart"/>
+      <w:r>
+        <w:t>Single</w:t>
+      </w:r>
+      <w:proofErr w:type="gramEnd"/>
+      <w:r>
+        <w:t xml:space="preserve"> Page </w:t>
       </w:r>
       <w:proofErr w:type="spellStart"/>
       <w:r>
@@ -13660,7 +13845,15 @@
     </w:p>
     <w:p>
       <w:r>
-        <w:t xml:space="preserve">Si el cliente recibe datos del servidor pero existen peticiones en vuelo, asume que la respuesta del servidor contiene información "obsoleta" a nivel visual, ya que el usuario ha realizado acciones más recientes que el servidor aún está procesando. En estos casos, el </w:t>
+        <w:t xml:space="preserve">Si el cliente recibe datos del </w:t>
+      </w:r>
+      <w:proofErr w:type="gramStart"/>
+      <w:r>
+        <w:t>servidor</w:t>
+      </w:r>
+      <w:proofErr w:type="gramEnd"/>
+      <w:r>
+        <w:t xml:space="preserve"> pero existen peticiones en vuelo, asume que la respuesta del servidor contiene información "obsoleta" a nivel visual, ya que el usuario ha realizado acciones más recientes que el servidor aún está procesando. En estos casos, el </w:t>
       </w:r>
       <w:proofErr w:type="spellStart"/>
       <w:r>
@@ -13819,7 +14012,15 @@
       </w:r>
       <w:proofErr w:type="spellEnd"/>
       <w:r>
-        <w:t xml:space="preserve"> supera el límite de 50. El test verifica que la producción total calculada por el servidor se reduce automáticamente a la mitad, tal y como dictan las reglas de negocio.</w:t>
+        <w:t xml:space="preserve"> supera el límite de 50. </w:t>
+      </w:r>
+      <w:proofErr w:type="gramStart"/>
+      <w:r>
+        <w:t>El test</w:t>
+      </w:r>
+      <w:proofErr w:type="gramEnd"/>
+      <w:r>
+        <w:t xml:space="preserve"> verifica que la producción total calculada por el servidor se reduce automáticamente a la mitad, tal y como dictan las reglas de negocio.</w:t>
       </w:r>
     </w:p>
     <w:p>
@@ -14040,7 +14241,15 @@
     <w:p>
       <w:r>
         <w:lastRenderedPageBreak/>
-        <w:t>A continuación se presenta la matriz de resultados:</w:t>
+        <w:t xml:space="preserve">A </w:t>
+      </w:r>
+      <w:proofErr w:type="gramStart"/>
+      <w:r>
+        <w:t>continuación</w:t>
+      </w:r>
+      <w:proofErr w:type="gramEnd"/>
+      <w:r>
+        <w:t xml:space="preserve"> se presenta la matriz de resultados:</w:t>
       </w:r>
     </w:p>
     <w:tbl>
@@ -14504,10 +14713,12 @@
         <w:t xml:space="preserve">, se detectó un fallo visual. Si un jugador hacía clics manuales al mismo tiempo que el bucle de "producción pasiva" recibía datos de fondo, el contador de monedas en pantalla saltaba hacia atrás y hacia adelante. Esto ocurría porque la interfaz aceptaba ciegamente la respuesta del servidor que llegaba con latencia, sobrescribiendo y borrando los clics </w:t>
       </w:r>
       <w:proofErr w:type="spellStart"/>
+      <w:proofErr w:type="gramStart"/>
       <w:r>
         <w:t>locales.Se</w:t>
       </w:r>
       <w:proofErr w:type="spellEnd"/>
+      <w:proofErr w:type="gramEnd"/>
       <w:r>
         <w:t xml:space="preserve"> reestructuró la arquitectura de renderizado del cliente. En lugar de que el servidor dicte el número absoluto en cada actualización, se implementó un sistema de Predicción del Cliente. Mediante el uso de variables de control de red (</w:t>
       </w:r>
@@ -14570,7 +14781,23 @@
           <w:b/>
           <w:bCs/>
         </w:rPr>
-        <w:t xml:space="preserve">Transición a comportamiento SPA (Single Page </w:t>
+        <w:t>Transición a comportamiento SPA (</w:t>
+      </w:r>
+      <w:proofErr w:type="gramStart"/>
+      <w:r>
+        <w:rPr>
+          <w:b/>
+          <w:bCs/>
+        </w:rPr>
+        <w:t>Single</w:t>
+      </w:r>
+      <w:proofErr w:type="gramEnd"/>
+      <w:r>
+        <w:rPr>
+          <w:b/>
+          <w:bCs/>
+        </w:rPr>
+        <w:t xml:space="preserve"> Page </w:t>
       </w:r>
       <w:proofErr w:type="spellStart"/>
       <w:r>
@@ -14740,12 +14967,21 @@
           <w:numId w:val="30"/>
         </w:numPr>
       </w:pPr>
+      <w:proofErr w:type="gramStart"/>
       <w:r>
         <w:rPr>
           <w:b/>
           <w:bCs/>
         </w:rPr>
-        <w:t>app:</w:t>
+        <w:t>app</w:t>
+      </w:r>
+      <w:proofErr w:type="gramEnd"/>
+      <w:r>
+        <w:rPr>
+          <w:b/>
+          <w:bCs/>
+        </w:rPr>
+        <w:t>:</w:t>
       </w:r>
       <w:r>
         <w:t xml:space="preserve"> Un contenedor con el servidor web (Apache) y PHP 8, que expone el juego en el puerto 8080.</w:t>
@@ -15345,7 +15581,15 @@
       </w:r>
       <w:proofErr w:type="spellEnd"/>
       <w:r>
-        <w:t>): Actualmente el juego es robusto para un volumen moderado de usuarios. Sin embargo, para soportar a miles de jugadores concurrentes sin saturar la base de datos relacional, se llevaría la "Predicción del Cliente" al siguiente nivel. En lugar de informar al servidor cada pocos segundos, el motor matemático se ejecutaría casi al 100% en el navegador del jugador. El cliente encolaría todas las interacciones, clics y ganancias pasivas localmente, y enviaría un único "paquete de sincronización cifrado" al servidor cada 30 segundos (</w:t>
+        <w:t xml:space="preserve">): Actualmente el juego es robusto para un volumen moderado de usuarios. Sin embargo, para soportar a miles de jugadores concurrentes sin saturar la base de datos relacional, se llevaría la "Predicción del Cliente" al siguiente nivel. En lugar de informar al servidor </w:t>
+      </w:r>
+      <w:proofErr w:type="gramStart"/>
+      <w:r>
+        <w:t>cada pocos segundos</w:t>
+      </w:r>
+      <w:proofErr w:type="gramEnd"/>
+      <w:r>
+        <w:t>, el motor matemático se ejecutaría casi al 100% en el navegador del jugador. El cliente encolaría todas las interacciones, clics y ganancias pasivas localmente, y enviaría un único "paquete de sincronización cifrado" al servidor cada 30 segundos (</w:t>
       </w:r>
       <w:proofErr w:type="spellStart"/>
       <w:r>
@@ -15397,7 +15641,15 @@
       </w:r>
       <w:proofErr w:type="spellEnd"/>
       <w:r>
-        <w:t xml:space="preserve"> o sacrificios (ej. un objeto que multiplica enormemente tus ingresos pero ensucia el local el triple de rápido). También se planea incluir </w:t>
+        <w:t xml:space="preserve"> o sacrificios (ej. un objeto que multiplica enormemente tus </w:t>
+      </w:r>
+      <w:proofErr w:type="gramStart"/>
+      <w:r>
+        <w:t>ingresos</w:t>
+      </w:r>
+      <w:proofErr w:type="gramEnd"/>
+      <w:r>
+        <w:t xml:space="preserve"> pero ensucia el local el triple de rápido). También se planea incluir </w:t>
       </w:r>
       <w:r>
         <w:lastRenderedPageBreak/>
@@ -15472,8 +15724,13 @@
         <w:t>Documentación Oficial de PHP (The PHP Group): Manual de PHP, Referencia de Objetos de Datos de PHP (PDO), manejo seguro de contraseñas (</w:t>
       </w:r>
       <w:proofErr w:type="spellStart"/>
-      <w:r>
-        <w:t>password_hash</w:t>
+      <w:proofErr w:type="gramStart"/>
+      <w:r>
+        <w:t>password</w:t>
+      </w:r>
+      <w:proofErr w:type="gramEnd"/>
+      <w:r>
+        <w:t>_hash</w:t>
       </w:r>
       <w:proofErr w:type="spellEnd"/>
       <w:r>

--- a/docs/BUNNIES AND TEA.docx
+++ b/docs/BUNNIES AND TEA.docx
@@ -996,6 +996,121 @@
         <w:rPr>
           <w:b/>
           <w:bCs/>
+          <w:smallCaps/>
+          <w:sz w:val="22"/>
+          <w:szCs w:val="20"/>
+        </w:rPr>
+      </w:pPr>
+      <w:r>
+        <w:rPr>
+          <w:b/>
+          <w:bCs/>
+          <w:smallCaps/>
+          <w:sz w:val="22"/>
+          <w:szCs w:val="20"/>
+        </w:rPr>
+        <w:lastRenderedPageBreak/>
+        <w:t>Título del Proyecto: Bunnies &amp; Tea.</w:t>
+      </w:r>
+    </w:p>
+    <w:p>
+      <w:pPr>
+        <w:rPr>
+          <w:b/>
+          <w:bCs/>
+          <w:smallCaps/>
+          <w:sz w:val="22"/>
+          <w:szCs w:val="20"/>
+        </w:rPr>
+      </w:pPr>
+      <w:r>
+        <w:rPr>
+          <w:b/>
+          <w:bCs/>
+          <w:smallCaps/>
+          <w:sz w:val="22"/>
+          <w:szCs w:val="20"/>
+        </w:rPr>
+        <w:t>Autor: Irene Diges García.</w:t>
+      </w:r>
+    </w:p>
+    <w:p>
+      <w:pPr>
+        <w:rPr>
+          <w:b/>
+          <w:bCs/>
+          <w:smallCaps/>
+          <w:sz w:val="22"/>
+          <w:szCs w:val="20"/>
+        </w:rPr>
+      </w:pPr>
+      <w:r>
+        <w:rPr>
+          <w:b/>
+          <w:bCs/>
+          <w:smallCaps/>
+          <w:sz w:val="22"/>
+          <w:szCs w:val="20"/>
+        </w:rPr>
+        <w:t>Curso: 2º DAW, Año 25/26.</w:t>
+      </w:r>
+    </w:p>
+    <w:p>
+      <w:pPr>
+        <w:rPr>
+          <w:b/>
+          <w:bCs/>
+          <w:smallCaps/>
+          <w:sz w:val="22"/>
+          <w:szCs w:val="20"/>
+        </w:rPr>
+      </w:pPr>
+      <w:r>
+        <w:rPr>
+          <w:b/>
+          <w:bCs/>
+          <w:smallCaps/>
+          <w:sz w:val="22"/>
+          <w:szCs w:val="20"/>
+        </w:rPr>
+        <w:t>Módulo: Proyecto intermodular II</w:t>
+      </w:r>
+    </w:p>
+    <w:p>
+      <w:pPr>
+        <w:rPr>
+          <w:rFonts w:asciiTheme="majorHAnsi" w:eastAsiaTheme="majorEastAsia" w:hAnsiTheme="majorHAnsi" w:cstheme="majorBidi"/>
+          <w:color w:val="000000" w:themeColor="text1"/>
+          <w:sz w:val="36"/>
+          <w:szCs w:val="36"/>
+        </w:rPr>
+      </w:pPr>
+      <w:r>
+        <w:rPr>
+          <w:b/>
+          <w:bCs/>
+          <w:smallCaps/>
+          <w:sz w:val="22"/>
+          <w:szCs w:val="20"/>
+        </w:rPr>
+        <w:t>GitHub:  https://github.com/creepykai/BaT</w:t>
+      </w:r>
+    </w:p>
+    <w:p>
+      <w:pPr>
+        <w:rPr>
+          <w:b/>
+          <w:bCs/>
+          <w:sz w:val="32"/>
+          <w:szCs w:val="32"/>
+        </w:rPr>
+      </w:pPr>
+    </w:p>
+    <w:p>
+      <w:pPr>
+        <w:rPr>
+          <w:b/>
+          <w:bCs/>
           <w:sz w:val="32"/>
           <w:szCs w:val="32"/>
         </w:rPr>
@@ -1035,7 +1150,7 @@
       <w:r>
         <w:fldChar w:fldCharType="separate"/>
       </w:r>
-      <w:hyperlink w:anchor="_Toc230682469" w:history="1">
+      <w:hyperlink w:anchor="_Toc230907423" w:history="1">
         <w:r>
           <w:rPr>
             <w:rStyle w:val="Hipervnculo"/>
@@ -1080,7 +1195,7 @@
             <w:noProof/>
             <w:webHidden/>
           </w:rPr>
-          <w:instrText xml:space="preserve"> PAGEREF _Toc230682469 \h </w:instrText>
+          <w:instrText xml:space="preserve"> PAGEREF _Toc230907423 \h </w:instrText>
         </w:r>
         <w:r>
           <w:rPr>
@@ -1100,7 +1215,7 @@
             <w:noProof/>
             <w:webHidden/>
           </w:rPr>
-          <w:t>4</w:t>
+          <w:t>3</w:t>
         </w:r>
         <w:r>
           <w:rPr>
@@ -1127,7 +1242,7 @@
           <w14:ligatures w14:val="standardContextual"/>
         </w:rPr>
       </w:pPr>
-      <w:hyperlink w:anchor="_Toc230682470" w:history="1">
+      <w:hyperlink w:anchor="_Toc230907424" w:history="1">
         <w:r>
           <w:rPr>
             <w:rStyle w:val="Hipervnculo"/>
@@ -1172,7 +1287,7 @@
             <w:noProof/>
             <w:webHidden/>
           </w:rPr>
-          <w:instrText xml:space="preserve"> PAGEREF _Toc230682470 \h </w:instrText>
+          <w:instrText xml:space="preserve"> PAGEREF _Toc230907424 \h </w:instrText>
         </w:r>
         <w:r>
           <w:rPr>
@@ -1219,7 +1334,7 @@
           <w14:ligatures w14:val="standardContextual"/>
         </w:rPr>
       </w:pPr>
-      <w:hyperlink w:anchor="_Toc230682471" w:history="1">
+      <w:hyperlink w:anchor="_Toc230907425" w:history="1">
         <w:r>
           <w:rPr>
             <w:rStyle w:val="Hipervnculo"/>
@@ -1264,7 +1379,7 @@
             <w:noProof/>
             <w:webHidden/>
           </w:rPr>
-          <w:instrText xml:space="preserve"> PAGEREF _Toc230682471 \h </w:instrText>
+          <w:instrText xml:space="preserve"> PAGEREF _Toc230907425 \h </w:instrText>
         </w:r>
         <w:r>
           <w:rPr>
@@ -1311,7 +1426,7 @@
           <w14:ligatures w14:val="standardContextual"/>
         </w:rPr>
       </w:pPr>
-      <w:hyperlink w:anchor="_Toc230682472" w:history="1">
+      <w:hyperlink w:anchor="_Toc230907426" w:history="1">
         <w:r>
           <w:rPr>
             <w:rStyle w:val="Hipervnculo"/>
@@ -1356,7 +1471,7 @@
             <w:noProof/>
             <w:webHidden/>
           </w:rPr>
-          <w:instrText xml:space="preserve"> PAGEREF _Toc230682472 \h </w:instrText>
+          <w:instrText xml:space="preserve"> PAGEREF _Toc230907426 \h </w:instrText>
         </w:r>
         <w:r>
           <w:rPr>
@@ -1376,7 +1491,7 @@
             <w:noProof/>
             <w:webHidden/>
           </w:rPr>
-          <w:t>5</w:t>
+          <w:t>4</w:t>
         </w:r>
         <w:r>
           <w:rPr>
@@ -1403,7 +1518,7 @@
           <w14:ligatures w14:val="standardContextual"/>
         </w:rPr>
       </w:pPr>
-      <w:hyperlink w:anchor="_Toc230682473" w:history="1">
+      <w:hyperlink w:anchor="_Toc230907427" w:history="1">
         <w:r>
           <w:rPr>
             <w:rStyle w:val="Hipervnculo"/>
@@ -1448,7 +1563,7 @@
             <w:noProof/>
             <w:webHidden/>
           </w:rPr>
-          <w:instrText xml:space="preserve"> PAGEREF _Toc230682473 \h </w:instrText>
+          <w:instrText xml:space="preserve"> PAGEREF _Toc230907427 \h </w:instrText>
         </w:r>
         <w:r>
           <w:rPr>
@@ -1495,7 +1610,7 @@
           <w14:ligatures w14:val="standardContextual"/>
         </w:rPr>
       </w:pPr>
-      <w:hyperlink w:anchor="_Toc230682474" w:history="1">
+      <w:hyperlink w:anchor="_Toc230907428" w:history="1">
         <w:r>
           <w:rPr>
             <w:rStyle w:val="Hipervnculo"/>
@@ -1540,7 +1655,7 @@
             <w:noProof/>
             <w:webHidden/>
           </w:rPr>
-          <w:instrText xml:space="preserve"> PAGEREF _Toc230682474 \h </w:instrText>
+          <w:instrText xml:space="preserve"> PAGEREF _Toc230907428 \h </w:instrText>
         </w:r>
         <w:r>
           <w:rPr>
@@ -1587,7 +1702,7 @@
           <w14:ligatures w14:val="standardContextual"/>
         </w:rPr>
       </w:pPr>
-      <w:hyperlink w:anchor="_Toc230682475" w:history="1">
+      <w:hyperlink w:anchor="_Toc230907429" w:history="1">
         <w:r>
           <w:rPr>
             <w:rStyle w:val="Hipervnculo"/>
@@ -1632,7 +1747,7 @@
             <w:noProof/>
             <w:webHidden/>
           </w:rPr>
-          <w:instrText xml:space="preserve"> PAGEREF _Toc230682475 \h </w:instrText>
+          <w:instrText xml:space="preserve"> PAGEREF _Toc230907429 \h </w:instrText>
         </w:r>
         <w:r>
           <w:rPr>
@@ -1652,7 +1767,7 @@
             <w:noProof/>
             <w:webHidden/>
           </w:rPr>
-          <w:t>6</w:t>
+          <w:t>5</w:t>
         </w:r>
         <w:r>
           <w:rPr>
@@ -1679,7 +1794,7 @@
           <w14:ligatures w14:val="standardContextual"/>
         </w:rPr>
       </w:pPr>
-      <w:hyperlink w:anchor="_Toc230682476" w:history="1">
+      <w:hyperlink w:anchor="_Toc230907430" w:history="1">
         <w:r>
           <w:rPr>
             <w:rStyle w:val="Hipervnculo"/>
@@ -1724,7 +1839,7 @@
             <w:noProof/>
             <w:webHidden/>
           </w:rPr>
-          <w:instrText xml:space="preserve"> PAGEREF _Toc230682476 \h </w:instrText>
+          <w:instrText xml:space="preserve"> PAGEREF _Toc230907430 \h </w:instrText>
         </w:r>
         <w:r>
           <w:rPr>
@@ -1744,7 +1859,7 @@
             <w:noProof/>
             <w:webHidden/>
           </w:rPr>
-          <w:t>7</w:t>
+          <w:t>6</w:t>
         </w:r>
         <w:r>
           <w:rPr>
@@ -1771,7 +1886,7 @@
           <w14:ligatures w14:val="standardContextual"/>
         </w:rPr>
       </w:pPr>
-      <w:hyperlink w:anchor="_Toc230682477" w:history="1">
+      <w:hyperlink w:anchor="_Toc230907431" w:history="1">
         <w:r>
           <w:rPr>
             <w:rStyle w:val="Hipervnculo"/>
@@ -1816,7 +1931,7 @@
             <w:noProof/>
             <w:webHidden/>
           </w:rPr>
-          <w:instrText xml:space="preserve"> PAGEREF _Toc230682477 \h </w:instrText>
+          <w:instrText xml:space="preserve"> PAGEREF _Toc230907431 \h </w:instrText>
         </w:r>
         <w:r>
           <w:rPr>
@@ -1836,7 +1951,7 @@
             <w:noProof/>
             <w:webHidden/>
           </w:rPr>
-          <w:t>8</w:t>
+          <w:t>7</w:t>
         </w:r>
         <w:r>
           <w:rPr>
@@ -1863,7 +1978,7 @@
           <w14:ligatures w14:val="standardContextual"/>
         </w:rPr>
       </w:pPr>
-      <w:hyperlink w:anchor="_Toc230682478" w:history="1">
+      <w:hyperlink w:anchor="_Toc230907432" w:history="1">
         <w:r>
           <w:rPr>
             <w:rStyle w:val="Hipervnculo"/>
@@ -1908,7 +2023,7 @@
             <w:noProof/>
             <w:webHidden/>
           </w:rPr>
-          <w:instrText xml:space="preserve"> PAGEREF _Toc230682478 \h </w:instrText>
+          <w:instrText xml:space="preserve"> PAGEREF _Toc230907432 \h </w:instrText>
         </w:r>
         <w:r>
           <w:rPr>
@@ -1928,7 +2043,7 @@
             <w:noProof/>
             <w:webHidden/>
           </w:rPr>
-          <w:t>9</w:t>
+          <w:t>8</w:t>
         </w:r>
         <w:r>
           <w:rPr>
@@ -1955,7 +2070,7 @@
           <w14:ligatures w14:val="standardContextual"/>
         </w:rPr>
       </w:pPr>
-      <w:hyperlink w:anchor="_Toc230682479" w:history="1">
+      <w:hyperlink w:anchor="_Toc230907433" w:history="1">
         <w:r>
           <w:rPr>
             <w:rStyle w:val="Hipervnculo"/>
@@ -2000,7 +2115,7 @@
             <w:noProof/>
             <w:webHidden/>
           </w:rPr>
-          <w:instrText xml:space="preserve"> PAGEREF _Toc230682479 \h </w:instrText>
+          <w:instrText xml:space="preserve"> PAGEREF _Toc230907433 \h </w:instrText>
         </w:r>
         <w:r>
           <w:rPr>
@@ -2020,7 +2135,7 @@
             <w:noProof/>
             <w:webHidden/>
           </w:rPr>
-          <w:t>10</w:t>
+          <w:t>9</w:t>
         </w:r>
         <w:r>
           <w:rPr>
@@ -2047,7 +2162,7 @@
           <w14:ligatures w14:val="standardContextual"/>
         </w:rPr>
       </w:pPr>
-      <w:hyperlink w:anchor="_Toc230682480" w:history="1">
+      <w:hyperlink w:anchor="_Toc230907434" w:history="1">
         <w:r>
           <w:rPr>
             <w:rStyle w:val="Hipervnculo"/>
@@ -2092,7 +2207,7 @@
             <w:noProof/>
             <w:webHidden/>
           </w:rPr>
-          <w:instrText xml:space="preserve"> PAGEREF _Toc230682480 \h </w:instrText>
+          <w:instrText xml:space="preserve"> PAGEREF _Toc230907434 \h </w:instrText>
         </w:r>
         <w:r>
           <w:rPr>
@@ -2112,7 +2227,7 @@
             <w:noProof/>
             <w:webHidden/>
           </w:rPr>
-          <w:t>10</w:t>
+          <w:t>9</w:t>
         </w:r>
         <w:r>
           <w:rPr>
@@ -2139,7 +2254,7 @@
           <w14:ligatures w14:val="standardContextual"/>
         </w:rPr>
       </w:pPr>
-      <w:hyperlink w:anchor="_Toc230682481" w:history="1">
+      <w:hyperlink w:anchor="_Toc230907435" w:history="1">
         <w:r>
           <w:rPr>
             <w:rStyle w:val="Hipervnculo"/>
@@ -2184,7 +2299,7 @@
             <w:noProof/>
             <w:webHidden/>
           </w:rPr>
-          <w:instrText xml:space="preserve"> PAGEREF _Toc230682481 \h </w:instrText>
+          <w:instrText xml:space="preserve"> PAGEREF _Toc230907435 \h </w:instrText>
         </w:r>
         <w:r>
           <w:rPr>
@@ -2231,7 +2346,7 @@
           <w14:ligatures w14:val="standardContextual"/>
         </w:rPr>
       </w:pPr>
-      <w:hyperlink w:anchor="_Toc230682482" w:history="1">
+      <w:hyperlink w:anchor="_Toc230907436" w:history="1">
         <w:r>
           <w:rPr>
             <w:rStyle w:val="Hipervnculo"/>
@@ -2276,7 +2391,7 @@
             <w:noProof/>
             <w:webHidden/>
           </w:rPr>
-          <w:instrText xml:space="preserve"> PAGEREF _Toc230682482 \h </w:instrText>
+          <w:instrText xml:space="preserve"> PAGEREF _Toc230907436 \h </w:instrText>
         </w:r>
         <w:r>
           <w:rPr>
@@ -2296,7 +2411,7 @@
             <w:noProof/>
             <w:webHidden/>
           </w:rPr>
-          <w:t>17</w:t>
+          <w:t>15</w:t>
         </w:r>
         <w:r>
           <w:rPr>
@@ -2323,7 +2438,7 @@
           <w14:ligatures w14:val="standardContextual"/>
         </w:rPr>
       </w:pPr>
-      <w:hyperlink w:anchor="_Toc230682483" w:history="1">
+      <w:hyperlink w:anchor="_Toc230907437" w:history="1">
         <w:r>
           <w:rPr>
             <w:rStyle w:val="Hipervnculo"/>
@@ -2368,7 +2483,7 @@
             <w:noProof/>
             <w:webHidden/>
           </w:rPr>
-          <w:instrText xml:space="preserve"> PAGEREF _Toc230682483 \h </w:instrText>
+          <w:instrText xml:space="preserve"> PAGEREF _Toc230907437 \h </w:instrText>
         </w:r>
         <w:r>
           <w:rPr>
@@ -2388,7 +2503,7 @@
             <w:noProof/>
             <w:webHidden/>
           </w:rPr>
-          <w:t>19</w:t>
+          <w:t>18</w:t>
         </w:r>
         <w:r>
           <w:rPr>
@@ -2415,7 +2530,7 @@
           <w14:ligatures w14:val="standardContextual"/>
         </w:rPr>
       </w:pPr>
-      <w:hyperlink w:anchor="_Toc230682484" w:history="1">
+      <w:hyperlink w:anchor="_Toc230907438" w:history="1">
         <w:r>
           <w:rPr>
             <w:rStyle w:val="Hipervnculo"/>
@@ -2460,7 +2575,7 @@
             <w:noProof/>
             <w:webHidden/>
           </w:rPr>
-          <w:instrText xml:space="preserve"> PAGEREF _Toc230682484 \h </w:instrText>
+          <w:instrText xml:space="preserve"> PAGEREF _Toc230907438 \h </w:instrText>
         </w:r>
         <w:r>
           <w:rPr>
@@ -2480,7 +2595,7 @@
             <w:noProof/>
             <w:webHidden/>
           </w:rPr>
-          <w:t>20</w:t>
+          <w:t>19</w:t>
         </w:r>
         <w:r>
           <w:rPr>
@@ -2507,7 +2622,7 @@
           <w14:ligatures w14:val="standardContextual"/>
         </w:rPr>
       </w:pPr>
-      <w:hyperlink w:anchor="_Toc230682485" w:history="1">
+      <w:hyperlink w:anchor="_Toc230907439" w:history="1">
         <w:r>
           <w:rPr>
             <w:rStyle w:val="Hipervnculo"/>
@@ -2552,7 +2667,7 @@
             <w:noProof/>
             <w:webHidden/>
           </w:rPr>
-          <w:instrText xml:space="preserve"> PAGEREF _Toc230682485 \h </w:instrText>
+          <w:instrText xml:space="preserve"> PAGEREF _Toc230907439 \h </w:instrText>
         </w:r>
         <w:r>
           <w:rPr>
@@ -2572,7 +2687,7 @@
             <w:noProof/>
             <w:webHidden/>
           </w:rPr>
-          <w:t>21</w:t>
+          <w:t>20</w:t>
         </w:r>
         <w:r>
           <w:rPr>
@@ -2599,7 +2714,7 @@
           <w14:ligatures w14:val="standardContextual"/>
         </w:rPr>
       </w:pPr>
-      <w:hyperlink w:anchor="_Toc230682486" w:history="1">
+      <w:hyperlink w:anchor="_Toc230907440" w:history="1">
         <w:r>
           <w:rPr>
             <w:rStyle w:val="Hipervnculo"/>
@@ -2644,7 +2759,7 @@
             <w:noProof/>
             <w:webHidden/>
           </w:rPr>
-          <w:instrText xml:space="preserve"> PAGEREF _Toc230682486 \h </w:instrText>
+          <w:instrText xml:space="preserve"> PAGEREF _Toc230907440 \h </w:instrText>
         </w:r>
         <w:r>
           <w:rPr>
@@ -2664,7 +2779,7 @@
             <w:noProof/>
             <w:webHidden/>
           </w:rPr>
-          <w:t>21</w:t>
+          <w:t>20</w:t>
         </w:r>
         <w:r>
           <w:rPr>
@@ -2691,7 +2806,7 @@
           <w14:ligatures w14:val="standardContextual"/>
         </w:rPr>
       </w:pPr>
-      <w:hyperlink w:anchor="_Toc230682487" w:history="1">
+      <w:hyperlink w:anchor="_Toc230907441" w:history="1">
         <w:r>
           <w:rPr>
             <w:rStyle w:val="Hipervnculo"/>
@@ -2715,7 +2830,7 @@
             <w:rStyle w:val="Hipervnculo"/>
             <w:noProof/>
           </w:rPr>
-          <w:t>Diagrama de secuenciación de proyecto</w:t>
+          <w:t>Asignación de recursos y tiempos</w:t>
         </w:r>
         <w:r>
           <w:rPr>
@@ -2736,7 +2851,7 @@
             <w:noProof/>
             <w:webHidden/>
           </w:rPr>
-          <w:instrText xml:space="preserve"> PAGEREF _Toc230682487 \h </w:instrText>
+          <w:instrText xml:space="preserve"> PAGEREF _Toc230907441 \h </w:instrText>
         </w:r>
         <w:r>
           <w:rPr>
@@ -2756,7 +2871,7 @@
             <w:noProof/>
             <w:webHidden/>
           </w:rPr>
-          <w:t>22</w:t>
+          <w:t>21</w:t>
         </w:r>
         <w:r>
           <w:rPr>
@@ -2783,7 +2898,7 @@
           <w14:ligatures w14:val="standardContextual"/>
         </w:rPr>
       </w:pPr>
-      <w:hyperlink w:anchor="_Toc230682488" w:history="1">
+      <w:hyperlink w:anchor="_Toc230907442" w:history="1">
         <w:r>
           <w:rPr>
             <w:rStyle w:val="Hipervnculo"/>
@@ -2807,7 +2922,7 @@
             <w:rStyle w:val="Hipervnculo"/>
             <w:noProof/>
           </w:rPr>
-          <w:t>Procedimientos de ejecución</w:t>
+          <w:t>Diagrama de secuenciación de proyecto</w:t>
         </w:r>
         <w:r>
           <w:rPr>
@@ -2828,7 +2943,7 @@
             <w:noProof/>
             <w:webHidden/>
           </w:rPr>
-          <w:instrText xml:space="preserve"> PAGEREF _Toc230682488 \h </w:instrText>
+          <w:instrText xml:space="preserve"> PAGEREF _Toc230907442 \h </w:instrText>
         </w:r>
         <w:r>
           <w:rPr>
@@ -2848,7 +2963,7 @@
             <w:noProof/>
             <w:webHidden/>
           </w:rPr>
-          <w:t>22</w:t>
+          <w:t>21</w:t>
         </w:r>
         <w:r>
           <w:rPr>
@@ -2875,7 +2990,7 @@
           <w14:ligatures w14:val="standardContextual"/>
         </w:rPr>
       </w:pPr>
-      <w:hyperlink w:anchor="_Toc230682489" w:history="1">
+      <w:hyperlink w:anchor="_Toc230907443" w:history="1">
         <w:r>
           <w:rPr>
             <w:rStyle w:val="Hipervnculo"/>
@@ -2899,7 +3014,7 @@
             <w:rStyle w:val="Hipervnculo"/>
             <w:noProof/>
           </w:rPr>
-          <w:t>Prevención de riesgos y seguridad</w:t>
+          <w:t>Procedimientos de ejecución</w:t>
         </w:r>
         <w:r>
           <w:rPr>
@@ -2920,7 +3035,7 @@
             <w:noProof/>
             <w:webHidden/>
           </w:rPr>
-          <w:instrText xml:space="preserve"> PAGEREF _Toc230682489 \h </w:instrText>
+          <w:instrText xml:space="preserve"> PAGEREF _Toc230907443 \h </w:instrText>
         </w:r>
         <w:r>
           <w:rPr>
@@ -2940,7 +3055,7 @@
             <w:noProof/>
             <w:webHidden/>
           </w:rPr>
-          <w:t>23</w:t>
+          <w:t>22</w:t>
         </w:r>
         <w:r>
           <w:rPr>
@@ -2953,9 +3068,9 @@
     </w:p>
     <w:p>
       <w:pPr>
-        <w:pStyle w:val="TDC1"/>
-        <w:tabs>
-          <w:tab w:val="left" w:pos="440"/>
+        <w:pStyle w:val="TDC2"/>
+        <w:tabs>
+          <w:tab w:val="left" w:pos="960"/>
           <w:tab w:val="right" w:leader="dot" w:pos="8494"/>
         </w:tabs>
         <w:rPr>
@@ -2967,13 +3082,13 @@
           <w14:ligatures w14:val="standardContextual"/>
         </w:rPr>
       </w:pPr>
-      <w:hyperlink w:anchor="_Toc230682490" w:history="1">
+      <w:hyperlink w:anchor="_Toc230907444" w:history="1">
         <w:r>
           <w:rPr>
             <w:rStyle w:val="Hipervnculo"/>
             <w:noProof/>
           </w:rPr>
-          <w:t>5</w:t>
+          <w:t>4.5</w:t>
         </w:r>
         <w:r>
           <w:rPr>
@@ -2991,7 +3106,7 @@
             <w:rStyle w:val="Hipervnculo"/>
             <w:noProof/>
           </w:rPr>
-          <w:t>Implementación y Codificación</w:t>
+          <w:t>Prevención de riesgos y seguridad</w:t>
         </w:r>
         <w:r>
           <w:rPr>
@@ -3012,7 +3127,7 @@
             <w:noProof/>
             <w:webHidden/>
           </w:rPr>
-          <w:instrText xml:space="preserve"> PAGEREF _Toc230682490 \h </w:instrText>
+          <w:instrText xml:space="preserve"> PAGEREF _Toc230907444 \h </w:instrText>
         </w:r>
         <w:r>
           <w:rPr>
@@ -3032,7 +3147,7 @@
             <w:noProof/>
             <w:webHidden/>
           </w:rPr>
-          <w:t>24</w:t>
+          <w:t>22</w:t>
         </w:r>
         <w:r>
           <w:rPr>
@@ -3045,9 +3160,9 @@
     </w:p>
     <w:p>
       <w:pPr>
-        <w:pStyle w:val="TDC2"/>
-        <w:tabs>
-          <w:tab w:val="left" w:pos="960"/>
+        <w:pStyle w:val="TDC1"/>
+        <w:tabs>
+          <w:tab w:val="left" w:pos="440"/>
           <w:tab w:val="right" w:leader="dot" w:pos="8494"/>
         </w:tabs>
         <w:rPr>
@@ -3059,13 +3174,13 @@
           <w14:ligatures w14:val="standardContextual"/>
         </w:rPr>
       </w:pPr>
-      <w:hyperlink w:anchor="_Toc230682491" w:history="1">
+      <w:hyperlink w:anchor="_Toc230907445" w:history="1">
         <w:r>
           <w:rPr>
             <w:rStyle w:val="Hipervnculo"/>
             <w:noProof/>
           </w:rPr>
-          <w:t>5.1</w:t>
+          <w:t>5</w:t>
         </w:r>
         <w:r>
           <w:rPr>
@@ -3083,7 +3198,7 @@
             <w:rStyle w:val="Hipervnculo"/>
             <w:noProof/>
           </w:rPr>
-          <w:t>Arquitectura del Sistema (Patrón MVC)</w:t>
+          <w:t>Implementación y Codificación</w:t>
         </w:r>
         <w:r>
           <w:rPr>
@@ -3104,7 +3219,7 @@
             <w:noProof/>
             <w:webHidden/>
           </w:rPr>
-          <w:instrText xml:space="preserve"> PAGEREF _Toc230682491 \h </w:instrText>
+          <w:instrText xml:space="preserve"> PAGEREF _Toc230907445 \h </w:instrText>
         </w:r>
         <w:r>
           <w:rPr>
@@ -3137,9 +3252,9 @@
     </w:p>
     <w:p>
       <w:pPr>
-        <w:pStyle w:val="TDC3"/>
-        <w:tabs>
-          <w:tab w:val="left" w:pos="1200"/>
+        <w:pStyle w:val="TDC2"/>
+        <w:tabs>
+          <w:tab w:val="left" w:pos="960"/>
           <w:tab w:val="right" w:leader="dot" w:pos="8494"/>
         </w:tabs>
         <w:rPr>
@@ -3151,13 +3266,13 @@
           <w14:ligatures w14:val="standardContextual"/>
         </w:rPr>
       </w:pPr>
-      <w:hyperlink w:anchor="_Toc230682492" w:history="1">
+      <w:hyperlink w:anchor="_Toc230907446" w:history="1">
         <w:r>
           <w:rPr>
             <w:rStyle w:val="Hipervnculo"/>
             <w:noProof/>
           </w:rPr>
-          <w:t>5.1.1</w:t>
+          <w:t>5.1</w:t>
         </w:r>
         <w:r>
           <w:rPr>
@@ -3175,7 +3290,7 @@
             <w:rStyle w:val="Hipervnculo"/>
             <w:noProof/>
           </w:rPr>
-          <w:t>Diagrama de clases</w:t>
+          <w:t>Arquitectura del Sistema (Patrón MVC)</w:t>
         </w:r>
         <w:r>
           <w:rPr>
@@ -3196,7 +3311,7 @@
             <w:noProof/>
             <w:webHidden/>
           </w:rPr>
-          <w:instrText xml:space="preserve"> PAGEREF _Toc230682492 \h </w:instrText>
+          <w:instrText xml:space="preserve"> PAGEREF _Toc230907446 \h </w:instrText>
         </w:r>
         <w:r>
           <w:rPr>
@@ -3216,7 +3331,7 @@
             <w:noProof/>
             <w:webHidden/>
           </w:rPr>
-          <w:t>25</w:t>
+          <w:t>24</w:t>
         </w:r>
         <w:r>
           <w:rPr>
@@ -3229,9 +3344,9 @@
     </w:p>
     <w:p>
       <w:pPr>
-        <w:pStyle w:val="TDC2"/>
-        <w:tabs>
-          <w:tab w:val="left" w:pos="960"/>
+        <w:pStyle w:val="TDC3"/>
+        <w:tabs>
+          <w:tab w:val="left" w:pos="1200"/>
           <w:tab w:val="right" w:leader="dot" w:pos="8494"/>
         </w:tabs>
         <w:rPr>
@@ -3243,13 +3358,13 @@
           <w14:ligatures w14:val="standardContextual"/>
         </w:rPr>
       </w:pPr>
-      <w:hyperlink w:anchor="_Toc230682493" w:history="1">
+      <w:hyperlink w:anchor="_Toc230907447" w:history="1">
         <w:r>
           <w:rPr>
             <w:rStyle w:val="Hipervnculo"/>
             <w:noProof/>
           </w:rPr>
-          <w:t>5.2</w:t>
+          <w:t>5.1.1</w:t>
         </w:r>
         <w:r>
           <w:rPr>
@@ -3267,7 +3382,7 @@
             <w:rStyle w:val="Hipervnculo"/>
             <w:noProof/>
           </w:rPr>
-          <w:t>Desarrollo backend</w:t>
+          <w:t>Diagrama de clases</w:t>
         </w:r>
         <w:r>
           <w:rPr>
@@ -3288,7 +3403,7 @@
             <w:noProof/>
             <w:webHidden/>
           </w:rPr>
-          <w:instrText xml:space="preserve"> PAGEREF _Toc230682493 \h </w:instrText>
+          <w:instrText xml:space="preserve"> PAGEREF _Toc230907447 \h </w:instrText>
         </w:r>
         <w:r>
           <w:rPr>
@@ -3308,7 +3423,7 @@
             <w:noProof/>
             <w:webHidden/>
           </w:rPr>
-          <w:t>26</w:t>
+          <w:t>25</w:t>
         </w:r>
         <w:r>
           <w:rPr>
@@ -3321,9 +3436,9 @@
     </w:p>
     <w:p>
       <w:pPr>
-        <w:pStyle w:val="TDC3"/>
-        <w:tabs>
-          <w:tab w:val="left" w:pos="1200"/>
+        <w:pStyle w:val="TDC2"/>
+        <w:tabs>
+          <w:tab w:val="left" w:pos="960"/>
           <w:tab w:val="right" w:leader="dot" w:pos="8494"/>
         </w:tabs>
         <w:rPr>
@@ -3335,13 +3450,13 @@
           <w14:ligatures w14:val="standardContextual"/>
         </w:rPr>
       </w:pPr>
-      <w:hyperlink w:anchor="_Toc230682494" w:history="1">
+      <w:hyperlink w:anchor="_Toc230907448" w:history="1">
         <w:r>
           <w:rPr>
             <w:rStyle w:val="Hipervnculo"/>
             <w:noProof/>
           </w:rPr>
-          <w:t>5.2.1</w:t>
+          <w:t>5.2</w:t>
         </w:r>
         <w:r>
           <w:rPr>
@@ -3359,7 +3474,7 @@
             <w:rStyle w:val="Hipervnculo"/>
             <w:noProof/>
           </w:rPr>
-          <w:t>Consultas Atómicas como Solución</w:t>
+          <w:t>Desarrollo backend</w:t>
         </w:r>
         <w:r>
           <w:rPr>
@@ -3380,7 +3495,7 @@
             <w:noProof/>
             <w:webHidden/>
           </w:rPr>
-          <w:instrText xml:space="preserve"> PAGEREF _Toc230682494 \h </w:instrText>
+          <w:instrText xml:space="preserve"> PAGEREF _Toc230907448 \h </w:instrText>
         </w:r>
         <w:r>
           <w:rPr>
@@ -3427,13 +3542,13 @@
           <w14:ligatures w14:val="standardContextual"/>
         </w:rPr>
       </w:pPr>
-      <w:hyperlink w:anchor="_Toc230682495" w:history="1">
+      <w:hyperlink w:anchor="_Toc230907449" w:history="1">
         <w:r>
           <w:rPr>
             <w:rStyle w:val="Hipervnculo"/>
             <w:noProof/>
           </w:rPr>
-          <w:t>5.2.2</w:t>
+          <w:t>5.2.1</w:t>
         </w:r>
         <w:r>
           <w:rPr>
@@ -3451,7 +3566,7 @@
             <w:rStyle w:val="Hipervnculo"/>
             <w:noProof/>
           </w:rPr>
-          <w:t>Transacciones Seguras (PDO) en la Tienda</w:t>
+          <w:t>Consultas Atómicas como Solución</w:t>
         </w:r>
         <w:r>
           <w:rPr>
@@ -3472,7 +3587,7 @@
             <w:noProof/>
             <w:webHidden/>
           </w:rPr>
-          <w:instrText xml:space="preserve"> PAGEREF _Toc230682495 \h </w:instrText>
+          <w:instrText xml:space="preserve"> PAGEREF _Toc230907449 \h </w:instrText>
         </w:r>
         <w:r>
           <w:rPr>
@@ -3505,9 +3620,9 @@
     </w:p>
     <w:p>
       <w:pPr>
-        <w:pStyle w:val="TDC2"/>
-        <w:tabs>
-          <w:tab w:val="left" w:pos="960"/>
+        <w:pStyle w:val="TDC3"/>
+        <w:tabs>
+          <w:tab w:val="left" w:pos="1200"/>
           <w:tab w:val="right" w:leader="dot" w:pos="8494"/>
         </w:tabs>
         <w:rPr>
@@ -3519,13 +3634,13 @@
           <w14:ligatures w14:val="standardContextual"/>
         </w:rPr>
       </w:pPr>
-      <w:hyperlink w:anchor="_Toc230682496" w:history="1">
+      <w:hyperlink w:anchor="_Toc230907450" w:history="1">
         <w:r>
           <w:rPr>
             <w:rStyle w:val="Hipervnculo"/>
             <w:noProof/>
           </w:rPr>
-          <w:t>5.3</w:t>
+          <w:t>5.2.2</w:t>
         </w:r>
         <w:r>
           <w:rPr>
@@ -3543,7 +3658,7 @@
             <w:rStyle w:val="Hipervnculo"/>
             <w:noProof/>
           </w:rPr>
-          <w:t>Desarrollo Frontend</w:t>
+          <w:t>Transacciones Seguras (PDO) en la Tienda</w:t>
         </w:r>
         <w:r>
           <w:rPr>
@@ -3564,7 +3679,7 @@
             <w:noProof/>
             <w:webHidden/>
           </w:rPr>
-          <w:instrText xml:space="preserve"> PAGEREF _Toc230682496 \h </w:instrText>
+          <w:instrText xml:space="preserve"> PAGEREF _Toc230907450 \h </w:instrText>
         </w:r>
         <w:r>
           <w:rPr>
@@ -3597,9 +3712,9 @@
     </w:p>
     <w:p>
       <w:pPr>
-        <w:pStyle w:val="TDC3"/>
-        <w:tabs>
-          <w:tab w:val="left" w:pos="1200"/>
+        <w:pStyle w:val="TDC2"/>
+        <w:tabs>
+          <w:tab w:val="left" w:pos="960"/>
           <w:tab w:val="right" w:leader="dot" w:pos="8494"/>
         </w:tabs>
         <w:rPr>
@@ -3611,13 +3726,13 @@
           <w14:ligatures w14:val="standardContextual"/>
         </w:rPr>
       </w:pPr>
-      <w:hyperlink w:anchor="_Toc230682497" w:history="1">
+      <w:hyperlink w:anchor="_Toc230907451" w:history="1">
         <w:r>
           <w:rPr>
             <w:rStyle w:val="Hipervnculo"/>
             <w:noProof/>
           </w:rPr>
-          <w:t>5.3.1</w:t>
+          <w:t>5.3</w:t>
         </w:r>
         <w:r>
           <w:rPr>
@@ -3635,7 +3750,7 @@
             <w:rStyle w:val="Hipervnculo"/>
             <w:noProof/>
           </w:rPr>
-          <w:t>El problema de la latencia y el "Parpadeo de Red"</w:t>
+          <w:t>Desarrollo Frontend</w:t>
         </w:r>
         <w:r>
           <w:rPr>
@@ -3656,7 +3771,7 @@
             <w:noProof/>
             <w:webHidden/>
           </w:rPr>
-          <w:instrText xml:space="preserve"> PAGEREF _Toc230682497 \h </w:instrText>
+          <w:instrText xml:space="preserve"> PAGEREF _Toc230907451 \h </w:instrText>
         </w:r>
         <w:r>
           <w:rPr>
@@ -3703,13 +3818,13 @@
           <w14:ligatures w14:val="standardContextual"/>
         </w:rPr>
       </w:pPr>
-      <w:hyperlink w:anchor="_Toc230682498" w:history="1">
+      <w:hyperlink w:anchor="_Toc230907452" w:history="1">
         <w:r>
           <w:rPr>
             <w:rStyle w:val="Hipervnculo"/>
             <w:noProof/>
           </w:rPr>
-          <w:t>5.3.2</w:t>
+          <w:t>5.3.1</w:t>
         </w:r>
         <w:r>
           <w:rPr>
@@ -3727,7 +3842,7 @@
             <w:rStyle w:val="Hipervnculo"/>
             <w:noProof/>
           </w:rPr>
-          <w:t>Predicción del Cliente y Descarte de Respuestas Obsoletas</w:t>
+          <w:t>El problema de la latencia y el "Parpadeo de Red"</w:t>
         </w:r>
         <w:r>
           <w:rPr>
@@ -3748,7 +3863,7 @@
             <w:noProof/>
             <w:webHidden/>
           </w:rPr>
-          <w:instrText xml:space="preserve"> PAGEREF _Toc230682498 \h </w:instrText>
+          <w:instrText xml:space="preserve"> PAGEREF _Toc230907452 \h </w:instrText>
         </w:r>
         <w:r>
           <w:rPr>
@@ -3768,7 +3883,7 @@
             <w:noProof/>
             <w:webHidden/>
           </w:rPr>
-          <w:t>28</w:t>
+          <w:t>27</w:t>
         </w:r>
         <w:r>
           <w:rPr>
@@ -3781,9 +3896,9 @@
     </w:p>
     <w:p>
       <w:pPr>
-        <w:pStyle w:val="TDC1"/>
-        <w:tabs>
-          <w:tab w:val="left" w:pos="440"/>
+        <w:pStyle w:val="TDC3"/>
+        <w:tabs>
+          <w:tab w:val="left" w:pos="1200"/>
           <w:tab w:val="right" w:leader="dot" w:pos="8494"/>
         </w:tabs>
         <w:rPr>
@@ -3795,13 +3910,13 @@
           <w14:ligatures w14:val="standardContextual"/>
         </w:rPr>
       </w:pPr>
-      <w:hyperlink w:anchor="_Toc230682499" w:history="1">
+      <w:hyperlink w:anchor="_Toc230907453" w:history="1">
         <w:r>
           <w:rPr>
             <w:rStyle w:val="Hipervnculo"/>
             <w:noProof/>
           </w:rPr>
-          <w:t>6</w:t>
+          <w:t>5.3.2</w:t>
         </w:r>
         <w:r>
           <w:rPr>
@@ -3819,7 +3934,7 @@
             <w:rStyle w:val="Hipervnculo"/>
             <w:noProof/>
           </w:rPr>
-          <w:t>Pruebas y validación del proyecto</w:t>
+          <w:t>Predicción del Cliente y Descarte de Respuestas Obsoletas</w:t>
         </w:r>
         <w:r>
           <w:rPr>
@@ -3840,7 +3955,7 @@
             <w:noProof/>
             <w:webHidden/>
           </w:rPr>
-          <w:instrText xml:space="preserve"> PAGEREF _Toc230682499 \h </w:instrText>
+          <w:instrText xml:space="preserve"> PAGEREF _Toc230907453 \h </w:instrText>
         </w:r>
         <w:r>
           <w:rPr>
@@ -3860,7 +3975,7 @@
             <w:noProof/>
             <w:webHidden/>
           </w:rPr>
-          <w:t>29</w:t>
+          <w:t>28</w:t>
         </w:r>
         <w:r>
           <w:rPr>
@@ -3873,9 +3988,9 @@
     </w:p>
     <w:p>
       <w:pPr>
-        <w:pStyle w:val="TDC2"/>
-        <w:tabs>
-          <w:tab w:val="left" w:pos="960"/>
+        <w:pStyle w:val="TDC1"/>
+        <w:tabs>
+          <w:tab w:val="left" w:pos="440"/>
           <w:tab w:val="right" w:leader="dot" w:pos="8494"/>
         </w:tabs>
         <w:rPr>
@@ -3887,13 +4002,13 @@
           <w14:ligatures w14:val="standardContextual"/>
         </w:rPr>
       </w:pPr>
-      <w:hyperlink w:anchor="_Toc230682500" w:history="1">
+      <w:hyperlink w:anchor="_Toc230907454" w:history="1">
         <w:r>
           <w:rPr>
             <w:rStyle w:val="Hipervnculo"/>
             <w:noProof/>
           </w:rPr>
-          <w:t>6.1</w:t>
+          <w:t>6</w:t>
         </w:r>
         <w:r>
           <w:rPr>
@@ -3911,7 +4026,7 @@
             <w:rStyle w:val="Hipervnculo"/>
             <w:noProof/>
           </w:rPr>
-          <w:t>Evaluación y seguimiento</w:t>
+          <w:t>Pruebas y validación del proyecto</w:t>
         </w:r>
         <w:r>
           <w:rPr>
@@ -3932,7 +4047,7 @@
             <w:noProof/>
             <w:webHidden/>
           </w:rPr>
-          <w:instrText xml:space="preserve"> PAGEREF _Toc230682500 \h </w:instrText>
+          <w:instrText xml:space="preserve"> PAGEREF _Toc230907454 \h </w:instrText>
         </w:r>
         <w:r>
           <w:rPr>
@@ -3979,13 +4094,13 @@
           <w14:ligatures w14:val="standardContextual"/>
         </w:rPr>
       </w:pPr>
-      <w:hyperlink w:anchor="_Toc230682501" w:history="1">
+      <w:hyperlink w:anchor="_Toc230907455" w:history="1">
         <w:r>
           <w:rPr>
             <w:rStyle w:val="Hipervnculo"/>
             <w:noProof/>
           </w:rPr>
-          <w:t>6.2</w:t>
+          <w:t>6.1</w:t>
         </w:r>
         <w:r>
           <w:rPr>
@@ -4003,7 +4118,7 @@
             <w:rStyle w:val="Hipervnculo"/>
             <w:noProof/>
           </w:rPr>
-          <w:t>Indicadores de calidad</w:t>
+          <w:t>Evaluación y seguimiento</w:t>
         </w:r>
         <w:r>
           <w:rPr>
@@ -4024,7 +4139,7 @@
             <w:noProof/>
             <w:webHidden/>
           </w:rPr>
-          <w:instrText xml:space="preserve"> PAGEREF _Toc230682501 \h </w:instrText>
+          <w:instrText xml:space="preserve"> PAGEREF _Toc230907455 \h </w:instrText>
         </w:r>
         <w:r>
           <w:rPr>
@@ -4044,7 +4159,7 @@
             <w:noProof/>
             <w:webHidden/>
           </w:rPr>
-          <w:t>30</w:t>
+          <w:t>29</w:t>
         </w:r>
         <w:r>
           <w:rPr>
@@ -4071,13 +4186,13 @@
           <w14:ligatures w14:val="standardContextual"/>
         </w:rPr>
       </w:pPr>
-      <w:hyperlink w:anchor="_Toc230682502" w:history="1">
+      <w:hyperlink w:anchor="_Toc230907456" w:history="1">
         <w:r>
           <w:rPr>
             <w:rStyle w:val="Hipervnculo"/>
             <w:noProof/>
           </w:rPr>
-          <w:t>6.3</w:t>
+          <w:t>6.2</w:t>
         </w:r>
         <w:r>
           <w:rPr>
@@ -4095,7 +4210,7 @@
             <w:rStyle w:val="Hipervnculo"/>
             <w:noProof/>
           </w:rPr>
-          <w:t>Informe de evaluación de incidencias y soluciones</w:t>
+          <w:t>Indicadores de calidad</w:t>
         </w:r>
         <w:r>
           <w:rPr>
@@ -4116,7 +4231,7 @@
             <w:noProof/>
             <w:webHidden/>
           </w:rPr>
-          <w:instrText xml:space="preserve"> PAGEREF _Toc230682502 \h </w:instrText>
+          <w:instrText xml:space="preserve"> PAGEREF _Toc230907456 \h </w:instrText>
         </w:r>
         <w:r>
           <w:rPr>
@@ -4136,7 +4251,7 @@
             <w:noProof/>
             <w:webHidden/>
           </w:rPr>
-          <w:t>32</w:t>
+          <w:t>30</w:t>
         </w:r>
         <w:r>
           <w:rPr>
@@ -4163,13 +4278,13 @@
           <w14:ligatures w14:val="standardContextual"/>
         </w:rPr>
       </w:pPr>
-      <w:hyperlink w:anchor="_Toc230682503" w:history="1">
+      <w:hyperlink w:anchor="_Toc230907457" w:history="1">
         <w:r>
           <w:rPr>
             <w:rStyle w:val="Hipervnculo"/>
             <w:noProof/>
           </w:rPr>
-          <w:t>6.4</w:t>
+          <w:t>6.3</w:t>
         </w:r>
         <w:r>
           <w:rPr>
@@ -4187,7 +4302,7 @@
             <w:rStyle w:val="Hipervnculo"/>
             <w:noProof/>
           </w:rPr>
-          <w:t>Gestión de cambios</w:t>
+          <w:t>Informe de evaluación de incidencias y soluciones</w:t>
         </w:r>
         <w:r>
           <w:rPr>
@@ -4208,7 +4323,7 @@
             <w:noProof/>
             <w:webHidden/>
           </w:rPr>
-          <w:instrText xml:space="preserve"> PAGEREF _Toc230682503 \h </w:instrText>
+          <w:instrText xml:space="preserve"> PAGEREF _Toc230907457 \h </w:instrText>
         </w:r>
         <w:r>
           <w:rPr>
@@ -4228,7 +4343,7 @@
             <w:noProof/>
             <w:webHidden/>
           </w:rPr>
-          <w:t>32</w:t>
+          <w:t>31</w:t>
         </w:r>
         <w:r>
           <w:rPr>
@@ -4241,9 +4356,9 @@
     </w:p>
     <w:p>
       <w:pPr>
-        <w:pStyle w:val="TDC1"/>
-        <w:tabs>
-          <w:tab w:val="left" w:pos="440"/>
+        <w:pStyle w:val="TDC3"/>
+        <w:tabs>
+          <w:tab w:val="left" w:pos="1200"/>
           <w:tab w:val="right" w:leader="dot" w:pos="8494"/>
         </w:tabs>
         <w:rPr>
@@ -4255,13 +4370,13 @@
           <w14:ligatures w14:val="standardContextual"/>
         </w:rPr>
       </w:pPr>
-      <w:hyperlink w:anchor="_Toc230682504" w:history="1">
+      <w:hyperlink w:anchor="_Toc230907458" w:history="1">
         <w:r>
           <w:rPr>
             <w:rStyle w:val="Hipervnculo"/>
             <w:noProof/>
           </w:rPr>
-          <w:t>7</w:t>
+          <w:t>6.3.1</w:t>
         </w:r>
         <w:r>
           <w:rPr>
@@ -4279,7 +4394,7 @@
             <w:rStyle w:val="Hipervnculo"/>
             <w:noProof/>
           </w:rPr>
-          <w:t>Implantación del proyecto</w:t>
+          <w:t>Incidencia 1: Desincronización y "Flickering" Visual</w:t>
         </w:r>
         <w:r>
           <w:rPr>
@@ -4300,7 +4415,7 @@
             <w:noProof/>
             <w:webHidden/>
           </w:rPr>
-          <w:instrText xml:space="preserve"> PAGEREF _Toc230682504 \h </w:instrText>
+          <w:instrText xml:space="preserve"> PAGEREF _Toc230907458 \h </w:instrText>
         </w:r>
         <w:r>
           <w:rPr>
@@ -4320,7 +4435,7 @@
             <w:noProof/>
             <w:webHidden/>
           </w:rPr>
-          <w:t>33</w:t>
+          <w:t>31</w:t>
         </w:r>
         <w:r>
           <w:rPr>
@@ -4333,9 +4448,9 @@
     </w:p>
     <w:p>
       <w:pPr>
-        <w:pStyle w:val="TDC2"/>
-        <w:tabs>
-          <w:tab w:val="left" w:pos="960"/>
+        <w:pStyle w:val="TDC3"/>
+        <w:tabs>
+          <w:tab w:val="left" w:pos="1200"/>
           <w:tab w:val="right" w:leader="dot" w:pos="8494"/>
         </w:tabs>
         <w:rPr>
@@ -4347,13 +4462,13 @@
           <w14:ligatures w14:val="standardContextual"/>
         </w:rPr>
       </w:pPr>
-      <w:hyperlink w:anchor="_Toc230682505" w:history="1">
+      <w:hyperlink w:anchor="_Toc230907459" w:history="1">
         <w:r>
           <w:rPr>
             <w:rStyle w:val="Hipervnculo"/>
             <w:noProof/>
           </w:rPr>
-          <w:t>7.1</w:t>
+          <w:t>6.3.2</w:t>
         </w:r>
         <w:r>
           <w:rPr>
@@ -4369,9 +4484,10 @@
         <w:r>
           <w:rPr>
             <w:rStyle w:val="Hipervnculo"/>
-            <w:noProof/>
-          </w:rPr>
-          <w:t>Plan de implantación y despliegue</w:t>
+            <w:b/>
+            <w:noProof/>
+          </w:rPr>
+          <w:t>Incidencia 2: Pérdida de precisión con números de Coma Flotante</w:t>
         </w:r>
         <w:r>
           <w:rPr>
@@ -4392,7 +4508,7 @@
             <w:noProof/>
             <w:webHidden/>
           </w:rPr>
-          <w:instrText xml:space="preserve"> PAGEREF _Toc230682505 \h </w:instrText>
+          <w:instrText xml:space="preserve"> PAGEREF _Toc230907459 \h </w:instrText>
         </w:r>
         <w:r>
           <w:rPr>
@@ -4412,7 +4528,7 @@
             <w:noProof/>
             <w:webHidden/>
           </w:rPr>
-          <w:t>33</w:t>
+          <w:t>32</w:t>
         </w:r>
         <w:r>
           <w:rPr>
@@ -4439,13 +4555,13 @@
           <w14:ligatures w14:val="standardContextual"/>
         </w:rPr>
       </w:pPr>
-      <w:hyperlink w:anchor="_Toc230682506" w:history="1">
+      <w:hyperlink w:anchor="_Toc230907460" w:history="1">
         <w:r>
           <w:rPr>
             <w:rStyle w:val="Hipervnculo"/>
             <w:noProof/>
           </w:rPr>
-          <w:t>7.2</w:t>
+          <w:t>6.4</w:t>
         </w:r>
         <w:r>
           <w:rPr>
@@ -4463,7 +4579,7 @@
             <w:rStyle w:val="Hipervnculo"/>
             <w:noProof/>
           </w:rPr>
-          <w:t>Manual de instalación</w:t>
+          <w:t>Gestión de cambios</w:t>
         </w:r>
         <w:r>
           <w:rPr>
@@ -4484,7 +4600,7 @@
             <w:noProof/>
             <w:webHidden/>
           </w:rPr>
-          <w:instrText xml:space="preserve"> PAGEREF _Toc230682506 \h </w:instrText>
+          <w:instrText xml:space="preserve"> PAGEREF _Toc230907460 \h </w:instrText>
         </w:r>
         <w:r>
           <w:rPr>
@@ -4504,7 +4620,7 @@
             <w:noProof/>
             <w:webHidden/>
           </w:rPr>
-          <w:t>34</w:t>
+          <w:t>32</w:t>
         </w:r>
         <w:r>
           <w:rPr>
@@ -4517,9 +4633,9 @@
     </w:p>
     <w:p>
       <w:pPr>
-        <w:pStyle w:val="TDC2"/>
-        <w:tabs>
-          <w:tab w:val="left" w:pos="960"/>
+        <w:pStyle w:val="TDC1"/>
+        <w:tabs>
+          <w:tab w:val="left" w:pos="440"/>
           <w:tab w:val="right" w:leader="dot" w:pos="8494"/>
         </w:tabs>
         <w:rPr>
@@ -4531,13 +4647,13 @@
           <w14:ligatures w14:val="standardContextual"/>
         </w:rPr>
       </w:pPr>
-      <w:hyperlink w:anchor="_Toc230682507" w:history="1">
+      <w:hyperlink w:anchor="_Toc230907461" w:history="1">
         <w:r>
           <w:rPr>
             <w:rStyle w:val="Hipervnculo"/>
             <w:noProof/>
           </w:rPr>
-          <w:t>7.3</w:t>
+          <w:t>7</w:t>
         </w:r>
         <w:r>
           <w:rPr>
@@ -4555,7 +4671,7 @@
             <w:rStyle w:val="Hipervnculo"/>
             <w:noProof/>
           </w:rPr>
-          <w:t>Pasos de instalación:</w:t>
+          <w:t>Implantación del proyecto</w:t>
         </w:r>
         <w:r>
           <w:rPr>
@@ -4576,7 +4692,7 @@
             <w:noProof/>
             <w:webHidden/>
           </w:rPr>
-          <w:instrText xml:space="preserve"> PAGEREF _Toc230682507 \h </w:instrText>
+          <w:instrText xml:space="preserve"> PAGEREF _Toc230907461 \h </w:instrText>
         </w:r>
         <w:r>
           <w:rPr>
@@ -4596,7 +4712,7 @@
             <w:noProof/>
             <w:webHidden/>
           </w:rPr>
-          <w:t>34</w:t>
+          <w:t>33</w:t>
         </w:r>
         <w:r>
           <w:rPr>
@@ -4623,13 +4739,13 @@
           <w14:ligatures w14:val="standardContextual"/>
         </w:rPr>
       </w:pPr>
-      <w:hyperlink w:anchor="_Toc230682508" w:history="1">
+      <w:hyperlink w:anchor="_Toc230907462" w:history="1">
         <w:r>
           <w:rPr>
             <w:rStyle w:val="Hipervnculo"/>
             <w:noProof/>
           </w:rPr>
-          <w:t>7.4</w:t>
+          <w:t>7.1</w:t>
         </w:r>
         <w:r>
           <w:rPr>
@@ -4647,7 +4763,7 @@
             <w:rStyle w:val="Hipervnculo"/>
             <w:noProof/>
           </w:rPr>
-          <w:t>Manual de usuario</w:t>
+          <w:t>Plan de implantación y despliegue</w:t>
         </w:r>
         <w:r>
           <w:rPr>
@@ -4668,7 +4784,7 @@
             <w:noProof/>
             <w:webHidden/>
           </w:rPr>
-          <w:instrText xml:space="preserve"> PAGEREF _Toc230682508 \h </w:instrText>
+          <w:instrText xml:space="preserve"> PAGEREF _Toc230907462 \h </w:instrText>
         </w:r>
         <w:r>
           <w:rPr>
@@ -4688,7 +4804,7 @@
             <w:noProof/>
             <w:webHidden/>
           </w:rPr>
-          <w:t>34</w:t>
+          <w:t>33</w:t>
         </w:r>
         <w:r>
           <w:rPr>
@@ -4701,9 +4817,9 @@
     </w:p>
     <w:p>
       <w:pPr>
-        <w:pStyle w:val="TDC1"/>
-        <w:tabs>
-          <w:tab w:val="left" w:pos="440"/>
+        <w:pStyle w:val="TDC2"/>
+        <w:tabs>
+          <w:tab w:val="left" w:pos="960"/>
           <w:tab w:val="right" w:leader="dot" w:pos="8494"/>
         </w:tabs>
         <w:rPr>
@@ -4715,13 +4831,13 @@
           <w14:ligatures w14:val="standardContextual"/>
         </w:rPr>
       </w:pPr>
-      <w:hyperlink w:anchor="_Toc230682509" w:history="1">
+      <w:hyperlink w:anchor="_Toc230907463" w:history="1">
         <w:r>
           <w:rPr>
             <w:rStyle w:val="Hipervnculo"/>
             <w:noProof/>
           </w:rPr>
-          <w:t>8</w:t>
+          <w:t>7.2</w:t>
         </w:r>
         <w:r>
           <w:rPr>
@@ -4739,7 +4855,7 @@
             <w:rStyle w:val="Hipervnculo"/>
             <w:noProof/>
           </w:rPr>
-          <w:t>Conclusiones</w:t>
+          <w:t>Manual de instalación</w:t>
         </w:r>
         <w:r>
           <w:rPr>
@@ -4760,7 +4876,7 @@
             <w:noProof/>
             <w:webHidden/>
           </w:rPr>
-          <w:instrText xml:space="preserve"> PAGEREF _Toc230682509 \h </w:instrText>
+          <w:instrText xml:space="preserve"> PAGEREF _Toc230907463 \h </w:instrText>
         </w:r>
         <w:r>
           <w:rPr>
@@ -4780,7 +4896,7 @@
             <w:noProof/>
             <w:webHidden/>
           </w:rPr>
-          <w:t>36</w:t>
+          <w:t>34</w:t>
         </w:r>
         <w:r>
           <w:rPr>
@@ -4793,9 +4909,9 @@
     </w:p>
     <w:p>
       <w:pPr>
-        <w:pStyle w:val="TDC2"/>
-        <w:tabs>
-          <w:tab w:val="left" w:pos="960"/>
+        <w:pStyle w:val="TDC3"/>
+        <w:tabs>
+          <w:tab w:val="left" w:pos="1200"/>
           <w:tab w:val="right" w:leader="dot" w:pos="8494"/>
         </w:tabs>
         <w:rPr>
@@ -4807,13 +4923,13 @@
           <w14:ligatures w14:val="standardContextual"/>
         </w:rPr>
       </w:pPr>
-      <w:hyperlink w:anchor="_Toc230682510" w:history="1">
+      <w:hyperlink w:anchor="_Toc230907464" w:history="1">
         <w:r>
           <w:rPr>
             <w:rStyle w:val="Hipervnculo"/>
             <w:noProof/>
           </w:rPr>
-          <w:t>8.1</w:t>
+          <w:t>7.2.1</w:t>
         </w:r>
         <w:r>
           <w:rPr>
@@ -4831,7 +4947,7 @@
             <w:rStyle w:val="Hipervnculo"/>
             <w:noProof/>
           </w:rPr>
-          <w:t>Síntesis de resultados</w:t>
+          <w:t>Pasos de instalación:</w:t>
         </w:r>
         <w:r>
           <w:rPr>
@@ -4852,7 +4968,7 @@
             <w:noProof/>
             <w:webHidden/>
           </w:rPr>
-          <w:instrText xml:space="preserve"> PAGEREF _Toc230682510 \h </w:instrText>
+          <w:instrText xml:space="preserve"> PAGEREF _Toc230907464 \h </w:instrText>
         </w:r>
         <w:r>
           <w:rPr>
@@ -4872,7 +4988,7 @@
             <w:noProof/>
             <w:webHidden/>
           </w:rPr>
-          <w:t>36</w:t>
+          <w:t>34</w:t>
         </w:r>
         <w:r>
           <w:rPr>
@@ -4899,13 +5015,13 @@
           <w14:ligatures w14:val="standardContextual"/>
         </w:rPr>
       </w:pPr>
-      <w:hyperlink w:anchor="_Toc230682511" w:history="1">
+      <w:hyperlink w:anchor="_Toc230907465" w:history="1">
         <w:r>
           <w:rPr>
             <w:rStyle w:val="Hipervnculo"/>
             <w:noProof/>
           </w:rPr>
-          <w:t>8.2</w:t>
+          <w:t>7.3</w:t>
         </w:r>
         <w:r>
           <w:rPr>
@@ -4923,7 +5039,7 @@
             <w:rStyle w:val="Hipervnculo"/>
             <w:noProof/>
           </w:rPr>
-          <w:t>Líneas futuras de trabajo</w:t>
+          <w:t>Manual de usuario</w:t>
         </w:r>
         <w:r>
           <w:rPr>
@@ -4944,7 +5060,7 @@
             <w:noProof/>
             <w:webHidden/>
           </w:rPr>
-          <w:instrText xml:space="preserve"> PAGEREF _Toc230682511 \h </w:instrText>
+          <w:instrText xml:space="preserve"> PAGEREF _Toc230907465 \h </w:instrText>
         </w:r>
         <w:r>
           <w:rPr>
@@ -4964,7 +5080,7 @@
             <w:noProof/>
             <w:webHidden/>
           </w:rPr>
-          <w:t>36</w:t>
+          <w:t>34</w:t>
         </w:r>
         <w:r>
           <w:rPr>
@@ -4977,9 +5093,9 @@
     </w:p>
     <w:p>
       <w:pPr>
-        <w:pStyle w:val="TDC2"/>
-        <w:tabs>
-          <w:tab w:val="left" w:pos="960"/>
+        <w:pStyle w:val="TDC1"/>
+        <w:tabs>
+          <w:tab w:val="left" w:pos="440"/>
           <w:tab w:val="right" w:leader="dot" w:pos="8494"/>
         </w:tabs>
         <w:rPr>
@@ -4991,13 +5107,13 @@
           <w14:ligatures w14:val="standardContextual"/>
         </w:rPr>
       </w:pPr>
-      <w:hyperlink w:anchor="_Toc230682512" w:history="1">
+      <w:hyperlink w:anchor="_Toc230907466" w:history="1">
         <w:r>
           <w:rPr>
             <w:rStyle w:val="Hipervnculo"/>
             <w:noProof/>
           </w:rPr>
-          <w:t>8.3</w:t>
+          <w:t>8</w:t>
         </w:r>
         <w:r>
           <w:rPr>
@@ -5015,7 +5131,7 @@
             <w:rStyle w:val="Hipervnculo"/>
             <w:noProof/>
           </w:rPr>
-          <w:t>Conclusión personal</w:t>
+          <w:t>Conclusiones</w:t>
         </w:r>
         <w:r>
           <w:rPr>
@@ -5036,7 +5152,7 @@
             <w:noProof/>
             <w:webHidden/>
           </w:rPr>
-          <w:instrText xml:space="preserve"> PAGEREF _Toc230682512 \h </w:instrText>
+          <w:instrText xml:space="preserve"> PAGEREF _Toc230907466 \h </w:instrText>
         </w:r>
         <w:r>
           <w:rPr>
@@ -5056,7 +5172,7 @@
             <w:noProof/>
             <w:webHidden/>
           </w:rPr>
-          <w:t>37</w:t>
+          <w:t>36</w:t>
         </w:r>
         <w:r>
           <w:rPr>
@@ -5069,9 +5185,9 @@
     </w:p>
     <w:p>
       <w:pPr>
-        <w:pStyle w:val="TDC1"/>
-        <w:tabs>
-          <w:tab w:val="left" w:pos="440"/>
+        <w:pStyle w:val="TDC2"/>
+        <w:tabs>
+          <w:tab w:val="left" w:pos="960"/>
           <w:tab w:val="right" w:leader="dot" w:pos="8494"/>
         </w:tabs>
         <w:rPr>
@@ -5083,13 +5199,13 @@
           <w14:ligatures w14:val="standardContextual"/>
         </w:rPr>
       </w:pPr>
-      <w:hyperlink w:anchor="_Toc230682513" w:history="1">
+      <w:hyperlink w:anchor="_Toc230907467" w:history="1">
         <w:r>
           <w:rPr>
             <w:rStyle w:val="Hipervnculo"/>
             <w:noProof/>
           </w:rPr>
-          <w:t>9</w:t>
+          <w:t>8.1</w:t>
         </w:r>
         <w:r>
           <w:rPr>
@@ -5107,6 +5223,282 @@
             <w:rStyle w:val="Hipervnculo"/>
             <w:noProof/>
           </w:rPr>
+          <w:t>Síntesis de resultados</w:t>
+        </w:r>
+        <w:r>
+          <w:rPr>
+            <w:noProof/>
+            <w:webHidden/>
+          </w:rPr>
+          <w:tab/>
+        </w:r>
+        <w:r>
+          <w:rPr>
+            <w:noProof/>
+            <w:webHidden/>
+          </w:rPr>
+          <w:fldChar w:fldCharType="begin"/>
+        </w:r>
+        <w:r>
+          <w:rPr>
+            <w:noProof/>
+            <w:webHidden/>
+          </w:rPr>
+          <w:instrText xml:space="preserve"> PAGEREF _Toc230907467 \h </w:instrText>
+        </w:r>
+        <w:r>
+          <w:rPr>
+            <w:noProof/>
+            <w:webHidden/>
+          </w:rPr>
+        </w:r>
+        <w:r>
+          <w:rPr>
+            <w:noProof/>
+            <w:webHidden/>
+          </w:rPr>
+          <w:fldChar w:fldCharType="separate"/>
+        </w:r>
+        <w:r>
+          <w:rPr>
+            <w:noProof/>
+            <w:webHidden/>
+          </w:rPr>
+          <w:t>36</w:t>
+        </w:r>
+        <w:r>
+          <w:rPr>
+            <w:noProof/>
+            <w:webHidden/>
+          </w:rPr>
+          <w:fldChar w:fldCharType="end"/>
+        </w:r>
+      </w:hyperlink>
+    </w:p>
+    <w:p>
+      <w:pPr>
+        <w:pStyle w:val="TDC2"/>
+        <w:tabs>
+          <w:tab w:val="left" w:pos="960"/>
+          <w:tab w:val="right" w:leader="dot" w:pos="8494"/>
+        </w:tabs>
+        <w:rPr>
+          <w:rFonts w:asciiTheme="minorHAnsi" w:hAnsiTheme="minorHAnsi"/>
+          <w:noProof/>
+          <w:kern w:val="2"/>
+          <w:szCs w:val="24"/>
+          <w:lang w:eastAsia="es-ES"/>
+          <w14:ligatures w14:val="standardContextual"/>
+        </w:rPr>
+      </w:pPr>
+      <w:hyperlink w:anchor="_Toc230907468" w:history="1">
+        <w:r>
+          <w:rPr>
+            <w:rStyle w:val="Hipervnculo"/>
+            <w:noProof/>
+          </w:rPr>
+          <w:t>8.2</w:t>
+        </w:r>
+        <w:r>
+          <w:rPr>
+            <w:rFonts w:asciiTheme="minorHAnsi" w:hAnsiTheme="minorHAnsi"/>
+            <w:noProof/>
+            <w:kern w:val="2"/>
+            <w:szCs w:val="24"/>
+            <w:lang w:eastAsia="es-ES"/>
+            <w14:ligatures w14:val="standardContextual"/>
+          </w:rPr>
+          <w:tab/>
+        </w:r>
+        <w:r>
+          <w:rPr>
+            <w:rStyle w:val="Hipervnculo"/>
+            <w:noProof/>
+          </w:rPr>
+          <w:t>Líneas futuras de trabajo</w:t>
+        </w:r>
+        <w:r>
+          <w:rPr>
+            <w:noProof/>
+            <w:webHidden/>
+          </w:rPr>
+          <w:tab/>
+        </w:r>
+        <w:r>
+          <w:rPr>
+            <w:noProof/>
+            <w:webHidden/>
+          </w:rPr>
+          <w:fldChar w:fldCharType="begin"/>
+        </w:r>
+        <w:r>
+          <w:rPr>
+            <w:noProof/>
+            <w:webHidden/>
+          </w:rPr>
+          <w:instrText xml:space="preserve"> PAGEREF _Toc230907468 \h </w:instrText>
+        </w:r>
+        <w:r>
+          <w:rPr>
+            <w:noProof/>
+            <w:webHidden/>
+          </w:rPr>
+        </w:r>
+        <w:r>
+          <w:rPr>
+            <w:noProof/>
+            <w:webHidden/>
+          </w:rPr>
+          <w:fldChar w:fldCharType="separate"/>
+        </w:r>
+        <w:r>
+          <w:rPr>
+            <w:noProof/>
+            <w:webHidden/>
+          </w:rPr>
+          <w:t>36</w:t>
+        </w:r>
+        <w:r>
+          <w:rPr>
+            <w:noProof/>
+            <w:webHidden/>
+          </w:rPr>
+          <w:fldChar w:fldCharType="end"/>
+        </w:r>
+      </w:hyperlink>
+    </w:p>
+    <w:p>
+      <w:pPr>
+        <w:pStyle w:val="TDC2"/>
+        <w:tabs>
+          <w:tab w:val="left" w:pos="960"/>
+          <w:tab w:val="right" w:leader="dot" w:pos="8494"/>
+        </w:tabs>
+        <w:rPr>
+          <w:rFonts w:asciiTheme="minorHAnsi" w:hAnsiTheme="minorHAnsi"/>
+          <w:noProof/>
+          <w:kern w:val="2"/>
+          <w:szCs w:val="24"/>
+          <w:lang w:eastAsia="es-ES"/>
+          <w14:ligatures w14:val="standardContextual"/>
+        </w:rPr>
+      </w:pPr>
+      <w:hyperlink w:anchor="_Toc230907469" w:history="1">
+        <w:r>
+          <w:rPr>
+            <w:rStyle w:val="Hipervnculo"/>
+            <w:noProof/>
+          </w:rPr>
+          <w:t>8.3</w:t>
+        </w:r>
+        <w:r>
+          <w:rPr>
+            <w:rFonts w:asciiTheme="minorHAnsi" w:hAnsiTheme="minorHAnsi"/>
+            <w:noProof/>
+            <w:kern w:val="2"/>
+            <w:szCs w:val="24"/>
+            <w:lang w:eastAsia="es-ES"/>
+            <w14:ligatures w14:val="standardContextual"/>
+          </w:rPr>
+          <w:tab/>
+        </w:r>
+        <w:r>
+          <w:rPr>
+            <w:rStyle w:val="Hipervnculo"/>
+            <w:noProof/>
+          </w:rPr>
+          <w:t>Conclusión personal</w:t>
+        </w:r>
+        <w:r>
+          <w:rPr>
+            <w:noProof/>
+            <w:webHidden/>
+          </w:rPr>
+          <w:tab/>
+        </w:r>
+        <w:r>
+          <w:rPr>
+            <w:noProof/>
+            <w:webHidden/>
+          </w:rPr>
+          <w:fldChar w:fldCharType="begin"/>
+        </w:r>
+        <w:r>
+          <w:rPr>
+            <w:noProof/>
+            <w:webHidden/>
+          </w:rPr>
+          <w:instrText xml:space="preserve"> PAGEREF _Toc230907469 \h </w:instrText>
+        </w:r>
+        <w:r>
+          <w:rPr>
+            <w:noProof/>
+            <w:webHidden/>
+          </w:rPr>
+        </w:r>
+        <w:r>
+          <w:rPr>
+            <w:noProof/>
+            <w:webHidden/>
+          </w:rPr>
+          <w:fldChar w:fldCharType="separate"/>
+        </w:r>
+        <w:r>
+          <w:rPr>
+            <w:noProof/>
+            <w:webHidden/>
+          </w:rPr>
+          <w:t>37</w:t>
+        </w:r>
+        <w:r>
+          <w:rPr>
+            <w:noProof/>
+            <w:webHidden/>
+          </w:rPr>
+          <w:fldChar w:fldCharType="end"/>
+        </w:r>
+      </w:hyperlink>
+    </w:p>
+    <w:p>
+      <w:pPr>
+        <w:pStyle w:val="TDC1"/>
+        <w:tabs>
+          <w:tab w:val="left" w:pos="440"/>
+          <w:tab w:val="right" w:leader="dot" w:pos="8494"/>
+        </w:tabs>
+        <w:rPr>
+          <w:rFonts w:asciiTheme="minorHAnsi" w:hAnsiTheme="minorHAnsi"/>
+          <w:noProof/>
+          <w:kern w:val="2"/>
+          <w:szCs w:val="24"/>
+          <w:lang w:eastAsia="es-ES"/>
+          <w14:ligatures w14:val="standardContextual"/>
+        </w:rPr>
+      </w:pPr>
+      <w:hyperlink w:anchor="_Toc230907470" w:history="1">
+        <w:r>
+          <w:rPr>
+            <w:rStyle w:val="Hipervnculo"/>
+            <w:noProof/>
+          </w:rPr>
+          <w:t>9</w:t>
+        </w:r>
+        <w:r>
+          <w:rPr>
+            <w:rFonts w:asciiTheme="minorHAnsi" w:hAnsiTheme="minorHAnsi"/>
+            <w:noProof/>
+            <w:kern w:val="2"/>
+            <w:szCs w:val="24"/>
+            <w:lang w:eastAsia="es-ES"/>
+            <w14:ligatures w14:val="standardContextual"/>
+          </w:rPr>
+          <w:tab/>
+        </w:r>
+        <w:r>
+          <w:rPr>
+            <w:rStyle w:val="Hipervnculo"/>
+            <w:noProof/>
+          </w:rPr>
           <w:t>Bibliografía y Webgrafía</w:t>
         </w:r>
         <w:r>
@@ -5128,7 +5520,7 @@
             <w:noProof/>
             <w:webHidden/>
           </w:rPr>
-          <w:instrText xml:space="preserve"> PAGEREF _Toc230682513 \h </w:instrText>
+          <w:instrText xml:space="preserve"> PAGEREF _Toc230907470 \h </w:instrText>
         </w:r>
         <w:r>
           <w:rPr>
@@ -5160,167 +5552,41 @@
       </w:hyperlink>
     </w:p>
     <w:p>
-      <w:r>
+      <w:pPr>
         <w:rPr>
           <w:b/>
           <w:bCs/>
         </w:rPr>
-        <w:fldChar w:fldCharType="end"/>
-      </w:r>
-    </w:p>
-    <w:p>
-      <w:pPr>
+      </w:pPr>
+      <w:r>
         <w:rPr>
           <w:b/>
           <w:bCs/>
-          <w:smallCaps/>
-          <w:sz w:val="22"/>
-          <w:szCs w:val="20"/>
-        </w:rPr>
-      </w:pPr>
-      <w:r>
+        </w:rPr>
+        <w:fldChar w:fldCharType="end"/>
+      </w:r>
+    </w:p>
+    <w:p>
+      <w:pPr>
+        <w:spacing w:line="259" w:lineRule="auto"/>
         <w:rPr>
           <w:b/>
           <w:bCs/>
-          <w:smallCaps/>
-          <w:sz w:val="22"/>
-          <w:szCs w:val="20"/>
-        </w:rPr>
-        <w:t xml:space="preserve">Título del Proyecto: </w:t>
-      </w:r>
-      <w:proofErr w:type="spellStart"/>
+        </w:rPr>
+      </w:pPr>
       <w:r>
         <w:rPr>
           <w:b/>
           <w:bCs/>
-          <w:smallCaps/>
-          <w:sz w:val="22"/>
-          <w:szCs w:val="20"/>
-        </w:rPr>
-        <w:t>Bunnies</w:t>
-      </w:r>
-      <w:proofErr w:type="spellEnd"/>
-      <w:r>
-        <w:rPr>
-          <w:b/>
-          <w:bCs/>
-          <w:smallCaps/>
-          <w:sz w:val="22"/>
-          <w:szCs w:val="20"/>
-        </w:rPr>
-        <w:t xml:space="preserve"> &amp; Tea.</w:t>
-      </w:r>
-    </w:p>
-    <w:p>
-      <w:pPr>
-        <w:rPr>
-          <w:b/>
-          <w:bCs/>
-          <w:smallCaps/>
-          <w:sz w:val="22"/>
-          <w:szCs w:val="20"/>
-        </w:rPr>
-      </w:pPr>
-      <w:r>
-        <w:rPr>
-          <w:b/>
-          <w:bCs/>
-          <w:smallCaps/>
-          <w:sz w:val="22"/>
-          <w:szCs w:val="20"/>
-        </w:rPr>
-        <w:t>Autor: Irene Diges García.</w:t>
-      </w:r>
-    </w:p>
-    <w:p>
-      <w:pPr>
-        <w:rPr>
-          <w:b/>
-          <w:bCs/>
-          <w:smallCaps/>
-          <w:sz w:val="22"/>
-          <w:szCs w:val="20"/>
-        </w:rPr>
-      </w:pPr>
-      <w:r>
-        <w:rPr>
-          <w:b/>
-          <w:bCs/>
-          <w:smallCaps/>
-          <w:sz w:val="22"/>
-          <w:szCs w:val="20"/>
-        </w:rPr>
-        <w:t>Curso: 2º DAW, Año 25/26.</w:t>
-      </w:r>
-    </w:p>
-    <w:p>
-      <w:pPr>
-        <w:rPr>
-          <w:b/>
-          <w:bCs/>
-          <w:smallCaps/>
-          <w:sz w:val="22"/>
-          <w:szCs w:val="20"/>
-        </w:rPr>
-      </w:pPr>
-      <w:r>
-        <w:rPr>
-          <w:b/>
-          <w:bCs/>
-          <w:smallCaps/>
-          <w:sz w:val="22"/>
-          <w:szCs w:val="20"/>
-        </w:rPr>
-        <w:t xml:space="preserve">Módulo: Proyecto </w:t>
-      </w:r>
-      <w:proofErr w:type="spellStart"/>
-      <w:r>
-        <w:rPr>
-          <w:b/>
-          <w:bCs/>
-          <w:smallCaps/>
-          <w:sz w:val="22"/>
-          <w:szCs w:val="20"/>
-        </w:rPr>
-        <w:t>intermodular</w:t>
-      </w:r>
-      <w:proofErr w:type="spellEnd"/>
-      <w:r>
-        <w:rPr>
-          <w:b/>
-          <w:bCs/>
-          <w:smallCaps/>
-          <w:sz w:val="22"/>
-          <w:szCs w:val="20"/>
-        </w:rPr>
-        <w:t xml:space="preserve"> II</w:t>
-      </w:r>
-    </w:p>
-    <w:p>
-      <w:pPr>
-        <w:rPr>
-          <w:rFonts w:asciiTheme="majorHAnsi" w:eastAsiaTheme="majorEastAsia" w:hAnsiTheme="majorHAnsi" w:cstheme="majorBidi"/>
-          <w:color w:val="000000" w:themeColor="text1"/>
-          <w:sz w:val="36"/>
-          <w:szCs w:val="36"/>
-        </w:rPr>
-      </w:pPr>
-      <w:r>
-        <w:rPr>
-          <w:b/>
-          <w:bCs/>
-          <w:smallCaps/>
-          <w:sz w:val="22"/>
-          <w:szCs w:val="20"/>
-        </w:rPr>
-        <w:t>GitHub:  https://github.com/creepykai/BaT</w:t>
+        </w:rPr>
+        <w:br w:type="page"/>
       </w:r>
     </w:p>
     <w:p>
       <w:pPr>
         <w:pStyle w:val="Ttulo1"/>
       </w:pPr>
-      <w:bookmarkStart w:id="0" w:name="_Toc230682469"/>
+      <w:bookmarkStart w:id="0" w:name="_Toc230907423"/>
       <w:r>
         <w:lastRenderedPageBreak/>
         <w:t>Introducción</w:t>
@@ -5329,36 +5595,12 @@
     </w:p>
     <w:p>
       <w:r>
-        <w:t>En este proyecto presento "</w:t>
-      </w:r>
-      <w:proofErr w:type="spellStart"/>
-      <w:r>
-        <w:t>Bunnies</w:t>
-      </w:r>
-      <w:proofErr w:type="spellEnd"/>
-      <w:r>
-        <w:t xml:space="preserve"> &amp; Tea", una aplicación web que he desarrollado basándome en el género de videojuegos conocidos como Idle o </w:t>
-      </w:r>
-      <w:proofErr w:type="spellStart"/>
-      <w:r>
-        <w:t>Clicker</w:t>
-      </w:r>
-      <w:proofErr w:type="spellEnd"/>
-      <w:r>
-        <w:t>. Básicamente, este tipo de juegos consisten en que el jugador empieza haciendo clics manualmente para conseguir recursos y, poco a poco, va invirtiendo esos beneficios para automatizar el proceso y generar ingresos de forma pasiva.</w:t>
-      </w:r>
-    </w:p>
-    <w:p>
-      <w:r>
-        <w:t>El objetivo principal que tenía en mente al crear "</w:t>
-      </w:r>
-      <w:proofErr w:type="spellStart"/>
-      <w:r>
-        <w:t>Bunnies</w:t>
-      </w:r>
-      <w:proofErr w:type="spellEnd"/>
-      <w:r>
-        <w:t xml:space="preserve"> &amp; Tea" era hacer un simulador de gestión que fuera relajante, donde el usuario asume el papel de gerente de una cafetería temática.</w:t>
+        <w:t>En este proyecto presento "Bunnies &amp; Tea", una aplicación web que he desarrollado basándome en el género de videojuegos conocidos como Idle o Clicker. Básicamente, este tipo de juegos consisten en que el jugador empieza haciendo clics manualmente para conseguir recursos y, poco a poco, va invirtiendo esos beneficios para automatizar el proceso y generar ingresos de forma pasiva.</w:t>
+      </w:r>
+    </w:p>
+    <w:p>
+      <w:r>
+        <w:t>El objetivo principal que tenía en mente al crear "Bunnies &amp; Tea" era hacer un simulador de gestión que fuera relajante, donde el usuario asume el papel de gerente de una cafetería temática.</w:t>
       </w:r>
     </w:p>
     <w:p>
@@ -5384,7 +5626,7 @@
       <w:pPr>
         <w:pStyle w:val="Ttulo1"/>
       </w:pPr>
-      <w:bookmarkStart w:id="1" w:name="_Toc230682470"/>
+      <w:bookmarkStart w:id="1" w:name="_Toc230907424"/>
       <w:r>
         <w:lastRenderedPageBreak/>
         <w:t>Definición del Proyecto</w:t>
@@ -5395,7 +5637,7 @@
       <w:pPr>
         <w:pStyle w:val="Ttulo2"/>
       </w:pPr>
-      <w:bookmarkStart w:id="2" w:name="_Toc230682471"/>
+      <w:bookmarkStart w:id="2" w:name="_Toc230907425"/>
       <w:r>
         <w:t>Descripción general del proyecto</w:t>
       </w:r>
@@ -5403,18 +5645,11 @@
     </w:p>
     <w:p>
       <w:r>
-        <w:t>A grandes rasgos, "</w:t>
-      </w:r>
-      <w:proofErr w:type="spellStart"/>
-      <w:r>
-        <w:t>Bunnies</w:t>
-      </w:r>
-      <w:proofErr w:type="spellEnd"/>
-      <w:r>
-        <w:t xml:space="preserve"> &amp; Tea" es un juego de gestión económica interactivo. La idea principal es que el jugador acumule recursos (monedas y productos) de dos formas: activamente, haciendo clic en la pantalla, y pasivamente, dejando que el juego genere ingresos con el tiempo.</w:t>
-      </w:r>
-    </w:p>
-    <w:p>
+        <w:t>A grandes rasgos, "Bunnies &amp; Tea" es un juego de gestión económica interactivo. La idea principal es que el jugador acumule recursos (monedas y productos) de dos formas: activamente, haciendo clic en la pantalla, y pasivamente, dejando que el juego genere ingresos con el tiempo.</w:t>
+      </w:r>
+      <w:r>
+        <w:t xml:space="preserve"> </w:t>
+      </w:r>
       <w:r>
         <w:t>Conforme el jugador va ganando dinero, puede reinvertirlo en su cafetería. Por un lado, puede contratar personal (conejos empleados) que se encargan de automatizar la producción pasiva. Por otro lado, puede entrar a la tienda para comprar mejor maquinaria e infraestructuras que aumentan la eficiencia y la cantidad de recursos generados.</w:t>
       </w:r>
@@ -5431,7 +5666,7 @@
       <w:r>
         <w:t xml:space="preserve"> </w:t>
       </w:r>
-      <w:bookmarkStart w:id="3" w:name="_Toc230682472"/>
+      <w:bookmarkStart w:id="3" w:name="_Toc230907426"/>
       <w:r>
         <w:t>Tipos de Empresas y Sectores Productivos</w:t>
       </w:r>
@@ -5450,25 +5685,25 @@
     <w:p>
       <w:r>
         <w:lastRenderedPageBreak/>
-        <w:t xml:space="preserve">Por otro lado, a nivel comercial y de producto, mi intención es que este proyecto no se quede solo en una práctica académica. Una vez que perfeccione las mecánicas y el código base, tengo planeado escalar el juego y empaquetarlo para llevarlo a plataformas móviles como Android o incluso publicarlo en </w:t>
-      </w:r>
-      <w:proofErr w:type="spellStart"/>
-      <w:r>
-        <w:t>Steam</w:t>
-      </w:r>
-      <w:proofErr w:type="spellEnd"/>
-      <w:r>
-        <w:t xml:space="preserve"> para PC.</w:t>
-      </w:r>
-    </w:p>
-    <w:p/>
-    <w:p/>
-    <w:p/>
+        <w:t>Si decidiera comercializar este producto en el mundo real, mi rol como creadora del software se encuadraría en la rama tecnológica y de ocio digital. A nivel jurídico, para lanzar el juego y monetizarlo legalmente, los inicios se realizarían probablemente bajo la figura legal de Trabajador Autónomo o constituyendo una Sociedad Limitada Unipersonal (S.L.U.).</w:t>
+      </w:r>
+    </w:p>
+    <w:p>
+      <w:r>
+        <w:t>Por otro lado, a nivel comercial y de producto, mi intención es que este proyecto no se quede solo en una práctica académica. Una vez que perfeccione las mecánicas y el código base, tengo planeado</w:t>
+      </w:r>
+      <w:r>
+        <w:t xml:space="preserve"> modificar,</w:t>
+      </w:r>
+      <w:r>
+        <w:t xml:space="preserve"> escalar el juego y empaquetarlo para llevarlo a plataformas móviles como Android o incluso publicarlo en Steam para PC.</w:t>
+      </w:r>
+    </w:p>
     <w:p>
       <w:pPr>
         <w:pStyle w:val="Ttulo1"/>
       </w:pPr>
-      <w:bookmarkStart w:id="4" w:name="_Toc230682473"/>
+      <w:bookmarkStart w:id="4" w:name="_Toc230907427"/>
       <w:r>
         <w:t>Diseño y Fases del Proyecto</w:t>
       </w:r>
@@ -5478,7 +5713,7 @@
       <w:pPr>
         <w:pStyle w:val="Ttulo2"/>
       </w:pPr>
-      <w:bookmarkStart w:id="5" w:name="_Toc230682474"/>
+      <w:bookmarkStart w:id="5" w:name="_Toc230907428"/>
       <w:r>
         <w:t>Objetivos y Especificación de Requisitos</w:t>
       </w:r>
@@ -5493,7 +5728,7 @@
       <w:pPr>
         <w:pStyle w:val="Ttulo3"/>
       </w:pPr>
-      <w:bookmarkStart w:id="6" w:name="_Toc230682475"/>
+      <w:bookmarkStart w:id="6" w:name="_Toc230907429"/>
       <w:r>
         <w:t>Requisitos funcionales</w:t>
       </w:r>
@@ -5609,17 +5844,7 @@
               <w:cnfStyle w:val="000000100000" w:firstRow="0" w:lastRow="0" w:firstColumn="0" w:lastColumn="0" w:oddVBand="0" w:evenVBand="0" w:oddHBand="1" w:evenHBand="0" w:firstRowFirstColumn="0" w:firstRowLastColumn="0" w:lastRowFirstColumn="0" w:lastRowLastColumn="0"/>
             </w:pPr>
             <w:r>
-              <w:t>El sistema debe permitir el registro de nuevos usuarios (email/</w:t>
-            </w:r>
-            <w:proofErr w:type="spellStart"/>
-            <w:proofErr w:type="gramStart"/>
-            <w:r>
-              <w:t>password</w:t>
-            </w:r>
-            <w:proofErr w:type="spellEnd"/>
-            <w:proofErr w:type="gramEnd"/>
-            <w:r>
-              <w:t>) y el inicio/cierre de sesión seguro mediante el manejo de variables de sesión ($_SESSION).</w:t>
+              <w:t>El sistema debe permitir el registro de nuevos usuarios (email/password) y el inicio/cierre de sesión seguro mediante el manejo de variables de sesión ($_SESSION).</w:t>
             </w:r>
           </w:p>
         </w:tc>
@@ -5904,7 +6129,7 @@
       <w:pPr>
         <w:pStyle w:val="Ttulo3"/>
       </w:pPr>
-      <w:bookmarkStart w:id="7" w:name="_Toc230682476"/>
+      <w:bookmarkStart w:id="7" w:name="_Toc230907430"/>
       <w:r>
         <w:t>Requisitos no funcionales</w:t>
       </w:r>
@@ -6020,23 +6245,7 @@
               <w:cnfStyle w:val="000000100000" w:firstRow="0" w:lastRow="0" w:firstColumn="0" w:lastColumn="0" w:oddVBand="0" w:evenVBand="0" w:oddHBand="1" w:evenHBand="0" w:firstRowFirstColumn="0" w:firstRowLastColumn="0" w:lastRowFirstColumn="0" w:lastRowLastColumn="0"/>
             </w:pPr>
             <w:r>
-              <w:t xml:space="preserve">Las peticiones asíncronas de guardado en segundo plano deben procesarse y devolver un código HTTP 200 en menos de 100 milisegundos para evitar que el </w:t>
-            </w:r>
-            <w:proofErr w:type="spellStart"/>
-            <w:r>
-              <w:t>frontend</w:t>
-            </w:r>
-            <w:proofErr w:type="spellEnd"/>
-            <w:r>
-              <w:t xml:space="preserve"> sufra de desincronización ("</w:t>
-            </w:r>
-            <w:proofErr w:type="spellStart"/>
-            <w:r>
-              <w:t>rubber-banding</w:t>
-            </w:r>
-            <w:proofErr w:type="spellEnd"/>
-            <w:r>
-              <w:t>").</w:t>
+              <w:t>Las peticiones asíncronas de guardado en segundo plano deben procesarse y devolver un código HTTP 200 en menos de 100 milisegundos para evitar que el frontend sufra de desincronización ("rubber-banding").</w:t>
             </w:r>
           </w:p>
         </w:tc>
@@ -6087,36 +6296,7 @@
               <w:cnfStyle w:val="000000000000" w:firstRow="0" w:lastRow="0" w:firstColumn="0" w:lastColumn="0" w:oddVBand="0" w:evenVBand="0" w:oddHBand="0" w:evenHBand="0" w:firstRowFirstColumn="0" w:firstRowLastColumn="0" w:lastRowFirstColumn="0" w:lastRowLastColumn="0"/>
             </w:pPr>
             <w:r>
-              <w:t xml:space="preserve">Las contraseñas de los usuarios deben procesarse mediante funciones de </w:t>
-            </w:r>
-            <w:proofErr w:type="spellStart"/>
-            <w:r>
-              <w:t>hashing</w:t>
-            </w:r>
-            <w:proofErr w:type="spellEnd"/>
-            <w:r>
-              <w:t xml:space="preserve"> criptográfico seguro (ej. </w:t>
-            </w:r>
-            <w:proofErr w:type="spellStart"/>
-            <w:proofErr w:type="gramStart"/>
-            <w:r>
-              <w:t>password</w:t>
-            </w:r>
-            <w:proofErr w:type="gramEnd"/>
-            <w:r>
-              <w:t>_</w:t>
-            </w:r>
-            <w:proofErr w:type="gramStart"/>
-            <w:r>
-              <w:t>hash</w:t>
-            </w:r>
-            <w:proofErr w:type="spellEnd"/>
-            <w:r>
-              <w:t>(</w:t>
-            </w:r>
-            <w:proofErr w:type="gramEnd"/>
-            <w:r>
-              <w:t>) de PHP) antes de almacenarse en la base de datos.</w:t>
+              <w:t>Las contraseñas de los usuarios deben procesarse mediante funciones de hashing criptográfico seguro (ej. password_hash() de PHP) antes de almacenarse en la base de datos.</w:t>
             </w:r>
           </w:p>
         </w:tc>
@@ -6170,23 +6350,7 @@
               <w:cnfStyle w:val="000000100000" w:firstRow="0" w:lastRow="0" w:firstColumn="0" w:lastColumn="0" w:oddVBand="0" w:evenVBand="0" w:oddHBand="1" w:evenHBand="0" w:firstRowFirstColumn="0" w:firstRowLastColumn="0" w:lastRowFirstColumn="0" w:lastRowLastColumn="0"/>
             </w:pPr>
             <w:r>
-              <w:t>Todas las consultas SQL deben implementarse obligatoriamente utilizando sentencias preparadas (</w:t>
-            </w:r>
-            <w:proofErr w:type="spellStart"/>
-            <w:r>
-              <w:t>Prepared</w:t>
-            </w:r>
-            <w:proofErr w:type="spellEnd"/>
-            <w:r>
-              <w:t xml:space="preserve"> </w:t>
-            </w:r>
-            <w:proofErr w:type="spellStart"/>
-            <w:r>
-              <w:t>Statements</w:t>
-            </w:r>
-            <w:proofErr w:type="spellEnd"/>
-            <w:r>
-              <w:t>) a través de PDO para blindar la aplicación contra inyecciones SQL.</w:t>
+              <w:t>Todas las consultas SQL deben implementarse obligatoriamente utilizando sentencias preparadas (Prepared Statements) a través de PDO para blindar la aplicación contra inyecciones SQL.</w:t>
             </w:r>
           </w:p>
         </w:tc>
@@ -6238,15 +6402,7 @@
               <w:cnfStyle w:val="000000000000" w:firstRow="0" w:lastRow="0" w:firstColumn="0" w:lastColumn="0" w:oddVBand="0" w:evenVBand="0" w:oddHBand="0" w:evenHBand="0" w:firstRowFirstColumn="0" w:firstRowLastColumn="0" w:lastRowFirstColumn="0" w:lastRowLastColumn="0"/>
             </w:pPr>
             <w:r>
-              <w:t xml:space="preserve">El </w:t>
-            </w:r>
-            <w:proofErr w:type="spellStart"/>
-            <w:r>
-              <w:t>backend</w:t>
-            </w:r>
-            <w:proofErr w:type="spellEnd"/>
-            <w:r>
-              <w:t xml:space="preserve"> debe desarrollarse estrictamente bajo el patrón arquitectónico MVC, separando la capa de presentación (Vistas), la lógica de negocio (Controladores) y el acceso a datos (Modelos).</w:t>
+              <w:t>El backend debe desarrollarse estrictamente bajo el patrón arquitectónico MVC, separando la capa de presentación (Vistas), la lógica de negocio (Controladores) y el acceso a datos (Modelos).</w:t>
             </w:r>
           </w:p>
         </w:tc>
@@ -6307,51 +6463,10 @@
                 <w:i/>
                 <w:iCs/>
               </w:rPr>
-              <w:t xml:space="preserve">Responsive </w:t>
-            </w:r>
-            <w:proofErr w:type="spellStart"/>
-            <w:r>
-              <w:rPr>
-                <w:i/>
-                <w:iCs/>
-              </w:rPr>
-              <w:t>Design</w:t>
-            </w:r>
-            <w:proofErr w:type="spellEnd"/>
-            <w:r>
-              <w:t> mediante CSS puro (</w:t>
-            </w:r>
-            <w:proofErr w:type="spellStart"/>
-            <w:r>
-              <w:t>Grid</w:t>
-            </w:r>
-            <w:proofErr w:type="spellEnd"/>
-            <w:r>
-              <w:t>/</w:t>
-            </w:r>
-            <w:proofErr w:type="spellStart"/>
-            <w:r>
-              <w:t>Flexbox</w:t>
-            </w:r>
-            <w:proofErr w:type="spellEnd"/>
-            <w:r>
-              <w:t xml:space="preserve"> y Media </w:t>
-            </w:r>
-            <w:proofErr w:type="spellStart"/>
-            <w:r>
-              <w:t>Queries</w:t>
-            </w:r>
-            <w:proofErr w:type="spellEnd"/>
-            <w:r>
-              <w:t xml:space="preserve">) para una correcta visualización en cualquier resolución (móvil, </w:t>
-            </w:r>
-            <w:proofErr w:type="spellStart"/>
-            <w:r>
-              <w:t>tablet</w:t>
-            </w:r>
-            <w:proofErr w:type="spellEnd"/>
-            <w:r>
-              <w:t>, escritorio).</w:t>
+              <w:t>Responsive Design</w:t>
+            </w:r>
+            <w:r>
+              <w:t> mediante CSS puro (Grid/Flexbox y Media Queries) para una correcta visualización en cualquier resolución (móvil, tablet, escritorio).</w:t>
             </w:r>
           </w:p>
         </w:tc>
@@ -6375,7 +6490,7 @@
       <w:pPr>
         <w:pStyle w:val="Ttulo2"/>
       </w:pPr>
-      <w:bookmarkStart w:id="8" w:name="_Toc230682477"/>
+      <w:bookmarkStart w:id="8" w:name="_Toc230907431"/>
       <w:r>
         <w:t>Estudio de Viabilidad y DAFO</w:t>
       </w:r>
@@ -6479,23 +6594,7 @@
                 <w:bCs w:val="0"/>
               </w:rPr>
               <w:br/>
-              <w:t xml:space="preserve">• Falta de un equipo multidisciplinar (diseño gráfico, </w:t>
-            </w:r>
-            <w:proofErr w:type="spellStart"/>
-            <w:r>
-              <w:rPr>
-                <w:b w:val="0"/>
-                <w:bCs w:val="0"/>
-              </w:rPr>
-              <w:t>testing</w:t>
-            </w:r>
-            <w:proofErr w:type="spellEnd"/>
-            <w:r>
-              <w:rPr>
-                <w:b w:val="0"/>
-                <w:bCs w:val="0"/>
-              </w:rPr>
-              <w:t>), teniendo que asumir yo todos los roles del desarrollo.</w:t>
+              <w:t>• Falta de un equipo multidisciplinar (diseño gráfico, testing), teniendo que asumir yo todos los roles del desarrollo.</w:t>
             </w:r>
           </w:p>
         </w:tc>
@@ -6604,15 +6703,7 @@
             </w:r>
             <w:r>
               <w:br/>
-              <w:t xml:space="preserve">• Posibilidad de escalar el producto a nivel comercial para plataformas como Android o </w:t>
-            </w:r>
-            <w:proofErr w:type="spellStart"/>
-            <w:r>
-              <w:t>Steam</w:t>
-            </w:r>
-            <w:proofErr w:type="spellEnd"/>
-            <w:r>
-              <w:t>.</w:t>
+              <w:t>• Posibilidad de escalar el producto a nivel comercial para plataformas como Android o Steam.</w:t>
             </w:r>
           </w:p>
         </w:tc>
@@ -6636,7 +6727,7 @@
       <w:pPr>
         <w:pStyle w:val="Ttulo2"/>
       </w:pPr>
-      <w:bookmarkStart w:id="9" w:name="_Toc230682478"/>
+      <w:bookmarkStart w:id="9" w:name="_Toc230907432"/>
       <w:r>
         <w:t>Herramientas de diseño y tecnologías</w:t>
       </w:r>
@@ -6646,7 +6737,6 @@
       <w:r>
         <w:t>Para el desarrollo de este proyecto he decidido prescindir de </w:t>
       </w:r>
-      <w:proofErr w:type="spellStart"/>
       <w:r>
         <w:rPr>
           <w:i/>
@@ -6654,7 +6744,6 @@
         </w:rPr>
         <w:t>frameworks</w:t>
       </w:r>
-      <w:proofErr w:type="spellEnd"/>
       <w:r>
         <w:t> y librerías externas. El objetivo de esta decisión ha sido programar la arquitectura desde cero para consolidar los conocimientos técnicos adquiridos. Las tecnologías seleccionadas y su justificación son las siguientes:</w:t>
       </w:r>
@@ -6676,7 +6765,6 @@
       <w:r>
         <w:t> He diseñado la interfaz de forma personalizada utilizando CSS nativo. Al no depender de librerías de estilos predefinidas como Bootstrap, he aplicado directamente técnicas de </w:t>
       </w:r>
-      <w:proofErr w:type="spellStart"/>
       <w:r>
         <w:rPr>
           <w:i/>
@@ -6684,7 +6772,6 @@
         </w:rPr>
         <w:t>Flexbox</w:t>
       </w:r>
-      <w:proofErr w:type="spellEnd"/>
       <w:r>
         <w:t> y </w:t>
       </w:r>
@@ -6693,17 +6780,8 @@
           <w:i/>
           <w:iCs/>
         </w:rPr>
-        <w:t xml:space="preserve">CSS </w:t>
-      </w:r>
-      <w:proofErr w:type="spellStart"/>
-      <w:r>
-        <w:rPr>
-          <w:i/>
-          <w:iCs/>
-        </w:rPr>
-        <w:t>Grid</w:t>
-      </w:r>
-      <w:proofErr w:type="spellEnd"/>
+        <w:t>CSS Grid</w:t>
+      </w:r>
       <w:r>
         <w:t> para lograr un diseño </w:t>
       </w:r>
@@ -6764,7 +6842,6 @@
       <w:r>
         <w:t> El </w:t>
       </w:r>
-      <w:proofErr w:type="spellStart"/>
       <w:r>
         <w:rPr>
           <w:i/>
@@ -6772,7 +6849,6 @@
         </w:rPr>
         <w:t>backend</w:t>
       </w:r>
-      <w:proofErr w:type="spellEnd"/>
       <w:r>
         <w:t> del proyecto está programado íntegramente en PHP aplicando Programación Orientada a Objetos. He implementado un sistema de enrutamiento propio y he estructurado la aplicación bajo el patrón </w:t>
       </w:r>
@@ -6814,31 +6890,13 @@
       <w:r>
         <w:t>. La elección de PDO frente a otras extensiones se justifica por su seguridad, ya que permite ejecutar sentencias preparadas (</w:t>
       </w:r>
-      <w:proofErr w:type="spellStart"/>
       <w:r>
         <w:rPr>
           <w:i/>
           <w:iCs/>
         </w:rPr>
-        <w:t>Prepared</w:t>
-      </w:r>
-      <w:proofErr w:type="spellEnd"/>
-      <w:r>
-        <w:rPr>
-          <w:i/>
-          <w:iCs/>
-        </w:rPr>
-        <w:t xml:space="preserve"> </w:t>
-      </w:r>
-      <w:proofErr w:type="spellStart"/>
-      <w:r>
-        <w:rPr>
-          <w:i/>
-          <w:iCs/>
-        </w:rPr>
-        <w:t>Statements</w:t>
-      </w:r>
-      <w:proofErr w:type="spellEnd"/>
+        <w:t>Prepared Statements</w:t>
+      </w:r>
       <w:r>
         <w:t>) y previene ataques de inyección SQL.</w:t>
       </w:r>
@@ -6860,7 +6918,6 @@
       <w:r>
         <w:t> He utilizado Git para llevar un control de versiones exhaustivo. Mantener un registro ordenado de los </w:t>
       </w:r>
-      <w:proofErr w:type="spellStart"/>
       <w:r>
         <w:rPr>
           <w:i/>
@@ -6868,7 +6925,6 @@
         </w:rPr>
         <w:t>commits</w:t>
       </w:r>
-      <w:proofErr w:type="spellEnd"/>
       <w:r>
         <w:t> ha sido fundamental para desarrollar nuevas mecánicas de juego con la garantía de poder revertir el código a una versión estable en caso de error.</w:t>
       </w:r>
@@ -6878,7 +6934,7 @@
       <w:pPr>
         <w:pStyle w:val="Ttulo2"/>
       </w:pPr>
-      <w:bookmarkStart w:id="10" w:name="_Toc230682479"/>
+      <w:bookmarkStart w:id="10" w:name="_Toc230907433"/>
       <w:r>
         <w:t>Documentación del Diseño</w:t>
       </w:r>
@@ -6888,7 +6944,7 @@
       <w:pPr>
         <w:pStyle w:val="Ttulo3"/>
       </w:pPr>
-      <w:bookmarkStart w:id="11" w:name="_Toc230682480"/>
+      <w:bookmarkStart w:id="11" w:name="_Toc230907434"/>
       <w:r>
         <w:t>Diagrama de Casos de Uso</w:t>
       </w:r>
@@ -6948,7 +7004,6 @@
           <w14:ligatures w14:val="standardContextual"/>
         </w:rPr>
       </w:pPr>
-      <w:bookmarkStart w:id="12" w:name="_Toc230682481"/>
       <w:r>
         <w:t>Imagen 1. Diagrama de casos de uso</w:t>
       </w:r>
@@ -6957,6 +7012,7 @@
       <w:pPr>
         <w:pStyle w:val="Ttulo3"/>
       </w:pPr>
+      <w:bookmarkStart w:id="12" w:name="_Toc230907435"/>
       <w:r>
         <w:lastRenderedPageBreak/>
         <w:t>Modelo Entidad-Relación y Diccionario de Datos</w:t>
@@ -6969,10 +7025,10 @@
           <w:noProof/>
         </w:rPr>
         <w:drawing>
-          <wp:inline distT="0" distB="0" distL="0" distR="0" wp14:anchorId="40847B8F" wp14:editId="000F10BB">
-            <wp:extent cx="5755392" cy="1676400"/>
+          <wp:inline distT="0" distB="0" distL="0" distR="0" wp14:anchorId="43C4F4AF" wp14:editId="036981A9">
+            <wp:extent cx="5400040" cy="2808605"/>
             <wp:effectExtent l="0" t="0" r="0" b="0"/>
-            <wp:docPr id="1389542054" name="Imagen 1"/>
+            <wp:docPr id="1319593997" name="Imagen 1"/>
             <wp:cNvGraphicFramePr>
               <a:graphicFrameLocks xmlns:a="http://schemas.openxmlformats.org/drawingml/2006/main" noChangeAspect="1"/>
             </wp:cNvGraphicFramePr>
@@ -6980,7 +7036,7 @@
               <a:graphicData uri="http://schemas.openxmlformats.org/drawingml/2006/picture">
                 <pic:pic xmlns:pic="http://schemas.openxmlformats.org/drawingml/2006/picture">
                   <pic:nvPicPr>
-                    <pic:cNvPr id="1389542054" name=""/>
+                    <pic:cNvPr id="1319593997" name=""/>
                     <pic:cNvPicPr/>
                   </pic:nvPicPr>
                   <pic:blipFill>
@@ -6992,7 +7048,7 @@
                   <pic:spPr>
                     <a:xfrm>
                       <a:off x="0" y="0"/>
-                      <a:ext cx="5758548" cy="1677319"/>
+                      <a:ext cx="5400040" cy="2808605"/>
                     </a:xfrm>
                     <a:prstGeom prst="rect">
                       <a:avLst/>
@@ -7027,71 +7083,7 @@
         </w:numPr>
       </w:pPr>
       <w:r>
-        <w:t>USUARIO (</w:t>
-      </w:r>
-      <w:proofErr w:type="spellStart"/>
-      <w:r>
-        <w:t>usuarioId</w:t>
-      </w:r>
-      <w:proofErr w:type="spellEnd"/>
-      <w:r>
-        <w:t xml:space="preserve">, email, </w:t>
-      </w:r>
-      <w:proofErr w:type="spellStart"/>
-      <w:r>
-        <w:t>passwordHash</w:t>
-      </w:r>
-      <w:proofErr w:type="spellEnd"/>
-      <w:r>
-        <w:t xml:space="preserve">, </w:t>
-      </w:r>
-      <w:proofErr w:type="spellStart"/>
-      <w:r>
-        <w:t>nombreCafeteria</w:t>
-      </w:r>
-      <w:proofErr w:type="spellEnd"/>
-      <w:r>
-        <w:t xml:space="preserve">, </w:t>
-      </w:r>
-      <w:proofErr w:type="spellStart"/>
-      <w:r>
-        <w:t>monedasActuales</w:t>
-      </w:r>
-      <w:proofErr w:type="spellEnd"/>
-      <w:r>
-        <w:t xml:space="preserve">, </w:t>
-      </w:r>
-      <w:proofErr w:type="spellStart"/>
-      <w:r>
-        <w:t>clicsSucios</w:t>
-      </w:r>
-      <w:proofErr w:type="spellEnd"/>
-      <w:r>
-        <w:t xml:space="preserve">, </w:t>
-      </w:r>
-      <w:proofErr w:type="spellStart"/>
-      <w:r>
-        <w:t>ultimoAcceso</w:t>
-      </w:r>
-      <w:proofErr w:type="spellEnd"/>
-      <w:r>
-        <w:t xml:space="preserve">, </w:t>
-      </w:r>
-      <w:proofErr w:type="spellStart"/>
-      <w:r>
-        <w:t>monedasHistoricas</w:t>
-      </w:r>
-      <w:proofErr w:type="spellEnd"/>
-      <w:r>
-        <w:t xml:space="preserve">, </w:t>
-      </w:r>
-      <w:proofErr w:type="spellStart"/>
-      <w:r>
-        <w:t>puntosLegado</w:t>
-      </w:r>
-      <w:proofErr w:type="spellEnd"/>
-      <w:r>
-        <w:t>)</w:t>
+        <w:t>USUARIO (usuarioId, email, passwordHash, nombreCafeteria, monedasActuales, clicsSucios, ultimoAcceso, monedasHistoricas, puntosLegado)</w:t>
       </w:r>
     </w:p>
     <w:p>
@@ -7103,31 +7095,7 @@
         </w:numPr>
       </w:pPr>
       <w:r>
-        <w:t>CONEJO (</w:t>
-      </w:r>
-      <w:proofErr w:type="spellStart"/>
-      <w:r>
-        <w:t>conejoId</w:t>
-      </w:r>
-      <w:proofErr w:type="spellEnd"/>
-      <w:r>
-        <w:t xml:space="preserve">, nombre, rol, </w:t>
-      </w:r>
-      <w:proofErr w:type="spellStart"/>
-      <w:r>
-        <w:t>produccionBase</w:t>
-      </w:r>
-      <w:proofErr w:type="spellEnd"/>
-      <w:r>
-        <w:t xml:space="preserve">, </w:t>
-      </w:r>
-      <w:proofErr w:type="spellStart"/>
-      <w:r>
-        <w:t>costeBase</w:t>
-      </w:r>
-      <w:proofErr w:type="spellEnd"/>
-      <w:r>
-        <w:t>)</w:t>
+        <w:t>CONEJO (conejoId, nombre, rol, produccionBase, costeBase)</w:t>
       </w:r>
     </w:p>
     <w:p>
@@ -7139,47 +7107,7 @@
         </w:numPr>
       </w:pPr>
       <w:r>
-        <w:t>UTENSILIO (</w:t>
-      </w:r>
-      <w:proofErr w:type="spellStart"/>
-      <w:r>
-        <w:t>utensilioId</w:t>
-      </w:r>
-      <w:proofErr w:type="spellEnd"/>
-      <w:r>
-        <w:t xml:space="preserve">, nombre, </w:t>
-      </w:r>
-      <w:proofErr w:type="spellStart"/>
-      <w:r>
-        <w:t>valorExtraClic</w:t>
-      </w:r>
-      <w:proofErr w:type="spellEnd"/>
-      <w:r>
-        <w:t xml:space="preserve">, </w:t>
-      </w:r>
-      <w:proofErr w:type="spellStart"/>
-      <w:r>
-        <w:t>produccionPasivaExtra</w:t>
-      </w:r>
-      <w:proofErr w:type="spellEnd"/>
-      <w:r>
-        <w:t xml:space="preserve">, </w:t>
-      </w:r>
-      <w:proofErr w:type="spellStart"/>
-      <w:r>
-        <w:t>costeBase</w:t>
-      </w:r>
-      <w:proofErr w:type="spellEnd"/>
-      <w:r>
-        <w:t xml:space="preserve">, </w:t>
-      </w:r>
-      <w:proofErr w:type="spellStart"/>
-      <w:r>
-        <w:t>limiteMax</w:t>
-      </w:r>
-      <w:proofErr w:type="spellEnd"/>
-      <w:r>
-        <w:t>)</w:t>
+        <w:t>UTENSILIO (utensilioId, nombre, valorExtraClic, produccionPasivaExtra, costeBase, limiteMax)</w:t>
       </w:r>
     </w:p>
     <w:p>
@@ -7191,47 +7119,7 @@
         </w:numPr>
       </w:pPr>
       <w:r>
-        <w:t>LOGRO (</w:t>
-      </w:r>
-      <w:proofErr w:type="spellStart"/>
-      <w:r>
-        <w:t>logroId</w:t>
-      </w:r>
-      <w:proofErr w:type="spellEnd"/>
-      <w:r>
-        <w:t xml:space="preserve">, nombre, </w:t>
-      </w:r>
-      <w:proofErr w:type="spellStart"/>
-      <w:r>
-        <w:t>descripcion</w:t>
-      </w:r>
-      <w:proofErr w:type="spellEnd"/>
-      <w:r>
-        <w:t xml:space="preserve">, </w:t>
-      </w:r>
-      <w:proofErr w:type="spellStart"/>
-      <w:r>
-        <w:t>tipoCondicion</w:t>
-      </w:r>
-      <w:proofErr w:type="spellEnd"/>
-      <w:r>
-        <w:t xml:space="preserve">, </w:t>
-      </w:r>
-      <w:proofErr w:type="spellStart"/>
-      <w:r>
-        <w:t>valorCondicion</w:t>
-      </w:r>
-      <w:proofErr w:type="spellEnd"/>
-      <w:r>
-        <w:t xml:space="preserve">, </w:t>
-      </w:r>
-      <w:proofErr w:type="spellStart"/>
-      <w:r>
-        <w:t>multiplicadorRecompensa</w:t>
-      </w:r>
-      <w:proofErr w:type="spellEnd"/>
-      <w:r>
-        <w:t>)</w:t>
+        <w:t>LOGRO (logroId, nombre, descripcion, tipoCondicion, valorCondicion, multiplicadorRecompensa)</w:t>
       </w:r>
     </w:p>
     <w:p>
@@ -7243,31 +7131,7 @@
         </w:numPr>
       </w:pPr>
       <w:r>
-        <w:t>USUARIO_CONEJO (</w:t>
-      </w:r>
-      <w:proofErr w:type="spellStart"/>
-      <w:r>
-        <w:t>usuario_conejoId</w:t>
-      </w:r>
-      <w:proofErr w:type="spellEnd"/>
-      <w:r>
-        <w:t xml:space="preserve">, </w:t>
-      </w:r>
-      <w:proofErr w:type="spellStart"/>
-      <w:r>
-        <w:t>usuarioId</w:t>
-      </w:r>
-      <w:proofErr w:type="spellEnd"/>
-      <w:r>
-        <w:t xml:space="preserve">, </w:t>
-      </w:r>
-      <w:proofErr w:type="spellStart"/>
-      <w:r>
-        <w:t>conejoId</w:t>
-      </w:r>
-      <w:proofErr w:type="spellEnd"/>
-      <w:r>
-        <w:t>, cantidad)</w:t>
+        <w:t>USUARIO_CONEJO (usuario_conejoId, usuarioId, conejoId, cantidad)</w:t>
       </w:r>
     </w:p>
     <w:p>
@@ -7279,31 +7143,7 @@
         </w:numPr>
       </w:pPr>
       <w:r>
-        <w:t>USUARIO_UTENSILIO (</w:t>
-      </w:r>
-      <w:proofErr w:type="spellStart"/>
-      <w:r>
-        <w:t>usuario_utensilioId</w:t>
-      </w:r>
-      <w:proofErr w:type="spellEnd"/>
-      <w:r>
-        <w:t xml:space="preserve">, </w:t>
-      </w:r>
-      <w:proofErr w:type="spellStart"/>
-      <w:r>
-        <w:t>usuarioId</w:t>
-      </w:r>
-      <w:proofErr w:type="spellEnd"/>
-      <w:r>
-        <w:t xml:space="preserve">, </w:t>
-      </w:r>
-      <w:proofErr w:type="spellStart"/>
-      <w:r>
-        <w:t>utensilioId</w:t>
-      </w:r>
-      <w:proofErr w:type="spellEnd"/>
-      <w:r>
-        <w:t>)</w:t>
+        <w:t>USUARIO_UTENSILIO (usuario_utensilioId, usuarioId, utensilioId)</w:t>
       </w:r>
     </w:p>
     <w:p>
@@ -7315,43 +7155,9 @@
         </w:numPr>
       </w:pPr>
       <w:r>
-        <w:t>USUARIO_LOGRO (</w:t>
-      </w:r>
-      <w:proofErr w:type="spellStart"/>
-      <w:r>
-        <w:t>usuario_logroId</w:t>
-      </w:r>
-      <w:proofErr w:type="spellEnd"/>
-      <w:r>
-        <w:t xml:space="preserve">, </w:t>
-      </w:r>
-      <w:proofErr w:type="spellStart"/>
-      <w:r>
-        <w:t>usuarioId</w:t>
-      </w:r>
-      <w:proofErr w:type="spellEnd"/>
-      <w:r>
-        <w:t xml:space="preserve">, </w:t>
-      </w:r>
-      <w:proofErr w:type="spellStart"/>
-      <w:r>
-        <w:t>logroId</w:t>
-      </w:r>
-      <w:proofErr w:type="spellEnd"/>
-      <w:r>
-        <w:t xml:space="preserve">, </w:t>
-      </w:r>
-      <w:proofErr w:type="spellStart"/>
-      <w:r>
-        <w:t>fechaDesbloqueo</w:t>
-      </w:r>
-      <w:proofErr w:type="spellEnd"/>
-      <w:r>
-        <w:t>)</w:t>
-      </w:r>
-    </w:p>
-    <w:p/>
-    <w:p/>
+        <w:t>USUARIO_LOGRO (usuario_logroId, usuarioId, logroId, fechaDesbloqueo)</w:t>
+      </w:r>
+    </w:p>
     <w:p/>
     <w:p/>
     <w:p/>
@@ -7460,11 +7266,9 @@
             <w:pPr>
               <w:spacing w:after="160"/>
             </w:pPr>
-            <w:proofErr w:type="spellStart"/>
             <w:r>
               <w:t>usuarioId</w:t>
             </w:r>
-            <w:proofErr w:type="spellEnd"/>
           </w:p>
         </w:tc>
         <w:tc>
@@ -7539,13 +7343,8 @@
               <w:spacing w:after="160"/>
               <w:cnfStyle w:val="000000000000" w:firstRow="0" w:lastRow="0" w:firstColumn="0" w:lastColumn="0" w:oddVBand="0" w:evenVBand="0" w:oddHBand="0" w:evenHBand="0" w:firstRowFirstColumn="0" w:firstRowLastColumn="0" w:lastRowFirstColumn="0" w:lastRowLastColumn="0"/>
             </w:pPr>
-            <w:proofErr w:type="gramStart"/>
-            <w:r>
-              <w:t>VARCHAR(</w:t>
-            </w:r>
-            <w:proofErr w:type="gramEnd"/>
-            <w:r>
-              <w:t>255)</w:t>
+            <w:r>
+              <w:t>VARCHAR(255)</w:t>
             </w:r>
           </w:p>
         </w:tc>
@@ -7575,15 +7374,7 @@
               <w:cnfStyle w:val="000000000000" w:firstRow="0" w:lastRow="0" w:firstColumn="0" w:lastColumn="0" w:oddVBand="0" w:evenVBand="0" w:oddHBand="0" w:evenHBand="0" w:firstRowFirstColumn="0" w:firstRowLastColumn="0" w:lastRowFirstColumn="0" w:lastRowLastColumn="0"/>
             </w:pPr>
             <w:r>
-              <w:t xml:space="preserve">Correo electrónico usado para el </w:t>
-            </w:r>
-            <w:proofErr w:type="spellStart"/>
-            <w:r>
-              <w:t>login</w:t>
-            </w:r>
-            <w:proofErr w:type="spellEnd"/>
-            <w:r>
-              <w:t>.</w:t>
+              <w:t>Correo electrónico usado para el login.</w:t>
             </w:r>
           </w:p>
         </w:tc>
@@ -7599,11 +7390,9 @@
             <w:pPr>
               <w:spacing w:after="160"/>
             </w:pPr>
-            <w:proofErr w:type="spellStart"/>
             <w:r>
               <w:t>passwordHash</w:t>
             </w:r>
-            <w:proofErr w:type="spellEnd"/>
           </w:p>
         </w:tc>
         <w:tc>
@@ -7616,13 +7405,8 @@
               <w:spacing w:after="160"/>
               <w:cnfStyle w:val="000000000000" w:firstRow="0" w:lastRow="0" w:firstColumn="0" w:lastColumn="0" w:oddVBand="0" w:evenVBand="0" w:oddHBand="0" w:evenHBand="0" w:firstRowFirstColumn="0" w:firstRowLastColumn="0" w:lastRowFirstColumn="0" w:lastRowLastColumn="0"/>
             </w:pPr>
-            <w:proofErr w:type="gramStart"/>
-            <w:r>
-              <w:t>VARCHAR(</w:t>
-            </w:r>
-            <w:proofErr w:type="gramEnd"/>
-            <w:r>
-              <w:t>255)</w:t>
+            <w:r>
+              <w:t>VARCHAR(255)</w:t>
             </w:r>
           </w:p>
         </w:tc>
@@ -7652,15 +7436,7 @@
               <w:cnfStyle w:val="000000000000" w:firstRow="0" w:lastRow="0" w:firstColumn="0" w:lastColumn="0" w:oddVBand="0" w:evenVBand="0" w:oddHBand="0" w:evenHBand="0" w:firstRowFirstColumn="0" w:firstRowLastColumn="0" w:lastRowFirstColumn="0" w:lastRowLastColumn="0"/>
             </w:pPr>
             <w:r>
-              <w:t>Contraseña cifrada mediante algoritmos de hash seguros (</w:t>
-            </w:r>
-            <w:proofErr w:type="spellStart"/>
-            <w:r>
-              <w:t>bcrypt</w:t>
-            </w:r>
-            <w:proofErr w:type="spellEnd"/>
-            <w:r>
-              <w:t>).</w:t>
+              <w:t>Contraseña cifrada mediante algoritmos de hash seguros (bcrypt).</w:t>
             </w:r>
           </w:p>
         </w:tc>
@@ -7676,11 +7452,9 @@
             <w:pPr>
               <w:spacing w:after="160"/>
             </w:pPr>
-            <w:proofErr w:type="spellStart"/>
             <w:r>
               <w:t>nombreCafeteria</w:t>
             </w:r>
-            <w:proofErr w:type="spellEnd"/>
           </w:p>
         </w:tc>
         <w:tc>
@@ -7693,13 +7467,8 @@
               <w:spacing w:after="160"/>
               <w:cnfStyle w:val="000000000000" w:firstRow="0" w:lastRow="0" w:firstColumn="0" w:lastColumn="0" w:oddVBand="0" w:evenVBand="0" w:oddHBand="0" w:evenHBand="0" w:firstRowFirstColumn="0" w:firstRowLastColumn="0" w:lastRowFirstColumn="0" w:lastRowLastColumn="0"/>
             </w:pPr>
-            <w:proofErr w:type="gramStart"/>
-            <w:r>
-              <w:t>VARCHAR(</w:t>
-            </w:r>
-            <w:proofErr w:type="gramEnd"/>
-            <w:r>
-              <w:t>100)</w:t>
+            <w:r>
+              <w:t>VARCHAR(100)</w:t>
             </w:r>
           </w:p>
         </w:tc>
@@ -7742,11 +7511,9 @@
             <w:pPr>
               <w:spacing w:after="160"/>
             </w:pPr>
-            <w:proofErr w:type="spellStart"/>
             <w:r>
               <w:t>monedasActuales</w:t>
             </w:r>
-            <w:proofErr w:type="spellEnd"/>
           </w:p>
         </w:tc>
         <w:tc>
@@ -7759,13 +7526,8 @@
               <w:spacing w:after="160"/>
               <w:cnfStyle w:val="000000000000" w:firstRow="0" w:lastRow="0" w:firstColumn="0" w:lastColumn="0" w:oddVBand="0" w:evenVBand="0" w:oddHBand="0" w:evenHBand="0" w:firstRowFirstColumn="0" w:firstRowLastColumn="0" w:lastRowFirstColumn="0" w:lastRowLastColumn="0"/>
             </w:pPr>
-            <w:proofErr w:type="gramStart"/>
-            <w:r>
-              <w:t>DECIMAL(</w:t>
-            </w:r>
-            <w:proofErr w:type="gramEnd"/>
-            <w:r>
-              <w:t>20,2)</w:t>
+            <w:r>
+              <w:t>DECIMAL(20,2)</w:t>
             </w:r>
           </w:p>
         </w:tc>
@@ -7811,11 +7573,9 @@
             <w:pPr>
               <w:spacing w:after="160"/>
             </w:pPr>
-            <w:proofErr w:type="spellStart"/>
             <w:r>
               <w:t>clicsSucios</w:t>
             </w:r>
-            <w:proofErr w:type="spellEnd"/>
           </w:p>
         </w:tc>
         <w:tc>
@@ -7828,13 +7588,8 @@
               <w:spacing w:after="160"/>
               <w:cnfStyle w:val="000000000000" w:firstRow="0" w:lastRow="0" w:firstColumn="0" w:lastColumn="0" w:oddVBand="0" w:evenVBand="0" w:oddHBand="0" w:evenHBand="0" w:firstRowFirstColumn="0" w:firstRowLastColumn="0" w:lastRowFirstColumn="0" w:lastRowLastColumn="0"/>
             </w:pPr>
-            <w:proofErr w:type="gramStart"/>
-            <w:r>
-              <w:t>DECIMAL(</w:t>
-            </w:r>
-            <w:proofErr w:type="gramEnd"/>
-            <w:r>
-              <w:t>10,2)</w:t>
+            <w:r>
+              <w:t>DECIMAL(10,2)</w:t>
             </w:r>
           </w:p>
         </w:tc>
@@ -7880,11 +7635,9 @@
             <w:pPr>
               <w:spacing w:after="160"/>
             </w:pPr>
-            <w:proofErr w:type="spellStart"/>
             <w:r>
               <w:t>ultimoAcceso</w:t>
             </w:r>
-            <w:proofErr w:type="spellEnd"/>
           </w:p>
         </w:tc>
         <w:tc>
@@ -7944,11 +7697,9 @@
             <w:pPr>
               <w:spacing w:after="160"/>
             </w:pPr>
-            <w:proofErr w:type="spellStart"/>
             <w:r>
               <w:t>monedasHistoricas</w:t>
             </w:r>
-            <w:proofErr w:type="spellEnd"/>
           </w:p>
         </w:tc>
         <w:tc>
@@ -7961,13 +7712,8 @@
               <w:spacing w:after="160"/>
               <w:cnfStyle w:val="000000000000" w:firstRow="0" w:lastRow="0" w:firstColumn="0" w:lastColumn="0" w:oddVBand="0" w:evenVBand="0" w:oddHBand="0" w:evenHBand="0" w:firstRowFirstColumn="0" w:firstRowLastColumn="0" w:lastRowFirstColumn="0" w:lastRowLastColumn="0"/>
             </w:pPr>
-            <w:proofErr w:type="gramStart"/>
-            <w:r>
-              <w:t>DECIMAL(</w:t>
-            </w:r>
-            <w:proofErr w:type="gramEnd"/>
-            <w:r>
-              <w:t>20,2)</w:t>
+            <w:r>
+              <w:t>DECIMAL(20,2)</w:t>
             </w:r>
           </w:p>
         </w:tc>
@@ -7996,13 +7742,8 @@
               <w:spacing w:after="160"/>
               <w:cnfStyle w:val="000000000000" w:firstRow="0" w:lastRow="0" w:firstColumn="0" w:lastColumn="0" w:oddVBand="0" w:evenVBand="0" w:oddHBand="0" w:evenHBand="0" w:firstRowFirstColumn="0" w:firstRowLastColumn="0" w:lastRowFirstColumn="0" w:lastRowLastColumn="0"/>
             </w:pPr>
-            <w:proofErr w:type="gramStart"/>
-            <w:r>
-              <w:t>Total</w:t>
-            </w:r>
-            <w:proofErr w:type="gramEnd"/>
-            <w:r>
-              <w:t xml:space="preserve"> histórico generado. Usado para hitos y prestigio.</w:t>
+            <w:r>
+              <w:t>Total histórico generado. Usado para hitos y prestigio.</w:t>
             </w:r>
           </w:p>
         </w:tc>
@@ -8018,11 +7759,9 @@
             <w:pPr>
               <w:spacing w:after="160"/>
             </w:pPr>
-            <w:proofErr w:type="spellStart"/>
             <w:r>
               <w:t>puntosLegado</w:t>
             </w:r>
-            <w:proofErr w:type="spellEnd"/>
           </w:p>
         </w:tc>
         <w:tc>
@@ -8186,11 +7925,9 @@
             <w:pPr>
               <w:spacing w:after="160"/>
             </w:pPr>
-            <w:proofErr w:type="spellStart"/>
             <w:r>
               <w:t>conejoId</w:t>
             </w:r>
-            <w:proofErr w:type="spellEnd"/>
           </w:p>
         </w:tc>
         <w:tc>
@@ -8265,13 +8002,8 @@
               <w:spacing w:after="160"/>
               <w:cnfStyle w:val="000000000000" w:firstRow="0" w:lastRow="0" w:firstColumn="0" w:lastColumn="0" w:oddVBand="0" w:evenVBand="0" w:oddHBand="0" w:evenHBand="0" w:firstRowFirstColumn="0" w:firstRowLastColumn="0" w:lastRowFirstColumn="0" w:lastRowLastColumn="0"/>
             </w:pPr>
-            <w:proofErr w:type="gramStart"/>
-            <w:r>
-              <w:t>VARCHAR(</w:t>
-            </w:r>
-            <w:proofErr w:type="gramEnd"/>
-            <w:r>
-              <w:t>100)</w:t>
+            <w:r>
+              <w:t>VARCHAR(100)</w:t>
             </w:r>
           </w:p>
         </w:tc>
@@ -8332,13 +8064,8 @@
               <w:spacing w:after="160"/>
               <w:cnfStyle w:val="000000000000" w:firstRow="0" w:lastRow="0" w:firstColumn="0" w:lastColumn="0" w:oddVBand="0" w:evenVBand="0" w:oddHBand="0" w:evenHBand="0" w:firstRowFirstColumn="0" w:firstRowLastColumn="0" w:lastRowFirstColumn="0" w:lastRowLastColumn="0"/>
             </w:pPr>
-            <w:proofErr w:type="gramStart"/>
-            <w:r>
-              <w:t>VARCHAR(</w:t>
-            </w:r>
-            <w:proofErr w:type="gramEnd"/>
-            <w:r>
-              <w:t>50)</w:t>
+            <w:r>
+              <w:t>VARCHAR(50)</w:t>
             </w:r>
           </w:p>
         </w:tc>
@@ -8381,11 +8108,9 @@
             <w:pPr>
               <w:spacing w:after="160"/>
             </w:pPr>
-            <w:proofErr w:type="spellStart"/>
             <w:r>
               <w:t>produccionBase</w:t>
             </w:r>
-            <w:proofErr w:type="spellEnd"/>
           </w:p>
         </w:tc>
         <w:tc>
@@ -8398,13 +8123,8 @@
               <w:spacing w:after="160"/>
               <w:cnfStyle w:val="000000000000" w:firstRow="0" w:lastRow="0" w:firstColumn="0" w:lastColumn="0" w:oddVBand="0" w:evenVBand="0" w:oddHBand="0" w:evenHBand="0" w:firstRowFirstColumn="0" w:firstRowLastColumn="0" w:lastRowFirstColumn="0" w:lastRowLastColumn="0"/>
             </w:pPr>
-            <w:proofErr w:type="gramStart"/>
-            <w:r>
-              <w:t>DECIMAL(</w:t>
-            </w:r>
-            <w:proofErr w:type="gramEnd"/>
-            <w:r>
-              <w:t>10,2)</w:t>
+            <w:r>
+              <w:t>DECIMAL(10,2)</w:t>
             </w:r>
           </w:p>
         </w:tc>
@@ -8450,11 +8170,9 @@
             <w:pPr>
               <w:spacing w:after="160"/>
             </w:pPr>
-            <w:proofErr w:type="spellStart"/>
             <w:r>
               <w:t>costeBase</w:t>
             </w:r>
-            <w:proofErr w:type="spellEnd"/>
           </w:p>
         </w:tc>
         <w:tc>
@@ -8467,13 +8185,8 @@
               <w:spacing w:after="160"/>
               <w:cnfStyle w:val="000000000000" w:firstRow="0" w:lastRow="0" w:firstColumn="0" w:lastColumn="0" w:oddVBand="0" w:evenVBand="0" w:oddHBand="0" w:evenHBand="0" w:firstRowFirstColumn="0" w:firstRowLastColumn="0" w:lastRowFirstColumn="0" w:lastRowLastColumn="0"/>
             </w:pPr>
-            <w:proofErr w:type="gramStart"/>
-            <w:r>
-              <w:t>DECIMAL(</w:t>
-            </w:r>
-            <w:proofErr w:type="gramEnd"/>
-            <w:r>
-              <w:t>15,2)</w:t>
+            <w:r>
+              <w:t>DECIMAL(15,2)</w:t>
             </w:r>
           </w:p>
         </w:tc>
@@ -8630,11 +8343,9 @@
             <w:pPr>
               <w:spacing w:after="160"/>
             </w:pPr>
-            <w:proofErr w:type="spellStart"/>
             <w:r>
               <w:t>utensilioId</w:t>
             </w:r>
-            <w:proofErr w:type="spellEnd"/>
           </w:p>
         </w:tc>
         <w:tc>
@@ -8709,13 +8420,8 @@
               <w:spacing w:after="160"/>
               <w:cnfStyle w:val="000000000000" w:firstRow="0" w:lastRow="0" w:firstColumn="0" w:lastColumn="0" w:oddVBand="0" w:evenVBand="0" w:oddHBand="0" w:evenHBand="0" w:firstRowFirstColumn="0" w:firstRowLastColumn="0" w:lastRowFirstColumn="0" w:lastRowLastColumn="0"/>
             </w:pPr>
-            <w:proofErr w:type="gramStart"/>
-            <w:r>
-              <w:t>VARCHAR(</w:t>
-            </w:r>
-            <w:proofErr w:type="gramEnd"/>
-            <w:r>
-              <w:t>100)</w:t>
+            <w:r>
+              <w:t>VARCHAR(100)</w:t>
             </w:r>
           </w:p>
         </w:tc>
@@ -8761,11 +8467,9 @@
             <w:pPr>
               <w:spacing w:after="160"/>
             </w:pPr>
-            <w:proofErr w:type="spellStart"/>
             <w:r>
               <w:t>valorExtraClic</w:t>
             </w:r>
-            <w:proofErr w:type="spellEnd"/>
           </w:p>
         </w:tc>
         <w:tc>
@@ -8778,13 +8482,8 @@
               <w:spacing w:after="160"/>
               <w:cnfStyle w:val="000000000000" w:firstRow="0" w:lastRow="0" w:firstColumn="0" w:lastColumn="0" w:oddVBand="0" w:evenVBand="0" w:oddHBand="0" w:evenHBand="0" w:firstRowFirstColumn="0" w:firstRowLastColumn="0" w:lastRowFirstColumn="0" w:lastRowLastColumn="0"/>
             </w:pPr>
-            <w:proofErr w:type="gramStart"/>
-            <w:r>
-              <w:t>DECIMAL(</w:t>
-            </w:r>
-            <w:proofErr w:type="gramEnd"/>
-            <w:r>
-              <w:t>10,2)</w:t>
+            <w:r>
+              <w:t>DECIMAL(10,2)</w:t>
             </w:r>
           </w:p>
         </w:tc>
@@ -8830,12 +8529,10 @@
             <w:pPr>
               <w:spacing w:after="160"/>
             </w:pPr>
-            <w:proofErr w:type="spellStart"/>
             <w:r>
               <w:lastRenderedPageBreak/>
               <w:t>produccionPasivaExtra</w:t>
             </w:r>
-            <w:proofErr w:type="spellEnd"/>
           </w:p>
         </w:tc>
         <w:tc>
@@ -8848,13 +8545,8 @@
               <w:spacing w:after="160"/>
               <w:cnfStyle w:val="000000000000" w:firstRow="0" w:lastRow="0" w:firstColumn="0" w:lastColumn="0" w:oddVBand="0" w:evenVBand="0" w:oddHBand="0" w:evenHBand="0" w:firstRowFirstColumn="0" w:firstRowLastColumn="0" w:lastRowFirstColumn="0" w:lastRowLastColumn="0"/>
             </w:pPr>
-            <w:proofErr w:type="gramStart"/>
-            <w:r>
-              <w:t>DECIMAL(</w:t>
-            </w:r>
-            <w:proofErr w:type="gramEnd"/>
-            <w:r>
-              <w:t>10,2)</w:t>
+            <w:r>
+              <w:t>DECIMAL(10,2)</w:t>
             </w:r>
           </w:p>
         </w:tc>
@@ -8900,11 +8592,9 @@
             <w:pPr>
               <w:spacing w:after="160"/>
             </w:pPr>
-            <w:proofErr w:type="spellStart"/>
             <w:r>
               <w:t>costeBase</w:t>
             </w:r>
-            <w:proofErr w:type="spellEnd"/>
           </w:p>
         </w:tc>
         <w:tc>
@@ -8917,13 +8607,8 @@
               <w:spacing w:after="160"/>
               <w:cnfStyle w:val="000000000000" w:firstRow="0" w:lastRow="0" w:firstColumn="0" w:lastColumn="0" w:oddVBand="0" w:evenVBand="0" w:oddHBand="0" w:evenHBand="0" w:firstRowFirstColumn="0" w:firstRowLastColumn="0" w:lastRowFirstColumn="0" w:lastRowLastColumn="0"/>
             </w:pPr>
-            <w:proofErr w:type="gramStart"/>
-            <w:r>
-              <w:t>DECIMAL(</w:t>
-            </w:r>
-            <w:proofErr w:type="gramEnd"/>
-            <w:r>
-              <w:t>15,2)</w:t>
+            <w:r>
+              <w:t>DECIMAL(15,2)</w:t>
             </w:r>
           </w:p>
         </w:tc>
@@ -8969,11 +8654,9 @@
             <w:pPr>
               <w:spacing w:after="160"/>
             </w:pPr>
-            <w:proofErr w:type="spellStart"/>
             <w:r>
               <w:t>limiteMax</w:t>
             </w:r>
-            <w:proofErr w:type="spellEnd"/>
           </w:p>
         </w:tc>
         <w:tc>
@@ -9136,11 +8819,9 @@
             <w:pPr>
               <w:spacing w:after="160"/>
             </w:pPr>
-            <w:proofErr w:type="spellStart"/>
             <w:r>
               <w:t>logroId</w:t>
             </w:r>
-            <w:proofErr w:type="spellEnd"/>
           </w:p>
         </w:tc>
         <w:tc>
@@ -9215,13 +8896,8 @@
               <w:spacing w:after="160"/>
               <w:cnfStyle w:val="000000000000" w:firstRow="0" w:lastRow="0" w:firstColumn="0" w:lastColumn="0" w:oddVBand="0" w:evenVBand="0" w:oddHBand="0" w:evenHBand="0" w:firstRowFirstColumn="0" w:firstRowLastColumn="0" w:lastRowFirstColumn="0" w:lastRowLastColumn="0"/>
             </w:pPr>
-            <w:proofErr w:type="gramStart"/>
-            <w:r>
-              <w:t>VARCHAR(</w:t>
-            </w:r>
-            <w:proofErr w:type="gramEnd"/>
-            <w:r>
-              <w:t>100)</w:t>
+            <w:r>
+              <w:t>VARCHAR(100)</w:t>
             </w:r>
           </w:p>
         </w:tc>
@@ -9267,11 +8943,9 @@
             <w:pPr>
               <w:spacing w:after="160"/>
             </w:pPr>
-            <w:proofErr w:type="spellStart"/>
             <w:r>
               <w:t>descripcion</w:t>
             </w:r>
-            <w:proofErr w:type="spellEnd"/>
           </w:p>
         </w:tc>
         <w:tc>
@@ -9284,13 +8958,8 @@
               <w:spacing w:after="160"/>
               <w:cnfStyle w:val="000000000000" w:firstRow="0" w:lastRow="0" w:firstColumn="0" w:lastColumn="0" w:oddVBand="0" w:evenVBand="0" w:oddHBand="0" w:evenHBand="0" w:firstRowFirstColumn="0" w:firstRowLastColumn="0" w:lastRowFirstColumn="0" w:lastRowLastColumn="0"/>
             </w:pPr>
-            <w:proofErr w:type="gramStart"/>
-            <w:r>
-              <w:t>VARCHAR(</w:t>
-            </w:r>
-            <w:proofErr w:type="gramEnd"/>
-            <w:r>
-              <w:t>255)</w:t>
+            <w:r>
+              <w:t>VARCHAR(255)</w:t>
             </w:r>
           </w:p>
         </w:tc>
@@ -9336,11 +9005,9 @@
             <w:pPr>
               <w:spacing w:after="160"/>
             </w:pPr>
-            <w:proofErr w:type="spellStart"/>
             <w:r>
               <w:t>tipoCondicion</w:t>
             </w:r>
-            <w:proofErr w:type="spellEnd"/>
           </w:p>
         </w:tc>
         <w:tc>
@@ -9353,13 +9020,8 @@
               <w:spacing w:after="160"/>
               <w:cnfStyle w:val="000000000000" w:firstRow="0" w:lastRow="0" w:firstColumn="0" w:lastColumn="0" w:oddVBand="0" w:evenVBand="0" w:oddHBand="0" w:evenHBand="0" w:firstRowFirstColumn="0" w:firstRowLastColumn="0" w:lastRowFirstColumn="0" w:lastRowLastColumn="0"/>
             </w:pPr>
-            <w:proofErr w:type="gramStart"/>
-            <w:r>
-              <w:t>VARCHAR(</w:t>
-            </w:r>
-            <w:proofErr w:type="gramEnd"/>
-            <w:r>
-              <w:t>50)</w:t>
+            <w:r>
+              <w:t>VARCHAR(50)</w:t>
             </w:r>
           </w:p>
         </w:tc>
@@ -9389,23 +9051,7 @@
               <w:cnfStyle w:val="000000000000" w:firstRow="0" w:lastRow="0" w:firstColumn="0" w:lastColumn="0" w:oddVBand="0" w:evenVBand="0" w:oddHBand="0" w:evenHBand="0" w:firstRowFirstColumn="0" w:firstRowLastColumn="0" w:lastRowFirstColumn="0" w:lastRowLastColumn="0"/>
             </w:pPr>
             <w:r>
-              <w:t xml:space="preserve">Tipo de </w:t>
-            </w:r>
-            <w:proofErr w:type="spellStart"/>
-            <w:r>
-              <w:t>trigger</w:t>
-            </w:r>
-            <w:proofErr w:type="spellEnd"/>
-            <w:r>
-              <w:t xml:space="preserve"> (ej. clics, </w:t>
-            </w:r>
-            <w:proofErr w:type="spellStart"/>
-            <w:r>
-              <w:t>monedas_totales</w:t>
-            </w:r>
-            <w:proofErr w:type="spellEnd"/>
-            <w:r>
-              <w:t>).</w:t>
+              <w:t>Tipo de trigger (ej. clics, monedas_totales).</w:t>
             </w:r>
           </w:p>
         </w:tc>
@@ -9421,11 +9067,9 @@
             <w:pPr>
               <w:spacing w:after="160"/>
             </w:pPr>
-            <w:proofErr w:type="spellStart"/>
             <w:r>
               <w:t>valorCondicion</w:t>
             </w:r>
-            <w:proofErr w:type="spellEnd"/>
           </w:p>
         </w:tc>
         <w:tc>
@@ -9438,13 +9082,8 @@
               <w:spacing w:after="160"/>
               <w:cnfStyle w:val="000000000000" w:firstRow="0" w:lastRow="0" w:firstColumn="0" w:lastColumn="0" w:oddVBand="0" w:evenVBand="0" w:oddHBand="0" w:evenHBand="0" w:firstRowFirstColumn="0" w:firstRowLastColumn="0" w:lastRowFirstColumn="0" w:lastRowLastColumn="0"/>
             </w:pPr>
-            <w:proofErr w:type="gramStart"/>
-            <w:r>
-              <w:t>DECIMAL(</w:t>
-            </w:r>
-            <w:proofErr w:type="gramEnd"/>
-            <w:r>
-              <w:t>20,2)</w:t>
+            <w:r>
+              <w:t>DECIMAL(20,2)</w:t>
             </w:r>
           </w:p>
         </w:tc>
@@ -9490,11 +9129,9 @@
             <w:pPr>
               <w:spacing w:after="160"/>
             </w:pPr>
-            <w:proofErr w:type="spellStart"/>
             <w:r>
               <w:t>multiplicadorRecompensa</w:t>
             </w:r>
-            <w:proofErr w:type="spellEnd"/>
           </w:p>
         </w:tc>
         <w:tc>
@@ -9507,13 +9144,8 @@
               <w:spacing w:after="160"/>
               <w:cnfStyle w:val="000000000000" w:firstRow="0" w:lastRow="0" w:firstColumn="0" w:lastColumn="0" w:oddVBand="0" w:evenVBand="0" w:oddHBand="0" w:evenHBand="0" w:firstRowFirstColumn="0" w:firstRowLastColumn="0" w:lastRowFirstColumn="0" w:lastRowLastColumn="0"/>
             </w:pPr>
-            <w:proofErr w:type="gramStart"/>
-            <w:r>
-              <w:t>DECIMAL(</w:t>
-            </w:r>
-            <w:proofErr w:type="gramEnd"/>
-            <w:r>
-              <w:t>5,2)</w:t>
+            <w:r>
+              <w:t>DECIMAL(5,2)</w:t>
             </w:r>
           </w:p>
         </w:tc>
@@ -9569,23 +9201,7 @@
           <w:bCs/>
         </w:rPr>
         <w:lastRenderedPageBreak/>
-        <w:t>Tabla </w:t>
-      </w:r>
-      <w:proofErr w:type="spellStart"/>
-      <w:r>
-        <w:rPr>
-          <w:b/>
-          <w:bCs/>
-        </w:rPr>
-        <w:t>usuario_conejo</w:t>
-      </w:r>
-      <w:proofErr w:type="spellEnd"/>
-      <w:r>
-        <w:rPr>
-          <w:b/>
-          <w:bCs/>
-        </w:rPr>
-        <w:t> (Inventario de Empleados)</w:t>
+        <w:t>Tabla usuario_conejo (Inventario de Empleados)</w:t>
       </w:r>
     </w:p>
     <w:tbl>
@@ -9676,11 +9292,9 @@
             <w:pPr>
               <w:spacing w:after="160"/>
             </w:pPr>
-            <w:proofErr w:type="spellStart"/>
             <w:r>
               <w:t>usuario_conejoId</w:t>
             </w:r>
-            <w:proofErr w:type="spellEnd"/>
           </w:p>
         </w:tc>
         <w:tc>
@@ -9740,11 +9354,9 @@
             <w:pPr>
               <w:spacing w:after="160"/>
             </w:pPr>
-            <w:proofErr w:type="spellStart"/>
             <w:r>
               <w:t>usuarioId</w:t>
             </w:r>
-            <w:proofErr w:type="spellEnd"/>
           </w:p>
         </w:tc>
         <w:tc>
@@ -9773,17 +9385,7 @@
               <w:cnfStyle w:val="000000000000" w:firstRow="0" w:lastRow="0" w:firstColumn="0" w:lastColumn="0" w:oddVBand="0" w:evenVBand="0" w:oddHBand="0" w:evenHBand="0" w:firstRowFirstColumn="0" w:firstRowLastColumn="0" w:lastRowFirstColumn="0" w:lastRowLastColumn="0"/>
             </w:pPr>
             <w:r>
-              <w:t>FK (</w:t>
-            </w:r>
-            <w:proofErr w:type="spellStart"/>
-            <w:proofErr w:type="gramStart"/>
-            <w:r>
-              <w:t>usuario.usuarioId</w:t>
-            </w:r>
-            <w:proofErr w:type="spellEnd"/>
-            <w:proofErr w:type="gramEnd"/>
-            <w:r>
-              <w:t>)</w:t>
+              <w:t>FK (usuario.usuarioId)</w:t>
             </w:r>
           </w:p>
         </w:tc>
@@ -9814,11 +9416,9 @@
             <w:pPr>
               <w:spacing w:after="160"/>
             </w:pPr>
-            <w:proofErr w:type="spellStart"/>
             <w:r>
               <w:t>conejoId</w:t>
             </w:r>
-            <w:proofErr w:type="spellEnd"/>
           </w:p>
         </w:tc>
         <w:tc>
@@ -9847,17 +9447,7 @@
               <w:cnfStyle w:val="000000000000" w:firstRow="0" w:lastRow="0" w:firstColumn="0" w:lastColumn="0" w:oddVBand="0" w:evenVBand="0" w:oddHBand="0" w:evenHBand="0" w:firstRowFirstColumn="0" w:firstRowLastColumn="0" w:lastRowFirstColumn="0" w:lastRowLastColumn="0"/>
             </w:pPr>
             <w:r>
-              <w:t>FK (</w:t>
-            </w:r>
-            <w:proofErr w:type="spellStart"/>
-            <w:proofErr w:type="gramStart"/>
-            <w:r>
-              <w:t>conejo.conejoId</w:t>
-            </w:r>
-            <w:proofErr w:type="spellEnd"/>
-            <w:proofErr w:type="gramEnd"/>
-            <w:r>
-              <w:t>)</w:t>
+              <w:t>FK (conejo.conejoId)</w:t>
             </w:r>
           </w:p>
         </w:tc>
@@ -9950,13 +9540,8 @@
         </w:rPr>
       </w:pPr>
       <w:r>
-        <w:t xml:space="preserve">Tabla 8. Diccionario de datos de </w:t>
-      </w:r>
-      <w:proofErr w:type="spellStart"/>
-      <w:r>
-        <w:t>usuario_conejo</w:t>
-      </w:r>
-      <w:proofErr w:type="spellEnd"/>
+        <w:t>Tabla 8. Diccionario de datos de usuario_conejo</w:t>
+      </w:r>
     </w:p>
     <w:p>
       <w:r>
@@ -9964,23 +9549,7 @@
           <w:b/>
           <w:bCs/>
         </w:rPr>
-        <w:t>Tabla </w:t>
-      </w:r>
-      <w:proofErr w:type="spellStart"/>
-      <w:r>
-        <w:rPr>
-          <w:b/>
-          <w:bCs/>
-        </w:rPr>
-        <w:t>usuario_utensilio</w:t>
-      </w:r>
-      <w:proofErr w:type="spellEnd"/>
-      <w:r>
-        <w:rPr>
-          <w:b/>
-          <w:bCs/>
-        </w:rPr>
-        <w:t> (Inventario de Mejoras)</w:t>
+        <w:t>Tabla usuario_utensilio (Inventario de Mejoras)</w:t>
       </w:r>
     </w:p>
     <w:tbl>
@@ -10071,11 +9640,9 @@
             <w:pPr>
               <w:spacing w:after="160"/>
             </w:pPr>
-            <w:proofErr w:type="spellStart"/>
             <w:r>
               <w:t>usuario_utensilioId</w:t>
             </w:r>
-            <w:proofErr w:type="spellEnd"/>
           </w:p>
         </w:tc>
         <w:tc>
@@ -10135,11 +9702,9 @@
             <w:pPr>
               <w:spacing w:after="160"/>
             </w:pPr>
-            <w:proofErr w:type="spellStart"/>
             <w:r>
               <w:t>usuarioId</w:t>
             </w:r>
-            <w:proofErr w:type="spellEnd"/>
           </w:p>
         </w:tc>
         <w:tc>
@@ -10168,17 +9733,7 @@
               <w:cnfStyle w:val="000000000000" w:firstRow="0" w:lastRow="0" w:firstColumn="0" w:lastColumn="0" w:oddVBand="0" w:evenVBand="0" w:oddHBand="0" w:evenHBand="0" w:firstRowFirstColumn="0" w:firstRowLastColumn="0" w:lastRowFirstColumn="0" w:lastRowLastColumn="0"/>
             </w:pPr>
             <w:r>
-              <w:t>FK (</w:t>
-            </w:r>
-            <w:proofErr w:type="spellStart"/>
-            <w:proofErr w:type="gramStart"/>
-            <w:r>
-              <w:t>usuario.usuarioId</w:t>
-            </w:r>
-            <w:proofErr w:type="spellEnd"/>
-            <w:proofErr w:type="gramEnd"/>
-            <w:r>
-              <w:t>)</w:t>
+              <w:t>FK (usuario.usuarioId)</w:t>
             </w:r>
           </w:p>
         </w:tc>
@@ -10209,11 +9764,9 @@
             <w:pPr>
               <w:spacing w:after="160"/>
             </w:pPr>
-            <w:proofErr w:type="spellStart"/>
             <w:r>
               <w:t>utensilioId</w:t>
             </w:r>
-            <w:proofErr w:type="spellEnd"/>
           </w:p>
         </w:tc>
         <w:tc>
@@ -10242,17 +9795,7 @@
               <w:cnfStyle w:val="000000000000" w:firstRow="0" w:lastRow="0" w:firstColumn="0" w:lastColumn="0" w:oddVBand="0" w:evenVBand="0" w:oddHBand="0" w:evenHBand="0" w:firstRowFirstColumn="0" w:firstRowLastColumn="0" w:lastRowFirstColumn="0" w:lastRowLastColumn="0"/>
             </w:pPr>
             <w:r>
-              <w:t>FK (</w:t>
-            </w:r>
-            <w:proofErr w:type="spellStart"/>
-            <w:proofErr w:type="gramStart"/>
-            <w:r>
-              <w:t>utensilio.utensilioId</w:t>
-            </w:r>
-            <w:proofErr w:type="spellEnd"/>
-            <w:proofErr w:type="gramEnd"/>
-            <w:r>
-              <w:t>)</w:t>
+              <w:t>FK (utensilio.utensilioId)</w:t>
             </w:r>
           </w:p>
         </w:tc>
@@ -10283,13 +9826,8 @@
         </w:rPr>
       </w:pPr>
       <w:r>
-        <w:t xml:space="preserve">Tabla 9. Diccionario de datos de </w:t>
-      </w:r>
-      <w:proofErr w:type="spellStart"/>
-      <w:r>
-        <w:t>usuario_utensilio</w:t>
-      </w:r>
-      <w:proofErr w:type="spellEnd"/>
+        <w:t>Tabla 9. Diccionario de datos de usuario_utensilio</w:t>
+      </w:r>
     </w:p>
     <w:p>
       <w:pPr>
@@ -10338,23 +9876,7 @@
           <w:bCs/>
         </w:rPr>
         <w:lastRenderedPageBreak/>
-        <w:t>Tabla </w:t>
-      </w:r>
-      <w:proofErr w:type="spellStart"/>
-      <w:r>
-        <w:rPr>
-          <w:b/>
-          <w:bCs/>
-        </w:rPr>
-        <w:t>usuario_logro</w:t>
-      </w:r>
-      <w:proofErr w:type="spellEnd"/>
-      <w:r>
-        <w:rPr>
-          <w:b/>
-          <w:bCs/>
-        </w:rPr>
-        <w:t> (Registro de Hitos Desbloqueados)</w:t>
+        <w:t>Tabla usuario_logro (Registro de Hitos Desbloqueados)</w:t>
       </w:r>
     </w:p>
     <w:tbl>
@@ -10445,11 +9967,9 @@
             <w:pPr>
               <w:spacing w:after="160"/>
             </w:pPr>
-            <w:proofErr w:type="spellStart"/>
             <w:r>
               <w:t>usuario_logroId</w:t>
             </w:r>
-            <w:proofErr w:type="spellEnd"/>
           </w:p>
         </w:tc>
         <w:tc>
@@ -10509,11 +10029,9 @@
             <w:pPr>
               <w:spacing w:after="160"/>
             </w:pPr>
-            <w:proofErr w:type="spellStart"/>
             <w:r>
               <w:t>usuarioId</w:t>
             </w:r>
-            <w:proofErr w:type="spellEnd"/>
           </w:p>
         </w:tc>
         <w:tc>
@@ -10542,17 +10060,7 @@
               <w:cnfStyle w:val="000000000000" w:firstRow="0" w:lastRow="0" w:firstColumn="0" w:lastColumn="0" w:oddVBand="0" w:evenVBand="0" w:oddHBand="0" w:evenHBand="0" w:firstRowFirstColumn="0" w:firstRowLastColumn="0" w:lastRowFirstColumn="0" w:lastRowLastColumn="0"/>
             </w:pPr>
             <w:r>
-              <w:t>FK (</w:t>
-            </w:r>
-            <w:proofErr w:type="spellStart"/>
-            <w:proofErr w:type="gramStart"/>
-            <w:r>
-              <w:t>usuario.usuarioId</w:t>
-            </w:r>
-            <w:proofErr w:type="spellEnd"/>
-            <w:proofErr w:type="gramEnd"/>
-            <w:r>
-              <w:t>)</w:t>
+              <w:t>FK (usuario.usuarioId)</w:t>
             </w:r>
           </w:p>
         </w:tc>
@@ -10583,11 +10091,9 @@
             <w:pPr>
               <w:spacing w:after="160"/>
             </w:pPr>
-            <w:proofErr w:type="spellStart"/>
             <w:r>
               <w:t>logroId</w:t>
             </w:r>
-            <w:proofErr w:type="spellEnd"/>
           </w:p>
         </w:tc>
         <w:tc>
@@ -10616,17 +10122,7 @@
               <w:cnfStyle w:val="000000000000" w:firstRow="0" w:lastRow="0" w:firstColumn="0" w:lastColumn="0" w:oddVBand="0" w:evenVBand="0" w:oddHBand="0" w:evenHBand="0" w:firstRowFirstColumn="0" w:firstRowLastColumn="0" w:lastRowFirstColumn="0" w:lastRowLastColumn="0"/>
             </w:pPr>
             <w:r>
-              <w:t>FK (</w:t>
-            </w:r>
-            <w:proofErr w:type="spellStart"/>
-            <w:proofErr w:type="gramStart"/>
-            <w:r>
-              <w:t>logro.logroId</w:t>
-            </w:r>
-            <w:proofErr w:type="spellEnd"/>
-            <w:proofErr w:type="gramEnd"/>
-            <w:r>
-              <w:t>)</w:t>
+              <w:t>FK (logro.logroId)</w:t>
             </w:r>
           </w:p>
         </w:tc>
@@ -10657,11 +10153,9 @@
             <w:pPr>
               <w:spacing w:after="160"/>
             </w:pPr>
-            <w:proofErr w:type="spellStart"/>
             <w:r>
               <w:t>fechaDesbloqueo</w:t>
             </w:r>
-            <w:proofErr w:type="spellEnd"/>
           </w:p>
         </w:tc>
         <w:tc>
@@ -10721,20 +10215,15 @@
         </w:rPr>
       </w:pPr>
       <w:r>
-        <w:t xml:space="preserve">Tabla 10. Diccionario de datos de </w:t>
-      </w:r>
-      <w:proofErr w:type="spellStart"/>
-      <w:r>
-        <w:t>usuario_logro</w:t>
-      </w:r>
-      <w:proofErr w:type="spellEnd"/>
+        <w:t>Tabla 10. Diccionario de datos de usuario_logro</w:t>
+      </w:r>
     </w:p>
     <w:p/>
     <w:p>
       <w:pPr>
         <w:pStyle w:val="Ttulo3"/>
       </w:pPr>
-      <w:bookmarkStart w:id="13" w:name="_Toc230682482"/>
+      <w:bookmarkStart w:id="13" w:name="_Toc230907436"/>
       <w:r>
         <w:t>Mockups e Interfaces</w:t>
       </w:r>
@@ -11079,7 +10568,6 @@
       <w:pPr>
         <w:pStyle w:val="Descripcin"/>
       </w:pPr>
-      <w:bookmarkStart w:id="14" w:name="_Toc230682483"/>
       <w:r>
         <w:t>Imagen 8. Mockup de menú</w:t>
       </w:r>
@@ -11088,6 +10576,7 @@
       <w:pPr>
         <w:pStyle w:val="Ttulo2"/>
       </w:pPr>
+      <w:bookmarkStart w:id="14" w:name="_Toc230907437"/>
       <w:r>
         <w:t>Fases del proyecto</w:t>
       </w:r>
@@ -11170,7 +10659,6 @@
       <w:r>
         <w:t> La fase más extensa del proyecto. Comenzó con la implementación del </w:t>
       </w:r>
-      <w:proofErr w:type="spellStart"/>
       <w:r>
         <w:rPr>
           <w:i/>
@@ -11178,11 +10666,9 @@
         </w:rPr>
         <w:t>backend</w:t>
       </w:r>
-      <w:proofErr w:type="spellEnd"/>
       <w:r>
         <w:t> (controladores, modelos y enrutador en PHP), seguida de la maquetación </w:t>
       </w:r>
-      <w:proofErr w:type="spellStart"/>
       <w:r>
         <w:rPr>
           <w:i/>
@@ -11190,7 +10676,6 @@
         </w:rPr>
         <w:t>frontend</w:t>
       </w:r>
-      <w:proofErr w:type="spellEnd"/>
       <w:r>
         <w:t> (HTML/CSS) y finalizando con la lógica del cliente y la comunicación asíncrona mediante JavaScript nativo.</w:t>
       </w:r>
@@ -11210,26 +10695,17 @@
           <w:b/>
           <w:bCs/>
         </w:rPr>
-        <w:t>Pruebas (</w:t>
-      </w:r>
-      <w:proofErr w:type="spellStart"/>
-      <w:r>
-        <w:rPr>
-          <w:b/>
-          <w:bCs/>
-        </w:rPr>
-        <w:t>Testing</w:t>
-      </w:r>
-      <w:proofErr w:type="spellEnd"/>
-      <w:r>
-        <w:rPr>
-          <w:b/>
-          <w:bCs/>
-        </w:rPr>
-        <w:t>):</w:t>
-      </w:r>
-      <w:r>
-        <w:t> Durante esta etapa realicé pruebas manuales exhaustivas. Me centré especialmente en comprobar la resistencia del sistema ante "condiciones de carrera" (compras rápidas simultáneas) y en asegurar que la recuperación de la sesión funcionaba correctamente sin pérdida de datos.</w:t>
+        <w:t>Pruebas (Testing):</w:t>
+      </w:r>
+      <w:r>
+        <w:t> </w:t>
+      </w:r>
+      <w:r>
+        <w:t xml:space="preserve">Durante esta etapa diseñé una suite de Pruebas Unitarias automatizadas (PHPUnit) ejecutadas sobre una base de datos SQLite en memoria, alcanzando una cobertura cercana al 95% en la lógica de Modelos. Complementariamente, realicé pruebas manuales exhaustivas centradas en comprobar la resistencia del sistema ante 'condiciones de carrera' (compras </w:t>
+      </w:r>
+      <w:r>
+        <w:lastRenderedPageBreak/>
+        <w:t>rápidas simultáneas) y en asegurar que la recuperación de sesión funcionaba sin pérdida de datos.</w:t>
       </w:r>
     </w:p>
     <w:p>
@@ -11247,7 +10723,6 @@
           <w:b/>
           <w:bCs/>
         </w:rPr>
-        <w:lastRenderedPageBreak/>
         <w:t>Mantenimiento y Despliegue:</w:t>
       </w:r>
       <w:r>
@@ -11256,17 +10731,9 @@
     </w:p>
     <w:p>
       <w:pPr>
-        <w:tabs>
-          <w:tab w:val="num" w:pos="720"/>
-        </w:tabs>
-        <w:ind w:left="360"/>
-      </w:pPr>
-    </w:p>
-    <w:p>
-      <w:pPr>
         <w:pStyle w:val="Ttulo2"/>
       </w:pPr>
-      <w:bookmarkStart w:id="15" w:name="_Toc230682484"/>
+      <w:bookmarkStart w:id="15" w:name="_Toc230907438"/>
       <w:r>
         <w:t>Evaluación económica y financiación</w:t>
       </w:r>
@@ -11285,6 +10752,20 @@
           <w:lang w:eastAsia="es-ES"/>
         </w:rPr>
         <w:t>Aunque se trata de un proyecto académico desarrollado de forma individual, he elaborado un presupuesto simulado para calcular cuál sería el coste real de producción de esta aplicación web si se encargara a nivel profesional.</w:t>
+      </w:r>
+      <w:r>
+        <w:rPr>
+          <w:rFonts w:eastAsia="Times New Roman"/>
+          <w:lang w:eastAsia="es-ES"/>
+        </w:rPr>
+        <w:t xml:space="preserve"> </w:t>
+      </w:r>
+      <w:r>
+        <w:rPr>
+          <w:rFonts w:eastAsia="Times New Roman"/>
+          <w:lang w:eastAsia="es-ES"/>
+        </w:rPr>
+        <w:t>Al tratarse de un Proyecto Final de Grado sin ánimo de lucro inmediato, la financiación ha sido cubierta al 100% mediante fondos propios (autofinanciación), asumiendo yo misma las horas de desarrollo y utilizando herramientas de código abierto para reducir a cero los costes de licencias.</w:t>
       </w:r>
     </w:p>
     <w:p>
@@ -11426,15 +10907,7 @@
               <w:spacing w:after="160"/>
             </w:pPr>
             <w:r>
-              <w:t xml:space="preserve">Programador </w:t>
-            </w:r>
-            <w:proofErr w:type="spellStart"/>
-            <w:r>
-              <w:t>Backend</w:t>
-            </w:r>
-            <w:proofErr w:type="spellEnd"/>
-            <w:r>
-              <w:t xml:space="preserve"> (PHP/MySQL)</w:t>
+              <w:t>Programador Backend (PHP/MySQL)</w:t>
             </w:r>
           </w:p>
         </w:tc>
@@ -11464,7 +10937,10 @@
               <w:cnfStyle w:val="000000000000" w:firstRow="0" w:lastRow="0" w:firstColumn="0" w:lastColumn="0" w:oddVBand="0" w:evenVBand="0" w:oddHBand="0" w:evenHBand="0" w:firstRowFirstColumn="0" w:firstRowLastColumn="0" w:lastRowFirstColumn="0" w:lastRowLastColumn="0"/>
             </w:pPr>
             <w:r>
-              <w:t>30 € / h</w:t>
+              <w:t>20</w:t>
+            </w:r>
+            <w:r>
+              <w:t>€ / h</w:t>
             </w:r>
           </w:p>
         </w:tc>
@@ -11479,7 +10955,10 @@
               <w:cnfStyle w:val="000000000000" w:firstRow="0" w:lastRow="0" w:firstColumn="0" w:lastColumn="0" w:oddVBand="0" w:evenVBand="0" w:oddHBand="0" w:evenHBand="0" w:firstRowFirstColumn="0" w:firstRowLastColumn="0" w:lastRowFirstColumn="0" w:lastRowLastColumn="0"/>
             </w:pPr>
             <w:r>
-              <w:t>1.350 €</w:t>
+              <w:t>900</w:t>
+            </w:r>
+            <w:r>
+              <w:t xml:space="preserve"> €</w:t>
             </w:r>
           </w:p>
         </w:tc>
@@ -11499,15 +10978,7 @@
               <w:spacing w:after="160"/>
             </w:pPr>
             <w:r>
-              <w:t xml:space="preserve">Programador </w:t>
-            </w:r>
-            <w:proofErr w:type="spellStart"/>
-            <w:r>
-              <w:t>Frontend</w:t>
-            </w:r>
-            <w:proofErr w:type="spellEnd"/>
-            <w:r>
-              <w:t xml:space="preserve"> (JS/CSS)</w:t>
+              <w:t>Programador Frontend (JS/CSS)</w:t>
             </w:r>
           </w:p>
         </w:tc>
@@ -11537,7 +11008,13 @@
               <w:cnfStyle w:val="000000100000" w:firstRow="0" w:lastRow="0" w:firstColumn="0" w:lastColumn="0" w:oddVBand="0" w:evenVBand="0" w:oddHBand="1" w:evenHBand="0" w:firstRowFirstColumn="0" w:firstRowLastColumn="0" w:lastRowFirstColumn="0" w:lastRowLastColumn="0"/>
             </w:pPr>
             <w:r>
-              <w:t>25 € / h</w:t>
+              <w:t>2</w:t>
+            </w:r>
+            <w:r>
+              <w:t>0</w:t>
+            </w:r>
+            <w:r>
+              <w:t xml:space="preserve"> € / h</w:t>
             </w:r>
           </w:p>
         </w:tc>
@@ -11552,7 +11029,10 @@
               <w:cnfStyle w:val="000000100000" w:firstRow="0" w:lastRow="0" w:firstColumn="0" w:lastColumn="0" w:oddVBand="0" w:evenVBand="0" w:oddHBand="1" w:evenHBand="0" w:firstRowFirstColumn="0" w:firstRowLastColumn="0" w:lastRowFirstColumn="0" w:lastRowLastColumn="0"/>
             </w:pPr>
             <w:r>
-              <w:t>875 €</w:t>
+              <w:t>700</w:t>
+            </w:r>
+            <w:r>
+              <w:t xml:space="preserve"> €</w:t>
             </w:r>
           </w:p>
         </w:tc>
@@ -11823,15 +11303,7 @@
               <w:cnfStyle w:val="000000000000" w:firstRow="0" w:lastRow="0" w:firstColumn="0" w:lastColumn="0" w:oddVBand="0" w:evenVBand="0" w:oddHBand="0" w:evenHBand="0" w:firstRowFirstColumn="0" w:firstRowLastColumn="0" w:lastRowFirstColumn="0" w:lastRowLastColumn="0"/>
             </w:pPr>
             <w:r>
-              <w:t xml:space="preserve">0 € (Open </w:t>
-            </w:r>
-            <w:proofErr w:type="spellStart"/>
-            <w:r>
-              <w:t>Source</w:t>
-            </w:r>
-            <w:proofErr w:type="spellEnd"/>
-            <w:r>
-              <w:t>)</w:t>
+              <w:t>0 € (Open Source)</w:t>
             </w:r>
           </w:p>
         </w:tc>
@@ -11909,7 +11381,14 @@
                 <w:b/>
                 <w:bCs/>
               </w:rPr>
-              <w:t>3.260 €</w:t>
+              <w:t>2.635</w:t>
+            </w:r>
+            <w:r>
+              <w:rPr>
+                <w:b/>
+                <w:bCs/>
+              </w:rPr>
+              <w:t xml:space="preserve"> €</w:t>
             </w:r>
           </w:p>
         </w:tc>
@@ -11928,13 +11407,11 @@
         <w:t>Tabla 11. Presupuesto estimado del proyecto</w:t>
       </w:r>
     </w:p>
-    <w:p/>
-    <w:p/>
     <w:p>
       <w:pPr>
         <w:pStyle w:val="Ttulo1"/>
       </w:pPr>
-      <w:bookmarkStart w:id="16" w:name="_Toc230682485"/>
+      <w:bookmarkStart w:id="16" w:name="_Toc230907439"/>
       <w:r>
         <w:lastRenderedPageBreak/>
         <w:t>Planificación del Proyecto</w:t>
@@ -11948,7 +11425,7 @@
       <w:pPr>
         <w:pStyle w:val="Ttulo2"/>
       </w:pPr>
-      <w:bookmarkStart w:id="17" w:name="_Toc230682486"/>
+      <w:bookmarkStart w:id="17" w:name="_Toc230907440"/>
       <w:r>
         <w:t>Secuenciación de actividades o tareas</w:t>
       </w:r>
@@ -11962,15 +11439,7 @@
         <w:t xml:space="preserve"> </w:t>
       </w:r>
       <w:r>
-        <w:t xml:space="preserve">A </w:t>
-      </w:r>
-      <w:proofErr w:type="gramStart"/>
-      <w:r>
-        <w:t>continuación</w:t>
-      </w:r>
-      <w:proofErr w:type="gramEnd"/>
-      <w:r>
-        <w:t xml:space="preserve"> detallo la lista de tareas secuenciadas:</w:t>
+        <w:t>A continuación detallo la lista de tareas secuenciadas:</w:t>
       </w:r>
     </w:p>
     <w:p>
@@ -11998,17 +11467,8 @@
           <w:i/>
           <w:iCs/>
         </w:rPr>
-        <w:t>Idle/</w:t>
-      </w:r>
-      <w:proofErr w:type="spellStart"/>
-      <w:r>
-        <w:rPr>
-          <w:i/>
-          <w:iCs/>
-        </w:rPr>
-        <w:t>Clicker</w:t>
-      </w:r>
-      <w:proofErr w:type="spellEnd"/>
+        <w:t>Idle/Clicker</w:t>
+      </w:r>
       <w:r>
         <w:t>).</w:t>
       </w:r>
@@ -12146,15 +11606,7 @@
         </w:numPr>
       </w:pPr>
       <w:r>
-        <w:t xml:space="preserve">Programación del </w:t>
-      </w:r>
-      <w:proofErr w:type="spellStart"/>
-      <w:r>
-        <w:t>Backend</w:t>
-      </w:r>
-      <w:proofErr w:type="spellEnd"/>
-      <w:r>
-        <w:t xml:space="preserve"> (PHP 8):</w:t>
+        <w:t>Programación del Backend (PHP 8):</w:t>
       </w:r>
     </w:p>
     <w:p>
@@ -12202,15 +11654,7 @@
         </w:numPr>
       </w:pPr>
       <w:r>
-        <w:t xml:space="preserve">Programación del </w:t>
-      </w:r>
-      <w:proofErr w:type="spellStart"/>
-      <w:r>
-        <w:t>Frontend</w:t>
-      </w:r>
-      <w:proofErr w:type="spellEnd"/>
-      <w:r>
-        <w:t xml:space="preserve"> (HTML5/CSS3/JS):</w:t>
+        <w:t>Programación del Frontend (HTML5/CSS3/JS):</w:t>
       </w:r>
     </w:p>
     <w:p>
@@ -12306,23 +11750,7 @@
         </w:numPr>
       </w:pPr>
       <w:r>
-        <w:t xml:space="preserve">Pruebas de integración entre el </w:t>
-      </w:r>
-      <w:proofErr w:type="spellStart"/>
-      <w:r>
-        <w:t>frontend</w:t>
-      </w:r>
-      <w:proofErr w:type="spellEnd"/>
-      <w:r>
-        <w:t xml:space="preserve"> y el </w:t>
-      </w:r>
-      <w:proofErr w:type="spellStart"/>
-      <w:r>
-        <w:t>backend</w:t>
-      </w:r>
-      <w:proofErr w:type="spellEnd"/>
-      <w:r>
-        <w:t xml:space="preserve"> (guardado asíncrono).</w:t>
+        <w:t>Pruebas de integración entre el frontend y el backend (guardado asíncrono).</w:t>
       </w:r>
     </w:p>
     <w:p>
@@ -12399,14 +11827,53 @@
       <w:pPr>
         <w:pStyle w:val="Ttulo2"/>
       </w:pPr>
-      <w:bookmarkStart w:id="18" w:name="_Toc230682487"/>
+      <w:bookmarkStart w:id="18" w:name="_Toc230907441"/>
+      <w:r>
+        <w:t>Asignación de recursos y tiempos</w:t>
+      </w:r>
+      <w:bookmarkEnd w:id="18"/>
+    </w:p>
+    <w:p>
+      <w:r>
+        <w:t xml:space="preserve">Al tratarse de un proyecto individual, el 100% de la asignación de recursos humanos corresponde a la figura de Desarrolladora Full-Stack (asumido por mí). Para la gestión temporal, se asignaron bolsas de horas a cada fase principal: - Fase de Análisis e Inicio: 10 horas. </w:t>
+      </w:r>
+    </w:p>
+    <w:p>
+      <w:r>
+        <w:t xml:space="preserve">- Fase de Diseño: 15 horas. </w:t>
+      </w:r>
+    </w:p>
+    <w:p>
+      <w:r>
+        <w:t xml:space="preserve">- Fase de Desarrollo (Backend y Frontend): 50 horas. </w:t>
+      </w:r>
+    </w:p>
+    <w:p>
+      <w:r>
+        <w:t xml:space="preserve">- Fase de Pruebas: 15 horas. </w:t>
+      </w:r>
+    </w:p>
+    <w:p>
+      <w:r>
+        <w:t xml:space="preserve">- Fase de Documentación: 10 horas. </w:t>
+      </w:r>
+    </w:p>
+    <w:p>
+      <w:r>
+        <w:t>Total estimado del proyecto: 100 horas.</w:t>
+      </w:r>
+    </w:p>
+    <w:p>
+      <w:pPr>
+        <w:pStyle w:val="Ttulo2"/>
+      </w:pPr>
+      <w:bookmarkStart w:id="19" w:name="_Toc230907442"/>
       <w:r>
         <w:t>Diagrama de secuenciación de proyecto</w:t>
       </w:r>
-      <w:bookmarkEnd w:id="18"/>
-    </w:p>
-    <w:p>
-      <w:bookmarkStart w:id="19" w:name="_Toc230682488"/>
+      <w:bookmarkEnd w:id="19"/>
+    </w:p>
+    <w:p>
       <w:r>
         <w:rPr>
           <w:noProof/>
@@ -12451,22 +11918,16 @@
         <w:t>Imagen 9. Diagrama de secuenciación del proyecto</w:t>
       </w:r>
     </w:p>
-    <w:p/>
-    <w:p/>
-    <w:p/>
-    <w:p/>
-    <w:p/>
-    <w:p/>
-    <w:p/>
     <w:p>
       <w:pPr>
         <w:pStyle w:val="Ttulo2"/>
       </w:pPr>
+      <w:bookmarkStart w:id="20" w:name="_Toc230907443"/>
       <w:r>
         <w:lastRenderedPageBreak/>
         <w:t>Procedimientos de ejecución</w:t>
       </w:r>
-      <w:bookmarkEnd w:id="19"/>
+      <w:bookmarkEnd w:id="20"/>
     </w:p>
     <w:p>
       <w:r>
@@ -12494,7 +11955,6 @@
       <w:r>
         <w:t xml:space="preserve"> para el control de versiones, realizando subidas periódicas al repositorio remoto. Para que el historial de cambios sea legible y profesional, usaré los siguientes prefijos en los mensajes de cada </w:t>
       </w:r>
-      <w:proofErr w:type="spellStart"/>
       <w:r>
         <w:rPr>
           <w:i/>
@@ -12502,7 +11962,6 @@
         </w:rPr>
         <w:t>commit</w:t>
       </w:r>
-      <w:proofErr w:type="spellEnd"/>
       <w:r>
         <w:t>:</w:t>
       </w:r>
@@ -12581,22 +12040,17 @@
     </w:p>
     <w:p>
       <w:pPr>
-        <w:ind w:left="720"/>
-      </w:pPr>
-    </w:p>
-    <w:p>
-      <w:pPr>
         <w:pStyle w:val="Ttulo2"/>
       </w:pPr>
-      <w:bookmarkStart w:id="20" w:name="_Toc230682489"/>
+      <w:bookmarkStart w:id="21" w:name="_Toc230907444"/>
       <w:r>
         <w:t>Prevención de riesgos y seguridad</w:t>
       </w:r>
-      <w:bookmarkEnd w:id="20"/>
-    </w:p>
-    <w:p>
-      <w:r>
-        <w:t>En un proyecto de estas características, donde se simula la gestión de recursos de usuarios y guardados en base de datos, la seguridad no podía dejarse en un segundo plano. Para prevenir vulnerabilidades y ataques comunes en entornos web, he implementado una capa de seguridad basada en los siguientes pilares técnicos:</w:t>
+      <w:bookmarkEnd w:id="21"/>
+    </w:p>
+    <w:p>
+      <w:r>
+        <w:t>Para mitigar los riesgos inherentes al propio proceso de desarrollo (como fallos de hardware, pérdida de datos o desconfiguración del entorno), he aplicado dos medidas fundamentales: por un lado, sincronización constante del código con un repositorio remoto en GitHub; y por otro, el uso de contenedores Docker, lo que garantiza que si el equipo físico fallase, el entorno de programación pueda levantarse idéntico en otro ordenador en cuestión de minutos. En cuanto a los riesgos del producto final (ciberseguridad), la estrategia se ha basado en tres pilares:</w:t>
       </w:r>
     </w:p>
     <w:p>
@@ -12621,69 +12075,32 @@
           <w:b/>
           <w:bCs/>
         </w:rPr>
-        <w:t xml:space="preserve">PDO (PHP Data </w:t>
-      </w:r>
-      <w:proofErr w:type="spellStart"/>
-      <w:r>
-        <w:rPr>
-          <w:b/>
-          <w:bCs/>
-        </w:rPr>
-        <w:t>Objects</w:t>
-      </w:r>
-      <w:proofErr w:type="spellEnd"/>
-      <w:r>
-        <w:rPr>
-          <w:b/>
-          <w:bCs/>
-        </w:rPr>
-        <w:t>)</w:t>
+        <w:t>PDO (PHP Data Objects)</w:t>
       </w:r>
       <w:r>
         <w:t>. Esta decisión me ha permitido utilizar </w:t>
       </w:r>
-      <w:proofErr w:type="spellStart"/>
       <w:r>
         <w:rPr>
           <w:i/>
           <w:iCs/>
         </w:rPr>
-        <w:t>Prepared</w:t>
-      </w:r>
-      <w:proofErr w:type="spellEnd"/>
+        <w:t>Prepared Statements</w:t>
+      </w:r>
+      <w:r>
+        <w:t> (Sentencias Preparadas), lo que significa que todos los datos enviados por el usuario en los formularios de registro o </w:t>
+      </w:r>
       <w:r>
         <w:rPr>
           <w:i/>
           <w:iCs/>
         </w:rPr>
-        <w:t xml:space="preserve"> </w:t>
-      </w:r>
-      <w:proofErr w:type="spellStart"/>
-      <w:r>
-        <w:rPr>
-          <w:i/>
-          <w:iCs/>
-        </w:rPr>
-        <w:t>Statements</w:t>
-      </w:r>
-      <w:proofErr w:type="spellEnd"/>
-      <w:r>
-        <w:t> (Sentencias Preparadas), lo que significa que todos los datos enviados por el usuario en los formularios de registro o </w:t>
-      </w:r>
-      <w:proofErr w:type="spellStart"/>
-      <w:r>
-        <w:rPr>
-          <w:i/>
-          <w:iCs/>
-        </w:rPr>
         <w:t>login</w:t>
       </w:r>
-      <w:proofErr w:type="spellEnd"/>
       <w:r>
         <w:t> son escapados automáticamente por el sistema. Esto hace matemáticamente imposible que un atacante inyecte código SQL malicioso para manipular la base de datos.</w:t>
       </w:r>
     </w:p>
-    <w:p/>
     <w:p/>
     <w:p>
       <w:pPr>
@@ -12698,71 +12115,10 @@
           <w:bCs/>
         </w:rPr>
         <w:lastRenderedPageBreak/>
-        <w:t>Cifrado de Credenciales (</w:t>
-      </w:r>
-      <w:proofErr w:type="spellStart"/>
-      <w:r>
-        <w:rPr>
-          <w:b/>
-          <w:bCs/>
-        </w:rPr>
-        <w:t>Hashing</w:t>
-      </w:r>
-      <w:proofErr w:type="spellEnd"/>
-      <w:r>
-        <w:rPr>
-          <w:b/>
-          <w:bCs/>
-        </w:rPr>
-        <w:t>):</w:t>
-      </w:r>
-      <w:r>
-        <w:t> Las contraseñas de los jugadores nunca se guardan en texto plano en la base de datos. He implementado la función nativa </w:t>
-      </w:r>
-      <w:proofErr w:type="spellStart"/>
-      <w:proofErr w:type="gramStart"/>
-      <w:r>
-        <w:t>password</w:t>
-      </w:r>
-      <w:proofErr w:type="gramEnd"/>
-      <w:r>
-        <w:t>_</w:t>
-      </w:r>
-      <w:proofErr w:type="gramStart"/>
-      <w:r>
-        <w:t>hash</w:t>
-      </w:r>
-      <w:proofErr w:type="spellEnd"/>
-      <w:r>
-        <w:t>(</w:t>
-      </w:r>
-      <w:proofErr w:type="gramEnd"/>
-      <w:r>
-        <w:t xml:space="preserve">) de PHP, que aplica un algoritmo de cifrado robusto. Esto asegura que, incluso en el hipotético caso de que la base de datos fuera vulnerada, las contraseñas de los usuarios estarían protegidas y serían ilegibles. Para el proceso de autenticación, la aplicación utiliza la función </w:t>
-      </w:r>
-      <w:proofErr w:type="gramStart"/>
-      <w:r>
-        <w:t>correspondiente </w:t>
-      </w:r>
-      <w:proofErr w:type="spellStart"/>
-      <w:r>
-        <w:t>password</w:t>
-      </w:r>
-      <w:proofErr w:type="gramEnd"/>
-      <w:r>
-        <w:t>_</w:t>
-      </w:r>
-      <w:proofErr w:type="gramStart"/>
-      <w:r>
-        <w:t>verify</w:t>
-      </w:r>
-      <w:proofErr w:type="spellEnd"/>
-      <w:r>
-        <w:t>(</w:t>
-      </w:r>
-      <w:proofErr w:type="gramEnd"/>
-      <w:r>
-        <w:t>).</w:t>
+        <w:t>Cifrado de Credenciales (Hashing):</w:t>
+      </w:r>
+      <w:r>
+        <w:t> Las contraseñas de los jugadores nunca se guardan en texto plano en la base de datos. He implementado la función nativa password_hash() de PHP, que aplica un algoritmo de cifrado robusto. Esto asegura que, incluso en el hipotético caso de que la base de datos fuera vulnerada, las contraseñas de los usuarios estarían protegidas y serían ilegibles. Para el proceso de autenticación, la aplicación utiliza la función correspondiente password_verify().</w:t>
       </w:r>
     </w:p>
     <w:p>
@@ -12800,15 +12156,7 @@
         <w:t>middleware</w:t>
       </w:r>
       <w:r>
-        <w:t> (</w:t>
-      </w:r>
-      <w:proofErr w:type="spellStart"/>
-      <w:r>
-        <w:t>verificar_sesion.php</w:t>
-      </w:r>
-      <w:proofErr w:type="spellEnd"/>
-      <w:r>
-        <w:t>). Este </w:t>
+        <w:t> (verificar_sesion.php). Este </w:t>
       </w:r>
       <w:r>
         <w:rPr>
@@ -12830,7 +12178,6 @@
       <w:r>
         <w:t> detiene la carga inmediatamente y lo redirige forzosamente a la página de </w:t>
       </w:r>
-      <w:proofErr w:type="spellStart"/>
       <w:r>
         <w:rPr>
           <w:i/>
@@ -12838,7 +12185,6 @@
         </w:rPr>
         <w:t>login</w:t>
       </w:r>
-      <w:proofErr w:type="spellEnd"/>
       <w:r>
         <w:t>.</w:t>
       </w:r>
@@ -12856,678 +12202,36 @@
       <w:pPr>
         <w:pStyle w:val="Ttulo1"/>
       </w:pPr>
-      <w:bookmarkStart w:id="21" w:name="_Toc230682490"/>
+      <w:bookmarkStart w:id="22" w:name="_Toc230907445"/>
       <w:r>
         <w:lastRenderedPageBreak/>
         <w:t>Implementación y Codificación</w:t>
       </w:r>
-      <w:bookmarkEnd w:id="21"/>
+      <w:bookmarkEnd w:id="22"/>
     </w:p>
     <w:p>
       <w:pPr>
         <w:pStyle w:val="Ttulo2"/>
       </w:pPr>
-      <w:bookmarkStart w:id="22" w:name="_Toc230682491"/>
+      <w:bookmarkStart w:id="23" w:name="_Toc230907446"/>
       <w:r>
         <w:t>Arquitectura del Sistema (Patrón MVC)</w:t>
       </w:r>
-      <w:bookmarkEnd w:id="22"/>
-    </w:p>
-    <w:p>
-      <w:r>
-        <w:t>Para garantizar que el código sea escalable, mantenible y limpio, el servidor se ha construido siguiendo estrictamente el patrón de diseño </w:t>
-      </w:r>
-      <w:r>
-        <w:rPr>
-          <w:b/>
-          <w:bCs/>
-        </w:rPr>
-        <w:t>MVC (Modelo-Vista-Controlador)</w:t>
-      </w:r>
-      <w:r>
-        <w:t>. Esta arquitectura separa las responsabilidades de la aplicación en tres capas independientes:</w:t>
-      </w:r>
-    </w:p>
-    <w:p>
-      <w:pPr>
-        <w:pStyle w:val="Prrafodelista"/>
-        <w:numPr>
-          <w:ilvl w:val="0"/>
-          <w:numId w:val="22"/>
-        </w:numPr>
-      </w:pPr>
-      <w:r>
-        <w:rPr>
-          <w:b/>
-          <w:bCs/>
-        </w:rPr>
-        <w:t>Modelo (Model):</w:t>
-      </w:r>
-      <w:r>
-        <w:t> Representa la capa de datos. Es la única parte de la aplicación que interactúa directamente con la base de datos (mediante sentencias PDO). Su función es recuperar, insertar o actualizar los datos (por ejemplo, el inventario de un usuario).</w:t>
-      </w:r>
-    </w:p>
-    <w:p>
-      <w:pPr>
-        <w:pStyle w:val="Prrafodelista"/>
-        <w:numPr>
-          <w:ilvl w:val="0"/>
-          <w:numId w:val="22"/>
-        </w:numPr>
-      </w:pPr>
-      <w:r>
-        <w:rPr>
-          <w:b/>
-          <w:bCs/>
-        </w:rPr>
-        <w:t>Vista (View):</w:t>
-      </w:r>
-      <w:r>
-        <w:t> Representa la interfaz de usuario. Son los archivos HTML/PHP que el usuario visualiza en su navegador. Las vistas no contienen lógica de base de datos; simplemente muestran la información formateada que les pasa el controlador.</w:t>
-      </w:r>
-    </w:p>
-    <w:p>
-      <w:pPr>
-        <w:pStyle w:val="Prrafodelista"/>
-        <w:numPr>
-          <w:ilvl w:val="0"/>
-          <w:numId w:val="22"/>
-        </w:numPr>
-      </w:pPr>
-      <w:r>
-        <w:rPr>
-          <w:b/>
-          <w:bCs/>
-        </w:rPr>
-        <w:t>Controlador (</w:t>
-      </w:r>
-      <w:proofErr w:type="spellStart"/>
-      <w:r>
-        <w:rPr>
-          <w:b/>
-          <w:bCs/>
-        </w:rPr>
-        <w:t>Controller</w:t>
-      </w:r>
-      <w:proofErr w:type="spellEnd"/>
-      <w:r>
-        <w:rPr>
-          <w:b/>
-          <w:bCs/>
-        </w:rPr>
-        <w:t>):</w:t>
-      </w:r>
-      <w:r>
-        <w:t> Es el cerebro de la aplicación. Recibe las peticiones del usuario (por ejemplo, "comprar un conejo"), pide la información necesaria al Modelo, aplica la lógica de negocio (comprobar si hay saldo suficiente) y decide qué Vista debe cargar para mostrar el resultado.</w:t>
-      </w:r>
-    </w:p>
-    <w:p>
-      <w:r>
-        <w:t>A nivel de organización de archivos, esta separación se refleja en un árbol de directorios jerarquizado y lógico:</w:t>
-      </w:r>
-    </w:p>
-    <w:p>
-      <w:r>
-        <w:t xml:space="preserve">- </w:t>
-      </w:r>
-      <w:r>
-        <w:rPr>
-          <w:b/>
-          <w:bCs/>
-        </w:rPr>
-        <w:t>/ (Raíz del proyecto)</w:t>
-      </w:r>
-      <w:proofErr w:type="gramStart"/>
-      <w:r>
-        <w:rPr>
-          <w:b/>
-          <w:bCs/>
-        </w:rPr>
-        <w:t xml:space="preserve">: </w:t>
-      </w:r>
-      <w:r>
-        <w:t>.</w:t>
-      </w:r>
-      <w:proofErr w:type="spellStart"/>
-      <w:r>
-        <w:t>gitignore</w:t>
-      </w:r>
-      <w:proofErr w:type="spellEnd"/>
-      <w:proofErr w:type="gramEnd"/>
-      <w:r>
-        <w:t xml:space="preserve">, </w:t>
-      </w:r>
-      <w:proofErr w:type="spellStart"/>
-      <w:proofErr w:type="gramStart"/>
-      <w:r>
-        <w:t>composer.json</w:t>
-      </w:r>
-      <w:proofErr w:type="spellEnd"/>
-      <w:proofErr w:type="gramEnd"/>
-      <w:r>
-        <w:t xml:space="preserve">, </w:t>
-      </w:r>
-      <w:proofErr w:type="spellStart"/>
-      <w:proofErr w:type="gramStart"/>
-      <w:r>
-        <w:t>composer.lock</w:t>
-      </w:r>
-      <w:proofErr w:type="spellEnd"/>
-      <w:proofErr w:type="gramEnd"/>
-      <w:r>
-        <w:t xml:space="preserve">, </w:t>
-      </w:r>
-      <w:proofErr w:type="spellStart"/>
-      <w:r>
-        <w:t>docker-compose.yml</w:t>
-      </w:r>
-      <w:proofErr w:type="spellEnd"/>
-      <w:r>
-        <w:t xml:space="preserve">, </w:t>
-      </w:r>
-      <w:proofErr w:type="spellStart"/>
-      <w:r>
-        <w:t>Dockerfile</w:t>
-      </w:r>
-      <w:proofErr w:type="spellEnd"/>
-      <w:r>
-        <w:t>, phpunit.xml, README.md</w:t>
-      </w:r>
-    </w:p>
-    <w:p>
-      <w:r>
-        <w:t xml:space="preserve">- </w:t>
-      </w:r>
-      <w:r>
-        <w:rPr>
-          <w:b/>
-          <w:bCs/>
-        </w:rPr>
-        <w:t>/</w:t>
-      </w:r>
-      <w:proofErr w:type="spellStart"/>
-      <w:r>
-        <w:rPr>
-          <w:b/>
-          <w:bCs/>
-        </w:rPr>
-        <w:t>db</w:t>
-      </w:r>
-      <w:proofErr w:type="spellEnd"/>
-      <w:r>
-        <w:t xml:space="preserve">: </w:t>
-      </w:r>
-      <w:proofErr w:type="spellStart"/>
-      <w:r>
-        <w:t>init.sql</w:t>
-      </w:r>
-      <w:proofErr w:type="spellEnd"/>
-    </w:p>
-    <w:p>
-      <w:pPr>
-        <w:rPr>
-          <w:lang w:val="en-GB"/>
-        </w:rPr>
-      </w:pPr>
-      <w:r>
-        <w:rPr>
-          <w:lang w:val="en-GB"/>
-        </w:rPr>
-        <w:t xml:space="preserve">- </w:t>
-      </w:r>
-      <w:r>
-        <w:rPr>
-          <w:b/>
-          <w:bCs/>
-          <w:lang w:val="en-GB"/>
-        </w:rPr>
-        <w:t>/docs</w:t>
-      </w:r>
-      <w:r>
-        <w:rPr>
-          <w:lang w:val="en-GB"/>
-        </w:rPr>
-        <w:t>: BUNNIES AND TEA.docx, BUNNIES AND TEA.pdf</w:t>
-      </w:r>
-    </w:p>
-    <w:p>
-      <w:r>
-        <w:t xml:space="preserve">- </w:t>
-      </w:r>
-      <w:r>
-        <w:rPr>
-          <w:b/>
-          <w:bCs/>
-        </w:rPr>
-        <w:t>/</w:t>
-      </w:r>
-      <w:proofErr w:type="spellStart"/>
-      <w:r>
-        <w:rPr>
-          <w:b/>
-          <w:bCs/>
-        </w:rPr>
-        <w:t>src</w:t>
-      </w:r>
-      <w:proofErr w:type="spellEnd"/>
-      <w:r>
-        <w:t xml:space="preserve">: </w:t>
-      </w:r>
-      <w:proofErr w:type="spellStart"/>
-      <w:r>
-        <w:t>cerrar_sesion.php</w:t>
-      </w:r>
-      <w:proofErr w:type="spellEnd"/>
-      <w:r>
-        <w:t xml:space="preserve">, </w:t>
-      </w:r>
-      <w:proofErr w:type="spellStart"/>
-      <w:r>
-        <w:t>db.php</w:t>
-      </w:r>
-      <w:proofErr w:type="spellEnd"/>
-      <w:r>
-        <w:t xml:space="preserve">, </w:t>
-      </w:r>
-      <w:proofErr w:type="spellStart"/>
-      <w:r>
-        <w:t>index.php</w:t>
-      </w:r>
-      <w:proofErr w:type="spellEnd"/>
-      <w:r>
-        <w:t xml:space="preserve">, </w:t>
-      </w:r>
-      <w:proofErr w:type="spellStart"/>
-      <w:r>
-        <w:t>iniciar_sesion.php</w:t>
-      </w:r>
-      <w:proofErr w:type="spellEnd"/>
-      <w:r>
-        <w:t xml:space="preserve">, </w:t>
-      </w:r>
-      <w:proofErr w:type="spellStart"/>
-      <w:r>
-        <w:t>obtener_estado.php</w:t>
-      </w:r>
-      <w:proofErr w:type="spellEnd"/>
-      <w:r>
-        <w:t xml:space="preserve">, </w:t>
-      </w:r>
-      <w:proofErr w:type="spellStart"/>
-      <w:r>
-        <w:t>registro.php</w:t>
-      </w:r>
-      <w:proofErr w:type="spellEnd"/>
-      <w:r>
-        <w:t xml:space="preserve">, </w:t>
-      </w:r>
-      <w:proofErr w:type="spellStart"/>
-      <w:r>
-        <w:t>tienda.php</w:t>
-      </w:r>
-      <w:proofErr w:type="spellEnd"/>
-      <w:r>
-        <w:t xml:space="preserve">, </w:t>
-      </w:r>
-      <w:proofErr w:type="spellStart"/>
-      <w:r>
-        <w:t>verificar_sesion.php</w:t>
-      </w:r>
-      <w:proofErr w:type="spellEnd"/>
-    </w:p>
-    <w:p>
-      <w:r>
-        <w:t>-</w:t>
-      </w:r>
-      <w:r>
-        <w:rPr>
-          <w:b/>
-          <w:bCs/>
-        </w:rPr>
-        <w:t xml:space="preserve"> /</w:t>
-      </w:r>
-      <w:proofErr w:type="spellStart"/>
-      <w:r>
-        <w:rPr>
-          <w:b/>
-          <w:bCs/>
-        </w:rPr>
-        <w:t>src</w:t>
-      </w:r>
-      <w:proofErr w:type="spellEnd"/>
-      <w:r>
-        <w:rPr>
-          <w:b/>
-          <w:bCs/>
-        </w:rPr>
-        <w:t>/</w:t>
-      </w:r>
-      <w:proofErr w:type="spellStart"/>
-      <w:r>
-        <w:rPr>
-          <w:b/>
-          <w:bCs/>
-        </w:rPr>
-        <w:t>assets</w:t>
-      </w:r>
-      <w:proofErr w:type="spellEnd"/>
-      <w:r>
-        <w:rPr>
-          <w:b/>
-          <w:bCs/>
-        </w:rPr>
-        <w:t>/</w:t>
-      </w:r>
-      <w:proofErr w:type="spellStart"/>
-      <w:r>
-        <w:rPr>
-          <w:b/>
-          <w:bCs/>
-        </w:rPr>
-        <w:t>css</w:t>
-      </w:r>
-      <w:proofErr w:type="spellEnd"/>
-      <w:r>
-        <w:t>: style.css</w:t>
-      </w:r>
-    </w:p>
-    <w:p>
-      <w:r>
-        <w:rPr>
-          <w:b/>
-          <w:bCs/>
-        </w:rPr>
-        <w:lastRenderedPageBreak/>
-        <w:t>- /</w:t>
-      </w:r>
-      <w:proofErr w:type="spellStart"/>
-      <w:r>
-        <w:rPr>
-          <w:b/>
-          <w:bCs/>
-        </w:rPr>
-        <w:t>src</w:t>
-      </w:r>
-      <w:proofErr w:type="spellEnd"/>
-      <w:r>
-        <w:rPr>
-          <w:b/>
-          <w:bCs/>
-        </w:rPr>
-        <w:t>/</w:t>
-      </w:r>
-      <w:proofErr w:type="spellStart"/>
-      <w:r>
-        <w:rPr>
-          <w:b/>
-          <w:bCs/>
-        </w:rPr>
-        <w:t>controllers</w:t>
-      </w:r>
-      <w:proofErr w:type="spellEnd"/>
-      <w:r>
-        <w:t xml:space="preserve">: </w:t>
-      </w:r>
-      <w:proofErr w:type="spellStart"/>
-      <w:r>
-        <w:t>controladorEstadisticas.php</w:t>
-      </w:r>
-      <w:proofErr w:type="spellEnd"/>
-      <w:r>
-        <w:t xml:space="preserve">, </w:t>
-      </w:r>
-      <w:proofErr w:type="spellStart"/>
-      <w:r>
-        <w:t>controladorExportacion.php</w:t>
-      </w:r>
-      <w:proofErr w:type="spellEnd"/>
-      <w:r>
-        <w:t xml:space="preserve">, </w:t>
-      </w:r>
-      <w:proofErr w:type="spellStart"/>
-      <w:r>
-        <w:t>controladorImportacion.php</w:t>
-      </w:r>
-      <w:proofErr w:type="spellEnd"/>
-      <w:r>
-        <w:t xml:space="preserve">, </w:t>
-      </w:r>
-      <w:proofErr w:type="spellStart"/>
-      <w:r>
-        <w:t>controladorLimpieza.php</w:t>
-      </w:r>
-      <w:proofErr w:type="spellEnd"/>
-      <w:r>
-        <w:t xml:space="preserve">, </w:t>
-      </w:r>
-      <w:proofErr w:type="spellStart"/>
-      <w:r>
-        <w:t>controladorMonedas.php</w:t>
-      </w:r>
-      <w:proofErr w:type="spellEnd"/>
-      <w:r>
-        <w:t xml:space="preserve">, </w:t>
-      </w:r>
-      <w:proofErr w:type="spellStart"/>
-      <w:r>
-        <w:t>controladorProduccionPasiva.php</w:t>
-      </w:r>
-      <w:proofErr w:type="spellEnd"/>
-      <w:r>
-        <w:t xml:space="preserve">, </w:t>
-      </w:r>
-      <w:proofErr w:type="spellStart"/>
-      <w:r>
-        <w:t>controladorReinicio.php</w:t>
-      </w:r>
-      <w:proofErr w:type="spellEnd"/>
-    </w:p>
-    <w:p>
-      <w:r>
-        <w:rPr>
-          <w:b/>
-          <w:bCs/>
-        </w:rPr>
-        <w:t>- /</w:t>
-      </w:r>
-      <w:proofErr w:type="spellStart"/>
-      <w:r>
-        <w:rPr>
-          <w:b/>
-          <w:bCs/>
-        </w:rPr>
-        <w:t>src</w:t>
-      </w:r>
-      <w:proofErr w:type="spellEnd"/>
-      <w:r>
-        <w:rPr>
-          <w:b/>
-          <w:bCs/>
-        </w:rPr>
-        <w:t>/</w:t>
-      </w:r>
-      <w:proofErr w:type="spellStart"/>
-      <w:r>
-        <w:rPr>
-          <w:b/>
-          <w:bCs/>
-        </w:rPr>
-        <w:t>models</w:t>
-      </w:r>
-      <w:proofErr w:type="spellEnd"/>
-      <w:r>
-        <w:t xml:space="preserve">: </w:t>
-      </w:r>
-      <w:proofErr w:type="spellStart"/>
-      <w:r>
-        <w:t>GestorAutenticacion.php</w:t>
-      </w:r>
-      <w:proofErr w:type="spellEnd"/>
-      <w:r>
-        <w:t xml:space="preserve">, </w:t>
-      </w:r>
-      <w:proofErr w:type="spellStart"/>
-      <w:r>
-        <w:t>GestorLogros.php</w:t>
-      </w:r>
-      <w:proofErr w:type="spellEnd"/>
-      <w:r>
-        <w:t xml:space="preserve">, </w:t>
-      </w:r>
-      <w:proofErr w:type="spellStart"/>
-      <w:r>
-        <w:t>GestorTienda.php</w:t>
-      </w:r>
-      <w:proofErr w:type="spellEnd"/>
-      <w:r>
-        <w:t xml:space="preserve">, </w:t>
-      </w:r>
-      <w:proofErr w:type="spellStart"/>
-      <w:r>
-        <w:t>MotorJuego.php</w:t>
-      </w:r>
-      <w:proofErr w:type="spellEnd"/>
-    </w:p>
-    <w:p>
-      <w:r>
-        <w:rPr>
-          <w:b/>
-          <w:bCs/>
-        </w:rPr>
-        <w:t>- /</w:t>
-      </w:r>
-      <w:proofErr w:type="spellStart"/>
-      <w:r>
-        <w:rPr>
-          <w:b/>
-          <w:bCs/>
-        </w:rPr>
-        <w:t>src</w:t>
-      </w:r>
-      <w:proofErr w:type="spellEnd"/>
-      <w:r>
-        <w:rPr>
-          <w:b/>
-          <w:bCs/>
-        </w:rPr>
-        <w:t>/</w:t>
-      </w:r>
-      <w:proofErr w:type="spellStart"/>
-      <w:r>
-        <w:rPr>
-          <w:b/>
-          <w:bCs/>
-        </w:rPr>
-        <w:t>views</w:t>
-      </w:r>
-      <w:proofErr w:type="spellEnd"/>
-      <w:r>
-        <w:t xml:space="preserve">: </w:t>
-      </w:r>
-      <w:proofErr w:type="spellStart"/>
-      <w:r>
-        <w:t>home.view.php</w:t>
-      </w:r>
-      <w:proofErr w:type="spellEnd"/>
-      <w:r>
-        <w:t xml:space="preserve">, </w:t>
-      </w:r>
-      <w:proofErr w:type="spellStart"/>
-      <w:r>
-        <w:t>iniciar_sesion.view.php</w:t>
-      </w:r>
-      <w:proofErr w:type="spellEnd"/>
-      <w:r>
-        <w:t xml:space="preserve">, </w:t>
-      </w:r>
-      <w:proofErr w:type="spellStart"/>
-      <w:r>
-        <w:t>registro.view.php</w:t>
-      </w:r>
-      <w:proofErr w:type="spellEnd"/>
-      <w:r>
-        <w:t xml:space="preserve">, </w:t>
-      </w:r>
-      <w:proofErr w:type="spellStart"/>
-      <w:r>
-        <w:t>tienda.view.php</w:t>
-      </w:r>
-      <w:proofErr w:type="spellEnd"/>
-    </w:p>
-    <w:p>
-      <w:r>
-        <w:rPr>
-          <w:b/>
-          <w:bCs/>
-        </w:rPr>
-        <w:t>- /</w:t>
-      </w:r>
-      <w:proofErr w:type="spellStart"/>
-      <w:r>
-        <w:rPr>
-          <w:b/>
-          <w:bCs/>
-        </w:rPr>
-        <w:t>tests</w:t>
-      </w:r>
-      <w:proofErr w:type="spellEnd"/>
-      <w:r>
-        <w:t xml:space="preserve">: </w:t>
-      </w:r>
-      <w:proofErr w:type="spellStart"/>
-      <w:r>
-        <w:t>BaseTestCase.php</w:t>
-      </w:r>
-      <w:proofErr w:type="spellEnd"/>
-      <w:r>
-        <w:t xml:space="preserve">, </w:t>
-      </w:r>
-      <w:proofErr w:type="spellStart"/>
-      <w:r>
-        <w:t>GestorAutenticacionTest.php</w:t>
-      </w:r>
-      <w:proofErr w:type="spellEnd"/>
-      <w:r>
-        <w:t xml:space="preserve">, </w:t>
-      </w:r>
-      <w:proofErr w:type="spellStart"/>
-      <w:r>
-        <w:t>GestorTiendaTest.php</w:t>
-      </w:r>
-      <w:proofErr w:type="spellEnd"/>
-      <w:r>
-        <w:t xml:space="preserve">, </w:t>
-      </w:r>
-      <w:proofErr w:type="spellStart"/>
-      <w:r>
-        <w:t>MotorJuegoTest.php</w:t>
-      </w:r>
-      <w:proofErr w:type="spellEnd"/>
-    </w:p>
-    <w:p>
-      <w:pPr>
-        <w:pStyle w:val="Ttulo3"/>
-      </w:pPr>
-      <w:bookmarkStart w:id="23" w:name="_Toc230682492"/>
-      <w:r>
-        <w:t>Diagrama de clases</w:t>
-      </w:r>
       <w:bookmarkEnd w:id="23"/>
     </w:p>
     <w:p>
       <w:pPr>
         <w:keepNext/>
       </w:pPr>
-      <w:bookmarkStart w:id="24" w:name="_Toc230682493"/>
       <w:r>
         <w:rPr>
           <w:noProof/>
         </w:rPr>
         <w:drawing>
-          <wp:inline distT="0" distB="0" distL="0" distR="0" wp14:anchorId="448D643A" wp14:editId="7F4AE92C">
-            <wp:extent cx="5400040" cy="1424940"/>
-            <wp:effectExtent l="0" t="0" r="0" b="3810"/>
-            <wp:docPr id="695852659" name="Imagen 1"/>
+          <wp:inline distT="0" distB="0" distL="0" distR="0" wp14:anchorId="59513919" wp14:editId="25B5D06A">
+            <wp:extent cx="5400040" cy="933450"/>
+            <wp:effectExtent l="0" t="0" r="0" b="0"/>
+            <wp:docPr id="1825715646" name="Imagen 1"/>
             <wp:cNvGraphicFramePr>
               <a:graphicFrameLocks xmlns:a="http://schemas.openxmlformats.org/drawingml/2006/main" noChangeAspect="1"/>
             </wp:cNvGraphicFramePr>
@@ -13535,7 +12239,7 @@
               <a:graphicData uri="http://schemas.openxmlformats.org/drawingml/2006/picture">
                 <pic:pic xmlns:pic="http://schemas.openxmlformats.org/drawingml/2006/picture">
                   <pic:nvPicPr>
-                    <pic:cNvPr id="695852659" name=""/>
+                    <pic:cNvPr id="1825715646" name=""/>
                     <pic:cNvPicPr/>
                   </pic:nvPicPr>
                   <pic:blipFill>
@@ -13547,7 +12251,7 @@
                   <pic:spPr>
                     <a:xfrm>
                       <a:off x="0" y="0"/>
-                      <a:ext cx="5400040" cy="1424940"/>
+                      <a:ext cx="5400040" cy="933450"/>
                     </a:xfrm>
                     <a:prstGeom prst="rect">
                       <a:avLst/>
@@ -13565,335 +12269,515 @@
         <w:pStyle w:val="Descripcin"/>
       </w:pPr>
       <w:r>
-        <w:t xml:space="preserve">Imagen 10. Diagrama de clases </w:t>
-      </w:r>
-    </w:p>
-    <w:p>
-      <w:pPr>
-        <w:pStyle w:val="Ttulo2"/>
-      </w:pPr>
-      <w:r>
-        <w:t xml:space="preserve">Desarrollo </w:t>
-      </w:r>
-      <w:proofErr w:type="spellStart"/>
-      <w:r>
-        <w:t>backend</w:t>
+        <w:t xml:space="preserve">Imagen </w:t>
+      </w:r>
+      <w:fldSimple w:instr=" SEQ Imagen \* ARABIC ">
+        <w:r>
+          <w:rPr>
+            <w:noProof/>
+          </w:rPr>
+          <w:t>1</w:t>
+        </w:r>
+      </w:fldSimple>
+      <w:r>
+        <w:t>0. Diagrama de arquitectura</w:t>
+      </w:r>
+    </w:p>
+    <w:p>
+      <w:r>
+        <w:t>Para garantizar que el código sea escalable, mantenible y limpio, el servidor se ha construido siguiendo estrictamente el patrón de diseño MVC (Modelo-Vista-Controlador). Esta arquitectura separa las responsabilidades de la aplicación en tres capas independientes:</w:t>
+      </w:r>
+    </w:p>
+    <w:p>
+      <w:pPr>
+        <w:pStyle w:val="Prrafodelista"/>
+        <w:numPr>
+          <w:ilvl w:val="0"/>
+          <w:numId w:val="37"/>
+        </w:numPr>
+      </w:pPr>
+      <w:r>
+        <w:rPr>
+          <w:b/>
+          <w:bCs/>
+        </w:rPr>
+        <w:t>Modelo (Model):</w:t>
+      </w:r>
+      <w:r>
+        <w:t xml:space="preserve"> Representa la capa de datos. Es la única parte de la aplicación que interactúa directamente con la base de datos (mediante sentencias PDO). Su función es recuperar, insertar o actualizar los datos (por ejemplo, el inventario de un usuario). </w:t>
+      </w:r>
+    </w:p>
+    <w:p>
+      <w:pPr>
+        <w:pStyle w:val="Prrafodelista"/>
+        <w:numPr>
+          <w:ilvl w:val="0"/>
+          <w:numId w:val="37"/>
+        </w:numPr>
+      </w:pPr>
+      <w:r>
+        <w:rPr>
+          <w:b/>
+          <w:bCs/>
+        </w:rPr>
+        <w:t>Vista (View):</w:t>
+      </w:r>
+      <w:r>
+        <w:t xml:space="preserve"> Representa la interfaz de usuario. Son los archivos HTML/PHP que el usuario visualiza en su navegador. Las vistas no contienen lógica de base de datos; simplemente muestran la información formateada que les pasa el controlador. </w:t>
+      </w:r>
+    </w:p>
+    <w:p>
+      <w:pPr>
+        <w:pStyle w:val="Prrafodelista"/>
+        <w:numPr>
+          <w:ilvl w:val="0"/>
+          <w:numId w:val="37"/>
+        </w:numPr>
+      </w:pPr>
+      <w:r>
+        <w:rPr>
+          <w:b/>
+          <w:bCs/>
+        </w:rPr>
+        <w:t>Controlador (Controller):</w:t>
+      </w:r>
+      <w:r>
+        <w:t> Es el cerebro de la aplicación. Recibe las peticiones del usuario (por ejemplo, "comprar un conejo"), pide la información necesaria al Modelo, aplica la lógica de negocio (comprobar si hay saldo suficiente) y decide qué Vista debe cargar para mostrar el resultado.</w:t>
+      </w:r>
+    </w:p>
+    <w:p>
+      <w:r>
+        <w:t>A nivel de organización de archivos, esta separación se refleja en un árbol de directorios jerarquizado y lógico:</w:t>
+      </w:r>
+    </w:p>
+    <w:p>
+      <w:pPr>
+        <w:numPr>
+          <w:ilvl w:val="0"/>
+          <w:numId w:val="36"/>
+        </w:numPr>
+      </w:pPr>
+      <w:r>
+        <w:rPr>
+          <w:b/>
+          <w:bCs/>
+        </w:rPr>
+        <w:t>/ (Raíz del proyecto):</w:t>
+      </w:r>
+      <w:r>
+        <w:t xml:space="preserve"> .gitignore, composer.json, composer.lock, docker-compose.yml, Dockerfile, phpunit.xml, README.md</w:t>
+      </w:r>
+    </w:p>
+    <w:p>
+      <w:pPr>
+        <w:numPr>
+          <w:ilvl w:val="0"/>
+          <w:numId w:val="36"/>
+        </w:numPr>
+      </w:pPr>
+      <w:r>
+        <w:rPr>
+          <w:b/>
+          <w:bCs/>
+        </w:rPr>
+        <w:t>/db:</w:t>
+      </w:r>
+      <w:r>
+        <w:t xml:space="preserve"> init.sql</w:t>
+      </w:r>
+    </w:p>
+    <w:p>
+      <w:pPr>
+        <w:numPr>
+          <w:ilvl w:val="0"/>
+          <w:numId w:val="36"/>
+        </w:numPr>
+        <w:rPr>
+          <w:lang w:val="en-GB"/>
+        </w:rPr>
+      </w:pPr>
+      <w:r>
+        <w:rPr>
+          <w:b/>
+          <w:bCs/>
+          <w:lang w:val="en-GB"/>
+        </w:rPr>
+        <w:lastRenderedPageBreak/>
+        <w:t>/docs:</w:t>
+      </w:r>
+      <w:r>
+        <w:rPr>
+          <w:lang w:val="en-GB"/>
+        </w:rPr>
+        <w:t xml:space="preserve"> BUNNIES AND TEA.docx, BUNNIES AND TEA.pdf</w:t>
+      </w:r>
+    </w:p>
+    <w:p>
+      <w:pPr>
+        <w:numPr>
+          <w:ilvl w:val="0"/>
+          <w:numId w:val="36"/>
+        </w:numPr>
+      </w:pPr>
+      <w:r>
+        <w:rPr>
+          <w:b/>
+          <w:bCs/>
+        </w:rPr>
+        <w:t>/src:</w:t>
+      </w:r>
+      <w:r>
+        <w:t xml:space="preserve"> cerrar_sesion.php, db.php, index.php, iniciar_sesion.php, registro.php, tienda.php, verificar_sesion.php</w:t>
+      </w:r>
+    </w:p>
+    <w:p>
+      <w:pPr>
+        <w:numPr>
+          <w:ilvl w:val="0"/>
+          <w:numId w:val="36"/>
+        </w:numPr>
+      </w:pPr>
+      <w:r>
+        <w:rPr>
+          <w:b/>
+          <w:bCs/>
+        </w:rPr>
+        <w:t>/src/assets/css:</w:t>
+      </w:r>
+      <w:r>
+        <w:t xml:space="preserve"> style.css</w:t>
+      </w:r>
+    </w:p>
+    <w:p>
+      <w:pPr>
+        <w:numPr>
+          <w:ilvl w:val="0"/>
+          <w:numId w:val="36"/>
+        </w:numPr>
+      </w:pPr>
+      <w:r>
+        <w:rPr>
+          <w:b/>
+          <w:bCs/>
+        </w:rPr>
+        <w:t>/src/controllers:</w:t>
+      </w:r>
+      <w:r>
+        <w:t xml:space="preserve"> controladorClics.php, controladorEstadisticas.php, controladorExportacion.php, controladorImportacion.php, controladorLimpieza.php, controladorProduccionPasiva.php, controladorReinicio.php</w:t>
+      </w:r>
+    </w:p>
+    <w:p>
+      <w:pPr>
+        <w:numPr>
+          <w:ilvl w:val="0"/>
+          <w:numId w:val="36"/>
+        </w:numPr>
+      </w:pPr>
+      <w:r>
+        <w:rPr>
+          <w:b/>
+          <w:bCs/>
+        </w:rPr>
+        <w:t>/src/models:</w:t>
+      </w:r>
+      <w:r>
+        <w:t xml:space="preserve"> GestorAutenticacion.php, GestorLogros.php, GestorPartida.php, GestorTienda.php, MotorJuego.php</w:t>
+      </w:r>
+    </w:p>
+    <w:p>
+      <w:pPr>
+        <w:numPr>
+          <w:ilvl w:val="0"/>
+          <w:numId w:val="36"/>
+        </w:numPr>
+      </w:pPr>
+      <w:r>
+        <w:rPr>
+          <w:b/>
+          <w:bCs/>
+        </w:rPr>
+        <w:t>/src/views:</w:t>
+      </w:r>
+      <w:r>
+        <w:t xml:space="preserve"> home.view.php, iniciar_sesion.view.php, registro.view.php, tienda.view.php</w:t>
+      </w:r>
+    </w:p>
+    <w:p>
+      <w:pPr>
+        <w:numPr>
+          <w:ilvl w:val="0"/>
+          <w:numId w:val="36"/>
+        </w:numPr>
+      </w:pPr>
+      <w:r>
+        <w:rPr>
+          <w:b/>
+          <w:bCs/>
+        </w:rPr>
+        <w:t>/tests:</w:t>
+      </w:r>
+      <w:r>
+        <w:t xml:space="preserve"> BaseTestCase.php, GestorAutenticacionTest.php, GestorLogrosTest.php, GestorPartidaTest.php, GestorTiendaTest.php, MotorJuegoTest.php</w:t>
+      </w:r>
+    </w:p>
+    <w:p/>
+    <w:p>
+      <w:pPr>
+        <w:pStyle w:val="Ttulo3"/>
+      </w:pPr>
+      <w:bookmarkStart w:id="24" w:name="_Toc230907447"/>
+      <w:r>
+        <w:t>Diagrama de clases</w:t>
       </w:r>
       <w:bookmarkEnd w:id="24"/>
-      <w:proofErr w:type="spellEnd"/>
-    </w:p>
-    <w:p>
-      <w:r>
-        <w:t xml:space="preserve">En un simulador del género </w:t>
-      </w:r>
-      <w:proofErr w:type="spellStart"/>
-      <w:r>
-        <w:t>clicker</w:t>
-      </w:r>
-      <w:proofErr w:type="spellEnd"/>
-      <w:r>
-        <w:t>, la alta frecuencia de interacciones del usuario presenta un desafío crítico a nivel de servidor: el manejo de peticiones concurrentes. Si un jugador realiza múltiples clics en fracciones de segundo, se envían ráfagas de peticiones asíncronas simultáneas. Esto genera un problema clásico de arquitectura conocido como "condición de carrera" (</w:t>
-      </w:r>
-      <w:proofErr w:type="spellStart"/>
-      <w:r>
-        <w:t>race</w:t>
-      </w:r>
-      <w:proofErr w:type="spellEnd"/>
-      <w:r>
-        <w:t xml:space="preserve"> </w:t>
-      </w:r>
-      <w:proofErr w:type="spellStart"/>
-      <w:r>
-        <w:t>condition</w:t>
-      </w:r>
-      <w:proofErr w:type="spellEnd"/>
-      <w:r>
-        <w:t>).</w:t>
-      </w:r>
-    </w:p>
-    <w:p>
-      <w:r>
-        <w:t>Bajo un flujo tradicional de lectura-escritura, el sistema leería el saldo actual, sumaría el valor del clic y guardaría el nuevo resultado. Sin embargo, si dos peticiones llegan exactamente en el mismo milisegundo, ambas podrían leer el valor inicial de 100, procesar la suma por separado y sobrescribir la base de datos con el valor 110 dos veces. El resultado sería una pérdida de datos evidente, contabilizando un solo clic en lugar de dos.</w:t>
-      </w:r>
-    </w:p>
-    <w:p>
-      <w:pPr>
-        <w:pStyle w:val="Ttulo3"/>
-      </w:pPr>
-      <w:bookmarkStart w:id="25" w:name="_Toc230682494"/>
-      <w:r>
-        <w:lastRenderedPageBreak/>
-        <w:t>Consultas Atómicas como Solución</w:t>
-      </w:r>
-      <w:bookmarkEnd w:id="25"/>
-    </w:p>
-    <w:p>
-      <w:r>
-        <w:t>Para garantizar la integridad de los datos y asegurar que el servidor mantenga la autoridad absoluta en todo momento, se descartó realizar los cálculos de saldo en la capa de PHP. En su lugar, se delegó la responsabilidad matemática directamente al motor de la base de datos mediante el uso de consultas SQL atómicas.</w:t>
-      </w:r>
-    </w:p>
-    <w:p>
-      <w:r>
-        <w:t xml:space="preserve">En la clase </w:t>
-      </w:r>
-      <w:proofErr w:type="spellStart"/>
-      <w:r>
-        <w:t>MotorJuego.php</w:t>
-      </w:r>
-      <w:proofErr w:type="spellEnd"/>
-      <w:r>
-        <w:t>, en lugar de extraer el dato para manipularlo, se ejecuta una orden directa de actualización.</w:t>
-      </w:r>
-    </w:p>
-    <w:p>
-      <w:r>
-        <w:t>Mediante este enfoque, es el propio gestor de bases de datos quien bloquea el registro, encola las operaciones y las resuelve de forma secuencial a nivel interno. Esto garantiza que ninguna petición se superponga y que cada clic se sume con absoluta precisión, sin importar cuántos lleguen al mismo tiempo.</w:t>
-      </w:r>
-    </w:p>
-    <w:p>
-      <w:pPr>
-        <w:pStyle w:val="Ttulo3"/>
-      </w:pPr>
-      <w:bookmarkStart w:id="26" w:name="_Toc230682495"/>
-      <w:r>
-        <w:t>Transacciones Seguras (PDO) en la Tienda</w:t>
-      </w:r>
-      <w:bookmarkEnd w:id="26"/>
-    </w:p>
-    <w:p>
-      <w:r>
-        <w:t xml:space="preserve">Esta misma filosofía de seguridad y blindaje se aplicó en el modelo </w:t>
-      </w:r>
-      <w:proofErr w:type="spellStart"/>
-      <w:r>
-        <w:t>GestorTienda.php</w:t>
-      </w:r>
-      <w:proofErr w:type="spellEnd"/>
-      <w:r>
-        <w:t xml:space="preserve"> para la adquisición de recursos. Las operaciones de compra, que implican verificar el saldo, restar el coste y añadir el ítem al inventario, se encapsularon dentro de transacciones nativas de PDO.</w:t>
-      </w:r>
-    </w:p>
-    <w:p>
-      <w:r>
-        <w:t>Esto protege al sistema frente a posibles abusos de latencia (</w:t>
-      </w:r>
-      <w:proofErr w:type="spellStart"/>
-      <w:r>
-        <w:t>lag</w:t>
-      </w:r>
-      <w:proofErr w:type="spellEnd"/>
-      <w:r>
-        <w:t>). Si un jugador intenta explotar un retraso de red haciendo doble clic en el botón de compra teniendo saldo solo para un ítem, el motor relacional bloquea el proceso, verifica el estado en tiempo real y rechaza la segunda petición, evitando por completo la duplicación de compras o la caída del saldo en números rojos.</w:t>
-      </w:r>
-    </w:p>
-    <w:p>
-      <w:pPr>
-        <w:pStyle w:val="Ttulo2"/>
-      </w:pPr>
-      <w:bookmarkStart w:id="27" w:name="_Toc230682496"/>
-      <w:r>
-        <w:t xml:space="preserve">Desarrollo </w:t>
-      </w:r>
-      <w:proofErr w:type="spellStart"/>
-      <w:r>
-        <w:t>Frontend</w:t>
-      </w:r>
-      <w:bookmarkEnd w:id="27"/>
-      <w:proofErr w:type="spellEnd"/>
-    </w:p>
-    <w:p>
-      <w:r>
-        <w:t xml:space="preserve">Para garantizar una experiencia de usuario fluida y evitar la recarga constante del navegador, el cliente web se diseñó para operar de forma asíncrona, acercándose al comportamiento de una </w:t>
-      </w:r>
-      <w:proofErr w:type="gramStart"/>
-      <w:r>
-        <w:t>Single</w:t>
-      </w:r>
-      <w:proofErr w:type="gramEnd"/>
-      <w:r>
-        <w:t xml:space="preserve"> Page </w:t>
-      </w:r>
-      <w:proofErr w:type="spellStart"/>
-      <w:r>
-        <w:t>Application</w:t>
-      </w:r>
-      <w:proofErr w:type="spellEnd"/>
-      <w:r>
-        <w:t xml:space="preserve"> (SPA).</w:t>
-      </w:r>
-    </w:p>
-    <w:p>
-      <w:r>
-        <w:t xml:space="preserve">Se implementó un bucle principal mediante la función </w:t>
-      </w:r>
-      <w:proofErr w:type="spellStart"/>
-      <w:r>
-        <w:t>setInterval</w:t>
-      </w:r>
-      <w:proofErr w:type="spellEnd"/>
-      <w:r>
-        <w:t xml:space="preserve"> de JavaScript que, exactamente cada 1000 milisegundos, ejecuta una petición en segundo plano a través de la Fetch API hacia el servidor. Este procesa la producción pasiva generada por el </w:t>
-      </w:r>
-      <w:r>
-        <w:lastRenderedPageBreak/>
-        <w:t>inventario del usuario, actualiza la base de datos de forma segura y devuelve el nuevo estado al cliente para actualizar la interfaz gráfica.</w:t>
-      </w:r>
-    </w:p>
-    <w:p>
-      <w:pPr>
-        <w:pStyle w:val="Ttulo3"/>
-      </w:pPr>
-      <w:bookmarkStart w:id="28" w:name="_Toc230682497"/>
-      <w:r>
-        <w:t>El problema de la latencia y el "Parpadeo de Red"</w:t>
-      </w:r>
-      <w:bookmarkEnd w:id="28"/>
-    </w:p>
-    <w:p>
-      <w:r>
-        <w:t>En un entorno de interacciones de alta frecuencia (como es el caso de hacer clic rápidamente), la latencia inherente a la red genera un desajuste temporal crítico entre el cliente y el servidor. Cuando el usuario interactúa, el contador local sube inmediatamente (ej. de 100 a 102 en dos clics rápidos), pero la petición tarda unos milisegundos en viajar y ser procesada.</w:t>
-      </w:r>
-    </w:p>
-    <w:p>
-      <w:r>
-        <w:t>El problema visual (</w:t>
-      </w:r>
-      <w:proofErr w:type="spellStart"/>
-      <w:r>
-        <w:t>flickering</w:t>
-      </w:r>
-      <w:proofErr w:type="spellEnd"/>
-      <w:r>
-        <w:t xml:space="preserve"> o efecto </w:t>
-      </w:r>
-      <w:proofErr w:type="spellStart"/>
-      <w:r>
-        <w:t>rubber-banding</w:t>
-      </w:r>
-      <w:proofErr w:type="spellEnd"/>
-      <w:r>
-        <w:t>) ocurre cuando el servidor responde al primer clic indicando el nuevo saldo (101). Si la interfaz gráfica acepta ciegamente ese dato, el contador retrocedería de 102 a 101 visualmente, para luego volver a saltar al recibir la segunda respuesta. Los números saltarían hacia adelante y hacia atrás constantemente.</w:t>
-      </w:r>
-    </w:p>
-    <w:p>
-      <w:pPr>
-        <w:pStyle w:val="Ttulo3"/>
-      </w:pPr>
-      <w:bookmarkStart w:id="29" w:name="_Toc230682498"/>
-      <w:r>
-        <w:t>Predicción del Cliente y Descarte de Respuestas Obsoletas</w:t>
-      </w:r>
-      <w:bookmarkEnd w:id="29"/>
-    </w:p>
-    <w:p>
-      <w:r>
-        <w:t xml:space="preserve">Para solucionar esta desincronización, se desarrolló un sistema predictivo de control de estado en el </w:t>
-      </w:r>
-      <w:proofErr w:type="spellStart"/>
-      <w:r>
-        <w:t>Frontend</w:t>
-      </w:r>
-      <w:proofErr w:type="spellEnd"/>
-      <w:r>
-        <w:t xml:space="preserve">. Se establecieron dos variables de seguimiento: </w:t>
-      </w:r>
-      <w:proofErr w:type="spellStart"/>
-      <w:r>
-        <w:t>clicsPendientes</w:t>
-      </w:r>
-      <w:proofErr w:type="spellEnd"/>
-      <w:r>
-        <w:t xml:space="preserve"> y </w:t>
-      </w:r>
-      <w:proofErr w:type="spellStart"/>
-      <w:r>
-        <w:t>peticionesEnVuelo</w:t>
-      </w:r>
-      <w:proofErr w:type="spellEnd"/>
-      <w:r>
-        <w:t>.</w:t>
-      </w:r>
-    </w:p>
-    <w:p>
-      <w:r>
-        <w:t xml:space="preserve">Cada vez que JavaScript emite una petición </w:t>
-      </w:r>
-      <w:proofErr w:type="spellStart"/>
-      <w:r>
-        <w:t>fetch</w:t>
-      </w:r>
-      <w:proofErr w:type="spellEnd"/>
-      <w:r>
-        <w:t xml:space="preserve">, se incrementa el contador de peticiones en vuelo, restándose cuando se recibe la respuesta. La lógica de renderizado aplica entonces una regla estricta: la interfaz de usuario solo sobrescribe su contador con el total absoluto dictado por el servidor si y solo si </w:t>
-      </w:r>
-      <w:proofErr w:type="spellStart"/>
-      <w:r>
-        <w:t>peticionesEnVuelo</w:t>
-      </w:r>
-      <w:proofErr w:type="spellEnd"/>
-      <w:r>
-        <w:t xml:space="preserve"> === 0 y </w:t>
-      </w:r>
-      <w:proofErr w:type="spellStart"/>
-      <w:r>
-        <w:t>clicsPendientes</w:t>
-      </w:r>
-      <w:proofErr w:type="spellEnd"/>
-      <w:r>
-        <w:t xml:space="preserve"> === 0.</w:t>
-      </w:r>
-    </w:p>
-    <w:p>
-      <w:r>
-        <w:t xml:space="preserve">Si el cliente recibe datos del </w:t>
-      </w:r>
-      <w:proofErr w:type="gramStart"/>
-      <w:r>
-        <w:t>servidor</w:t>
-      </w:r>
-      <w:proofErr w:type="gramEnd"/>
-      <w:r>
-        <w:t xml:space="preserve"> pero existen peticiones en vuelo, asume que la respuesta del servidor contiene información "obsoleta" a nivel visual, ya que el usuario ha realizado acciones más recientes que el servidor aún está procesando. En estos casos, el </w:t>
-      </w:r>
-      <w:proofErr w:type="spellStart"/>
-      <w:r>
-        <w:t>Frontend</w:t>
-      </w:r>
-      <w:proofErr w:type="spellEnd"/>
-      <w:r>
-        <w:t xml:space="preserve"> suma los incrementos correspondientes, pero ignora el total absoluto enviado por el servidor, confiando en su propia predicción local.</w:t>
-      </w:r>
-    </w:p>
-    <w:p>
-      <w:r>
-        <w:lastRenderedPageBreak/>
-        <w:t>Gracias a esta arquitectura, el juego logra una actualización visual suave, instantánea y predictiva, sin comprometer en ningún momento la seguridad ni la autoridad de la base de datos en el servidor</w:t>
-      </w:r>
-      <w:r>
-        <w:t>.</w:t>
+    </w:p>
+    <w:p>
+      <w:pPr>
+        <w:keepNext/>
+      </w:pPr>
+      <w:r>
+        <w:rPr>
+          <w:noProof/>
+        </w:rPr>
+        <w:drawing>
+          <wp:inline distT="0" distB="0" distL="0" distR="0" wp14:anchorId="5BCD8F5D" wp14:editId="5D6AB799">
+            <wp:extent cx="5577301" cy="1606163"/>
+            <wp:effectExtent l="0" t="0" r="4445" b="0"/>
+            <wp:docPr id="1028453296" name="Imagen 1"/>
+            <wp:cNvGraphicFramePr>
+              <a:graphicFrameLocks xmlns:a="http://schemas.openxmlformats.org/drawingml/2006/main" noChangeAspect="1"/>
+            </wp:cNvGraphicFramePr>
+            <a:graphic xmlns:a="http://schemas.openxmlformats.org/drawingml/2006/main">
+              <a:graphicData uri="http://schemas.openxmlformats.org/drawingml/2006/picture">
+                <pic:pic xmlns:pic="http://schemas.openxmlformats.org/drawingml/2006/picture">
+                  <pic:nvPicPr>
+                    <pic:cNvPr id="1028453296" name=""/>
+                    <pic:cNvPicPr/>
+                  </pic:nvPicPr>
+                  <pic:blipFill>
+                    <a:blip r:embed="rId18"/>
+                    <a:stretch>
+                      <a:fillRect/>
+                    </a:stretch>
+                  </pic:blipFill>
+                  <pic:spPr>
+                    <a:xfrm>
+                      <a:off x="0" y="0"/>
+                      <a:ext cx="5580788" cy="1607167"/>
+                    </a:xfrm>
+                    <a:prstGeom prst="rect">
+                      <a:avLst/>
+                    </a:prstGeom>
+                  </pic:spPr>
+                </pic:pic>
+              </a:graphicData>
+            </a:graphic>
+          </wp:inline>
+        </w:drawing>
+      </w:r>
+    </w:p>
+    <w:p>
+      <w:pPr>
+        <w:pStyle w:val="Descripcin"/>
+      </w:pPr>
+      <w:r>
+        <w:t>Imagen 1</w:t>
+      </w:r>
+      <w:r>
+        <w:t>1</w:t>
+      </w:r>
+      <w:r>
+        <w:t xml:space="preserve">. Diagrama de clases </w:t>
       </w:r>
     </w:p>
     <w:p/>
     <w:p/>
+    <w:p/>
+    <w:p>
+      <w:pPr>
+        <w:pStyle w:val="Ttulo2"/>
+      </w:pPr>
+      <w:bookmarkStart w:id="25" w:name="_Toc230907448"/>
+      <w:r>
+        <w:lastRenderedPageBreak/>
+        <w:t>Desarrollo backend</w:t>
+      </w:r>
+      <w:bookmarkEnd w:id="25"/>
+    </w:p>
+    <w:p>
+      <w:r>
+        <w:t>En un simulador del género clicker, la alta frecuencia de interacciones del usuario presenta un desafío crítico a nivel de servidor: el manejo de peticiones concurrentes. Si un jugador realiza múltiples clics en fracciones de segundo, se envían ráfagas de peticiones asíncronas simultáneas. Esto genera un problema clásico de arquitectura conocido como "condición de carrera" (race condition).</w:t>
+      </w:r>
+    </w:p>
+    <w:p>
+      <w:r>
+        <w:t>Bajo un flujo tradicional de lectura-escritura, el sistema leería el saldo actual, sumaría el valor del clic y guardaría el nuevo resultado. Sin embargo, si dos peticiones llegan exactamente en el mismo milisegundo, ambas podrían leer el valor inicial de 100, procesar la suma por separado y sobrescribir la base de datos con el valor 110 dos veces. El resultado sería una pérdida de datos evidente, contabilizando un solo clic en lugar de dos.</w:t>
+      </w:r>
+    </w:p>
+    <w:p>
+      <w:pPr>
+        <w:pStyle w:val="Ttulo3"/>
+      </w:pPr>
+      <w:bookmarkStart w:id="26" w:name="_Toc230907449"/>
+      <w:r>
+        <w:t>Consultas Atómicas como Solución</w:t>
+      </w:r>
+      <w:bookmarkEnd w:id="26"/>
+    </w:p>
+    <w:p>
+      <w:r>
+        <w:t>Para garantizar la integridad de los datos y asegurar que el servidor mantenga la autoridad absoluta en todo momento, se descartó realizar los cálculos de saldo en la capa de PHP. En su lugar, se delegó la responsabilidad matemática directamente al motor de la base de datos mediante el uso de consultas SQL atómicas.</w:t>
+      </w:r>
+    </w:p>
+    <w:p>
+      <w:r>
+        <w:t>En la clase MotorJuego.php, en lugar de extraer el dato para manipularlo, se ejecuta una orden directa de actualización.</w:t>
+      </w:r>
+      <w:r>
+        <w:t xml:space="preserve"> </w:t>
+      </w:r>
+      <w:r>
+        <w:t xml:space="preserve">Visualmente, la consulta estructurada se define de la siguiente manera: </w:t>
+      </w:r>
+    </w:p>
+    <w:p>
+      <w:pPr>
+        <w:rPr>
+          <w:color w:val="0F4761" w:themeColor="accent1" w:themeShade="BF"/>
+        </w:rPr>
+      </w:pPr>
+      <w:r>
+        <w:rPr>
+          <w:color w:val="0F4761" w:themeColor="accent1" w:themeShade="BF"/>
+        </w:rPr>
+        <w:t xml:space="preserve">UPDATE usuario SET monedasActuales = monedasActuales + :ganancia WHERE usuarioId = :id; </w:t>
+      </w:r>
+    </w:p>
+    <w:p>
+      <w:r>
+        <w:t>Al no pasar un valor fijo desde PHP, sino ordenar a MySQL que sume sobre su propio valor actual, delegamos el bloqueo del registro al motor de la base de datos.</w:t>
+      </w:r>
+    </w:p>
+    <w:p/>
+    <w:p/>
+    <w:p>
+      <w:pPr>
+        <w:pStyle w:val="Ttulo3"/>
+      </w:pPr>
+      <w:bookmarkStart w:id="27" w:name="_Toc230907450"/>
+      <w:r>
+        <w:lastRenderedPageBreak/>
+        <w:t>Transacciones Seguras (PDO) en la Tienda</w:t>
+      </w:r>
+      <w:bookmarkEnd w:id="27"/>
+    </w:p>
+    <w:p>
+      <w:r>
+        <w:t>Esta misma filosofía de seguridad y blindaje se aplicó en el modelo GestorTienda.php para la adquisición de recursos. Las operaciones de compra, que implican verificar el saldo, restar el coste y añadir el ítem al inventario, se encapsularon dentro de transacciones nativas de PDO. Para ello, el flujo se inicia con un $pdo-&gt;beginTransaction(), se realizan las comprobaciones y los UPDATE correspondientes y, si todo es válido, se confirma definitivamente con $pdo-&gt;commit(). Si se detecta cualquier intento de fraude o error por latencia, se ejecuta un $pdo-&gt;rollBack(), cancelando todas las modificaciones en bloque y dejando la base de datos intacta.</w:t>
+      </w:r>
+    </w:p>
+    <w:p>
+      <w:r>
+        <w:t>Esto protege al sistema frente a posibles abusos de latencia (lag). Si un jugador intenta explotar un retraso de red haciendo doble clic rápido en el botón de compra teniendo saldo solo para un ítem, el motor relacional bloquea el proceso, verifica el estado en tiempo real y rechaza la segunda petición. Así se evita por completo la duplicación fraudulenta de compras o la caída del saldo del jugador en números rojos.</w:t>
+      </w:r>
+    </w:p>
+    <w:p>
+      <w:pPr>
+        <w:pStyle w:val="Ttulo2"/>
+      </w:pPr>
+      <w:bookmarkStart w:id="28" w:name="_Toc230907451"/>
+      <w:r>
+        <w:t>Desarrollo Frontend</w:t>
+      </w:r>
+      <w:bookmarkEnd w:id="28"/>
+    </w:p>
+    <w:p>
+      <w:r>
+        <w:t>Para garantizar una experiencia de usuario fluida y evitar la recarga constante del navegador, el cliente web se diseñó para operar de forma asíncrona, acercándose al comportamiento de una Single Page Application (SPA).</w:t>
+      </w:r>
+    </w:p>
+    <w:p>
+      <w:r>
+        <w:t>Se implementó un bucle principal mediante la función setInterval de JavaScript que, exactamente cada 1000 milisegundos, ejecuta una petición en segundo plano a través de la Fetch API hacia el servidor. Este procesa la producción pasiva generada por el inventario del usuario, actualiza la base de datos de forma segura y devuelve el nuevo estado al cliente para actualizar la interfaz gráfica.</w:t>
+      </w:r>
+    </w:p>
+    <w:p>
+      <w:pPr>
+        <w:pStyle w:val="Ttulo3"/>
+      </w:pPr>
+      <w:bookmarkStart w:id="29" w:name="_Toc230907452"/>
+      <w:r>
+        <w:t>El problema de la latencia y el "Parpadeo de Red"</w:t>
+      </w:r>
+      <w:bookmarkEnd w:id="29"/>
+    </w:p>
+    <w:p>
+      <w:r>
+        <w:t>En un entorno de interacciones de alta frecuencia (como es el caso de hacer clic rápidamente), la latencia inherente a la red genera un desajuste temporal crítico entre el cliente y el servidor. Cuando el usuario interactúa, el contador local sube inmediatamente (ej. de 100 a 102 en dos clics rápidos), pero la petición tarda unos milisegundos en viajar y ser procesada.</w:t>
+      </w:r>
+    </w:p>
+    <w:p>
+      <w:r>
+        <w:lastRenderedPageBreak/>
+        <w:t>El problema visual (flickering o efecto rubber-banding) ocurre cuando el servidor responde al primer clic indicando el nuevo saldo (101). Si la interfaz gráfica acepta ciegamente ese dato, el contador retrocedería de 102 a 101 visualmente, para luego volver a saltar al recibir la segunda respuesta. Los números saltarían hacia adelante y hacia atrás constantemente.</w:t>
+      </w:r>
+    </w:p>
+    <w:p>
+      <w:pPr>
+        <w:pStyle w:val="Ttulo3"/>
+      </w:pPr>
+      <w:bookmarkStart w:id="30" w:name="_Toc230907453"/>
+      <w:r>
+        <w:t>Predicción del Cliente y Descarte de Respuestas Obsoletas</w:t>
+      </w:r>
+      <w:bookmarkEnd w:id="30"/>
+    </w:p>
+    <w:p>
+      <w:r>
+        <w:t>Para solucionar esta desincronización, se desarrolló un sistema predictivo de control de estado en el Frontend. Se establecieron dos variables de seguimiento: clicsPendientes y peticionesEnVuelo.</w:t>
+      </w:r>
+    </w:p>
+    <w:p>
+      <w:r>
+        <w:t>Cada vez que JavaScript emite una petición fetch, se incrementa el contador de peticiones en vuelo, restándose cuando se recibe la respuesta. La lógica de renderizado aplica entonces una regla estricta: la interfaz de usuario solo sobrescribe su contador con el total absoluto dictado por el servidor si y solo si peticionesEnVuelo === 0 y clicsPendientes === 0.</w:t>
+      </w:r>
+    </w:p>
+    <w:p>
+      <w:r>
+        <w:t>Si el cliente recibe datos del servidor pero existen peticiones en vuelo, asume que la respuesta del servidor contiene información "obsoleta" a nivel visual, ya que el usuario ha realizado acciones más recientes que el servidor aún está procesando. En estos casos, el Frontend suma los incrementos correspondientes, pero ignora el total absoluto enviado por el servidor, confiando en su propia predicción local.</w:t>
+      </w:r>
+    </w:p>
+    <w:p>
+      <w:r>
+        <w:t>Como capa de seguridad final a esta predicción, y asumiendo la premisa de que “el usuario es tonto”, el servidor implementa un límite estricto de Autoridad del Servidor. Si un cliente manipulado intenta enviar un paquete AJAX con una cantidad humanamente imposible de clics, el Controlador detecta la anomalía, la bloquea y aplica un límite máximo realista.</w:t>
+      </w:r>
+    </w:p>
+    <w:p>
+      <w:r>
+        <w:t>Gracias a esta arquitectura dual, el juego logra una actualización visual suave, instantánea y predictiva, sin comprometer en ningún momento la seguridad, el Anti-Cheat ni la autoridad de la base de datos en el servidor.</w:t>
+      </w:r>
+    </w:p>
+    <w:p/>
     <w:p>
       <w:pPr>
         <w:pStyle w:val="Ttulo1"/>
       </w:pPr>
-      <w:bookmarkStart w:id="30" w:name="_Toc230682499"/>
-      <w:r>
+      <w:bookmarkStart w:id="31" w:name="_Toc230907454"/>
+      <w:r>
+        <w:lastRenderedPageBreak/>
         <w:t>Pruebas y validación del proyecto</w:t>
       </w:r>
-      <w:bookmarkEnd w:id="30"/>
+      <w:bookmarkEnd w:id="31"/>
     </w:p>
     <w:p>
       <w:pPr>
         <w:pStyle w:val="Ttulo2"/>
       </w:pPr>
-      <w:bookmarkStart w:id="31" w:name="_Toc230682500"/>
+      <w:bookmarkStart w:id="32" w:name="_Toc230907455"/>
       <w:r>
         <w:t>Evaluación y seguimiento</w:t>
       </w:r>
-      <w:bookmarkEnd w:id="31"/>
+      <w:bookmarkEnd w:id="32"/>
     </w:p>
     <w:p>
       <w:r>
@@ -13906,28 +12790,11 @@
           <w:b/>
           <w:bCs/>
         </w:rPr>
-        <w:t>Pruebas Unitarias Automatizadas (</w:t>
-      </w:r>
-      <w:proofErr w:type="spellStart"/>
-      <w:r>
-        <w:rPr>
-          <w:b/>
-          <w:bCs/>
-        </w:rPr>
-        <w:t>PHPUnit</w:t>
-      </w:r>
-      <w:proofErr w:type="spellEnd"/>
-      <w:r>
-        <w:rPr>
-          <w:b/>
-          <w:bCs/>
-        </w:rPr>
-        <w:t>)</w:t>
+        <w:t>Pruebas Unitarias Automatizadas (PHPUnit)</w:t>
       </w:r>
       <w:r>
         <w:t xml:space="preserve"> El núcleo lógico del juego debía ser infalible. Un error de cálculo en la producción en segundo plano o en las transacciones invalidaría toda la experiencia. Por ello, se utilizó el </w:t>
       </w:r>
-      <w:proofErr w:type="spellStart"/>
       <w:r>
         <w:rPr>
           <w:i/>
@@ -13935,33 +12802,8 @@
         </w:rPr>
         <w:t>framework</w:t>
       </w:r>
-      <w:proofErr w:type="spellEnd"/>
-      <w:r>
-        <w:t xml:space="preserve"> </w:t>
-      </w:r>
-      <w:proofErr w:type="spellStart"/>
-      <w:r>
-        <w:t>PHPUnit</w:t>
-      </w:r>
-      <w:proofErr w:type="spellEnd"/>
-      <w:r>
-        <w:t xml:space="preserve"> para desarrollar una batería de pruebas sobre los modelos principales (</w:t>
-      </w:r>
-      <w:proofErr w:type="spellStart"/>
-      <w:r>
-        <w:t>MotorJuego.php</w:t>
-      </w:r>
-      <w:proofErr w:type="spellEnd"/>
-      <w:r>
-        <w:t xml:space="preserve"> y </w:t>
-      </w:r>
-      <w:proofErr w:type="spellStart"/>
-      <w:r>
-        <w:t>GestorTienda.php</w:t>
-      </w:r>
-      <w:proofErr w:type="spellEnd"/>
-      <w:r>
-        <w:t>).</w:t>
+      <w:r>
+        <w:t xml:space="preserve"> PHPUnit para desarrollar una batería de pruebas sobre los modelos principales (MotorJuego.php y GestorTienda.php).</w:t>
       </w:r>
     </w:p>
     <w:p>
@@ -14004,23 +12846,7 @@
         <w:t>Penalización por suciedad:</w:t>
       </w:r>
       <w:r>
-        <w:t xml:space="preserve"> Simular que la variable </w:t>
-      </w:r>
-      <w:proofErr w:type="spellStart"/>
-      <w:r>
-        <w:t>clicsSucios</w:t>
-      </w:r>
-      <w:proofErr w:type="spellEnd"/>
-      <w:r>
-        <w:t xml:space="preserve"> supera el límite de 50. </w:t>
-      </w:r>
-      <w:proofErr w:type="gramStart"/>
-      <w:r>
-        <w:t>El test</w:t>
-      </w:r>
-      <w:proofErr w:type="gramEnd"/>
-      <w:r>
-        <w:t xml:space="preserve"> verifica que la producción total calculada por el servidor se reduce automáticamente a la mitad, tal y como dictan las reglas de negocio.</w:t>
+        <w:t xml:space="preserve"> Simular que la variable clicsSucios supera el límite de 50. El test verifica que la producción total calculada por el servidor se reduce automáticamente a la mitad, tal y como dictan las reglas de negocio.</w:t>
       </w:r>
     </w:p>
     <w:p>
@@ -14055,37 +12881,11 @@
           <w:b/>
           <w:bCs/>
         </w:rPr>
-        <w:lastRenderedPageBreak/>
-        <w:t>Compras seguras (</w:t>
-      </w:r>
-      <w:proofErr w:type="spellStart"/>
-      <w:r>
-        <w:rPr>
-          <w:b/>
-          <w:bCs/>
-        </w:rPr>
-        <w:t>Rollback</w:t>
-      </w:r>
-      <w:proofErr w:type="spellEnd"/>
-      <w:r>
-        <w:rPr>
-          <w:b/>
-          <w:bCs/>
-        </w:rPr>
-        <w:t>):</w:t>
-      </w:r>
-      <w:r>
-        <w:t xml:space="preserve"> Validar que el </w:t>
-      </w:r>
-      <w:proofErr w:type="spellStart"/>
-      <w:r>
-        <w:t>GestorTienda</w:t>
-      </w:r>
-      <w:proofErr w:type="spellEnd"/>
-      <w:r>
-        <w:t xml:space="preserve"> rechaza cualquier intento de compra si el coste es superior al saldo del usuario, asegurando que la transacción de PDO realiza un </w:t>
-      </w:r>
-      <w:proofErr w:type="spellStart"/>
+        <w:t>Compras seguras (Rollback):</w:t>
+      </w:r>
+      <w:r>
+        <w:t xml:space="preserve"> Validar que el GestorTienda rechaza cualquier intento de compra si el coste es superior al saldo del usuario, asegurando que la transacción de PDO realiza un </w:t>
+      </w:r>
       <w:r>
         <w:rPr>
           <w:i/>
@@ -14093,23 +12893,11 @@
         </w:rPr>
         <w:t>Rollback</w:t>
       </w:r>
-      <w:proofErr w:type="spellEnd"/>
       <w:r>
         <w:t xml:space="preserve"> correcto y mantiene la integridad de los datos.</w:t>
       </w:r>
     </w:p>
-    <w:p>
-      <w:r>
-        <w:rPr>
-          <w:b/>
-          <w:bCs/>
-        </w:rPr>
-        <w:t>Pruebas Manuales y Casos Límite</w:t>
-      </w:r>
-      <w:r>
-        <w:t xml:space="preserve"> Una vez validada la lógica matemática en el servidor de forma aislada, se procedió a realizar pruebas de integración desde la interfaz gráfica, buscando deliberadamente forzar errores y evaluar la robustez del sistema:</w:t>
-      </w:r>
-    </w:p>
+    <w:p/>
     <w:p>
       <w:pPr>
         <w:pStyle w:val="Prrafodelista"/>
@@ -14123,50 +12911,11 @@
           <w:b/>
           <w:bCs/>
         </w:rPr>
-        <w:t>Prueba de estrés de concurrencia:</w:t>
-      </w:r>
-      <w:r>
-        <w:t xml:space="preserve"> Se utilizaron herramientas externas (</w:t>
-      </w:r>
-      <w:proofErr w:type="spellStart"/>
-      <w:r>
-        <w:rPr>
-          <w:i/>
-          <w:iCs/>
-        </w:rPr>
-        <w:t>autoclickers</w:t>
-      </w:r>
-      <w:proofErr w:type="spellEnd"/>
-      <w:r>
-        <w:t xml:space="preserve">) para simular cientos de clics por segundo. Esta prueba demostró el éxito de la arquitectura: la lógica predictiva de </w:t>
-      </w:r>
-      <w:proofErr w:type="spellStart"/>
-      <w:r>
-        <w:t>peticionesEnVuelo</w:t>
-      </w:r>
-      <w:proofErr w:type="spellEnd"/>
-      <w:r>
-        <w:t xml:space="preserve"> del </w:t>
-      </w:r>
-      <w:proofErr w:type="spellStart"/>
-      <w:r>
-        <w:t>Frontend</w:t>
-      </w:r>
-      <w:proofErr w:type="spellEnd"/>
-      <w:r>
-        <w:t xml:space="preserve"> evitó el parpadeo visual (</w:t>
-      </w:r>
-      <w:proofErr w:type="spellStart"/>
-      <w:r>
-        <w:rPr>
-          <w:i/>
-          <w:iCs/>
-        </w:rPr>
-        <w:t>flickering</w:t>
-      </w:r>
-      <w:proofErr w:type="spellEnd"/>
-      <w:r>
-        <w:t>), mientras que las consultas atómicas SQL garantizaron que el servidor no perdiera el registro de ningún clic.</w:t>
+        <w:lastRenderedPageBreak/>
+        <w:t>Pruebas Manuales y Casos Límite</w:t>
+      </w:r>
+      <w:r>
+        <w:t xml:space="preserve"> Una vez validada la lógica matemática en el servidor de forma aislada, se procedió a realizar pruebas de integración desde la interfaz gráfica, buscando deliberadamente forzar errores y evaluar la robustez del sistema:</w:t>
       </w:r>
     </w:p>
     <w:p>
@@ -14182,10 +12931,30 @@
           <w:b/>
           <w:bCs/>
         </w:rPr>
-        <w:t>Pruebas de persistencia e interrupciones:</w:t>
-      </w:r>
-      <w:r>
-        <w:t xml:space="preserve"> Se forzaron cierres abruptos de la pestaña del navegador durante procesos de compra, recargas bruscas de página y aperturas de sesión simultáneas en distintos navegadores. En todos los casos, el estado al reconectar (conejos, monedas y cálculo de tiempo transcurrido) coincidía de forma exacta y coherente con la base de datos.</w:t>
+        <w:t>Prueba de estrés de concurrencia:</w:t>
+      </w:r>
+      <w:r>
+        <w:t xml:space="preserve"> Se utilizaron herramientas externas (</w:t>
+      </w:r>
+      <w:r>
+        <w:rPr>
+          <w:i/>
+          <w:iCs/>
+        </w:rPr>
+        <w:t>autoclickers</w:t>
+      </w:r>
+      <w:r>
+        <w:t>) para simular cientos de clics por segundo. Esta prueba demostró el éxito de la arquitectura: la lógica predictiva de peticionesEnVuelo del Frontend evitó el parpadeo visual (</w:t>
+      </w:r>
+      <w:r>
+        <w:rPr>
+          <w:i/>
+          <w:iCs/>
+        </w:rPr>
+        <w:t>flickering</w:t>
+      </w:r>
+      <w:r>
+        <w:t>), mientras que las consultas atómicas SQL garantizaron que el servidor no perdiera el registro de ningún clic.</w:t>
       </w:r>
     </w:p>
     <w:p>
@@ -14201,12 +12970,30 @@
           <w:b/>
           <w:bCs/>
         </w:rPr>
+        <w:t>Pruebas de persistencia e interrupciones:</w:t>
+      </w:r>
+      <w:r>
+        <w:t xml:space="preserve"> Se forzaron cierres abruptos de la pestaña del navegador durante procesos de compra, recargas bruscas de página y aperturas de sesión simultáneas en distintos navegadores. En todos los casos, el estado al reconectar (conejos, monedas y cálculo de tiempo transcurrido) coincidía de forma exacta y coherente con la base de datos.</w:t>
+      </w:r>
+    </w:p>
+    <w:p>
+      <w:pPr>
+        <w:pStyle w:val="Prrafodelista"/>
+        <w:numPr>
+          <w:ilvl w:val="0"/>
+          <w:numId w:val="13"/>
+        </w:numPr>
+      </w:pPr>
+      <w:r>
+        <w:rPr>
+          <w:b/>
+          <w:bCs/>
+        </w:rPr>
         <w:t>Reactividad de la Interfaz (UI):</w:t>
       </w:r>
       <w:r>
         <w:t xml:space="preserve"> Se comprobó que el </w:t>
       </w:r>
-      <w:proofErr w:type="spellStart"/>
       <w:r>
         <w:rPr>
           <w:i/>
@@ -14214,7 +13001,6 @@
         </w:rPr>
         <w:t>feedback</w:t>
       </w:r>
-      <w:proofErr w:type="spellEnd"/>
       <w:r>
         <w:t xml:space="preserve"> visual (como los cambios de color y la barra de suciedad al superar los 50 clics) respondía correctamente en tiempo real, guiando al usuario para pagar el mantenimiento y recuperar su tasa de producción pasiva.</w:t>
       </w:r>
@@ -14223,45 +13009,32 @@
       <w:pPr>
         <w:pStyle w:val="Ttulo2"/>
       </w:pPr>
-      <w:bookmarkStart w:id="32" w:name="_Toc230682501"/>
+      <w:bookmarkStart w:id="33" w:name="_Toc230907456"/>
       <w:r>
         <w:t>Indicadores de calidad</w:t>
       </w:r>
-      <w:bookmarkEnd w:id="32"/>
+      <w:bookmarkEnd w:id="33"/>
     </w:p>
     <w:p>
       <w:r>
         <w:t xml:space="preserve">Para validar la robustez del sistema y la base de datos, se definieron y ejecutaron casos de prueba críticos que abarcan tanto la lógica de negocio como la experiencia de usuario. </w:t>
       </w:r>
     </w:p>
-    <w:p/>
-    <w:p/>
-    <w:p/>
-    <w:p/>
-    <w:p>
-      <w:r>
-        <w:lastRenderedPageBreak/>
-        <w:t xml:space="preserve">A </w:t>
-      </w:r>
-      <w:proofErr w:type="gramStart"/>
-      <w:r>
-        <w:t>continuación</w:t>
-      </w:r>
-      <w:proofErr w:type="gramEnd"/>
-      <w:r>
-        <w:t xml:space="preserve"> se presenta la matriz de resultados:</w:t>
+    <w:p>
+      <w:r>
+        <w:t>A continuación se presenta la matriz de resultados:</w:t>
       </w:r>
     </w:p>
     <w:tbl>
       <w:tblPr>
-        <w:tblStyle w:val="Tablaconcuadrcula7concolores"/>
+        <w:tblStyle w:val="Tablanormal1"/>
         <w:tblW w:w="0" w:type="auto"/>
         <w:tblLook w:val="04A0" w:firstRow="1" w:lastRow="0" w:firstColumn="1" w:lastColumn="0" w:noHBand="0" w:noVBand="1"/>
       </w:tblPr>
       <w:tblGrid>
-        <w:gridCol w:w="1700"/>
-        <w:gridCol w:w="2836"/>
-        <w:gridCol w:w="3079"/>
+        <w:gridCol w:w="1787"/>
+        <w:gridCol w:w="2949"/>
+        <w:gridCol w:w="2869"/>
         <w:gridCol w:w="889"/>
       </w:tblGrid>
       <w:tr>
@@ -14270,15 +13043,13 @@
         </w:trPr>
         <w:tc>
           <w:tcPr>
-            <w:cnfStyle w:val="001000000100" w:firstRow="0" w:lastRow="0" w:firstColumn="1" w:lastColumn="0" w:oddVBand="0" w:evenVBand="0" w:oddHBand="0" w:evenHBand="0" w:firstRowFirstColumn="1" w:firstRowLastColumn="0" w:lastRowFirstColumn="0" w:lastRowLastColumn="0"/>
-            <w:tcW w:w="1700" w:type="dxa"/>
-            <w:vAlign w:val="center"/>
-            <w:hideMark/>
-          </w:tcPr>
-          <w:p>
-            <w:pPr>
-              <w:spacing w:after="160"/>
-              <w:jc w:val="center"/>
+            <w:cnfStyle w:val="001000000000" w:firstRow="0" w:lastRow="0" w:firstColumn="1" w:lastColumn="0" w:oddVBand="0" w:evenVBand="0" w:oddHBand="0" w:evenHBand="0" w:firstRowFirstColumn="0" w:firstRowLastColumn="0" w:lastRowFirstColumn="0" w:lastRowLastColumn="0"/>
+            <w:tcW w:w="0" w:type="auto"/>
+            <w:hideMark/>
+          </w:tcPr>
+          <w:p>
+            <w:pPr>
+              <w:spacing w:after="160"/>
             </w:pPr>
             <w:r>
               <w:t>Caso de Prueba</w:t>
@@ -14287,14 +13058,12 @@
         </w:tc>
         <w:tc>
           <w:tcPr>
-            <w:tcW w:w="2836" w:type="dxa"/>
-            <w:vAlign w:val="center"/>
-            <w:hideMark/>
-          </w:tcPr>
-          <w:p>
-            <w:pPr>
-              <w:spacing w:after="160"/>
-              <w:jc w:val="center"/>
+            <w:tcW w:w="0" w:type="auto"/>
+            <w:hideMark/>
+          </w:tcPr>
+          <w:p>
+            <w:pPr>
+              <w:spacing w:after="160"/>
               <w:cnfStyle w:val="100000000000" w:firstRow="1" w:lastRow="0" w:firstColumn="0" w:lastColumn="0" w:oddVBand="0" w:evenVBand="0" w:oddHBand="0" w:evenHBand="0" w:firstRowFirstColumn="0" w:firstRowLastColumn="0" w:lastRowFirstColumn="0" w:lastRowLastColumn="0"/>
             </w:pPr>
             <w:r>
@@ -14304,14 +13073,12 @@
         </w:tc>
         <w:tc>
           <w:tcPr>
-            <w:tcW w:w="3079" w:type="dxa"/>
-            <w:vAlign w:val="center"/>
-            <w:hideMark/>
-          </w:tcPr>
-          <w:p>
-            <w:pPr>
-              <w:spacing w:after="160"/>
-              <w:jc w:val="center"/>
+            <w:tcW w:w="0" w:type="auto"/>
+            <w:hideMark/>
+          </w:tcPr>
+          <w:p>
+            <w:pPr>
+              <w:spacing w:after="160"/>
               <w:cnfStyle w:val="100000000000" w:firstRow="1" w:lastRow="0" w:firstColumn="0" w:lastColumn="0" w:oddVBand="0" w:evenVBand="0" w:oddHBand="0" w:evenHBand="0" w:firstRowFirstColumn="0" w:firstRowLastColumn="0" w:lastRowFirstColumn="0" w:lastRowLastColumn="0"/>
             </w:pPr>
             <w:r>
@@ -14322,13 +13089,11 @@
         <w:tc>
           <w:tcPr>
             <w:tcW w:w="0" w:type="auto"/>
-            <w:vAlign w:val="center"/>
-            <w:hideMark/>
-          </w:tcPr>
-          <w:p>
-            <w:pPr>
-              <w:spacing w:after="160"/>
-              <w:jc w:val="center"/>
+            <w:hideMark/>
+          </w:tcPr>
+          <w:p>
+            <w:pPr>
+              <w:spacing w:after="160"/>
               <w:cnfStyle w:val="100000000000" w:firstRow="1" w:lastRow="0" w:firstColumn="0" w:lastColumn="0" w:oddVBand="0" w:evenVBand="0" w:oddHBand="0" w:evenHBand="0" w:firstRowFirstColumn="0" w:firstRowLastColumn="0" w:lastRowFirstColumn="0" w:lastRowLastColumn="0"/>
             </w:pPr>
             <w:r>
@@ -14344,27 +13109,21 @@
         <w:tc>
           <w:tcPr>
             <w:cnfStyle w:val="001000000000" w:firstRow="0" w:lastRow="0" w:firstColumn="1" w:lastColumn="0" w:oddVBand="0" w:evenVBand="0" w:oddHBand="0" w:evenHBand="0" w:firstRowFirstColumn="0" w:firstRowLastColumn="0" w:lastRowFirstColumn="0" w:lastRowLastColumn="0"/>
-            <w:tcW w:w="1700" w:type="dxa"/>
-            <w:vAlign w:val="center"/>
-            <w:hideMark/>
-          </w:tcPr>
-          <w:p>
-            <w:pPr>
-              <w:spacing w:after="160"/>
-              <w:jc w:val="left"/>
-            </w:pPr>
-            <w:r>
-              <w:rPr>
-                <w:b/>
-                <w:bCs/>
-              </w:rPr>
-              <w:t>Compra sin fondos suficientes</w:t>
-            </w:r>
-          </w:p>
-        </w:tc>
-        <w:tc>
-          <w:tcPr>
-            <w:tcW w:w="2836" w:type="dxa"/>
+            <w:tcW w:w="0" w:type="auto"/>
+            <w:hideMark/>
+          </w:tcPr>
+          <w:p>
+            <w:pPr>
+              <w:spacing w:after="160"/>
+            </w:pPr>
+            <w:r>
+              <w:t>Registro de usuario válido</w:t>
+            </w:r>
+          </w:p>
+        </w:tc>
+        <w:tc>
+          <w:tcPr>
+            <w:tcW w:w="0" w:type="auto"/>
             <w:hideMark/>
           </w:tcPr>
           <w:p>
@@ -14373,13 +13132,13 @@
               <w:cnfStyle w:val="000000100000" w:firstRow="0" w:lastRow="0" w:firstColumn="0" w:lastColumn="0" w:oddVBand="0" w:evenVBand="0" w:oddHBand="1" w:evenHBand="0" w:firstRowFirstColumn="0" w:firstRowLastColumn="0" w:lastRowFirstColumn="0" w:lastRowLastColumn="0"/>
             </w:pPr>
             <w:r>
-              <w:t>El usuario intenta comprar un "Conejo Chef" (150 monedas) teniendo solo 100 monedas en el balance.</w:t>
-            </w:r>
-          </w:p>
-        </w:tc>
-        <w:tc>
-          <w:tcPr>
-            <w:tcW w:w="3079" w:type="dxa"/>
+              <w:t>El usuario introduce un email no registrado y contraseñas coincidentes.</w:t>
+            </w:r>
+          </w:p>
+        </w:tc>
+        <w:tc>
+          <w:tcPr>
+            <w:tcW w:w="0" w:type="auto"/>
             <w:hideMark/>
           </w:tcPr>
           <w:p>
@@ -14388,7 +13147,7 @@
               <w:cnfStyle w:val="000000100000" w:firstRow="0" w:lastRow="0" w:firstColumn="0" w:lastColumn="0" w:oddVBand="0" w:evenVBand="0" w:oddHBand="1" w:evenHBand="0" w:firstRowFirstColumn="0" w:firstRowLastColumn="0" w:lastRowFirstColumn="0" w:lastRowLastColumn="0"/>
             </w:pPr>
             <w:r>
-              <w:t>La transacción SQL se cancela. El servidor devuelve un error y el saldo del usuario se mantiene intacto.</w:t>
+              <w:t>Se cifra la contraseña con BCRYPT, se inicializa el registro a 0 monedas y se inicia sesión.</w:t>
             </w:r>
           </w:p>
         </w:tc>
@@ -14403,10 +13162,6 @@
               <w:cnfStyle w:val="000000100000" w:firstRow="0" w:lastRow="0" w:firstColumn="0" w:lastColumn="0" w:oddVBand="0" w:evenVBand="0" w:oddHBand="1" w:evenHBand="0" w:firstRowFirstColumn="0" w:firstRowLastColumn="0" w:lastRowFirstColumn="0" w:lastRowLastColumn="0"/>
             </w:pPr>
             <w:r>
-              <w:rPr>
-                <w:b/>
-                <w:bCs/>
-              </w:rPr>
               <w:t>PASS</w:t>
             </w:r>
           </w:p>
@@ -14416,43 +13171,22 @@
         <w:tc>
           <w:tcPr>
             <w:cnfStyle w:val="001000000000" w:firstRow="0" w:lastRow="0" w:firstColumn="1" w:lastColumn="0" w:oddVBand="0" w:evenVBand="0" w:oddHBand="0" w:evenHBand="0" w:firstRowFirstColumn="0" w:firstRowLastColumn="0" w:lastRowFirstColumn="0" w:lastRowLastColumn="0"/>
-            <w:tcW w:w="1700" w:type="dxa"/>
-            <w:vAlign w:val="center"/>
-            <w:hideMark/>
-          </w:tcPr>
-          <w:p>
-            <w:pPr>
-              <w:spacing w:after="160"/>
-              <w:jc w:val="left"/>
-            </w:pPr>
-            <w:r>
-              <w:rPr>
-                <w:b/>
-                <w:bCs/>
-              </w:rPr>
-              <w:t xml:space="preserve">Doble petición de compra por </w:t>
-            </w:r>
-            <w:proofErr w:type="spellStart"/>
-            <w:r>
-              <w:rPr>
-                <w:b/>
-                <w:bCs/>
-              </w:rPr>
-              <w:t>lag</w:t>
-            </w:r>
-            <w:proofErr w:type="spellEnd"/>
-            <w:r>
-              <w:rPr>
-                <w:b/>
-                <w:bCs/>
-              </w:rPr>
-              <w:t xml:space="preserve"> (Abuso)</w:t>
-            </w:r>
-          </w:p>
-        </w:tc>
-        <w:tc>
-          <w:tcPr>
-            <w:tcW w:w="2836" w:type="dxa"/>
+            <w:tcW w:w="0" w:type="auto"/>
+            <w:hideMark/>
+          </w:tcPr>
+          <w:p>
+            <w:pPr>
+              <w:spacing w:after="160"/>
+            </w:pPr>
+            <w:r>
+              <w:lastRenderedPageBreak/>
+              <w:t>Guardado asíncrono periódico</w:t>
+            </w:r>
+          </w:p>
+        </w:tc>
+        <w:tc>
+          <w:tcPr>
+            <w:tcW w:w="0" w:type="auto"/>
             <w:hideMark/>
           </w:tcPr>
           <w:p>
@@ -14461,13 +13195,13 @@
               <w:cnfStyle w:val="000000000000" w:firstRow="0" w:lastRow="0" w:firstColumn="0" w:lastColumn="0" w:oddVBand="0" w:evenVBand="0" w:oddHBand="0" w:evenHBand="0" w:firstRowFirstColumn="0" w:firstRowLastColumn="0" w:lastRowFirstColumn="0" w:lastRowLastColumn="0"/>
             </w:pPr>
             <w:r>
-              <w:t>El usuario tiene 150 monedas. Hace doble clic intencionadamente rápido en "Comprar" para intentar llevarse dos ítems antes de que el servidor descuente el saldo inicial.</w:t>
-            </w:r>
-          </w:p>
-        </w:tc>
-        <w:tc>
-          <w:tcPr>
-            <w:tcW w:w="3079" w:type="dxa"/>
+              <w:t>Pasan 1000ms de juego activo en el navegador sin interacción manual.</w:t>
+            </w:r>
+          </w:p>
+        </w:tc>
+        <w:tc>
+          <w:tcPr>
+            <w:tcW w:w="0" w:type="auto"/>
             <w:hideMark/>
           </w:tcPr>
           <w:p>
@@ -14476,7 +13210,7 @@
               <w:cnfStyle w:val="000000000000" w:firstRow="0" w:lastRow="0" w:firstColumn="0" w:lastColumn="0" w:oddVBand="0" w:evenVBand="0" w:oddHBand="0" w:evenHBand="0" w:firstRowFirstColumn="0" w:firstRowLastColumn="0" w:lastRowFirstColumn="0" w:lastRowLastColumn="0"/>
             </w:pPr>
             <w:r>
-              <w:t>La base de datos bloquea el registro en el primer clic. Al entrar el segundo clic, el motor detecta que el saldo ya es insuficiente y la operación se rechaza.</w:t>
+              <w:t>El cliente envía el estado local, el servidor actualiza la BBDD y responde con código HTTP 200.</w:t>
             </w:r>
           </w:p>
         </w:tc>
@@ -14491,10 +13225,6 @@
               <w:cnfStyle w:val="000000000000" w:firstRow="0" w:lastRow="0" w:firstColumn="0" w:lastColumn="0" w:oddVBand="0" w:evenVBand="0" w:oddHBand="0" w:evenHBand="0" w:firstRowFirstColumn="0" w:firstRowLastColumn="0" w:lastRowFirstColumn="0" w:lastRowLastColumn="0"/>
             </w:pPr>
             <w:r>
-              <w:rPr>
-                <w:b/>
-                <w:bCs/>
-              </w:rPr>
               <w:t>PASS</w:t>
             </w:r>
           </w:p>
@@ -14507,27 +13237,21 @@
         <w:tc>
           <w:tcPr>
             <w:cnfStyle w:val="001000000000" w:firstRow="0" w:lastRow="0" w:firstColumn="1" w:lastColumn="0" w:oddVBand="0" w:evenVBand="0" w:oddHBand="0" w:evenHBand="0" w:firstRowFirstColumn="0" w:firstRowLastColumn="0" w:lastRowFirstColumn="0" w:lastRowLastColumn="0"/>
-            <w:tcW w:w="1700" w:type="dxa"/>
-            <w:vAlign w:val="center"/>
-            <w:hideMark/>
-          </w:tcPr>
-          <w:p>
-            <w:pPr>
-              <w:spacing w:after="160"/>
-              <w:jc w:val="left"/>
-            </w:pPr>
-            <w:r>
-              <w:rPr>
-                <w:b/>
-                <w:bCs/>
-              </w:rPr>
-              <w:t>Latencia alta de red en bucle pasivo</w:t>
-            </w:r>
-          </w:p>
-        </w:tc>
-        <w:tc>
-          <w:tcPr>
-            <w:tcW w:w="2836" w:type="dxa"/>
+            <w:tcW w:w="0" w:type="auto"/>
+            <w:hideMark/>
+          </w:tcPr>
+          <w:p>
+            <w:pPr>
+              <w:spacing w:after="160"/>
+            </w:pPr>
+            <w:r>
+              <w:t>Compra sin fondos suficientes</w:t>
+            </w:r>
+          </w:p>
+        </w:tc>
+        <w:tc>
+          <w:tcPr>
+            <w:tcW w:w="0" w:type="auto"/>
             <w:hideMark/>
           </w:tcPr>
           <w:p>
@@ -14536,13 +13260,13 @@
               <w:cnfStyle w:val="000000100000" w:firstRow="0" w:lastRow="0" w:firstColumn="0" w:lastColumn="0" w:oddVBand="0" w:evenVBand="0" w:oddHBand="1" w:evenHBand="0" w:firstRowFirstColumn="0" w:firstRowLastColumn="0" w:lastRowFirstColumn="0" w:lastRowLastColumn="0"/>
             </w:pPr>
             <w:r>
-              <w:t>El servidor tarda más de 2 segundos en responder a la petición de producción pasiva, mientras el usuario sigue haciendo clics manuales.</w:t>
-            </w:r>
-          </w:p>
-        </w:tc>
-        <w:tc>
-          <w:tcPr>
-            <w:tcW w:w="3079" w:type="dxa"/>
+              <w:t>El usuario intenta comprar un "Conejo Chef" (150 monedas) teniendo solo 100.</w:t>
+            </w:r>
+          </w:p>
+        </w:tc>
+        <w:tc>
+          <w:tcPr>
+            <w:tcW w:w="0" w:type="auto"/>
             <w:hideMark/>
           </w:tcPr>
           <w:p>
@@ -14551,7 +13275,7 @@
               <w:cnfStyle w:val="000000100000" w:firstRow="0" w:lastRow="0" w:firstColumn="0" w:lastColumn="0" w:oddVBand="0" w:evenVBand="0" w:oddHBand="1" w:evenHBand="0" w:firstRowFirstColumn="0" w:firstRowLastColumn="0" w:lastRowFirstColumn="0" w:lastRowLastColumn="0"/>
             </w:pPr>
             <w:r>
-              <w:t>El cliente acumula las monedas localmente mediante predicción y descarta el "saldo total" absoluto que llega con retraso desde el servidor, evitando parpadeos visuales.</w:t>
+              <w:t>La transacción PDO se cancela (Rollback). El servidor devuelve error y el saldo queda intacto.</w:t>
             </w:r>
           </w:p>
         </w:tc>
@@ -14566,10 +13290,6 @@
               <w:cnfStyle w:val="000000100000" w:firstRow="0" w:lastRow="0" w:firstColumn="0" w:lastColumn="0" w:oddVBand="0" w:evenVBand="0" w:oddHBand="1" w:evenHBand="0" w:firstRowFirstColumn="0" w:firstRowLastColumn="0" w:lastRowFirstColumn="0" w:lastRowLastColumn="0"/>
             </w:pPr>
             <w:r>
-              <w:rPr>
-                <w:b/>
-                <w:bCs/>
-              </w:rPr>
               <w:t>PASS</w:t>
             </w:r>
           </w:p>
@@ -14579,27 +13299,21 @@
         <w:tc>
           <w:tcPr>
             <w:cnfStyle w:val="001000000000" w:firstRow="0" w:lastRow="0" w:firstColumn="1" w:lastColumn="0" w:oddVBand="0" w:evenVBand="0" w:oddHBand="0" w:evenHBand="0" w:firstRowFirstColumn="0" w:firstRowLastColumn="0" w:lastRowFirstColumn="0" w:lastRowLastColumn="0"/>
-            <w:tcW w:w="1700" w:type="dxa"/>
-            <w:vAlign w:val="center"/>
-            <w:hideMark/>
-          </w:tcPr>
-          <w:p>
-            <w:pPr>
-              <w:spacing w:after="160"/>
-              <w:jc w:val="left"/>
-            </w:pPr>
-            <w:r>
-              <w:rPr>
-                <w:b/>
-                <w:bCs/>
-              </w:rPr>
-              <w:t>Penalización por suciedad del local</w:t>
-            </w:r>
-          </w:p>
-        </w:tc>
-        <w:tc>
-          <w:tcPr>
-            <w:tcW w:w="2836" w:type="dxa"/>
+            <w:tcW w:w="0" w:type="auto"/>
+            <w:hideMark/>
+          </w:tcPr>
+          <w:p>
+            <w:pPr>
+              <w:spacing w:after="160"/>
+            </w:pPr>
+            <w:r>
+              <w:t>Doble petición de compra (Lag)</w:t>
+            </w:r>
+          </w:p>
+        </w:tc>
+        <w:tc>
+          <w:tcPr>
+            <w:tcW w:w="0" w:type="auto"/>
             <w:hideMark/>
           </w:tcPr>
           <w:p>
@@ -14608,21 +13322,13 @@
               <w:cnfStyle w:val="000000000000" w:firstRow="0" w:lastRow="0" w:firstColumn="0" w:lastColumn="0" w:oddVBand="0" w:evenVBand="0" w:oddHBand="0" w:evenHBand="0" w:firstRowFirstColumn="0" w:firstRowLastColumn="0" w:lastRowFirstColumn="0" w:lastRowLastColumn="0"/>
             </w:pPr>
             <w:r>
-              <w:t>El usuario acumula 50 clics manuales (</w:t>
-            </w:r>
-            <w:proofErr w:type="spellStart"/>
-            <w:r>
-              <w:t>clicsSucios</w:t>
-            </w:r>
-            <w:proofErr w:type="spellEnd"/>
-            <w:r>
-              <w:t>).</w:t>
-            </w:r>
-          </w:p>
-        </w:tc>
-        <w:tc>
-          <w:tcPr>
-            <w:tcW w:w="3079" w:type="dxa"/>
+              <w:t>El usuario hace doble clic ultra-rápido en "Comprar" intentando adquirir 2 ítems con saldo para 1.</w:t>
+            </w:r>
+          </w:p>
+        </w:tc>
+        <w:tc>
+          <w:tcPr>
+            <w:tcW w:w="0" w:type="auto"/>
             <w:hideMark/>
           </w:tcPr>
           <w:p>
@@ -14631,23 +13337,7 @@
               <w:cnfStyle w:val="000000000000" w:firstRow="0" w:lastRow="0" w:firstColumn="0" w:lastColumn="0" w:oddVBand="0" w:evenVBand="0" w:oddHBand="0" w:evenHBand="0" w:firstRowFirstColumn="0" w:firstRowLastColumn="0" w:lastRowFirstColumn="0" w:lastRowLastColumn="0"/>
             </w:pPr>
             <w:r>
-              <w:t xml:space="preserve">El </w:t>
-            </w:r>
-            <w:proofErr w:type="spellStart"/>
-            <w:r>
-              <w:t>backend</w:t>
-            </w:r>
-            <w:proofErr w:type="spellEnd"/>
-            <w:r>
-              <w:t xml:space="preserve"> reduce la producción pasiva a la mitad. El </w:t>
-            </w:r>
-            <w:proofErr w:type="spellStart"/>
-            <w:r>
-              <w:t>frontend</w:t>
-            </w:r>
-            <w:proofErr w:type="spellEnd"/>
-            <w:r>
-              <w:t xml:space="preserve"> cambia la interfaz a estado de alerta (rojo) y habilita el pago de 20 monedas para limpiar la cafetería.</w:t>
+              <w:t>La BBDD bloquea el primer clic. Al procesar el segundo, verifica el saldo en tiempo real y lo rechaza.</w:t>
             </w:r>
           </w:p>
         </w:tc>
@@ -14662,10 +13352,133 @@
               <w:cnfStyle w:val="000000000000" w:firstRow="0" w:lastRow="0" w:firstColumn="0" w:lastColumn="0" w:oddVBand="0" w:evenVBand="0" w:oddHBand="0" w:evenHBand="0" w:firstRowFirstColumn="0" w:firstRowLastColumn="0" w:lastRowFirstColumn="0" w:lastRowLastColumn="0"/>
             </w:pPr>
             <w:r>
-              <w:rPr>
-                <w:b/>
-                <w:bCs/>
-              </w:rPr>
+              <w:t>PASS</w:t>
+            </w:r>
+          </w:p>
+        </w:tc>
+      </w:tr>
+      <w:tr>
+        <w:trPr>
+          <w:cnfStyle w:val="000000100000" w:firstRow="0" w:lastRow="0" w:firstColumn="0" w:lastColumn="0" w:oddVBand="0" w:evenVBand="0" w:oddHBand="1" w:evenHBand="0" w:firstRowFirstColumn="0" w:firstRowLastColumn="0" w:lastRowFirstColumn="0" w:lastRowLastColumn="0"/>
+        </w:trPr>
+        <w:tc>
+          <w:tcPr>
+            <w:cnfStyle w:val="001000000000" w:firstRow="0" w:lastRow="0" w:firstColumn="1" w:lastColumn="0" w:oddVBand="0" w:evenVBand="0" w:oddHBand="0" w:evenHBand="0" w:firstRowFirstColumn="0" w:firstRowLastColumn="0" w:lastRowFirstColumn="0" w:lastRowLastColumn="0"/>
+            <w:tcW w:w="0" w:type="auto"/>
+            <w:hideMark/>
+          </w:tcPr>
+          <w:p>
+            <w:pPr>
+              <w:spacing w:after="160"/>
+            </w:pPr>
+            <w:r>
+              <w:t>Latencia alta de red en bucle</w:t>
+            </w:r>
+          </w:p>
+        </w:tc>
+        <w:tc>
+          <w:tcPr>
+            <w:tcW w:w="0" w:type="auto"/>
+            <w:hideMark/>
+          </w:tcPr>
+          <w:p>
+            <w:pPr>
+              <w:spacing w:after="160"/>
+              <w:cnfStyle w:val="000000100000" w:firstRow="0" w:lastRow="0" w:firstColumn="0" w:lastColumn="0" w:oddVBand="0" w:evenVBand="0" w:oddHBand="1" w:evenHBand="0" w:firstRowFirstColumn="0" w:firstRowLastColumn="0" w:lastRowFirstColumn="0" w:lastRowLastColumn="0"/>
+            </w:pPr>
+            <w:r>
+              <w:t>El servidor tarda más de 2s en responder mientras el usuario hace clics manuales rápidos.</w:t>
+            </w:r>
+          </w:p>
+        </w:tc>
+        <w:tc>
+          <w:tcPr>
+            <w:tcW w:w="0" w:type="auto"/>
+            <w:hideMark/>
+          </w:tcPr>
+          <w:p>
+            <w:pPr>
+              <w:spacing w:after="160"/>
+              <w:cnfStyle w:val="000000100000" w:firstRow="0" w:lastRow="0" w:firstColumn="0" w:lastColumn="0" w:oddVBand="0" w:evenVBand="0" w:oddHBand="1" w:evenHBand="0" w:firstRowFirstColumn="0" w:firstRowLastColumn="0" w:lastRowFirstColumn="0" w:lastRowLastColumn="0"/>
+            </w:pPr>
+            <w:r>
+              <w:t>El cliente suma los clics localmente y descarta el total obsoleto del servidor, evitando parpadeos.</w:t>
+            </w:r>
+          </w:p>
+        </w:tc>
+        <w:tc>
+          <w:tcPr>
+            <w:tcW w:w="0" w:type="auto"/>
+            <w:hideMark/>
+          </w:tcPr>
+          <w:p>
+            <w:pPr>
+              <w:spacing w:after="160"/>
+              <w:cnfStyle w:val="000000100000" w:firstRow="0" w:lastRow="0" w:firstColumn="0" w:lastColumn="0" w:oddVBand="0" w:evenVBand="0" w:oddHBand="1" w:evenHBand="0" w:firstRowFirstColumn="0" w:firstRowLastColumn="0" w:lastRowFirstColumn="0" w:lastRowLastColumn="0"/>
+            </w:pPr>
+            <w:r>
+              <w:t>PASS</w:t>
+            </w:r>
+          </w:p>
+        </w:tc>
+      </w:tr>
+      <w:tr>
+        <w:tc>
+          <w:tcPr>
+            <w:cnfStyle w:val="001000000000" w:firstRow="0" w:lastRow="0" w:firstColumn="1" w:lastColumn="0" w:oddVBand="0" w:evenVBand="0" w:oddHBand="0" w:evenHBand="0" w:firstRowFirstColumn="0" w:firstRowLastColumn="0" w:lastRowFirstColumn="0" w:lastRowLastColumn="0"/>
+            <w:tcW w:w="0" w:type="auto"/>
+            <w:hideMark/>
+          </w:tcPr>
+          <w:p>
+            <w:pPr>
+              <w:spacing w:after="160"/>
+            </w:pPr>
+            <w:r>
+              <w:t>Penalización por suciedad</w:t>
+            </w:r>
+          </w:p>
+        </w:tc>
+        <w:tc>
+          <w:tcPr>
+            <w:tcW w:w="0" w:type="auto"/>
+            <w:hideMark/>
+          </w:tcPr>
+          <w:p>
+            <w:pPr>
+              <w:spacing w:after="160"/>
+              <w:cnfStyle w:val="000000000000" w:firstRow="0" w:lastRow="0" w:firstColumn="0" w:lastColumn="0" w:oddVBand="0" w:evenVBand="0" w:oddHBand="0" w:evenHBand="0" w:firstRowFirstColumn="0" w:firstRowLastColumn="0" w:lastRowFirstColumn="0" w:lastRowLastColumn="0"/>
+            </w:pPr>
+            <w:r>
+              <w:t>El usuario acumula el máximo de clics manuales permitidos sin limpiar (50 clicsSucios).</w:t>
+            </w:r>
+          </w:p>
+        </w:tc>
+        <w:tc>
+          <w:tcPr>
+            <w:tcW w:w="0" w:type="auto"/>
+            <w:hideMark/>
+          </w:tcPr>
+          <w:p>
+            <w:pPr>
+              <w:spacing w:after="160"/>
+              <w:cnfStyle w:val="000000000000" w:firstRow="0" w:lastRow="0" w:firstColumn="0" w:lastColumn="0" w:oddVBand="0" w:evenVBand="0" w:oddHBand="0" w:evenHBand="0" w:firstRowFirstColumn="0" w:firstRowLastColumn="0" w:lastRowFirstColumn="0" w:lastRowLastColumn="0"/>
+            </w:pPr>
+            <w:r>
+              <w:t>El backend reduce la producción pasiva un 50%. El frontend activa la alerta visual para forzar el pago.</w:t>
+            </w:r>
+          </w:p>
+        </w:tc>
+        <w:tc>
+          <w:tcPr>
+            <w:tcW w:w="0" w:type="auto"/>
+            <w:hideMark/>
+          </w:tcPr>
+          <w:p>
+            <w:pPr>
+              <w:spacing w:after="160"/>
+              <w:cnfStyle w:val="000000000000" w:firstRow="0" w:lastRow="0" w:firstColumn="0" w:lastColumn="0" w:oddVBand="0" w:evenVBand="0" w:oddHBand="0" w:evenHBand="0" w:firstRowFirstColumn="0" w:firstRowLastColumn="0" w:lastRowFirstColumn="0" w:lastRowLastColumn="0"/>
+            </w:pPr>
+            <w:r>
               <w:t>PASS</w:t>
             </w:r>
           </w:p>
@@ -14695,70 +13508,109 @@
       <w:pPr>
         <w:pStyle w:val="Ttulo2"/>
       </w:pPr>
-      <w:bookmarkStart w:id="33" w:name="_Toc230682502"/>
+      <w:bookmarkStart w:id="34" w:name="_Toc230907457"/>
+      <w:r>
+        <w:t>Informe de evaluación de incidencias y soluciones</w:t>
+      </w:r>
+      <w:bookmarkEnd w:id="34"/>
+    </w:p>
+    <w:p>
+      <w:r>
+        <w:t>Durante el ciclo de pruebas y validación, se detectaron y solventaron dos incidencias críticas relacionadas con la red y las matemáticas del motor:</w:t>
+      </w:r>
+    </w:p>
+    <w:p>
+      <w:pPr>
+        <w:pStyle w:val="Ttulo3"/>
+      </w:pPr>
+      <w:bookmarkStart w:id="35" w:name="_Toc230907458"/>
+      <w:r>
+        <w:t>Incidencia 1: Desincronización y "Flickering" Visual</w:t>
+      </w:r>
+      <w:bookmarkEnd w:id="35"/>
+      <w:r>
+        <w:t> </w:t>
+      </w:r>
+    </w:p>
+    <w:p>
+      <w:r>
+        <w:t xml:space="preserve">Durante las primeras fases de integración, se detectó un fallo visual de estado. Si un jugador hacía clics manuales al mismo tiempo que el bucle de "producción pasiva" recibía datos de fondo, el contador de monedas en pantalla saltaba hacia atrás y hacia </w:t>
+      </w:r>
       <w:r>
         <w:lastRenderedPageBreak/>
-        <w:t>Informe de evaluación de incidencias y soluciones</w:t>
-      </w:r>
-      <w:bookmarkEnd w:id="33"/>
-    </w:p>
-    <w:p>
-      <w:r>
-        <w:t>Durante las primeras fases de integració</w:t>
-      </w:r>
-      <w:r>
-        <w:t>n</w:t>
-      </w:r>
-      <w:r>
-        <w:t xml:space="preserve">, se detectó un fallo visual. Si un jugador hacía clics manuales al mismo tiempo que el bucle de "producción pasiva" recibía datos de fondo, el contador de monedas en pantalla saltaba hacia atrás y hacia adelante. Esto ocurría porque la interfaz aceptaba ciegamente la respuesta del servidor que llegaba con latencia, sobrescribiendo y borrando los clics </w:t>
-      </w:r>
-      <w:proofErr w:type="spellStart"/>
-      <w:proofErr w:type="gramStart"/>
-      <w:r>
-        <w:t>locales.Se</w:t>
-      </w:r>
-      <w:proofErr w:type="spellEnd"/>
-      <w:proofErr w:type="gramEnd"/>
-      <w:r>
-        <w:t xml:space="preserve"> reestructuró la arquitectura de renderizado del cliente. En lugar de que el servidor dicte el número absoluto en cada actualización, se implementó un sistema de Predicción del Cliente. Mediante el uso de variables de control de red (</w:t>
-      </w:r>
-      <w:proofErr w:type="spellStart"/>
-      <w:r>
-        <w:t>peticionesEnVuelo</w:t>
-      </w:r>
-      <w:proofErr w:type="spellEnd"/>
-      <w:r>
-        <w:t xml:space="preserve"> y </w:t>
-      </w:r>
-      <w:proofErr w:type="spellStart"/>
-      <w:r>
-        <w:t>clicsPendientes</w:t>
-      </w:r>
-      <w:proofErr w:type="spellEnd"/>
-      <w:r>
-        <w:t xml:space="preserve">), el navegador confía temporalmente en sus propios cálculos matemáticos. Solo cuando el canal de red está completamente libre (sin peticiones encoladas), </w:t>
-      </w:r>
-      <w:r>
-        <w:t xml:space="preserve">el cliente se </w:t>
-      </w:r>
-      <w:proofErr w:type="spellStart"/>
-      <w:r>
-        <w:t>resincroniza</w:t>
-      </w:r>
-      <w:proofErr w:type="spellEnd"/>
-      <w:r>
-        <w:t xml:space="preserve"> con el estado definitivo validado por el servidor. Esta lógica solucionó el 100% de los parpadeos.</w:t>
+        <w:t>adelante. Esto ocurría porque la interfaz aceptaba ciegamente la respuesta del servidor que llegaba con latencia, sobrescribiendo y borrando los clics locales más recientes.</w:t>
+      </w:r>
+    </w:p>
+    <w:p>
+      <w:r>
+        <w:rPr>
+          <w:b/>
+          <w:bCs/>
+        </w:rPr>
+        <w:t>Solución:</w:t>
+      </w:r>
+      <w:r>
+        <w:t> Se reestructuró la arquitectura de renderizado del cliente implementando un sistema de Predicción del Cliente (</w:t>
+      </w:r>
+      <w:r>
+        <w:rPr>
+          <w:i/>
+          <w:iCs/>
+        </w:rPr>
+        <w:t>Client-Side Prediction</w:t>
+      </w:r>
+      <w:r>
+        <w:t>). Mediante el uso de variables de control de red (peticionesEnVuelo y clicsPendientes), el navegador confía temporalmente en sus cálculos locales. Solo cuando el canal de red está libre (sin peticiones encoladas), el cliente se resincroniza con el estado definitivo del servidor. Esta lógica solucionó el 100% de los parpadeos.</w:t>
+      </w:r>
+    </w:p>
+    <w:p>
+      <w:pPr>
+        <w:pStyle w:val="Ttulo3"/>
+      </w:pPr>
+      <w:bookmarkStart w:id="36" w:name="_Toc230907459"/>
+      <w:r>
+        <w:rPr>
+          <w:b/>
+        </w:rPr>
+        <w:t>Incidencia 2: Pérdida de precisión con números de Coma Flotante</w:t>
+      </w:r>
+      <w:bookmarkEnd w:id="36"/>
+      <w:r>
+        <w:t> </w:t>
+      </w:r>
+    </w:p>
+    <w:p>
+      <w:r>
+        <w:t>En las pruebas avanzadas relacionadas con el sistema de Prestigio (Ascenso), se detectó una pérdida de precisión matemática (Type Casting) en el cálculo de Hojas de Té restantes. Al utilizar el operador módulo nativo (%) en PHP para calcular el resto de monedas históricas, el lenguaje convertía implícitamente los valores flotantes (Decimales de la base de datos) a números enteros (Int). Esto provocaba la pérdida de los decimales (céntimos) de los usuarios e incluso lanzaba avisos de depreciación estructural en las versiones de PHP 8.1+.</w:t>
+      </w:r>
+    </w:p>
+    <w:p>
+      <w:pPr>
+        <w:numPr>
+          <w:ilvl w:val="0"/>
+          <w:numId w:val="39"/>
+        </w:numPr>
+      </w:pPr>
+      <w:r>
+        <w:rPr>
+          <w:b/>
+          <w:bCs/>
+        </w:rPr>
+        <w:t>Solución:</w:t>
+      </w:r>
+      <w:r>
+        <w:t> Se refactorizaron las fórmulas matemáticas del backend para sustituir el operador módulo por la función nativa fmod(). Esta función procesa divisiones manteniendo intacta la precisión de los números de coma flotante, lo que garantiza que la economía fraccionada del juego sea matemáticamente exacta.</w:t>
       </w:r>
     </w:p>
     <w:p>
       <w:pPr>
         <w:pStyle w:val="Ttulo2"/>
       </w:pPr>
-      <w:bookmarkStart w:id="34" w:name="_Toc230682503"/>
+      <w:bookmarkStart w:id="37" w:name="_Toc230907460"/>
       <w:r>
         <w:t>Gestión de cambios</w:t>
       </w:r>
-      <w:bookmarkEnd w:id="34"/>
+      <w:bookmarkEnd w:id="37"/>
     </w:p>
     <w:p>
       <w:r>
@@ -14781,42 +13633,14 @@
           <w:b/>
           <w:bCs/>
         </w:rPr>
-        <w:t>Transición a comportamiento SPA (</w:t>
-      </w:r>
-      <w:proofErr w:type="gramStart"/>
-      <w:r>
-        <w:rPr>
-          <w:b/>
-          <w:bCs/>
-        </w:rPr>
-        <w:t>Single</w:t>
-      </w:r>
-      <w:proofErr w:type="gramEnd"/>
-      <w:r>
-        <w:rPr>
-          <w:b/>
-          <w:bCs/>
-        </w:rPr>
-        <w:t xml:space="preserve"> Page </w:t>
-      </w:r>
-      <w:proofErr w:type="spellStart"/>
-      <w:r>
-        <w:rPr>
-          <w:b/>
-          <w:bCs/>
-        </w:rPr>
-        <w:t>Application</w:t>
-      </w:r>
-      <w:proofErr w:type="spellEnd"/>
-      <w:r>
-        <w:rPr>
-          <w:b/>
-          <w:bCs/>
-        </w:rPr>
-        <w:t>):</w:t>
-      </w:r>
-      <w:r>
-        <w:t xml:space="preserve"> Originalmente, las interacciones web requerían recargas de página o bloqueaban la interfaz. Se decidió refactorizar el núcleo hacia un bucle asíncrono puro (</w:t>
+        <w:t>Transición a comportamiento SPA (Single Page Application):</w:t>
+      </w:r>
+      <w:r>
+        <w:t xml:space="preserve"> Originalmente, las interacciones web requerían recargas de página o bloqueaban la interfaz. Se </w:t>
+      </w:r>
+      <w:r>
+        <w:lastRenderedPageBreak/>
+        <w:t>decidió refactorizar el núcleo hacia un bucle asíncrono puro (</w:t>
       </w:r>
       <w:r>
         <w:rPr>
@@ -14870,47 +13694,34 @@
         <w:t>Sistema de Prestigio (Puntos de Legado):</w:t>
       </w:r>
       <w:r>
-        <w:t xml:space="preserve"> El prototipo inicial tenía un final abrupto al adquirir todas las mejoras. Para dotarlo de </w:t>
-      </w:r>
-      <w:proofErr w:type="spellStart"/>
-      <w:r>
-        <w:t>rejugabilidad</w:t>
-      </w:r>
-      <w:proofErr w:type="spellEnd"/>
-      <w:r>
-        <w:t xml:space="preserve"> infinita, se desarrolló una mecánica de reinicio</w:t>
+        <w:t xml:space="preserve"> El prototipo inicial tenía un final abrupto al adquirir todas las mejoras. Para dotarlo de rejugabilidad infinita, se desarrolló una mecánica de reinicio</w:t>
       </w:r>
       <w:r>
         <w:t xml:space="preserve">, </w:t>
       </w:r>
       <w:r>
-        <w:t xml:space="preserve">donde el usuario sacrifica su partida actual a cambio de </w:t>
-      </w:r>
-      <w:r>
-        <w:lastRenderedPageBreak/>
-        <w:t>ganar multiplicadores permanentes, añadiendo una nueva capa de estrategia a largo plazo.</w:t>
-      </w:r>
-    </w:p>
-    <w:p/>
+        <w:t>donde el usuario sacrifica su partida actual a cambio de ganar multiplicadores permanentes, añadiendo una nueva capa de estrategia a largo plazo.</w:t>
+      </w:r>
+    </w:p>
     <w:p>
       <w:pPr>
         <w:pStyle w:val="Ttulo1"/>
       </w:pPr>
-      <w:bookmarkStart w:id="35" w:name="_Toc230682504"/>
+      <w:bookmarkStart w:id="38" w:name="_Toc230907461"/>
       <w:r>
         <w:t>Implantación del proyecto</w:t>
       </w:r>
-      <w:bookmarkEnd w:id="35"/>
+      <w:bookmarkEnd w:id="38"/>
     </w:p>
     <w:p>
       <w:pPr>
         <w:pStyle w:val="Ttulo2"/>
       </w:pPr>
-      <w:bookmarkStart w:id="36" w:name="_Toc230682505"/>
+      <w:bookmarkStart w:id="39" w:name="_Toc230907462"/>
       <w:r>
         <w:t>Plan de implantación y despliegue</w:t>
       </w:r>
-      <w:bookmarkEnd w:id="36"/>
+      <w:bookmarkEnd w:id="39"/>
     </w:p>
     <w:p>
       <w:r>
@@ -14929,31 +13740,14 @@
     </w:p>
     <w:p>
       <w:r>
-        <w:t xml:space="preserve">Se ha creado un archivo </w:t>
-      </w:r>
-      <w:proofErr w:type="spellStart"/>
-      <w:r>
-        <w:t>docker-compose.yml</w:t>
-      </w:r>
-      <w:proofErr w:type="spellEnd"/>
-      <w:r>
-        <w:t xml:space="preserve"> que define toda la infraestructura como código (</w:t>
-      </w:r>
-      <w:proofErr w:type="spellStart"/>
+        <w:t>Se ha creado un archivo docker-compose.yml que define toda la infraestructura como código (</w:t>
+      </w:r>
       <w:r>
         <w:rPr>
           <w:i/>
           <w:iCs/>
         </w:rPr>
-        <w:t>Infrastructure</w:t>
-      </w:r>
-      <w:proofErr w:type="spellEnd"/>
-      <w:r>
-        <w:rPr>
-          <w:i/>
-          <w:iCs/>
-        </w:rPr>
-        <w:t xml:space="preserve"> as Code</w:t>
+        <w:t>Infrastructure as Code</w:t>
       </w:r>
       <w:r>
         <w:t>). Este archivo levanta simultáneamente tres servicios interconectados en una red virtual aislada:</w:t>
@@ -14967,21 +13761,12 @@
           <w:numId w:val="30"/>
         </w:numPr>
       </w:pPr>
-      <w:proofErr w:type="gramStart"/>
       <w:r>
         <w:rPr>
           <w:b/>
           <w:bCs/>
         </w:rPr>
-        <w:t>app</w:t>
-      </w:r>
-      <w:proofErr w:type="gramEnd"/>
-      <w:r>
-        <w:rPr>
-          <w:b/>
-          <w:bCs/>
-        </w:rPr>
-        <w:t>:</w:t>
+        <w:t>app:</w:t>
       </w:r>
       <w:r>
         <w:t xml:space="preserve"> Un contenedor con el servidor web (Apache) y PHP 8, que expone el juego en el puerto 8080.</w:t>
@@ -14995,48 +13780,15 @@
           <w:numId w:val="30"/>
         </w:numPr>
       </w:pPr>
-      <w:proofErr w:type="spellStart"/>
       <w:r>
         <w:rPr>
           <w:b/>
           <w:bCs/>
         </w:rPr>
-        <w:t>db</w:t>
-      </w:r>
-      <w:proofErr w:type="spellEnd"/>
-      <w:r>
-        <w:rPr>
-          <w:b/>
-          <w:bCs/>
-        </w:rPr>
-        <w:t>:</w:t>
-      </w:r>
-      <w:r>
-        <w:t xml:space="preserve"> Un motor de base de datos </w:t>
-      </w:r>
-      <w:proofErr w:type="spellStart"/>
-      <w:r>
-        <w:t>MariaDB</w:t>
-      </w:r>
-      <w:proofErr w:type="spellEnd"/>
-      <w:r>
-        <w:t xml:space="preserve">. Al levantarse por primera vez, lee automáticamente el archivo </w:t>
-      </w:r>
-      <w:proofErr w:type="spellStart"/>
-      <w:r>
-        <w:t>init.sql</w:t>
-      </w:r>
-      <w:proofErr w:type="spellEnd"/>
-      <w:r>
-        <w:t xml:space="preserve"> de la carpeta /</w:t>
-      </w:r>
-      <w:proofErr w:type="spellStart"/>
-      <w:r>
-        <w:t>db</w:t>
-      </w:r>
-      <w:proofErr w:type="spellEnd"/>
-      <w:r>
-        <w:t xml:space="preserve"> para crear las tablas relacionales y rellenar los datos iniciales del catálogo sin intervención humana.</w:t>
+        <w:t>db:</w:t>
+      </w:r>
+      <w:r>
+        <w:t xml:space="preserve"> Un motor de base de datos MariaDB. Al levantarse por primera vez, lee automáticamente el archivo init.sql de la carpeta /db para crear las tablas relacionales y rellenar los datos iniciales del catálogo sin intervención humana.</w:t>
       </w:r>
     </w:p>
     <w:p>
@@ -15047,112 +13799,73 @@
           <w:numId w:val="30"/>
         </w:numPr>
       </w:pPr>
-      <w:proofErr w:type="spellStart"/>
       <w:r>
         <w:rPr>
           <w:b/>
           <w:bCs/>
         </w:rPr>
-        <w:t>phpmyadmin</w:t>
-      </w:r>
-      <w:proofErr w:type="spellEnd"/>
+        <w:t>phpmyadmin:</w:t>
+      </w:r>
+      <w:r>
+        <w:t xml:space="preserve"> Una interfaz gráfica de administración de base de datos accesible en el puerto 8081 para facilitar tareas de mantenimiento y auditoría.</w:t>
+      </w:r>
+    </w:p>
+    <w:p>
+      <w:r>
+        <w:lastRenderedPageBreak/>
+        <w:t>El uso de esta tecnología moderna de despliegue permite que cualquier persona, independientemente de su sistema operativo, pueda levantar toda la arquitectura de Backend y Frontend con un solo comando en cuestión de segundos, garantizando un entorno idéntico al de desarrollo.</w:t>
+      </w:r>
+    </w:p>
+    <w:p>
+      <w:pPr>
+        <w:pStyle w:val="Ttulo2"/>
+      </w:pPr>
+      <w:bookmarkStart w:id="40" w:name="_Toc230907463"/>
+      <w:r>
+        <w:t>Manual de instalación</w:t>
+      </w:r>
+      <w:bookmarkEnd w:id="40"/>
+    </w:p>
+    <w:p>
+      <w:r>
+        <w:t xml:space="preserve">Gracias a </w:t>
+      </w:r>
+      <w:r>
+        <w:t>docker</w:t>
+      </w:r>
+      <w:r>
+        <w:t xml:space="preserve">, los requisitos previos para instalar el juego son mínimos. Solo es necesario tener instalados </w:t>
+      </w:r>
       <w:r>
         <w:rPr>
           <w:b/>
           <w:bCs/>
         </w:rPr>
-        <w:t>:</w:t>
-      </w:r>
-      <w:r>
-        <w:t xml:space="preserve"> Una interfaz gráfica de administración de base de datos accesible en el puerto 8081 para facilitar tareas de mantenimiento y auditoría.</w:t>
-      </w:r>
-    </w:p>
-    <w:p>
-      <w:r>
-        <w:t xml:space="preserve">El uso de esta tecnología moderna de despliegue permite que cualquier persona, independientemente de su sistema operativo, pueda levantar toda la arquitectura de </w:t>
-      </w:r>
-      <w:proofErr w:type="spellStart"/>
-      <w:r>
-        <w:t>Backend</w:t>
-      </w:r>
-      <w:proofErr w:type="spellEnd"/>
+        <w:t>Git</w:t>
+      </w:r>
       <w:r>
         <w:t xml:space="preserve"> y </w:t>
-      </w:r>
-      <w:proofErr w:type="spellStart"/>
-      <w:r>
-        <w:t>Frontend</w:t>
-      </w:r>
-      <w:proofErr w:type="spellEnd"/>
-      <w:r>
-        <w:t xml:space="preserve"> con un solo comando en cuestión de segundos, garantizando un entorno idéntico al de desarrollo.</w:t>
-      </w:r>
-    </w:p>
-    <w:p/>
-    <w:p/>
-    <w:p/>
-    <w:p/>
-    <w:p>
-      <w:pPr>
-        <w:pStyle w:val="Ttulo2"/>
-      </w:pPr>
-      <w:bookmarkStart w:id="37" w:name="_Toc230682506"/>
-      <w:r>
-        <w:lastRenderedPageBreak/>
-        <w:t>Manual de instalación</w:t>
-      </w:r>
-      <w:bookmarkEnd w:id="37"/>
-    </w:p>
-    <w:p>
-      <w:r>
-        <w:t xml:space="preserve">Gracias a </w:t>
-      </w:r>
-      <w:proofErr w:type="spellStart"/>
-      <w:r>
-        <w:t>docker</w:t>
-      </w:r>
-      <w:proofErr w:type="spellEnd"/>
-      <w:r>
-        <w:t xml:space="preserve">, los requisitos previos para instalar el juego son mínimos. Solo es necesario tener instalados </w:t>
       </w:r>
       <w:r>
         <w:rPr>
           <w:b/>
           <w:bCs/>
         </w:rPr>
-        <w:t>Git</w:t>
-      </w:r>
-      <w:r>
-        <w:t xml:space="preserve"> y </w:t>
-      </w:r>
-      <w:r>
-        <w:rPr>
-          <w:b/>
-          <w:bCs/>
-        </w:rPr>
         <w:t>Docker Desktop</w:t>
       </w:r>
       <w:r>
-        <w:t xml:space="preserve"> (o Docker </w:t>
-      </w:r>
-      <w:proofErr w:type="spellStart"/>
-      <w:r>
-        <w:t>Engine</w:t>
-      </w:r>
-      <w:proofErr w:type="spellEnd"/>
-      <w:r>
-        <w:t>) en la máquina anfitriona.</w:t>
+        <w:t xml:space="preserve"> (o Docker Engine) en la máquina anfitriona.</w:t>
       </w:r>
     </w:p>
     <w:p>
       <w:pPr>
         <w:pStyle w:val="Ttulo3"/>
       </w:pPr>
-      <w:bookmarkStart w:id="38" w:name="_Toc230682507"/>
+      <w:bookmarkStart w:id="41" w:name="_Toc230907464"/>
       <w:r>
         <w:t>Pasos de instalación:</w:t>
       </w:r>
-      <w:bookmarkEnd w:id="38"/>
+      <w:bookmarkEnd w:id="41"/>
     </w:p>
     <w:p>
       <w:pPr>
@@ -15169,13 +13882,8 @@
       <w:pPr>
         <w:pStyle w:val="Cita"/>
       </w:pPr>
-      <w:proofErr w:type="spellStart"/>
-      <w:r>
-        <w:t>git</w:t>
-      </w:r>
-      <w:proofErr w:type="spellEnd"/>
-      <w:r>
-        <w:t xml:space="preserve"> clone [URL_DEL_REPOSITORIO]</w:t>
+      <w:r>
+        <w:t>git clone [URL_DEL_REPOSITORIO]</w:t>
       </w:r>
     </w:p>
     <w:p>
@@ -15194,13 +13902,8 @@
         <w:pStyle w:val="Cita"/>
       </w:pPr>
       <w:r>
-        <w:t xml:space="preserve">cd </w:t>
-      </w:r>
-      <w:proofErr w:type="spellStart"/>
-      <w:r>
-        <w:t>BaT</w:t>
-      </w:r>
-      <w:proofErr w:type="spellEnd"/>
+        <w:t>cd BaT</w:t>
+      </w:r>
     </w:p>
     <w:p>
       <w:pPr>
@@ -15210,48 +13913,25 @@
         </w:numPr>
       </w:pPr>
       <w:r>
-        <w:t xml:space="preserve">Construir y levantar los contenedores en segundo plano usando Docker </w:t>
-      </w:r>
-      <w:proofErr w:type="spellStart"/>
-      <w:r>
-        <w:t>Compose</w:t>
-      </w:r>
-      <w:proofErr w:type="spellEnd"/>
-      <w:r>
-        <w:t>:</w:t>
+        <w:t>Construir y levantar los contenedores en segundo plano usando Docker Compose:</w:t>
       </w:r>
     </w:p>
     <w:p>
       <w:pPr>
         <w:pStyle w:val="Cita"/>
       </w:pPr>
-      <w:proofErr w:type="spellStart"/>
-      <w:r>
-        <w:t>docker-compose</w:t>
-      </w:r>
-      <w:proofErr w:type="spellEnd"/>
-      <w:r>
-        <w:t xml:space="preserve"> up -d --</w:t>
-      </w:r>
-      <w:proofErr w:type="spellStart"/>
-      <w:r>
-        <w:t>build</w:t>
-      </w:r>
-      <w:proofErr w:type="spellEnd"/>
-    </w:p>
-    <w:p>
-      <w:r>
-        <w:t xml:space="preserve">Una vez finalizado el proceso, el juego estará funcionando. Para acceder a él, solo hay que abrir cualquier navegador web e introducir la dirección: http://localhost:8080. Si se desea gestionar la base de datos de forma visual, se puede acceder a </w:t>
-      </w:r>
-      <w:proofErr w:type="spellStart"/>
-      <w:r>
-        <w:t>phpMyAdmin</w:t>
-      </w:r>
-      <w:proofErr w:type="spellEnd"/>
-      <w:r>
-        <w:t xml:space="preserve"> en </w:t>
-      </w:r>
-      <w:hyperlink r:id="rId18" w:history="1">
+      <w:r>
+        <w:t xml:space="preserve">docker </w:t>
+      </w:r>
+      <w:r>
+        <w:t>compose up -d --build</w:t>
+      </w:r>
+    </w:p>
+    <w:p>
+      <w:r>
+        <w:t xml:space="preserve">Una vez finalizado el proceso, el juego estará funcionando. Para acceder a él, solo hay que abrir cualquier navegador web e introducir la dirección: http://localhost:8080. Si se desea gestionar la base de datos de forma visual, se puede acceder a phpMyAdmin en </w:t>
+      </w:r>
+      <w:hyperlink r:id="rId19" w:history="1">
         <w:r>
           <w:rPr>
             <w:rStyle w:val="Hipervnculo"/>
@@ -15264,15 +13944,22 @@
       </w:r>
     </w:p>
     <w:p/>
+    <w:p/>
+    <w:p>
+      <w:pPr>
+        <w:ind w:left="708" w:hanging="708"/>
+      </w:pPr>
+    </w:p>
     <w:p>
       <w:pPr>
         <w:pStyle w:val="Ttulo2"/>
       </w:pPr>
-      <w:bookmarkStart w:id="39" w:name="_Toc230682508"/>
-      <w:r>
+      <w:bookmarkStart w:id="42" w:name="_Toc230907465"/>
+      <w:r>
+        <w:lastRenderedPageBreak/>
         <w:t>Manual de usuario</w:t>
       </w:r>
-      <w:bookmarkEnd w:id="39"/>
+      <w:bookmarkEnd w:id="42"/>
     </w:p>
     <w:p>
       <w:pPr>
@@ -15280,31 +13967,20 @@
           <w:rFonts w:cs="Calibri"/>
         </w:rPr>
       </w:pPr>
-      <w:proofErr w:type="spellStart"/>
       <w:r>
         <w:rPr>
           <w:rFonts w:cs="Calibri"/>
           <w:b/>
           <w:bCs/>
         </w:rPr>
-        <w:t>Bunnies</w:t>
-      </w:r>
-      <w:proofErr w:type="spellEnd"/>
+        <w:t>Bunnies &amp; Tea</w:t>
+      </w:r>
       <w:r>
         <w:rPr>
           <w:rFonts w:cs="Calibri"/>
-          <w:b/>
-          <w:bCs/>
-        </w:rPr>
-        <w:t xml:space="preserve"> &amp; Tea</w:t>
-      </w:r>
-      <w:r>
-        <w:rPr>
-          <w:rFonts w:cs="Calibri"/>
         </w:rPr>
         <w:t xml:space="preserve"> es un juego de tipo incremental (</w:t>
       </w:r>
-      <w:proofErr w:type="spellStart"/>
       <w:r>
         <w:rPr>
           <w:rFonts w:cs="Calibri"/>
@@ -15313,7 +13989,6 @@
         </w:rPr>
         <w:t>clicker</w:t>
       </w:r>
-      <w:proofErr w:type="spellEnd"/>
       <w:r>
         <w:rPr>
           <w:rFonts w:cs="Calibri"/>
@@ -15364,7 +14039,6 @@
           <w:b/>
           <w:bCs/>
         </w:rPr>
-        <w:lastRenderedPageBreak/>
         <w:t>Mecánica de penalización (Limpieza):</w:t>
       </w:r>
       <w:r>
@@ -15470,15 +14144,10 @@
         <w:t>⚙️</w:t>
       </w:r>
       <w:r>
-        <w:t xml:space="preserve"> Opciones" y pulsar en "Descargar Partida (.</w:t>
-      </w:r>
-      <w:proofErr w:type="spellStart"/>
-      <w:r>
-        <w:t>json</w:t>
-      </w:r>
-      <w:proofErr w:type="spellEnd"/>
-      <w:r>
-        <w:t>)". Esto generará un archivo cifrado con todos sus progresos y logros. En la pantalla de inicio de sesión (antes de entrar al juego), existe un botón para subir este archivo JSON y restaurar la partida exactamente donde la dejó.</w:t>
+        <w:t xml:space="preserve"> Opciones" y pulsar en "Descargar Partida (.json)". </w:t>
+      </w:r>
+      <w:r>
+        <w:t>Esto generará un archivo estructurado en formato JSON con todos sus progresos y logros. En la pantalla de inicio de sesión (antes de entrar al juego), existe un botón para subir este archivo y restaurar la partida exactamente donde la dejó.</w:t>
       </w:r>
     </w:p>
     <w:p>
@@ -15493,34 +14162,26 @@
       <w:pPr>
         <w:pStyle w:val="Ttulo1"/>
       </w:pPr>
-      <w:bookmarkStart w:id="40" w:name="_Toc230682509"/>
+      <w:bookmarkStart w:id="43" w:name="_Toc230907466"/>
       <w:r>
         <w:lastRenderedPageBreak/>
         <w:t>Conclusiones</w:t>
       </w:r>
-      <w:bookmarkEnd w:id="40"/>
+      <w:bookmarkEnd w:id="43"/>
     </w:p>
     <w:p>
       <w:pPr>
         <w:pStyle w:val="Ttulo2"/>
       </w:pPr>
-      <w:bookmarkStart w:id="41" w:name="_Toc230682510"/>
+      <w:bookmarkStart w:id="44" w:name="_Toc230907467"/>
       <w:r>
         <w:t>Síntesis de resultados</w:t>
       </w:r>
-      <w:bookmarkEnd w:id="41"/>
-    </w:p>
-    <w:p>
-      <w:r>
-        <w:t xml:space="preserve">Tras la finalización del desarrollo, se puede afirmar que los objetivos principales del proyecto se han cumplido con éxito y dentro de los plazos estipulados. Se ha logrado construir un videojuego web de tipo </w:t>
-      </w:r>
-      <w:proofErr w:type="spellStart"/>
-      <w:r>
-        <w:t>clicker</w:t>
-      </w:r>
-      <w:proofErr w:type="spellEnd"/>
-      <w:r>
-        <w:t xml:space="preserve"> plenamente funcional, con una economía escalable, persistencia de datos segura y un sistema de renderizado asíncrono que ofrece una experiencia de usuario (UX) fluida.</w:t>
+      <w:bookmarkEnd w:id="44"/>
+    </w:p>
+    <w:p>
+      <w:r>
+        <w:t>Tras la finalización del desarrollo, se puede afirmar que los objetivos principales del proyecto se han cumplido con éxito y dentro de los plazos estipulados. Se ha logrado construir un videojuego web de tipo clicker plenamente funcional, con una economía escalable, persistencia de datos segura y un sistema de renderizado asíncrono que ofrece una experiencia de usuario (UX) fluida.</w:t>
       </w:r>
     </w:p>
     <w:p>
@@ -15532,11 +14193,11 @@
       <w:pPr>
         <w:pStyle w:val="Ttulo2"/>
       </w:pPr>
-      <w:bookmarkStart w:id="42" w:name="_Toc230682511"/>
+      <w:bookmarkStart w:id="45" w:name="_Toc230907468"/>
       <w:r>
         <w:t>Líneas futuras de trabajo</w:t>
       </w:r>
-      <w:bookmarkEnd w:id="42"/>
+      <w:bookmarkEnd w:id="45"/>
     </w:p>
     <w:p>
       <w:r>
@@ -15557,55 +14218,7 @@
         </w:numPr>
       </w:pPr>
       <w:r>
-        <w:t>Escalabilidad técnica extrema (</w:t>
-      </w:r>
-      <w:proofErr w:type="spellStart"/>
-      <w:r>
-        <w:t>Batching</w:t>
-      </w:r>
-      <w:proofErr w:type="spellEnd"/>
-      <w:r>
-        <w:t xml:space="preserve"> y Client-</w:t>
-      </w:r>
-      <w:proofErr w:type="spellStart"/>
-      <w:r>
-        <w:t>Side</w:t>
-      </w:r>
-      <w:proofErr w:type="spellEnd"/>
-      <w:r>
-        <w:t xml:space="preserve"> </w:t>
-      </w:r>
-      <w:proofErr w:type="spellStart"/>
-      <w:r>
-        <w:t>Prediction</w:t>
-      </w:r>
-      <w:proofErr w:type="spellEnd"/>
-      <w:r>
-        <w:t xml:space="preserve">): Actualmente el juego es robusto para un volumen moderado de usuarios. Sin embargo, para soportar a miles de jugadores concurrentes sin saturar la base de datos relacional, se llevaría la "Predicción del Cliente" al siguiente nivel. En lugar de informar al servidor </w:t>
-      </w:r>
-      <w:proofErr w:type="gramStart"/>
-      <w:r>
-        <w:t>cada pocos segundos</w:t>
-      </w:r>
-      <w:proofErr w:type="gramEnd"/>
-      <w:r>
-        <w:t>, el motor matemático se ejecutaría casi al 100% en el navegador del jugador. El cliente encolaría todas las interacciones, clics y ganancias pasivas localmente, y enviaría un único "paquete de sincronización cifrado" al servidor cada 30 segundos (</w:t>
-      </w:r>
-      <w:proofErr w:type="spellStart"/>
-      <w:r>
-        <w:t>Batching</w:t>
-      </w:r>
-      <w:proofErr w:type="spellEnd"/>
-      <w:r>
-        <w:t xml:space="preserve">). El </w:t>
-      </w:r>
-      <w:proofErr w:type="spellStart"/>
-      <w:r>
-        <w:t>backend</w:t>
-      </w:r>
-      <w:proofErr w:type="spellEnd"/>
-      <w:r>
-        <w:t xml:space="preserve"> actuaría puramente como validador de trampas y guardado final, reduciendo las consultas SQL y el consumo de CPU del servidor en más de un 95%.</w:t>
+        <w:t>Escalabilidad técnica extrema (Batching y Client-Side Prediction): Actualmente el juego es robusto para un volumen moderado de usuarios. Sin embargo, para soportar a miles de jugadores concurrentes sin saturar la base de datos relacional, se llevaría la "Predicción del Cliente" al siguiente nivel. En lugar de informar al servidor cada pocos segundos, el motor matemático se ejecutaría casi al 100% en el navegador del jugador. El cliente encolaría todas las interacciones, clics y ganancias pasivas localmente, y enviaría un único "paquete de sincronización cifrado" al servidor cada 30 segundos (Batching). El backend actuaría puramente como validador de trampas y guardado final, reduciendo las consultas SQL y el consumo de CPU del servidor en más de un 95%.</w:t>
       </w:r>
     </w:p>
     <w:p>
@@ -15617,43 +14230,11 @@
         </w:numPr>
       </w:pPr>
       <w:r>
-        <w:t xml:space="preserve">Profundidad de </w:t>
-      </w:r>
-      <w:proofErr w:type="spellStart"/>
-      <w:r>
-        <w:t>Game</w:t>
-      </w:r>
-      <w:proofErr w:type="spellEnd"/>
-      <w:r>
-        <w:t xml:space="preserve"> </w:t>
-      </w:r>
-      <w:proofErr w:type="spellStart"/>
-      <w:r>
-        <w:t>Design</w:t>
-      </w:r>
-      <w:proofErr w:type="spellEnd"/>
-      <w:r>
-        <w:t xml:space="preserve"> y Decisiones: A nivel de jugabilidad, el objetivo de la Versión 1.0 es dotar a la cafetería de más personalidad y opciones estratégicas. Se implementarían </w:t>
-      </w:r>
-      <w:proofErr w:type="spellStart"/>
-      <w:r>
-        <w:t>trade-offs</w:t>
-      </w:r>
-      <w:proofErr w:type="spellEnd"/>
-      <w:r>
-        <w:t xml:space="preserve"> o sacrificios (ej. un objeto que multiplica enormemente tus </w:t>
-      </w:r>
-      <w:proofErr w:type="gramStart"/>
-      <w:r>
-        <w:t>ingresos</w:t>
-      </w:r>
-      <w:proofErr w:type="gramEnd"/>
-      <w:r>
-        <w:t xml:space="preserve"> pero ensucia el local el triple de rápido). También se planea incluir </w:t>
+        <w:t xml:space="preserve">Profundidad de Game Design y Decisiones: A nivel de jugabilidad, el objetivo de la Versión 1.0 es dotar a la cafetería de más personalidad y opciones estratégicas. Se implementarían trade-offs o sacrificios (ej. un objeto que multiplica enormemente </w:t>
       </w:r>
       <w:r>
         <w:lastRenderedPageBreak/>
-        <w:t>pequeños minijuegos de atención al cliente para romper con la monotonía del formato idle, obligando al jugador a tomar decisiones que definan el rumbo de su partida.</w:t>
+        <w:t>tus ingresos pero ensucia el local el triple de rápido). También se planea incluir pequeños minijuegos de atención al cliente para romper con la monotonía del formato idle, obligando al jugador a tomar decisiones que definan el rumbo de su partida.</w:t>
       </w:r>
     </w:p>
     <w:p>
@@ -15665,26 +14246,18 @@
         </w:numPr>
       </w:pPr>
       <w:r>
-        <w:t xml:space="preserve">Salto de calidad visual: El diseño de interfaz actual es limpio y funcional, pero el atractivo principal de un simulador de gestión relajante debe ser su apartado artístico. Se sustituiría el arte actual por un diseño con ilustraciones profesionales, de alta calidad y estética </w:t>
-      </w:r>
-      <w:proofErr w:type="spellStart"/>
-      <w:r>
-        <w:t>cozy</w:t>
-      </w:r>
-      <w:proofErr w:type="spellEnd"/>
-      <w:r>
-        <w:t>, añadiendo animaciones complejas a los conejos interactuando con la cafetería, lo que aumentaría dramáticamente la retención del usuario.</w:t>
+        <w:t>Salto de calidad visual: El diseño de interfaz actual es limpio y funcional, pero el atractivo principal de un simulador de gestión relajante debe ser su apartado artístico. Se sustituiría el arte actual por un diseño con ilustraciones profesionales, de alta calidad y estética cozy, añadiendo animaciones complejas a los conejos interactuando con la cafetería, lo que aumentaría dramáticamente la retención del usuario.</w:t>
       </w:r>
     </w:p>
     <w:p>
       <w:pPr>
         <w:pStyle w:val="Ttulo2"/>
       </w:pPr>
-      <w:bookmarkStart w:id="43" w:name="_Toc230682512"/>
+      <w:bookmarkStart w:id="46" w:name="_Toc230907469"/>
       <w:r>
         <w:t>Conclusión personal</w:t>
       </w:r>
-      <w:bookmarkEnd w:id="43"/>
+      <w:bookmarkEnd w:id="46"/>
     </w:p>
     <w:p>
       <w:r>
@@ -15700,12 +14273,12 @@
       <w:pPr>
         <w:pStyle w:val="Ttulo1"/>
       </w:pPr>
-      <w:bookmarkStart w:id="44" w:name="_Toc230682513"/>
+      <w:bookmarkStart w:id="47" w:name="_Toc230907470"/>
       <w:r>
         <w:lastRenderedPageBreak/>
         <w:t>Bibliografía y Webgrafía</w:t>
       </w:r>
-      <w:bookmarkEnd w:id="44"/>
+      <w:bookmarkEnd w:id="47"/>
     </w:p>
     <w:p>
       <w:r>
@@ -15721,20 +14294,7 @@
         </w:numPr>
       </w:pPr>
       <w:r>
-        <w:t>Documentación Oficial de PHP (The PHP Group): Manual de PHP, Referencia de Objetos de Datos de PHP (PDO), manejo seguro de contraseñas (</w:t>
-      </w:r>
-      <w:proofErr w:type="spellStart"/>
-      <w:proofErr w:type="gramStart"/>
-      <w:r>
-        <w:t>password</w:t>
-      </w:r>
-      <w:proofErr w:type="gramEnd"/>
-      <w:r>
-        <w:t>_hash</w:t>
-      </w:r>
-      <w:proofErr w:type="spellEnd"/>
-      <w:r>
-        <w:t>) y control de sesiones.</w:t>
+        <w:t>Documentación Oficial de PHP (The PHP Group): Manual de PHP, Referencia de Objetos de Datos de PHP (PDO), manejo seguro de contraseñas (password_hash) y control de sesiones.</w:t>
       </w:r>
     </w:p>
     <w:p>
@@ -15748,7 +14308,7 @@
       <w:r>
         <w:t xml:space="preserve">Disponible en: </w:t>
       </w:r>
-      <w:hyperlink r:id="rId19" w:history="1">
+      <w:hyperlink r:id="rId20" w:history="1">
         <w:r>
           <w:rPr>
             <w:rStyle w:val="Hipervnculo"/>
@@ -15766,23 +14326,7 @@
         </w:numPr>
       </w:pPr>
       <w:r>
-        <w:t xml:space="preserve">MDN Web </w:t>
-      </w:r>
-      <w:proofErr w:type="spellStart"/>
-      <w:r>
-        <w:t>Docs</w:t>
-      </w:r>
-      <w:proofErr w:type="spellEnd"/>
-      <w:r>
-        <w:t xml:space="preserve"> (Mozilla </w:t>
-      </w:r>
-      <w:proofErr w:type="spellStart"/>
-      <w:r>
-        <w:t>Developer</w:t>
-      </w:r>
-      <w:proofErr w:type="spellEnd"/>
-      <w:r>
-        <w:t xml:space="preserve"> Network): Referencia de JavaScript moderno (ES6+), implementación de promesas y comunicación asíncrona mediante la Fetch API.</w:t>
+        <w:t>MDN Web Docs (Mozilla Developer Network): Referencia de JavaScript moderno (ES6+), implementación de promesas y comunicación asíncrona mediante la Fetch API.</w:t>
       </w:r>
     </w:p>
     <w:p>
@@ -15796,7 +14340,7 @@
       <w:r>
         <w:t xml:space="preserve">Disponible en: </w:t>
       </w:r>
-      <w:hyperlink r:id="rId20" w:history="1">
+      <w:hyperlink r:id="rId21" w:history="1">
         <w:r>
           <w:rPr>
             <w:rStyle w:val="Hipervnculo"/>
@@ -15814,39 +14358,7 @@
         </w:numPr>
       </w:pPr>
       <w:r>
-        <w:t xml:space="preserve">Documentación de </w:t>
-      </w:r>
-      <w:proofErr w:type="spellStart"/>
-      <w:r>
-        <w:t>MariaDB</w:t>
-      </w:r>
-      <w:proofErr w:type="spellEnd"/>
-      <w:r>
-        <w:t xml:space="preserve"> (</w:t>
-      </w:r>
-      <w:proofErr w:type="spellStart"/>
-      <w:r>
-        <w:t>MariaDB</w:t>
-      </w:r>
-      <w:proofErr w:type="spellEnd"/>
-      <w:r>
-        <w:t xml:space="preserve"> </w:t>
-      </w:r>
-      <w:proofErr w:type="spellStart"/>
-      <w:r>
-        <w:t>Foundation</w:t>
-      </w:r>
-      <w:proofErr w:type="spellEnd"/>
-      <w:r>
-        <w:t xml:space="preserve">): </w:t>
-      </w:r>
-      <w:proofErr w:type="spellStart"/>
-      <w:r>
-        <w:t>MariaDB</w:t>
-      </w:r>
-      <w:proofErr w:type="spellEnd"/>
-      <w:r>
-        <w:t xml:space="preserve"> Knowledge Base, Sintaxis SQL, atomicidad y control de Transacciones (BEGIN, COMMIT, ROLLBACK).</w:t>
+        <w:t>Documentación de MariaDB (MariaDB Foundation): MariaDB Knowledge Base, Sintaxis SQL, atomicidad y control de Transacciones (BEGIN, COMMIT, ROLLBACK).</w:t>
       </w:r>
     </w:p>
     <w:p>
@@ -15860,7 +14372,7 @@
       <w:r>
         <w:t xml:space="preserve">Disponible en: </w:t>
       </w:r>
-      <w:hyperlink r:id="rId21" w:history="1">
+      <w:hyperlink r:id="rId22" w:history="1">
         <w:r>
           <w:rPr>
             <w:rStyle w:val="Hipervnculo"/>
@@ -15878,15 +14390,7 @@
         </w:numPr>
       </w:pPr>
       <w:r>
-        <w:t xml:space="preserve">Documentación de Docker (Docker Inc.): Referencia de Docker Desktop y orquestación de contenedores mediante Docker </w:t>
-      </w:r>
-      <w:proofErr w:type="spellStart"/>
-      <w:r>
-        <w:t>Compose</w:t>
-      </w:r>
-      <w:proofErr w:type="spellEnd"/>
-      <w:r>
-        <w:t>.</w:t>
+        <w:t>Documentación de Docker (Docker Inc.): Referencia de Docker Desktop y orquestación de contenedores mediante Docker Compose.</w:t>
       </w:r>
     </w:p>
     <w:p>
@@ -15900,7 +14404,7 @@
       <w:r>
         <w:t xml:space="preserve">Disponible en: </w:t>
       </w:r>
-      <w:hyperlink r:id="rId22" w:history="1">
+      <w:hyperlink r:id="rId23" w:history="1">
         <w:r>
           <w:rPr>
             <w:rStyle w:val="Hipervnculo"/>
@@ -15918,23 +14422,7 @@
         </w:numPr>
       </w:pPr>
       <w:r>
-        <w:t>Documentación de Chart.js: Guías de implementación de gráficos dinámicos (</w:t>
-      </w:r>
-      <w:proofErr w:type="spellStart"/>
-      <w:r>
-        <w:t>Doughnut</w:t>
-      </w:r>
-      <w:proofErr w:type="spellEnd"/>
-      <w:r>
-        <w:t xml:space="preserve"> Charts) mediante elementos </w:t>
-      </w:r>
-      <w:proofErr w:type="spellStart"/>
-      <w:r>
-        <w:t>Canvas</w:t>
-      </w:r>
-      <w:proofErr w:type="spellEnd"/>
-      <w:r>
-        <w:t xml:space="preserve"> de HTML5.</w:t>
+        <w:t>Documentación de Chart.js: Guías de implementación de gráficos dinámicos (Doughnut Charts) mediante elementos Canvas de HTML5.</w:t>
       </w:r>
     </w:p>
     <w:p>
@@ -15948,7 +14436,7 @@
       <w:r>
         <w:t xml:space="preserve">Disponible en: </w:t>
       </w:r>
-      <w:hyperlink r:id="rId23" w:history="1">
+      <w:hyperlink r:id="rId24" w:history="1">
         <w:r>
           <w:rPr>
             <w:rStyle w:val="Hipervnculo"/>
@@ -15966,31 +14454,7 @@
         </w:numPr>
       </w:pPr>
       <w:r>
-        <w:t xml:space="preserve">W3C (World Wide Web </w:t>
-      </w:r>
-      <w:proofErr w:type="spellStart"/>
-      <w:r>
-        <w:t>Consortium</w:t>
-      </w:r>
-      <w:proofErr w:type="spellEnd"/>
-      <w:r>
-        <w:t xml:space="preserve">): Estándares de HTML5 y CSS3, con especial énfasis en el diseño responsivo usando </w:t>
-      </w:r>
-      <w:proofErr w:type="spellStart"/>
-      <w:r>
-        <w:t>Flexbox</w:t>
-      </w:r>
-      <w:proofErr w:type="spellEnd"/>
-      <w:r>
-        <w:t xml:space="preserve"> y Media </w:t>
-      </w:r>
-      <w:proofErr w:type="spellStart"/>
-      <w:r>
-        <w:t>Queries</w:t>
-      </w:r>
-      <w:proofErr w:type="spellEnd"/>
-      <w:r>
-        <w:t>.</w:t>
+        <w:t>W3C (World Wide Web Consortium): Estándares de HTML5 y CSS3, con especial énfasis en el diseño responsivo usando Flexbox y Media Queries.</w:t>
       </w:r>
     </w:p>
     <w:p>
@@ -16004,7 +14468,7 @@
       <w:r>
         <w:t xml:space="preserve">Disponible en: </w:t>
       </w:r>
-      <w:hyperlink r:id="rId24" w:history="1">
+      <w:hyperlink r:id="rId25" w:history="1">
         <w:r>
           <w:rPr>
             <w:rStyle w:val="Hipervnculo"/>
@@ -16016,8 +14480,8 @@
     <w:p/>
     <w:p/>
     <w:sectPr>
-      <w:headerReference w:type="default" r:id="rId25"/>
-      <w:footerReference w:type="default" r:id="rId26"/>
+      <w:headerReference w:type="default" r:id="rId26"/>
+      <w:footerReference w:type="default" r:id="rId27"/>
       <w:pgSz w:w="11906" w:h="16838"/>
       <w:pgMar w:top="1417" w:right="1701" w:bottom="1417" w:left="1701" w:header="708" w:footer="708" w:gutter="0"/>
       <w:pgNumType w:start="0"/>
@@ -16149,11 +14613,9 @@
     <w:r>
       <w:tab/>
     </w:r>
-    <w:proofErr w:type="spellStart"/>
     <w:r>
       <w:t>Bunnies&amp;Tea</w:t>
     </w:r>
-    <w:proofErr w:type="spellEnd"/>
   </w:p>
 </w:hdr>
 </file>
@@ -16161,6 +14623,155 @@
 <file path=word/numbering.xml><?xml version="1.0" encoding="utf-8"?>
 <w:numbering xmlns:wpc="http://schemas.microsoft.com/office/word/2010/wordprocessingCanvas" xmlns:cx="http://schemas.microsoft.com/office/drawing/2014/chartex" xmlns:cx1="http://schemas.microsoft.com/office/drawing/2015/9/8/chartex" xmlns:cx2="http://schemas.microsoft.com/office/drawing/2015/10/21/chartex" xmlns:cx3="http://schemas.microsoft.com/office/drawing/2016/5/9/chartex" xmlns:cx4="http://schemas.microsoft.com/office/drawing/2016/5/10/chartex" xmlns:cx5="http://schemas.microsoft.com/office/drawing/2016/5/11/chartex" xmlns:cx6="http://schemas.microsoft.com/office/drawing/2016/5/12/chartex" xmlns:cx7="http://schemas.microsoft.com/office/drawing/2016/5/13/chartex" xmlns:cx8="http://schemas.microsoft.com/office/drawing/2016/5/14/chartex" xmlns:mc="http://schemas.openxmlformats.org/markup-compatibility/2006" xmlns:aink="http://schemas.microsoft.com/office/drawing/2016/ink" xmlns:am3d="http://schemas.microsoft.com/office/drawing/2017/model3d" xmlns:o="urn:schemas-microsoft-com:office:office" xmlns:oel="http://schemas.microsoft.com/office/2019/extlst" xmlns:r="http://schemas.openxmlformats.org/officeDocument/2006/relationships" xmlns:m="http://schemas.openxmlformats.org/officeDocument/2006/math" xmlns:v="urn:schemas-microsoft-com:vml" xmlns:wp14="http://schemas.microsoft.com/office/word/2010/wordprocessingDrawing" xmlns:wp="http://schemas.openxmlformats.org/drawingml/2006/wordprocessingDrawing" xmlns:w10="urn:schemas-microsoft-com:office:word" xmlns:w="http://schemas.openxmlformats.org/wordprocessingml/2006/main" xmlns:w14="http://schemas.microsoft.com/office/word/2010/wordml" xmlns:w15="http://schemas.microsoft.com/office/word/2012/wordml" xmlns:w16cex="http://schemas.microsoft.com/office/word/2018/wordml/cex" xmlns:w16cid="http://schemas.microsoft.com/office/word/2016/wordml/cid" xmlns:w16="http://schemas.microsoft.com/office/word/2018/wordml" xmlns:w16du="http://schemas.microsoft.com/office/word/2023/wordml/word16du" xmlns:w16sdtdh="http://schemas.microsoft.com/office/word/2020/wordml/sdtdatahash" xmlns:w16sdtfl="http://schemas.microsoft.com/office/word/2024/wordml/sdtformatlock" xmlns:w16se="http://schemas.microsoft.com/office/word/2015/wordml/symex" xmlns:wpg="http://schemas.microsoft.com/office/word/2010/wordprocessingGroup" xmlns:wpi="http://schemas.microsoft.com/office/word/2010/wordprocessingInk" xmlns:wne="http://schemas.microsoft.com/office/word/2006/wordml" xmlns:wps="http://schemas.microsoft.com/office/word/2010/wordprocessingShape" mc:Ignorable="w14 w15 w16se w16cid w16 w16cex w16sdtdh w16sdtfl w16du wp14">
   <w:abstractNum w:abstractNumId="0" w15:restartNumberingAfterBreak="0">
+    <w:nsid w:val="01A65C71"/>
+    <w:multiLevelType w:val="multilevel"/>
+    <w:tmpl w:val="66B6F114"/>
+    <w:lvl w:ilvl="0">
+      <w:start w:val="1"/>
+      <w:numFmt w:val="bullet"/>
+      <w:lvlText w:val=""/>
+      <w:lvlJc w:val="left"/>
+      <w:pPr>
+        <w:tabs>
+          <w:tab w:val="num" w:pos="720"/>
+        </w:tabs>
+        <w:ind w:left="720" w:hanging="360"/>
+      </w:pPr>
+      <w:rPr>
+        <w:rFonts w:ascii="Symbol" w:hAnsi="Symbol" w:hint="default"/>
+        <w:sz w:val="20"/>
+      </w:rPr>
+    </w:lvl>
+    <w:lvl w:ilvl="1" w:tentative="1">
+      <w:start w:val="1"/>
+      <w:numFmt w:val="bullet"/>
+      <w:lvlText w:val=""/>
+      <w:lvlJc w:val="left"/>
+      <w:pPr>
+        <w:tabs>
+          <w:tab w:val="num" w:pos="1440"/>
+        </w:tabs>
+        <w:ind w:left="1440" w:hanging="360"/>
+      </w:pPr>
+      <w:rPr>
+        <w:rFonts w:ascii="Symbol" w:hAnsi="Symbol" w:hint="default"/>
+        <w:sz w:val="20"/>
+      </w:rPr>
+    </w:lvl>
+    <w:lvl w:ilvl="2" w:tentative="1">
+      <w:start w:val="1"/>
+      <w:numFmt w:val="bullet"/>
+      <w:lvlText w:val=""/>
+      <w:lvlJc w:val="left"/>
+      <w:pPr>
+        <w:tabs>
+          <w:tab w:val="num" w:pos="2160"/>
+        </w:tabs>
+        <w:ind w:left="2160" w:hanging="360"/>
+      </w:pPr>
+      <w:rPr>
+        <w:rFonts w:ascii="Symbol" w:hAnsi="Symbol" w:hint="default"/>
+        <w:sz w:val="20"/>
+      </w:rPr>
+    </w:lvl>
+    <w:lvl w:ilvl="3" w:tentative="1">
+      <w:start w:val="1"/>
+      <w:numFmt w:val="bullet"/>
+      <w:lvlText w:val=""/>
+      <w:lvlJc w:val="left"/>
+      <w:pPr>
+        <w:tabs>
+          <w:tab w:val="num" w:pos="2880"/>
+        </w:tabs>
+        <w:ind w:left="2880" w:hanging="360"/>
+      </w:pPr>
+      <w:rPr>
+        <w:rFonts w:ascii="Symbol" w:hAnsi="Symbol" w:hint="default"/>
+        <w:sz w:val="20"/>
+      </w:rPr>
+    </w:lvl>
+    <w:lvl w:ilvl="4" w:tentative="1">
+      <w:start w:val="1"/>
+      <w:numFmt w:val="bullet"/>
+      <w:lvlText w:val=""/>
+      <w:lvlJc w:val="left"/>
+      <w:pPr>
+        <w:tabs>
+          <w:tab w:val="num" w:pos="3600"/>
+        </w:tabs>
+        <w:ind w:left="3600" w:hanging="360"/>
+      </w:pPr>
+      <w:rPr>
+        <w:rFonts w:ascii="Symbol" w:hAnsi="Symbol" w:hint="default"/>
+        <w:sz w:val="20"/>
+      </w:rPr>
+    </w:lvl>
+    <w:lvl w:ilvl="5" w:tentative="1">
+      <w:start w:val="1"/>
+      <w:numFmt w:val="bullet"/>
+      <w:lvlText w:val=""/>
+      <w:lvlJc w:val="left"/>
+      <w:pPr>
+        <w:tabs>
+          <w:tab w:val="num" w:pos="4320"/>
+        </w:tabs>
+        <w:ind w:left="4320" w:hanging="360"/>
+      </w:pPr>
+      <w:rPr>
+        <w:rFonts w:ascii="Symbol" w:hAnsi="Symbol" w:hint="default"/>
+        <w:sz w:val="20"/>
+      </w:rPr>
+    </w:lvl>
+    <w:lvl w:ilvl="6" w:tentative="1">
+      <w:start w:val="1"/>
+      <w:numFmt w:val="bullet"/>
+      <w:lvlText w:val=""/>
+      <w:lvlJc w:val="left"/>
+      <w:pPr>
+        <w:tabs>
+          <w:tab w:val="num" w:pos="5040"/>
+        </w:tabs>
+        <w:ind w:left="5040" w:hanging="360"/>
+      </w:pPr>
+      <w:rPr>
+        <w:rFonts w:ascii="Symbol" w:hAnsi="Symbol" w:hint="default"/>
+        <w:sz w:val="20"/>
+      </w:rPr>
+    </w:lvl>
+    <w:lvl w:ilvl="7" w:tentative="1">
+      <w:start w:val="1"/>
+      <w:numFmt w:val="bullet"/>
+      <w:lvlText w:val=""/>
+      <w:lvlJc w:val="left"/>
+      <w:pPr>
+        <w:tabs>
+          <w:tab w:val="num" w:pos="5760"/>
+        </w:tabs>
+        <w:ind w:left="5760" w:hanging="360"/>
+      </w:pPr>
+      <w:rPr>
+        <w:rFonts w:ascii="Symbol" w:hAnsi="Symbol" w:hint="default"/>
+        <w:sz w:val="20"/>
+      </w:rPr>
+    </w:lvl>
+    <w:lvl w:ilvl="8" w:tentative="1">
+      <w:start w:val="1"/>
+      <w:numFmt w:val="bullet"/>
+      <w:lvlText w:val=""/>
+      <w:lvlJc w:val="left"/>
+      <w:pPr>
+        <w:tabs>
+          <w:tab w:val="num" w:pos="6480"/>
+        </w:tabs>
+        <w:ind w:left="6480" w:hanging="360"/>
+      </w:pPr>
+      <w:rPr>
+        <w:rFonts w:ascii="Symbol" w:hAnsi="Symbol" w:hint="default"/>
+        <w:sz w:val="20"/>
+      </w:rPr>
+    </w:lvl>
+  </w:abstractNum>
+  <w:abstractNum w:abstractNumId="1" w15:restartNumberingAfterBreak="0">
     <w:nsid w:val="05EC6C54"/>
     <w:multiLevelType w:val="multilevel"/>
     <w:tmpl w:val="2364109E"/>
@@ -16309,7 +14920,7 @@
       </w:rPr>
     </w:lvl>
   </w:abstractNum>
-  <w:abstractNum w:abstractNumId="1" w15:restartNumberingAfterBreak="0">
+  <w:abstractNum w:abstractNumId="2" w15:restartNumberingAfterBreak="0">
     <w:nsid w:val="08A4232A"/>
     <w:multiLevelType w:val="hybridMultilevel"/>
     <w:tmpl w:val="5A30680E"/>
@@ -16422,7 +15033,7 @@
       </w:rPr>
     </w:lvl>
   </w:abstractNum>
-  <w:abstractNum w:abstractNumId="2" w15:restartNumberingAfterBreak="0">
+  <w:abstractNum w:abstractNumId="3" w15:restartNumberingAfterBreak="0">
     <w:nsid w:val="0D2E4FBA"/>
     <w:multiLevelType w:val="multilevel"/>
     <w:tmpl w:val="A2A663DC"/>
@@ -16571,7 +15182,7 @@
       </w:rPr>
     </w:lvl>
   </w:abstractNum>
-  <w:abstractNum w:abstractNumId="3" w15:restartNumberingAfterBreak="0">
+  <w:abstractNum w:abstractNumId="4" w15:restartNumberingAfterBreak="0">
     <w:nsid w:val="0D2F765F"/>
     <w:multiLevelType w:val="multilevel"/>
     <w:tmpl w:val="CC16ED60"/>
@@ -16720,7 +15331,7 @@
       </w:rPr>
     </w:lvl>
   </w:abstractNum>
-  <w:abstractNum w:abstractNumId="4" w15:restartNumberingAfterBreak="0">
+  <w:abstractNum w:abstractNumId="5" w15:restartNumberingAfterBreak="0">
     <w:nsid w:val="0FE16BDD"/>
     <w:multiLevelType w:val="multilevel"/>
     <w:tmpl w:val="93A23920"/>
@@ -16833,10 +15444,10 @@
       </w:pPr>
     </w:lvl>
   </w:abstractNum>
-  <w:abstractNum w:abstractNumId="5" w15:restartNumberingAfterBreak="0">
+  <w:abstractNum w:abstractNumId="6" w15:restartNumberingAfterBreak="0">
     <w:nsid w:val="129F18AC"/>
     <w:multiLevelType w:val="hybridMultilevel"/>
-    <w:tmpl w:val="9550BFB6"/>
+    <w:tmpl w:val="98E658E2"/>
     <w:lvl w:ilvl="0" w:tplc="0C0A0001">
       <w:start w:val="1"/>
       <w:numFmt w:val="bullet"/>
@@ -16946,7 +15557,156 @@
       </w:rPr>
     </w:lvl>
   </w:abstractNum>
-  <w:abstractNum w:abstractNumId="6" w15:restartNumberingAfterBreak="0">
+  <w:abstractNum w:abstractNumId="7" w15:restartNumberingAfterBreak="0">
+    <w:nsid w:val="1402538B"/>
+    <w:multiLevelType w:val="multilevel"/>
+    <w:tmpl w:val="68B0BF12"/>
+    <w:lvl w:ilvl="0">
+      <w:start w:val="1"/>
+      <w:numFmt w:val="bullet"/>
+      <w:lvlText w:val=""/>
+      <w:lvlJc w:val="left"/>
+      <w:pPr>
+        <w:tabs>
+          <w:tab w:val="num" w:pos="720"/>
+        </w:tabs>
+        <w:ind w:left="720" w:hanging="360"/>
+      </w:pPr>
+      <w:rPr>
+        <w:rFonts w:ascii="Symbol" w:hAnsi="Symbol" w:hint="default"/>
+        <w:sz w:val="20"/>
+      </w:rPr>
+    </w:lvl>
+    <w:lvl w:ilvl="1" w:tentative="1">
+      <w:start w:val="1"/>
+      <w:numFmt w:val="bullet"/>
+      <w:lvlText w:val=""/>
+      <w:lvlJc w:val="left"/>
+      <w:pPr>
+        <w:tabs>
+          <w:tab w:val="num" w:pos="1440"/>
+        </w:tabs>
+        <w:ind w:left="1440" w:hanging="360"/>
+      </w:pPr>
+      <w:rPr>
+        <w:rFonts w:ascii="Symbol" w:hAnsi="Symbol" w:hint="default"/>
+        <w:sz w:val="20"/>
+      </w:rPr>
+    </w:lvl>
+    <w:lvl w:ilvl="2" w:tentative="1">
+      <w:start w:val="1"/>
+      <w:numFmt w:val="bullet"/>
+      <w:lvlText w:val=""/>
+      <w:lvlJc w:val="left"/>
+      <w:pPr>
+        <w:tabs>
+          <w:tab w:val="num" w:pos="2160"/>
+        </w:tabs>
+        <w:ind w:left="2160" w:hanging="360"/>
+      </w:pPr>
+      <w:rPr>
+        <w:rFonts w:ascii="Symbol" w:hAnsi="Symbol" w:hint="default"/>
+        <w:sz w:val="20"/>
+      </w:rPr>
+    </w:lvl>
+    <w:lvl w:ilvl="3" w:tentative="1">
+      <w:start w:val="1"/>
+      <w:numFmt w:val="bullet"/>
+      <w:lvlText w:val=""/>
+      <w:lvlJc w:val="left"/>
+      <w:pPr>
+        <w:tabs>
+          <w:tab w:val="num" w:pos="2880"/>
+        </w:tabs>
+        <w:ind w:left="2880" w:hanging="360"/>
+      </w:pPr>
+      <w:rPr>
+        <w:rFonts w:ascii="Symbol" w:hAnsi="Symbol" w:hint="default"/>
+        <w:sz w:val="20"/>
+      </w:rPr>
+    </w:lvl>
+    <w:lvl w:ilvl="4" w:tentative="1">
+      <w:start w:val="1"/>
+      <w:numFmt w:val="bullet"/>
+      <w:lvlText w:val=""/>
+      <w:lvlJc w:val="left"/>
+      <w:pPr>
+        <w:tabs>
+          <w:tab w:val="num" w:pos="3600"/>
+        </w:tabs>
+        <w:ind w:left="3600" w:hanging="360"/>
+      </w:pPr>
+      <w:rPr>
+        <w:rFonts w:ascii="Symbol" w:hAnsi="Symbol" w:hint="default"/>
+        <w:sz w:val="20"/>
+      </w:rPr>
+    </w:lvl>
+    <w:lvl w:ilvl="5" w:tentative="1">
+      <w:start w:val="1"/>
+      <w:numFmt w:val="bullet"/>
+      <w:lvlText w:val=""/>
+      <w:lvlJc w:val="left"/>
+      <w:pPr>
+        <w:tabs>
+          <w:tab w:val="num" w:pos="4320"/>
+        </w:tabs>
+        <w:ind w:left="4320" w:hanging="360"/>
+      </w:pPr>
+      <w:rPr>
+        <w:rFonts w:ascii="Symbol" w:hAnsi="Symbol" w:hint="default"/>
+        <w:sz w:val="20"/>
+      </w:rPr>
+    </w:lvl>
+    <w:lvl w:ilvl="6" w:tentative="1">
+      <w:start w:val="1"/>
+      <w:numFmt w:val="bullet"/>
+      <w:lvlText w:val=""/>
+      <w:lvlJc w:val="left"/>
+      <w:pPr>
+        <w:tabs>
+          <w:tab w:val="num" w:pos="5040"/>
+        </w:tabs>
+        <w:ind w:left="5040" w:hanging="360"/>
+      </w:pPr>
+      <w:rPr>
+        <w:rFonts w:ascii="Symbol" w:hAnsi="Symbol" w:hint="default"/>
+        <w:sz w:val="20"/>
+      </w:rPr>
+    </w:lvl>
+    <w:lvl w:ilvl="7" w:tentative="1">
+      <w:start w:val="1"/>
+      <w:numFmt w:val="bullet"/>
+      <w:lvlText w:val=""/>
+      <w:lvlJc w:val="left"/>
+      <w:pPr>
+        <w:tabs>
+          <w:tab w:val="num" w:pos="5760"/>
+        </w:tabs>
+        <w:ind w:left="5760" w:hanging="360"/>
+      </w:pPr>
+      <w:rPr>
+        <w:rFonts w:ascii="Symbol" w:hAnsi="Symbol" w:hint="default"/>
+        <w:sz w:val="20"/>
+      </w:rPr>
+    </w:lvl>
+    <w:lvl w:ilvl="8" w:tentative="1">
+      <w:start w:val="1"/>
+      <w:numFmt w:val="bullet"/>
+      <w:lvlText w:val=""/>
+      <w:lvlJc w:val="left"/>
+      <w:pPr>
+        <w:tabs>
+          <w:tab w:val="num" w:pos="6480"/>
+        </w:tabs>
+        <w:ind w:left="6480" w:hanging="360"/>
+      </w:pPr>
+      <w:rPr>
+        <w:rFonts w:ascii="Symbol" w:hAnsi="Symbol" w:hint="default"/>
+        <w:sz w:val="20"/>
+      </w:rPr>
+    </w:lvl>
+  </w:abstractNum>
+  <w:abstractNum w:abstractNumId="8" w15:restartNumberingAfterBreak="0">
     <w:nsid w:val="1482775B"/>
     <w:multiLevelType w:val="multilevel"/>
     <w:tmpl w:val="0EBA3C40"/>
@@ -17040,7 +15800,7 @@
       </w:pPr>
     </w:lvl>
   </w:abstractNum>
-  <w:abstractNum w:abstractNumId="7" w15:restartNumberingAfterBreak="0">
+  <w:abstractNum w:abstractNumId="9" w15:restartNumberingAfterBreak="0">
     <w:nsid w:val="16A55B8B"/>
     <w:multiLevelType w:val="multilevel"/>
     <w:tmpl w:val="58902080"/>
@@ -17153,7 +15913,7 @@
       </w:pPr>
     </w:lvl>
   </w:abstractNum>
-  <w:abstractNum w:abstractNumId="8" w15:restartNumberingAfterBreak="0">
+  <w:abstractNum w:abstractNumId="10" w15:restartNumberingAfterBreak="0">
     <w:nsid w:val="18B8136D"/>
     <w:multiLevelType w:val="hybridMultilevel"/>
     <w:tmpl w:val="0440548E"/>
@@ -17266,7 +16026,7 @@
       </w:rPr>
     </w:lvl>
   </w:abstractNum>
-  <w:abstractNum w:abstractNumId="9" w15:restartNumberingAfterBreak="0">
+  <w:abstractNum w:abstractNumId="11" w15:restartNumberingAfterBreak="0">
     <w:nsid w:val="1A770EF4"/>
     <w:multiLevelType w:val="multilevel"/>
     <w:tmpl w:val="9672FF54"/>
@@ -17415,7 +16175,7 @@
       </w:rPr>
     </w:lvl>
   </w:abstractNum>
-  <w:abstractNum w:abstractNumId="10" w15:restartNumberingAfterBreak="0">
+  <w:abstractNum w:abstractNumId="12" w15:restartNumberingAfterBreak="0">
     <w:nsid w:val="1E914737"/>
     <w:multiLevelType w:val="multilevel"/>
     <w:tmpl w:val="7904E9B6"/>
@@ -17564,7 +16324,7 @@
       </w:rPr>
     </w:lvl>
   </w:abstractNum>
-  <w:abstractNum w:abstractNumId="11" w15:restartNumberingAfterBreak="0">
+  <w:abstractNum w:abstractNumId="13" w15:restartNumberingAfterBreak="0">
     <w:nsid w:val="1F1772F6"/>
     <w:multiLevelType w:val="multilevel"/>
     <w:tmpl w:val="7C902DD0"/>
@@ -17709,7 +16469,7 @@
       </w:rPr>
     </w:lvl>
   </w:abstractNum>
-  <w:abstractNum w:abstractNumId="12" w15:restartNumberingAfterBreak="0">
+  <w:abstractNum w:abstractNumId="14" w15:restartNumberingAfterBreak="0">
     <w:nsid w:val="22FA7CD7"/>
     <w:multiLevelType w:val="multilevel"/>
     <w:tmpl w:val="7C902DD0"/>
@@ -17854,7 +16614,7 @@
       </w:rPr>
     </w:lvl>
   </w:abstractNum>
-  <w:abstractNum w:abstractNumId="13" w15:restartNumberingAfterBreak="0">
+  <w:abstractNum w:abstractNumId="15" w15:restartNumberingAfterBreak="0">
     <w:nsid w:val="259877D8"/>
     <w:multiLevelType w:val="multilevel"/>
     <w:tmpl w:val="E3C0BE46"/>
@@ -18003,7 +16763,7 @@
       </w:rPr>
     </w:lvl>
   </w:abstractNum>
-  <w:abstractNum w:abstractNumId="14" w15:restartNumberingAfterBreak="0">
+  <w:abstractNum w:abstractNumId="16" w15:restartNumberingAfterBreak="0">
     <w:nsid w:val="278C699C"/>
     <w:multiLevelType w:val="multilevel"/>
     <w:tmpl w:val="B4A813EA"/>
@@ -18152,7 +16912,7 @@
       </w:rPr>
     </w:lvl>
   </w:abstractNum>
-  <w:abstractNum w:abstractNumId="15" w15:restartNumberingAfterBreak="0">
+  <w:abstractNum w:abstractNumId="17" w15:restartNumberingAfterBreak="0">
     <w:nsid w:val="279952D5"/>
     <w:multiLevelType w:val="multilevel"/>
     <w:tmpl w:val="7C902DD0"/>
@@ -18297,7 +17057,7 @@
       </w:rPr>
     </w:lvl>
   </w:abstractNum>
-  <w:abstractNum w:abstractNumId="16" w15:restartNumberingAfterBreak="0">
+  <w:abstractNum w:abstractNumId="18" w15:restartNumberingAfterBreak="0">
     <w:nsid w:val="28FD1A3E"/>
     <w:multiLevelType w:val="multilevel"/>
     <w:tmpl w:val="7C902DD0"/>
@@ -18442,7 +17202,7 @@
       </w:rPr>
     </w:lvl>
   </w:abstractNum>
-  <w:abstractNum w:abstractNumId="17" w15:restartNumberingAfterBreak="0">
+  <w:abstractNum w:abstractNumId="19" w15:restartNumberingAfterBreak="0">
     <w:nsid w:val="2E2F72C8"/>
     <w:multiLevelType w:val="multilevel"/>
     <w:tmpl w:val="48E616A2"/>
@@ -18591,7 +17351,7 @@
       </w:rPr>
     </w:lvl>
   </w:abstractNum>
-  <w:abstractNum w:abstractNumId="18" w15:restartNumberingAfterBreak="0">
+  <w:abstractNum w:abstractNumId="20" w15:restartNumberingAfterBreak="0">
     <w:nsid w:val="317F1B1D"/>
     <w:multiLevelType w:val="hybridMultilevel"/>
     <w:tmpl w:val="D04A4D06"/>
@@ -18704,7 +17464,120 @@
       </w:rPr>
     </w:lvl>
   </w:abstractNum>
-  <w:abstractNum w:abstractNumId="19" w15:restartNumberingAfterBreak="0">
+  <w:abstractNum w:abstractNumId="21" w15:restartNumberingAfterBreak="0">
+    <w:nsid w:val="37E17870"/>
+    <w:multiLevelType w:val="hybridMultilevel"/>
+    <w:tmpl w:val="6554DB92"/>
+    <w:lvl w:ilvl="0" w:tplc="0C0A0001">
+      <w:start w:val="1"/>
+      <w:numFmt w:val="bullet"/>
+      <w:lvlText w:val=""/>
+      <w:lvlJc w:val="left"/>
+      <w:pPr>
+        <w:ind w:left="720" w:hanging="360"/>
+      </w:pPr>
+      <w:rPr>
+        <w:rFonts w:ascii="Symbol" w:hAnsi="Symbol" w:hint="default"/>
+      </w:rPr>
+    </w:lvl>
+    <w:lvl w:ilvl="1" w:tplc="0C0A0003" w:tentative="1">
+      <w:start w:val="1"/>
+      <w:numFmt w:val="bullet"/>
+      <w:lvlText w:val="o"/>
+      <w:lvlJc w:val="left"/>
+      <w:pPr>
+        <w:ind w:left="1440" w:hanging="360"/>
+      </w:pPr>
+      <w:rPr>
+        <w:rFonts w:ascii="Courier New" w:hAnsi="Courier New" w:cs="Courier New" w:hint="default"/>
+      </w:rPr>
+    </w:lvl>
+    <w:lvl w:ilvl="2" w:tplc="0C0A0005" w:tentative="1">
+      <w:start w:val="1"/>
+      <w:numFmt w:val="bullet"/>
+      <w:lvlText w:val=""/>
+      <w:lvlJc w:val="left"/>
+      <w:pPr>
+        <w:ind w:left="2160" w:hanging="360"/>
+      </w:pPr>
+      <w:rPr>
+        <w:rFonts w:ascii="Wingdings" w:hAnsi="Wingdings" w:hint="default"/>
+      </w:rPr>
+    </w:lvl>
+    <w:lvl w:ilvl="3" w:tplc="0C0A0001" w:tentative="1">
+      <w:start w:val="1"/>
+      <w:numFmt w:val="bullet"/>
+      <w:lvlText w:val=""/>
+      <w:lvlJc w:val="left"/>
+      <w:pPr>
+        <w:ind w:left="2880" w:hanging="360"/>
+      </w:pPr>
+      <w:rPr>
+        <w:rFonts w:ascii="Symbol" w:hAnsi="Symbol" w:hint="default"/>
+      </w:rPr>
+    </w:lvl>
+    <w:lvl w:ilvl="4" w:tplc="0C0A0003" w:tentative="1">
+      <w:start w:val="1"/>
+      <w:numFmt w:val="bullet"/>
+      <w:lvlText w:val="o"/>
+      <w:lvlJc w:val="left"/>
+      <w:pPr>
+        <w:ind w:left="3600" w:hanging="360"/>
+      </w:pPr>
+      <w:rPr>
+        <w:rFonts w:ascii="Courier New" w:hAnsi="Courier New" w:cs="Courier New" w:hint="default"/>
+      </w:rPr>
+    </w:lvl>
+    <w:lvl w:ilvl="5" w:tplc="0C0A0005" w:tentative="1">
+      <w:start w:val="1"/>
+      <w:numFmt w:val="bullet"/>
+      <w:lvlText w:val=""/>
+      <w:lvlJc w:val="left"/>
+      <w:pPr>
+        <w:ind w:left="4320" w:hanging="360"/>
+      </w:pPr>
+      <w:rPr>
+        <w:rFonts w:ascii="Wingdings" w:hAnsi="Wingdings" w:hint="default"/>
+      </w:rPr>
+    </w:lvl>
+    <w:lvl w:ilvl="6" w:tplc="0C0A0001" w:tentative="1">
+      <w:start w:val="1"/>
+      <w:numFmt w:val="bullet"/>
+      <w:lvlText w:val=""/>
+      <w:lvlJc w:val="left"/>
+      <w:pPr>
+        <w:ind w:left="5040" w:hanging="360"/>
+      </w:pPr>
+      <w:rPr>
+        <w:rFonts w:ascii="Symbol" w:hAnsi="Symbol" w:hint="default"/>
+      </w:rPr>
+    </w:lvl>
+    <w:lvl w:ilvl="7" w:tplc="0C0A0003" w:tentative="1">
+      <w:start w:val="1"/>
+      <w:numFmt w:val="bullet"/>
+      <w:lvlText w:val="o"/>
+      <w:lvlJc w:val="left"/>
+      <w:pPr>
+        <w:ind w:left="5760" w:hanging="360"/>
+      </w:pPr>
+      <w:rPr>
+        <w:rFonts w:ascii="Courier New" w:hAnsi="Courier New" w:cs="Courier New" w:hint="default"/>
+      </w:rPr>
+    </w:lvl>
+    <w:lvl w:ilvl="8" w:tplc="0C0A0005" w:tentative="1">
+      <w:start w:val="1"/>
+      <w:numFmt w:val="bullet"/>
+      <w:lvlText w:val=""/>
+      <w:lvlJc w:val="left"/>
+      <w:pPr>
+        <w:ind w:left="6480" w:hanging="360"/>
+      </w:pPr>
+      <w:rPr>
+        <w:rFonts w:ascii="Wingdings" w:hAnsi="Wingdings" w:hint="default"/>
+      </w:rPr>
+    </w:lvl>
+  </w:abstractNum>
+  <w:abstractNum w:abstractNumId="22" w15:restartNumberingAfterBreak="0">
     <w:nsid w:val="415C20AF"/>
     <w:multiLevelType w:val="multilevel"/>
     <w:tmpl w:val="28F47CF0"/>
@@ -18853,7 +17726,7 @@
       </w:rPr>
     </w:lvl>
   </w:abstractNum>
-  <w:abstractNum w:abstractNumId="20" w15:restartNumberingAfterBreak="0">
+  <w:abstractNum w:abstractNumId="23" w15:restartNumberingAfterBreak="0">
     <w:nsid w:val="4A35088B"/>
     <w:multiLevelType w:val="multilevel"/>
     <w:tmpl w:val="0EBA3C40"/>
@@ -18940,7 +17813,7 @@
       </w:pPr>
     </w:lvl>
   </w:abstractNum>
-  <w:abstractNum w:abstractNumId="21" w15:restartNumberingAfterBreak="0">
+  <w:abstractNum w:abstractNumId="24" w15:restartNumberingAfterBreak="0">
     <w:nsid w:val="4A3B6CEC"/>
     <w:multiLevelType w:val="hybridMultilevel"/>
     <w:tmpl w:val="012A1452"/>
@@ -19053,7 +17926,7 @@
       </w:rPr>
     </w:lvl>
   </w:abstractNum>
-  <w:abstractNum w:abstractNumId="22" w15:restartNumberingAfterBreak="0">
+  <w:abstractNum w:abstractNumId="25" w15:restartNumberingAfterBreak="0">
     <w:nsid w:val="4B176A86"/>
     <w:multiLevelType w:val="multilevel"/>
     <w:tmpl w:val="7C902DD0"/>
@@ -19198,7 +18071,7 @@
       </w:rPr>
     </w:lvl>
   </w:abstractNum>
-  <w:abstractNum w:abstractNumId="23" w15:restartNumberingAfterBreak="0">
+  <w:abstractNum w:abstractNumId="26" w15:restartNumberingAfterBreak="0">
     <w:nsid w:val="4C0E743D"/>
     <w:multiLevelType w:val="multilevel"/>
     <w:tmpl w:val="45AAEF04"/>
@@ -19347,7 +18220,156 @@
       </w:rPr>
     </w:lvl>
   </w:abstractNum>
-  <w:abstractNum w:abstractNumId="24" w15:restartNumberingAfterBreak="0">
+  <w:abstractNum w:abstractNumId="27" w15:restartNumberingAfterBreak="0">
+    <w:nsid w:val="52DA29BA"/>
+    <w:multiLevelType w:val="multilevel"/>
+    <w:tmpl w:val="1ADA8D90"/>
+    <w:lvl w:ilvl="0">
+      <w:start w:val="1"/>
+      <w:numFmt w:val="bullet"/>
+      <w:lvlText w:val=""/>
+      <w:lvlJc w:val="left"/>
+      <w:pPr>
+        <w:tabs>
+          <w:tab w:val="num" w:pos="720"/>
+        </w:tabs>
+        <w:ind w:left="720" w:hanging="360"/>
+      </w:pPr>
+      <w:rPr>
+        <w:rFonts w:ascii="Symbol" w:hAnsi="Symbol" w:hint="default"/>
+        <w:sz w:val="20"/>
+      </w:rPr>
+    </w:lvl>
+    <w:lvl w:ilvl="1" w:tentative="1">
+      <w:start w:val="1"/>
+      <w:numFmt w:val="bullet"/>
+      <w:lvlText w:val=""/>
+      <w:lvlJc w:val="left"/>
+      <w:pPr>
+        <w:tabs>
+          <w:tab w:val="num" w:pos="1440"/>
+        </w:tabs>
+        <w:ind w:left="1440" w:hanging="360"/>
+      </w:pPr>
+      <w:rPr>
+        <w:rFonts w:ascii="Symbol" w:hAnsi="Symbol" w:hint="default"/>
+        <w:sz w:val="20"/>
+      </w:rPr>
+    </w:lvl>
+    <w:lvl w:ilvl="2" w:tentative="1">
+      <w:start w:val="1"/>
+      <w:numFmt w:val="bullet"/>
+      <w:lvlText w:val=""/>
+      <w:lvlJc w:val="left"/>
+      <w:pPr>
+        <w:tabs>
+          <w:tab w:val="num" w:pos="2160"/>
+        </w:tabs>
+        <w:ind w:left="2160" w:hanging="360"/>
+      </w:pPr>
+      <w:rPr>
+        <w:rFonts w:ascii="Symbol" w:hAnsi="Symbol" w:hint="default"/>
+        <w:sz w:val="20"/>
+      </w:rPr>
+    </w:lvl>
+    <w:lvl w:ilvl="3" w:tentative="1">
+      <w:start w:val="1"/>
+      <w:numFmt w:val="bullet"/>
+      <w:lvlText w:val=""/>
+      <w:lvlJc w:val="left"/>
+      <w:pPr>
+        <w:tabs>
+          <w:tab w:val="num" w:pos="2880"/>
+        </w:tabs>
+        <w:ind w:left="2880" w:hanging="360"/>
+      </w:pPr>
+      <w:rPr>
+        <w:rFonts w:ascii="Symbol" w:hAnsi="Symbol" w:hint="default"/>
+        <w:sz w:val="20"/>
+      </w:rPr>
+    </w:lvl>
+    <w:lvl w:ilvl="4" w:tentative="1">
+      <w:start w:val="1"/>
+      <w:numFmt w:val="bullet"/>
+      <w:lvlText w:val=""/>
+      <w:lvlJc w:val="left"/>
+      <w:pPr>
+        <w:tabs>
+          <w:tab w:val="num" w:pos="3600"/>
+        </w:tabs>
+        <w:ind w:left="3600" w:hanging="360"/>
+      </w:pPr>
+      <w:rPr>
+        <w:rFonts w:ascii="Symbol" w:hAnsi="Symbol" w:hint="default"/>
+        <w:sz w:val="20"/>
+      </w:rPr>
+    </w:lvl>
+    <w:lvl w:ilvl="5" w:tentative="1">
+      <w:start w:val="1"/>
+      <w:numFmt w:val="bullet"/>
+      <w:lvlText w:val=""/>
+      <w:lvlJc w:val="left"/>
+      <w:pPr>
+        <w:tabs>
+          <w:tab w:val="num" w:pos="4320"/>
+        </w:tabs>
+        <w:ind w:left="4320" w:hanging="360"/>
+      </w:pPr>
+      <w:rPr>
+        <w:rFonts w:ascii="Symbol" w:hAnsi="Symbol" w:hint="default"/>
+        <w:sz w:val="20"/>
+      </w:rPr>
+    </w:lvl>
+    <w:lvl w:ilvl="6" w:tentative="1">
+      <w:start w:val="1"/>
+      <w:numFmt w:val="bullet"/>
+      <w:lvlText w:val=""/>
+      <w:lvlJc w:val="left"/>
+      <w:pPr>
+        <w:tabs>
+          <w:tab w:val="num" w:pos="5040"/>
+        </w:tabs>
+        <w:ind w:left="5040" w:hanging="360"/>
+      </w:pPr>
+      <w:rPr>
+        <w:rFonts w:ascii="Symbol" w:hAnsi="Symbol" w:hint="default"/>
+        <w:sz w:val="20"/>
+      </w:rPr>
+    </w:lvl>
+    <w:lvl w:ilvl="7" w:tentative="1">
+      <w:start w:val="1"/>
+      <w:numFmt w:val="bullet"/>
+      <w:lvlText w:val=""/>
+      <w:lvlJc w:val="left"/>
+      <w:pPr>
+        <w:tabs>
+          <w:tab w:val="num" w:pos="5760"/>
+        </w:tabs>
+        <w:ind w:left="5760" w:hanging="360"/>
+      </w:pPr>
+      <w:rPr>
+        <w:rFonts w:ascii="Symbol" w:hAnsi="Symbol" w:hint="default"/>
+        <w:sz w:val="20"/>
+      </w:rPr>
+    </w:lvl>
+    <w:lvl w:ilvl="8" w:tentative="1">
+      <w:start w:val="1"/>
+      <w:numFmt w:val="bullet"/>
+      <w:lvlText w:val=""/>
+      <w:lvlJc w:val="left"/>
+      <w:pPr>
+        <w:tabs>
+          <w:tab w:val="num" w:pos="6480"/>
+        </w:tabs>
+        <w:ind w:left="6480" w:hanging="360"/>
+      </w:pPr>
+      <w:rPr>
+        <w:rFonts w:ascii="Symbol" w:hAnsi="Symbol" w:hint="default"/>
+        <w:sz w:val="20"/>
+      </w:rPr>
+    </w:lvl>
+  </w:abstractNum>
+  <w:abstractNum w:abstractNumId="28" w15:restartNumberingAfterBreak="0">
     <w:nsid w:val="59997CC4"/>
     <w:multiLevelType w:val="multilevel"/>
     <w:tmpl w:val="5BA8D3EA"/>
@@ -19496,7 +18518,7 @@
       </w:rPr>
     </w:lvl>
   </w:abstractNum>
-  <w:abstractNum w:abstractNumId="25" w15:restartNumberingAfterBreak="0">
+  <w:abstractNum w:abstractNumId="29" w15:restartNumberingAfterBreak="0">
     <w:nsid w:val="5D1B0BE2"/>
     <w:multiLevelType w:val="hybridMultilevel"/>
     <w:tmpl w:val="AF84D35E"/>
@@ -19609,7 +18631,7 @@
       </w:rPr>
     </w:lvl>
   </w:abstractNum>
-  <w:abstractNum w:abstractNumId="26" w15:restartNumberingAfterBreak="0">
+  <w:abstractNum w:abstractNumId="30" w15:restartNumberingAfterBreak="0">
     <w:nsid w:val="620A7117"/>
     <w:multiLevelType w:val="multilevel"/>
     <w:tmpl w:val="48E616A2"/>
@@ -19758,7 +18780,7 @@
       </w:rPr>
     </w:lvl>
   </w:abstractNum>
-  <w:abstractNum w:abstractNumId="27" w15:restartNumberingAfterBreak="0">
+  <w:abstractNum w:abstractNumId="31" w15:restartNumberingAfterBreak="0">
     <w:nsid w:val="62A52B77"/>
     <w:multiLevelType w:val="hybridMultilevel"/>
     <w:tmpl w:val="548A8628"/>
@@ -19871,7 +18893,7 @@
       </w:rPr>
     </w:lvl>
   </w:abstractNum>
-  <w:abstractNum w:abstractNumId="28" w15:restartNumberingAfterBreak="0">
+  <w:abstractNum w:abstractNumId="32" w15:restartNumberingAfterBreak="0">
     <w:nsid w:val="63B60779"/>
     <w:multiLevelType w:val="multilevel"/>
     <w:tmpl w:val="B24A337A"/>
@@ -20020,7 +19042,7 @@
       </w:rPr>
     </w:lvl>
   </w:abstractNum>
-  <w:abstractNum w:abstractNumId="29" w15:restartNumberingAfterBreak="0">
+  <w:abstractNum w:abstractNumId="33" w15:restartNumberingAfterBreak="0">
     <w:nsid w:val="64624D43"/>
     <w:multiLevelType w:val="multilevel"/>
     <w:tmpl w:val="8C7ACD06"/>
@@ -20169,7 +19191,7 @@
       </w:rPr>
     </w:lvl>
   </w:abstractNum>
-  <w:abstractNum w:abstractNumId="30" w15:restartNumberingAfterBreak="0">
+  <w:abstractNum w:abstractNumId="34" w15:restartNumberingAfterBreak="0">
     <w:nsid w:val="68C642F9"/>
     <w:multiLevelType w:val="multilevel"/>
     <w:tmpl w:val="7C902DD0"/>
@@ -20314,7 +19336,7 @@
       </w:rPr>
     </w:lvl>
   </w:abstractNum>
-  <w:abstractNum w:abstractNumId="31" w15:restartNumberingAfterBreak="0">
+  <w:abstractNum w:abstractNumId="35" w15:restartNumberingAfterBreak="0">
     <w:nsid w:val="68F95F8C"/>
     <w:multiLevelType w:val="hybridMultilevel"/>
     <w:tmpl w:val="898AE42C"/>
@@ -20427,7 +19449,7 @@
       </w:rPr>
     </w:lvl>
   </w:abstractNum>
-  <w:abstractNum w:abstractNumId="32" w15:restartNumberingAfterBreak="0">
+  <w:abstractNum w:abstractNumId="36" w15:restartNumberingAfterBreak="0">
     <w:nsid w:val="6A760ED2"/>
     <w:multiLevelType w:val="multilevel"/>
     <w:tmpl w:val="48E616A2"/>
@@ -20576,7 +19598,7 @@
       </w:rPr>
     </w:lvl>
   </w:abstractNum>
-  <w:abstractNum w:abstractNumId="33" w15:restartNumberingAfterBreak="0">
+  <w:abstractNum w:abstractNumId="37" w15:restartNumberingAfterBreak="0">
     <w:nsid w:val="6ADA093D"/>
     <w:multiLevelType w:val="multilevel"/>
     <w:tmpl w:val="7C902DD0"/>
@@ -20721,7 +19743,7 @@
       </w:rPr>
     </w:lvl>
   </w:abstractNum>
-  <w:abstractNum w:abstractNumId="34" w15:restartNumberingAfterBreak="0">
+  <w:abstractNum w:abstractNumId="38" w15:restartNumberingAfterBreak="0">
     <w:nsid w:val="7E4B44AA"/>
     <w:multiLevelType w:val="multilevel"/>
     <w:tmpl w:val="E6BEA472"/>
@@ -20871,109 +19893,121 @@
     </w:lvl>
   </w:abstractNum>
   <w:num w:numId="1" w16cid:durableId="1433283311">
+    <w:abstractNumId w:val="24"/>
+  </w:num>
+  <w:num w:numId="2" w16cid:durableId="2064592748">
+    <w:abstractNumId w:val="8"/>
+  </w:num>
+  <w:num w:numId="3" w16cid:durableId="1882787581">
+    <w:abstractNumId w:val="23"/>
+  </w:num>
+  <w:num w:numId="4" w16cid:durableId="638649354">
+    <w:abstractNumId w:val="10"/>
+  </w:num>
+  <w:num w:numId="5" w16cid:durableId="592132789">
+    <w:abstractNumId w:val="38"/>
+  </w:num>
+  <w:num w:numId="6" w16cid:durableId="1586954417">
+    <w:abstractNumId w:val="1"/>
+  </w:num>
+  <w:num w:numId="7" w16cid:durableId="954826636">
+    <w:abstractNumId w:val="16"/>
+  </w:num>
+  <w:num w:numId="8" w16cid:durableId="126289698">
+    <w:abstractNumId w:val="26"/>
+  </w:num>
+  <w:num w:numId="9" w16cid:durableId="1161310483">
+    <w:abstractNumId w:val="22"/>
+  </w:num>
+  <w:num w:numId="10" w16cid:durableId="1062486805">
+    <w:abstractNumId w:val="3"/>
+  </w:num>
+  <w:num w:numId="11" w16cid:durableId="561016838">
+    <w:abstractNumId w:val="28"/>
+  </w:num>
+  <w:num w:numId="12" w16cid:durableId="1384599939">
+    <w:abstractNumId w:val="29"/>
+  </w:num>
+  <w:num w:numId="13" w16cid:durableId="1536230987">
+    <w:abstractNumId w:val="6"/>
+  </w:num>
+  <w:num w:numId="14" w16cid:durableId="883757942">
+    <w:abstractNumId w:val="12"/>
+  </w:num>
+  <w:num w:numId="15" w16cid:durableId="204408800">
+    <w:abstractNumId w:val="17"/>
+  </w:num>
+  <w:num w:numId="16" w16cid:durableId="1447192603">
+    <w:abstractNumId w:val="18"/>
+  </w:num>
+  <w:num w:numId="17" w16cid:durableId="1598827263">
+    <w:abstractNumId w:val="14"/>
+  </w:num>
+  <w:num w:numId="18" w16cid:durableId="375128713">
+    <w:abstractNumId w:val="34"/>
+  </w:num>
+  <w:num w:numId="19" w16cid:durableId="34932541">
+    <w:abstractNumId w:val="37"/>
+  </w:num>
+  <w:num w:numId="20" w16cid:durableId="656113312">
+    <w:abstractNumId w:val="13"/>
+  </w:num>
+  <w:num w:numId="21" w16cid:durableId="118839529">
+    <w:abstractNumId w:val="5"/>
+  </w:num>
+  <w:num w:numId="22" w16cid:durableId="1912110473">
+    <w:abstractNumId w:val="25"/>
+  </w:num>
+  <w:num w:numId="23" w16cid:durableId="347175913">
+    <w:abstractNumId w:val="15"/>
+  </w:num>
+  <w:num w:numId="24" w16cid:durableId="486671820">
+    <w:abstractNumId w:val="32"/>
+  </w:num>
+  <w:num w:numId="25" w16cid:durableId="70783188">
+    <w:abstractNumId w:val="4"/>
+  </w:num>
+  <w:num w:numId="26" w16cid:durableId="1965109865">
+    <w:abstractNumId w:val="11"/>
+  </w:num>
+  <w:num w:numId="27" w16cid:durableId="550503106">
+    <w:abstractNumId w:val="2"/>
+  </w:num>
+  <w:num w:numId="28" w16cid:durableId="1916085406">
+    <w:abstractNumId w:val="33"/>
+  </w:num>
+  <w:num w:numId="29" w16cid:durableId="473721393">
+    <w:abstractNumId w:val="20"/>
+  </w:num>
+  <w:num w:numId="30" w16cid:durableId="1813403559">
+    <w:abstractNumId w:val="31"/>
+  </w:num>
+  <w:num w:numId="31" w16cid:durableId="388119063">
+    <w:abstractNumId w:val="9"/>
+  </w:num>
+  <w:num w:numId="32" w16cid:durableId="1098715973">
+    <w:abstractNumId w:val="19"/>
+  </w:num>
+  <w:num w:numId="33" w16cid:durableId="1368985542">
+    <w:abstractNumId w:val="30"/>
+  </w:num>
+  <w:num w:numId="34" w16cid:durableId="1051729754">
+    <w:abstractNumId w:val="36"/>
+  </w:num>
+  <w:num w:numId="35" w16cid:durableId="753816767">
+    <w:abstractNumId w:val="35"/>
+  </w:num>
+  <w:num w:numId="36" w16cid:durableId="133722926">
+    <w:abstractNumId w:val="0"/>
+  </w:num>
+  <w:num w:numId="37" w16cid:durableId="347096853">
     <w:abstractNumId w:val="21"/>
   </w:num>
-  <w:num w:numId="2" w16cid:durableId="2064592748">
-    <w:abstractNumId w:val="6"/>
-  </w:num>
-  <w:num w:numId="3" w16cid:durableId="1882787581">
-    <w:abstractNumId w:val="20"/>
-  </w:num>
-  <w:num w:numId="4" w16cid:durableId="638649354">
-    <w:abstractNumId w:val="8"/>
-  </w:num>
-  <w:num w:numId="5" w16cid:durableId="592132789">
-    <w:abstractNumId w:val="34"/>
-  </w:num>
-  <w:num w:numId="6" w16cid:durableId="1586954417">
-    <w:abstractNumId w:val="0"/>
-  </w:num>
-  <w:num w:numId="7" w16cid:durableId="954826636">
-    <w:abstractNumId w:val="14"/>
-  </w:num>
-  <w:num w:numId="8" w16cid:durableId="126289698">
-    <w:abstractNumId w:val="23"/>
-  </w:num>
-  <w:num w:numId="9" w16cid:durableId="1161310483">
-    <w:abstractNumId w:val="19"/>
-  </w:num>
-  <w:num w:numId="10" w16cid:durableId="1062486805">
-    <w:abstractNumId w:val="2"/>
-  </w:num>
-  <w:num w:numId="11" w16cid:durableId="561016838">
-    <w:abstractNumId w:val="24"/>
-  </w:num>
-  <w:num w:numId="12" w16cid:durableId="1384599939">
-    <w:abstractNumId w:val="25"/>
-  </w:num>
-  <w:num w:numId="13" w16cid:durableId="1536230987">
-    <w:abstractNumId w:val="5"/>
-  </w:num>
-  <w:num w:numId="14" w16cid:durableId="883757942">
-    <w:abstractNumId w:val="10"/>
-  </w:num>
-  <w:num w:numId="15" w16cid:durableId="204408800">
-    <w:abstractNumId w:val="15"/>
-  </w:num>
-  <w:num w:numId="16" w16cid:durableId="1447192603">
-    <w:abstractNumId w:val="16"/>
-  </w:num>
-  <w:num w:numId="17" w16cid:durableId="1598827263">
-    <w:abstractNumId w:val="12"/>
-  </w:num>
-  <w:num w:numId="18" w16cid:durableId="375128713">
-    <w:abstractNumId w:val="30"/>
-  </w:num>
-  <w:num w:numId="19" w16cid:durableId="34932541">
-    <w:abstractNumId w:val="33"/>
-  </w:num>
-  <w:num w:numId="20" w16cid:durableId="656113312">
-    <w:abstractNumId w:val="11"/>
-  </w:num>
-  <w:num w:numId="21" w16cid:durableId="118839529">
-    <w:abstractNumId w:val="4"/>
-  </w:num>
-  <w:num w:numId="22" w16cid:durableId="1912110473">
-    <w:abstractNumId w:val="22"/>
-  </w:num>
-  <w:num w:numId="23" w16cid:durableId="347175913">
-    <w:abstractNumId w:val="13"/>
-  </w:num>
-  <w:num w:numId="24" w16cid:durableId="486671820">
-    <w:abstractNumId w:val="28"/>
-  </w:num>
-  <w:num w:numId="25" w16cid:durableId="70783188">
-    <w:abstractNumId w:val="3"/>
-  </w:num>
-  <w:num w:numId="26" w16cid:durableId="1965109865">
-    <w:abstractNumId w:val="9"/>
-  </w:num>
-  <w:num w:numId="27" w16cid:durableId="550503106">
-    <w:abstractNumId w:val="1"/>
-  </w:num>
-  <w:num w:numId="28" w16cid:durableId="1916085406">
-    <w:abstractNumId w:val="29"/>
-  </w:num>
-  <w:num w:numId="29" w16cid:durableId="473721393">
-    <w:abstractNumId w:val="18"/>
-  </w:num>
-  <w:num w:numId="30" w16cid:durableId="1813403559">
-    <w:abstractNumId w:val="27"/>
-  </w:num>
-  <w:num w:numId="31" w16cid:durableId="388119063">
+  <w:num w:numId="38" w16cid:durableId="1463228082">
     <w:abstractNumId w:val="7"/>
   </w:num>
-  <w:num w:numId="32" w16cid:durableId="1098715973">
-    <w:abstractNumId w:val="17"/>
-  </w:num>
-  <w:num w:numId="33" w16cid:durableId="1368985542">
-    <w:abstractNumId w:val="26"/>
-  </w:num>
-  <w:num w:numId="34" w16cid:durableId="1051729754">
-    <w:abstractNumId w:val="32"/>
-  </w:num>
-  <w:num w:numId="35" w16cid:durableId="753816767">
-    <w:abstractNumId w:val="31"/>
+  <w:num w:numId="39" w16cid:durableId="853031109">
+    <w:abstractNumId w:val="27"/>
   </w:num>
   <w:numIdMacAtCleanup w:val="22"/>
 </w:numbering>
@@ -21424,7 +20458,7 @@
     <w:uiPriority w:val="9"/>
     <w:unhideWhenUsed/>
     <w:qFormat/>
-    <w:rsid w:val="00EB3440"/>
+    <w:rsid w:val="006057A3"/>
     <w:pPr>
       <w:keepNext/>
       <w:keepLines/>
@@ -21442,6 +20476,7 @@
       <w:i/>
       <w:smallCaps/>
       <w:color w:val="000000" w:themeColor="text1"/>
+      <w:sz w:val="28"/>
       <w:szCs w:val="28"/>
     </w:rPr>
   </w:style>
@@ -21679,7 +20714,7 @@
     <w:basedOn w:val="Fuentedeprrafopredeter"/>
     <w:link w:val="Ttulo2"/>
     <w:uiPriority w:val="9"/>
-    <w:rsid w:val="00EB3440"/>
+    <w:rsid w:val="006057A3"/>
     <w:rPr>
       <w:rFonts w:ascii="Calibri" w:eastAsiaTheme="majorEastAsia" w:hAnsi="Calibri" w:cstheme="majorBidi"/>
       <w:b/>
@@ -21687,7 +20722,7 @@
       <w:i/>
       <w:smallCaps/>
       <w:color w:val="000000" w:themeColor="text1"/>
-      <w:sz w:val="24"/>
+      <w:sz w:val="28"/>
       <w:szCs w:val="28"/>
     </w:rPr>
   </w:style>
